--- a/static/AcademicCV.docx
+++ b/static/AcademicCV.docx
@@ -2347,7 +2347,7 @@
           <w:szCs w:val="24"/>
           <w:lang w:bidi="fa-IR"/>
         </w:rPr>
-        <w:t>Apr</w:t>
+        <w:t>June</w:t>
       </w:r>
       <w:r>
         <w:rPr>
@@ -2399,7 +2399,7 @@
         <w:rPr>
           <w:rFonts w:ascii="Roboto" w:hAnsi="Roboto"/>
         </w:rPr>
-        <w:t>Apr</w:t>
+        <w:t>June</w:t>
       </w:r>
       <w:r>
         <w:rPr>
@@ -2538,7 +2538,7 @@
         <w:rPr>
           <w:rFonts w:ascii="Roboto" w:hAnsi="Roboto"/>
         </w:rPr>
-        <w:t>Apr</w:t>
+        <w:t>May</w:t>
       </w:r>
       <w:r>
         <w:rPr>
@@ -2657,13 +2657,13 @@
         <w:rPr>
           <w:rFonts w:ascii="Roboto" w:hAnsi="Roboto"/>
         </w:rPr>
-        <w:t>Mar</w:t>
-      </w:r>
-      <w:r>
-        <w:rPr>
-          <w:rFonts w:ascii="Roboto" w:hAnsi="Roboto"/>
-        </w:rPr>
-        <w:t xml:space="preserve"> 202</w:t>
+        <w:t xml:space="preserve">Apr </w:t>
+      </w:r>
+      <w:r>
+        <w:rPr>
+          <w:rFonts w:ascii="Roboto" w:hAnsi="Roboto"/>
+        </w:rPr>
+        <w:t>202</w:t>
       </w:r>
       <w:r>
         <w:rPr>
@@ -2814,26 +2814,20 @@
         </w:rPr>
         <w:tab/>
       </w:r>
-      <w:r>
-        <w:rPr>
-          <w:rFonts w:ascii="Roboto" w:hAnsi="Roboto"/>
-          <w:b/>
-          <w:bCs/>
-          <w:sz w:val="24"/>
-          <w:szCs w:val="24"/>
-        </w:rPr>
-        <w:t xml:space="preserve">Object-Oriented </w:t>
-      </w:r>
-      <w:r>
-        <w:rPr>
-          <w:rFonts w:ascii="Roboto" w:hAnsi="Roboto"/>
-          <w:b/>
-          <w:bCs/>
-          <w:sz w:val="24"/>
-          <w:szCs w:val="24"/>
-        </w:rPr>
-        <w:t>Design</w:t>
-      </w:r>
+      <w:hyperlink r:id="rId14" w:history="1">
+        <w:r>
+          <w:rPr>
+            <w:rStyle w:val="Hyperlink"/>
+            <w:rFonts w:ascii="Roboto" w:hAnsi="Roboto"/>
+            <w:b/>
+            <w:bCs/>
+            <w:sz w:val="24"/>
+            <w:szCs w:val="24"/>
+            <w:u w:val="none"/>
+          </w:rPr>
+          <w:t>Object-Oriented Design</w:t>
+        </w:r>
+      </w:hyperlink>
     </w:p>
     <w:p>
       <w:pPr>
@@ -2887,7 +2881,7 @@
           <w:rFonts w:ascii="Roboto" w:hAnsi="Roboto"/>
           <w:lang w:bidi="fa-IR"/>
         </w:rPr>
-        <w:t>0</w:t>
+        <w:t>95.80</w:t>
       </w:r>
       <w:r>
         <w:rPr>
@@ -2934,7 +2928,7 @@
         </w:rPr>
         <w:tab/>
       </w:r>
-      <w:hyperlink r:id="rId14" w:history="1">
+      <w:hyperlink r:id="rId15" w:history="1">
         <w:r>
           <w:rPr>
             <w:rStyle w:val="Hyperlink"/>
@@ -3035,7 +3029,7 @@
         </w:rPr>
         <w:t xml:space="preserve">      </w:t>
       </w:r>
-      <w:hyperlink r:id="rId15" w:history="1">
+      <w:hyperlink r:id="rId16" w:history="1">
         <w:r>
           <w:rPr>
             <w:rStyle w:val="Hyperlink"/>
@@ -3090,7 +3084,7 @@
         </w:rPr>
         <w:tab/>
       </w:r>
-      <w:hyperlink r:id="rId16" w:history="1">
+      <w:hyperlink r:id="rId17" w:history="1">
         <w:r>
           <w:rPr>
             <w:rStyle w:val="Hyperlink"/>
@@ -3205,7 +3199,7 @@
         </w:rPr>
         <w:tab/>
       </w:r>
-      <w:hyperlink r:id="rId17" w:history="1">
+      <w:hyperlink r:id="rId18" w:history="1">
         <w:r>
           <w:rPr>
             <w:rStyle w:val="Hyperlink"/>
@@ -3301,7 +3295,7 @@
         </w:rPr>
         <w:tab/>
       </w:r>
-      <w:hyperlink r:id="rId18" w:history="1">
+      <w:hyperlink r:id="rId19" w:history="1">
         <w:r>
           <w:rPr>
             <w:rStyle w:val="Hyperlink"/>
@@ -3421,7 +3415,7 @@
         </w:rPr>
         <w:tab/>
       </w:r>
-      <w:hyperlink r:id="rId19" w:history="1">
+      <w:hyperlink r:id="rId20" w:history="1">
         <w:r>
           <w:rPr>
             <w:rStyle w:val="Hyperlink"/>
@@ -3529,7 +3523,7 @@
         </w:rPr>
         <w:tab/>
       </w:r>
-      <w:hyperlink r:id="rId20" w:history="1">
+      <w:hyperlink r:id="rId21" w:history="1">
         <w:r>
           <w:rPr>
             <w:rStyle w:val="Hyperlink"/>
@@ -3764,7 +3758,7 @@
         </w:rPr>
         <w:t xml:space="preserve">Title: </w:t>
       </w:r>
-      <w:hyperlink r:id="rId21" w:history="1">
+      <w:hyperlink r:id="rId22" w:history="1">
         <w:r>
           <w:rPr>
             <w:rStyle w:val="Hyperlink"/>
@@ -3924,7 +3918,7 @@
         </w:rPr>
         <w:t xml:space="preserve">: </w:t>
       </w:r>
-      <w:hyperlink r:id="rId22" w:history="1">
+      <w:hyperlink r:id="rId23" w:history="1">
         <w:r>
           <w:rPr>
             <w:rStyle w:val="Hyperlink"/>
@@ -4176,7 +4170,7 @@
         </w:rPr>
         <w:t xml:space="preserve"> </w:t>
       </w:r>
-      <w:hyperlink r:id="rId23" w:history="1">
+      <w:hyperlink r:id="rId24" w:history="1">
         <w:r>
           <w:rPr>
             <w:rStyle w:val="Hyperlink"/>
@@ -5628,7 +5622,7 @@
           <w:lang w:bidi="fa-IR"/>
         </w:rPr>
       </w:pPr>
-      <w:hyperlink r:id="rId24" w:history="1">
+      <w:hyperlink r:id="rId25" w:history="1">
         <w:r>
           <w:rPr>
             <w:rStyle w:val="Hyperlink"/>
@@ -5750,7 +5744,7 @@
         </w:rPr>
         <w:t xml:space="preserve">Email: </w:t>
       </w:r>
-      <w:hyperlink r:id="rId25" w:history="1">
+      <w:hyperlink r:id="rId26" w:history="1">
         <w:r>
           <w:rPr>
             <w:rStyle w:val="Hyperlink"/>
@@ -5778,7 +5772,7 @@
           <w:lang w:bidi="fa-IR"/>
         </w:rPr>
       </w:pPr>
-      <w:hyperlink r:id="rId26" w:history="1">
+      <w:hyperlink r:id="rId27" w:history="1">
         <w:r>
           <w:rPr>
             <w:rStyle w:val="Hyperlink"/>
@@ -5890,7 +5884,7 @@
         </w:rPr>
         <w:t xml:space="preserve">Email: </w:t>
       </w:r>
-      <w:hyperlink r:id="rId27" w:history="1">
+      <w:hyperlink r:id="rId28" w:history="1">
         <w:r>
           <w:rPr>
             <w:rStyle w:val="Hyperlink"/>
@@ -5920,7 +5914,7 @@
           <w:lang w:bidi="fa-IR"/>
         </w:rPr>
       </w:pPr>
-      <w:hyperlink r:id="rId28" w:history="1">
+      <w:hyperlink r:id="rId29" w:history="1">
         <w:r>
           <w:rPr>
             <w:rStyle w:val="Hyperlink"/>
@@ -6013,7 +6007,7 @@
         </w:rPr>
         <w:t xml:space="preserve"> </w:t>
       </w:r>
-      <w:hyperlink r:id="rId29" w:history="1">
+      <w:hyperlink r:id="rId30" w:history="1">
         <w:r>
           <w:rPr>
             <w:rStyle w:val="Hyperlink"/>

--- a/static/AcademicCV.docx
+++ b/static/AcademicCV.docx
@@ -466,7 +466,31 @@
         <w:rPr>
           <w:rFonts w:ascii="Roboto" w:hAnsi="Roboto"/>
         </w:rPr>
-        <w:t>, Zanjan, Iran</w:t>
+        <w:t>,</w:t>
+      </w:r>
+      <w:r>
+        <w:rPr>
+          <w:rFonts w:ascii="Roboto" w:hAnsi="Roboto"/>
+        </w:rPr>
+        <w:t xml:space="preserve"> </w:t>
+      </w:r>
+      <w:r>
+        <w:rPr>
+          <w:rFonts w:ascii="Roboto" w:hAnsi="Roboto"/>
+        </w:rPr>
+        <w:t>Zanjan,</w:t>
+      </w:r>
+      <w:r>
+        <w:rPr>
+          <w:rFonts w:ascii="Roboto" w:hAnsi="Roboto"/>
+        </w:rPr>
+        <w:t xml:space="preserve"> </w:t>
+      </w:r>
+      <w:r>
+        <w:rPr>
+          <w:rFonts w:ascii="Roboto" w:hAnsi="Roboto"/>
+        </w:rPr>
+        <w:t>Iran</w:t>
       </w:r>
     </w:p>
     <w:p>
@@ -1012,36 +1036,36 @@
           <w:rFonts w:ascii="Roboto" w:hAnsi="Roboto"/>
           <w:b/>
           <w:bCs/>
-          <w:sz w:val="28"/>
-          <w:szCs w:val="28"/>
-        </w:rPr>
-        <w:t>S</w:t>
-      </w:r>
-      <w:r>
-        <w:rPr>
-          <w:rFonts w:ascii="Roboto" w:hAnsi="Roboto"/>
-          <w:sz w:val="24"/>
-          <w:szCs w:val="24"/>
-        </w:rPr>
-        <w:t xml:space="preserve">oftware </w:t>
-      </w:r>
-      <w:r>
-        <w:rPr>
-          <w:rFonts w:ascii="Roboto" w:hAnsi="Roboto"/>
-          <w:b/>
-          <w:bCs/>
-          <w:sz w:val="24"/>
-          <w:szCs w:val="24"/>
-        </w:rPr>
-        <w:t>E</w:t>
-      </w:r>
-      <w:r>
-        <w:rPr>
-          <w:rFonts w:ascii="Roboto" w:hAnsi="Roboto"/>
-          <w:sz w:val="24"/>
-          <w:szCs w:val="24"/>
-        </w:rPr>
-        <w:t>ngineering</w:t>
+          <w:sz w:val="24"/>
+          <w:szCs w:val="24"/>
+        </w:rPr>
+        <w:t>M</w:t>
+      </w:r>
+      <w:r>
+        <w:rPr>
+          <w:rFonts w:ascii="Roboto" w:hAnsi="Roboto"/>
+          <w:sz w:val="24"/>
+          <w:szCs w:val="24"/>
+        </w:rPr>
+        <w:t>achine</w:t>
+      </w:r>
+      <w:r>
+        <w:rPr>
+          <w:rFonts w:ascii="Roboto" w:hAnsi="Roboto"/>
+          <w:b/>
+          <w:bCs/>
+          <w:sz w:val="24"/>
+          <w:szCs w:val="24"/>
+        </w:rPr>
+        <w:t xml:space="preserve"> L</w:t>
+      </w:r>
+      <w:r>
+        <w:rPr>
+          <w:rFonts w:ascii="Roboto" w:hAnsi="Roboto"/>
+          <w:sz w:val="24"/>
+          <w:szCs w:val="24"/>
+        </w:rPr>
+        <w:t>earning</w:t>
       </w:r>
       <w:r>
         <w:rPr>
@@ -2329,472 +2353,22 @@
     </w:p>
     <w:p>
       <w:pPr>
-        <w:tabs>
-          <w:tab w:val="left" w:pos="5280"/>
-        </w:tabs>
         <w:spacing w:line="276" w:lineRule="auto"/>
         <w:rPr>
           <w:rFonts w:ascii="Roboto" w:hAnsi="Roboto"/>
-          <w:sz w:val="32"/>
-          <w:szCs w:val="32"/>
-          <w:lang w:bidi="fa-IR"/>
-        </w:rPr>
-      </w:pPr>
-      <w:r>
-        <w:rPr>
-          <w:rFonts w:ascii="Roboto" w:hAnsi="Roboto"/>
-          <w:sz w:val="24"/>
-          <w:szCs w:val="24"/>
-          <w:lang w:bidi="fa-IR"/>
-        </w:rPr>
-        <w:t>June</w:t>
-      </w:r>
-      <w:r>
-        <w:rPr>
-          <w:rFonts w:ascii="Roboto" w:hAnsi="Roboto"/>
-          <w:sz w:val="24"/>
-          <w:szCs w:val="24"/>
-          <w:lang w:bidi="fa-IR"/>
-        </w:rPr>
-        <w:t xml:space="preserve"> 2022      </w:t>
-      </w:r>
-      <w:r>
-        <w:rPr>
-          <w:rFonts w:ascii="Roboto" w:hAnsi="Roboto"/>
-          <w:b/>
-          <w:bCs/>
-          <w:sz w:val="26"/>
-          <w:szCs w:val="26"/>
-        </w:rPr>
-        <w:t xml:space="preserve">Software Design and Architecture </w:t>
-      </w:r>
-      <w:r>
-        <w:rPr>
-          <w:rFonts w:ascii="Roboto" w:hAnsi="Roboto"/>
-          <w:b/>
-          <w:bCs/>
-          <w:sz w:val="26"/>
-          <w:szCs w:val="26"/>
-        </w:rPr>
-        <w:t>Specialization</w:t>
-      </w:r>
-    </w:p>
-    <w:p>
-      <w:pPr>
-        <w:pStyle w:val="ListParagraph"/>
-        <w:numPr>
-          <w:ilvl w:val="0"/>
-          <w:numId w:val="9"/>
-        </w:numPr>
-        <w:spacing w:line="276" w:lineRule="auto"/>
-        <w:rPr>
-          <w:rFonts w:ascii="Roboto" w:hAnsi="Roboto"/>
-          <w:b/>
-          <w:bCs/>
-          <w:sz w:val="24"/>
-          <w:szCs w:val="24"/>
-        </w:rPr>
-      </w:pPr>
-      <w:r>
-        <w:rPr>
-          <w:rFonts w:ascii="Roboto" w:hAnsi="Roboto"/>
-        </w:rPr>
-        <w:t>June</w:t>
-      </w:r>
-      <w:r>
-        <w:rPr>
-          <w:rFonts w:ascii="Roboto" w:hAnsi="Roboto"/>
-        </w:rPr>
-        <w:t xml:space="preserve"> 2022</w:t>
-      </w:r>
-      <w:r>
-        <w:rPr>
-          <w:rFonts w:ascii="Roboto" w:hAnsi="Roboto"/>
-          <w:b/>
-          <w:bCs/>
-        </w:rPr>
-        <w:t xml:space="preserve"> </w:t>
-      </w:r>
-      <w:r>
-        <w:rPr>
-          <w:rFonts w:ascii="Roboto" w:hAnsi="Roboto"/>
-          <w:b/>
-          <w:bCs/>
-          <w:sz w:val="24"/>
-          <w:szCs w:val="24"/>
-        </w:rPr>
-        <w:tab/>
-      </w:r>
-      <w:r>
-        <w:rPr>
-          <w:rFonts w:ascii="Roboto" w:hAnsi="Roboto"/>
-          <w:b/>
-          <w:bCs/>
-          <w:sz w:val="24"/>
-          <w:szCs w:val="24"/>
-        </w:rPr>
-        <w:t>Service-</w:t>
-      </w:r>
-      <w:r>
-        <w:rPr>
-          <w:rFonts w:ascii="Roboto" w:hAnsi="Roboto"/>
-          <w:b/>
-          <w:bCs/>
-          <w:sz w:val="24"/>
-          <w:szCs w:val="24"/>
-        </w:rPr>
-        <w:t xml:space="preserve">Oriented </w:t>
-      </w:r>
-      <w:r>
-        <w:rPr>
-          <w:rFonts w:ascii="Roboto" w:hAnsi="Roboto"/>
-          <w:b/>
-          <w:bCs/>
-          <w:sz w:val="24"/>
-          <w:szCs w:val="24"/>
-        </w:rPr>
-        <w:t>Architecture</w:t>
-      </w:r>
-    </w:p>
-    <w:p>
-      <w:pPr>
-        <w:pStyle w:val="ListParagraph"/>
-        <w:tabs>
-          <w:tab w:val="left" w:pos="5280"/>
-        </w:tabs>
-        <w:spacing w:line="276" w:lineRule="auto"/>
-        <w:rPr>
-          <w:rFonts w:ascii="Roboto" w:hAnsi="Roboto"/>
-          <w:lang w:bidi="fa-IR"/>
-        </w:rPr>
-      </w:pPr>
-      <w:r>
-        <w:rPr>
-          <w:rFonts w:ascii="Roboto" w:hAnsi="Roboto"/>
-          <w:lang w:bidi="fa-IR"/>
-        </w:rPr>
-        <w:t>Coursera,</w:t>
-      </w:r>
-      <w:r>
-        <w:rPr>
-          <w:rFonts w:ascii="Roboto" w:hAnsi="Roboto"/>
-          <w:lang w:bidi="fa-IR"/>
-        </w:rPr>
-        <w:t xml:space="preserve"> University of </w:t>
-      </w:r>
-      <w:r>
-        <w:rPr>
-          <w:rFonts w:ascii="Roboto" w:hAnsi="Roboto"/>
-          <w:lang w:bidi="fa-IR"/>
-        </w:rPr>
-        <w:t>Alberta</w:t>
-      </w:r>
-      <w:r>
-        <w:rPr>
-          <w:rFonts w:ascii="Roboto" w:hAnsi="Roboto"/>
-          <w:lang w:bidi="fa-IR"/>
-        </w:rPr>
-        <w:t>,</w:t>
-      </w:r>
-      <w:r>
-        <w:rPr>
-          <w:rFonts w:ascii="Roboto" w:hAnsi="Roboto"/>
-          <w:lang w:bidi="fa-IR"/>
-        </w:rPr>
-        <w:t xml:space="preserve"> Grade: </w:t>
-      </w:r>
-      <w:r>
-        <w:rPr>
-          <w:rFonts w:ascii="Roboto" w:hAnsi="Roboto"/>
-          <w:lang w:bidi="fa-IR"/>
-        </w:rPr>
-        <w:t>0</w:t>
-      </w:r>
-      <w:r>
-        <w:rPr>
-          <w:rFonts w:ascii="Roboto" w:hAnsi="Roboto"/>
-          <w:lang w:bidi="fa-IR"/>
-        </w:rPr>
-        <w:t xml:space="preserve"> /100</w:t>
-      </w:r>
-    </w:p>
-    <w:p>
-      <w:pPr>
-        <w:pStyle w:val="ListParagraph"/>
-        <w:numPr>
-          <w:ilvl w:val="0"/>
-          <w:numId w:val="10"/>
-        </w:numPr>
-        <w:spacing w:line="276" w:lineRule="auto"/>
-        <w:rPr>
-          <w:rFonts w:ascii="Roboto" w:hAnsi="Roboto"/>
-          <w:b/>
-          <w:bCs/>
-          <w:sz w:val="24"/>
-          <w:szCs w:val="24"/>
-        </w:rPr>
-      </w:pPr>
-      <w:r>
-        <w:rPr>
-          <w:rFonts w:ascii="Roboto" w:hAnsi="Roboto"/>
-        </w:rPr>
-        <w:t>May</w:t>
-      </w:r>
-      <w:r>
-        <w:rPr>
-          <w:rFonts w:ascii="Roboto" w:hAnsi="Roboto"/>
-        </w:rPr>
-        <w:t xml:space="preserve"> 2022</w:t>
-      </w:r>
-      <w:r>
-        <w:rPr>
-          <w:rFonts w:ascii="Roboto" w:hAnsi="Roboto"/>
-          <w:b/>
-          <w:bCs/>
-        </w:rPr>
-        <w:t xml:space="preserve"> </w:t>
-      </w:r>
-      <w:r>
-        <w:rPr>
-          <w:rFonts w:ascii="Roboto" w:hAnsi="Roboto"/>
-          <w:b/>
-          <w:bCs/>
-          <w:sz w:val="24"/>
-          <w:szCs w:val="24"/>
-        </w:rPr>
-        <w:tab/>
-      </w:r>
-      <w:r>
-        <w:rPr>
-          <w:rFonts w:ascii="Roboto" w:hAnsi="Roboto"/>
-          <w:b/>
-          <w:bCs/>
-          <w:sz w:val="24"/>
-          <w:szCs w:val="24"/>
-        </w:rPr>
-        <w:t>Software Architecture</w:t>
-      </w:r>
-    </w:p>
-    <w:p>
-      <w:pPr>
-        <w:pStyle w:val="ListParagraph"/>
-        <w:tabs>
-          <w:tab w:val="left" w:pos="5280"/>
-        </w:tabs>
-        <w:spacing w:line="276" w:lineRule="auto"/>
-        <w:rPr>
-          <w:rFonts w:ascii="Roboto" w:hAnsi="Roboto"/>
-          <w:lang w:bidi="fa-IR"/>
-        </w:rPr>
-      </w:pPr>
-      <w:r>
-        <w:rPr>
-          <w:rFonts w:ascii="Roboto" w:hAnsi="Roboto"/>
-          <w:lang w:bidi="fa-IR"/>
-        </w:rPr>
-        <w:t>Coursera,</w:t>
-      </w:r>
-      <w:r>
-        <w:rPr>
-          <w:rFonts w:ascii="Roboto" w:hAnsi="Roboto"/>
-          <w:lang w:bidi="fa-IR"/>
-        </w:rPr>
-        <w:t xml:space="preserve"> University of </w:t>
-      </w:r>
-      <w:r>
-        <w:rPr>
-          <w:rFonts w:ascii="Roboto" w:hAnsi="Roboto"/>
-          <w:lang w:bidi="fa-IR"/>
-        </w:rPr>
-        <w:t>Alberta</w:t>
-      </w:r>
-      <w:r>
-        <w:rPr>
-          <w:rFonts w:ascii="Roboto" w:hAnsi="Roboto"/>
-          <w:lang w:bidi="fa-IR"/>
-        </w:rPr>
-        <w:t xml:space="preserve">, </w:t>
-      </w:r>
-      <w:r>
-        <w:rPr>
-          <w:rFonts w:ascii="Roboto" w:hAnsi="Roboto"/>
-          <w:lang w:bidi="fa-IR"/>
-        </w:rPr>
-        <w:t xml:space="preserve">Grade: </w:t>
-      </w:r>
-      <w:r>
-        <w:rPr>
-          <w:rFonts w:ascii="Roboto" w:hAnsi="Roboto"/>
-          <w:lang w:bidi="fa-IR"/>
-        </w:rPr>
-        <w:t>0</w:t>
-      </w:r>
-      <w:r>
-        <w:rPr>
-          <w:rFonts w:ascii="Roboto" w:hAnsi="Roboto"/>
-          <w:lang w:bidi="fa-IR"/>
-        </w:rPr>
-        <w:t xml:space="preserve"> /100</w:t>
-      </w:r>
-    </w:p>
-    <w:p>
-      <w:pPr>
-        <w:pStyle w:val="ListParagraph"/>
-        <w:numPr>
-          <w:ilvl w:val="0"/>
-          <w:numId w:val="10"/>
-        </w:numPr>
-        <w:spacing w:line="276" w:lineRule="auto"/>
-        <w:rPr>
-          <w:rFonts w:ascii="Roboto" w:hAnsi="Roboto"/>
-          <w:b/>
-          <w:bCs/>
-          <w:sz w:val="24"/>
-          <w:szCs w:val="24"/>
-        </w:rPr>
-      </w:pPr>
-      <w:r>
-        <w:rPr>
-          <w:rFonts w:ascii="Roboto" w:hAnsi="Roboto"/>
-        </w:rPr>
-        <w:t xml:space="preserve">Apr </w:t>
-      </w:r>
-      <w:r>
-        <w:rPr>
-          <w:rFonts w:ascii="Roboto" w:hAnsi="Roboto"/>
-        </w:rPr>
-        <w:t>202</w:t>
-      </w:r>
-      <w:r>
-        <w:rPr>
-          <w:rFonts w:ascii="Roboto" w:hAnsi="Roboto"/>
-        </w:rPr>
-        <w:t>2</w:t>
-      </w:r>
-      <w:r>
-        <w:rPr>
-          <w:rFonts w:ascii="Roboto" w:hAnsi="Roboto"/>
-          <w:b/>
-          <w:bCs/>
-        </w:rPr>
-        <w:t xml:space="preserve"> </w:t>
-      </w:r>
-      <w:r>
-        <w:rPr>
-          <w:rFonts w:ascii="Roboto" w:hAnsi="Roboto"/>
-          <w:b/>
-          <w:bCs/>
-          <w:sz w:val="24"/>
-          <w:szCs w:val="24"/>
-        </w:rPr>
-        <w:tab/>
-      </w:r>
-      <w:r>
-        <w:rPr>
-          <w:rFonts w:ascii="Roboto" w:hAnsi="Roboto"/>
-          <w:b/>
-          <w:bCs/>
-          <w:sz w:val="24"/>
-          <w:szCs w:val="24"/>
-        </w:rPr>
-        <w:t>Design Patterns</w:t>
-      </w:r>
-    </w:p>
-    <w:p>
-      <w:pPr>
-        <w:pStyle w:val="ListParagraph"/>
-        <w:tabs>
-          <w:tab w:val="left" w:pos="5280"/>
-        </w:tabs>
-        <w:spacing w:line="276" w:lineRule="auto"/>
-        <w:rPr>
-          <w:rFonts w:ascii="Roboto" w:hAnsi="Roboto"/>
-          <w:lang w:bidi="fa-IR"/>
-        </w:rPr>
-      </w:pPr>
-      <w:r>
-        <w:rPr>
-          <w:rFonts w:ascii="Roboto" w:hAnsi="Roboto"/>
-          <w:lang w:bidi="fa-IR"/>
-        </w:rPr>
-        <w:t>Coursera,</w:t>
-      </w:r>
-      <w:r>
-        <w:rPr>
-          <w:rFonts w:ascii="Roboto" w:hAnsi="Roboto"/>
-          <w:lang w:bidi="fa-IR"/>
-        </w:rPr>
-        <w:t xml:space="preserve"> University of </w:t>
-      </w:r>
-      <w:r>
-        <w:rPr>
-          <w:rFonts w:ascii="Roboto" w:hAnsi="Roboto"/>
-          <w:lang w:bidi="fa-IR"/>
-        </w:rPr>
-        <w:t>Alberta</w:t>
-      </w:r>
-      <w:r>
-        <w:rPr>
-          <w:rFonts w:ascii="Roboto" w:hAnsi="Roboto"/>
-          <w:lang w:bidi="fa-IR"/>
-        </w:rPr>
-        <w:t xml:space="preserve">, </w:t>
-      </w:r>
-      <w:r>
-        <w:rPr>
-          <w:rFonts w:ascii="Roboto" w:hAnsi="Roboto"/>
-          <w:lang w:bidi="fa-IR"/>
-        </w:rPr>
-        <w:t xml:space="preserve">Grade: </w:t>
-      </w:r>
-      <w:r>
-        <w:rPr>
-          <w:rFonts w:ascii="Roboto" w:hAnsi="Roboto"/>
-          <w:lang w:bidi="fa-IR"/>
-        </w:rPr>
-        <w:t>0</w:t>
-      </w:r>
-      <w:r>
-        <w:rPr>
-          <w:rFonts w:ascii="Roboto" w:hAnsi="Roboto"/>
-          <w:lang w:bidi="fa-IR"/>
-        </w:rPr>
-        <w:t>/100</w:t>
-      </w:r>
-    </w:p>
-    <w:p>
-      <w:pPr>
-        <w:pStyle w:val="ListParagraph"/>
-        <w:numPr>
-          <w:ilvl w:val="0"/>
-          <w:numId w:val="10"/>
-        </w:numPr>
-        <w:spacing w:line="276" w:lineRule="auto"/>
-        <w:rPr>
-          <w:rFonts w:ascii="Roboto" w:hAnsi="Roboto"/>
-          <w:b/>
-          <w:bCs/>
-          <w:sz w:val="24"/>
-          <w:szCs w:val="24"/>
-        </w:rPr>
-      </w:pPr>
-      <w:r>
-        <w:rPr>
-          <w:rFonts w:ascii="Roboto" w:hAnsi="Roboto"/>
-        </w:rPr>
-        <w:t>Mar</w:t>
-      </w:r>
-      <w:r>
-        <w:rPr>
-          <w:rFonts w:ascii="Roboto" w:hAnsi="Roboto"/>
-        </w:rPr>
-        <w:t xml:space="preserve"> 202</w:t>
-      </w:r>
-      <w:r>
-        <w:rPr>
-          <w:rFonts w:ascii="Roboto" w:hAnsi="Roboto"/>
-        </w:rPr>
-        <w:t>2</w:t>
+          <w:b/>
+          <w:bCs/>
+          <w:sz w:val="24"/>
+          <w:szCs w:val="24"/>
+        </w:rPr>
+      </w:pPr>
+      <w:r>
+        <w:rPr>
+          <w:rFonts w:ascii="Roboto" w:hAnsi="Roboto"/>
+          <w:sz w:val="24"/>
+          <w:szCs w:val="24"/>
+        </w:rPr>
+        <w:t>Mar 2022</w:t>
       </w:r>
       <w:r>
         <w:rPr>
@@ -2821,8 +2395,8 @@
             <w:rFonts w:ascii="Roboto" w:hAnsi="Roboto"/>
             <w:b/>
             <w:bCs/>
-            <w:sz w:val="24"/>
-            <w:szCs w:val="24"/>
+            <w:sz w:val="26"/>
+            <w:szCs w:val="26"/>
             <w:u w:val="none"/>
           </w:rPr>
           <w:t>Object-Oriented Design</w:t>
@@ -2841,6 +2415,13 @@
           <w:lang w:bidi="fa-IR"/>
         </w:rPr>
       </w:pPr>
+      <w:r>
+        <w:rPr>
+          <w:rFonts w:ascii="Roboto" w:hAnsi="Roboto"/>
+          <w:lang w:bidi="fa-IR"/>
+        </w:rPr>
+        <w:t xml:space="preserve">             </w:t>
+      </w:r>
       <w:r>
         <w:rPr>
           <w:rFonts w:ascii="Roboto" w:hAnsi="Roboto"/>
@@ -3814,7 +3395,6 @@
           <w:szCs w:val="28"/>
           <w:lang w:bidi="fa-IR"/>
         </w:rPr>
-        <w:lastRenderedPageBreak/>
         <w:tab/>
       </w:r>
       <w:r>
@@ -4269,7 +3849,6 @@
           <w:rFonts w:ascii="Roboto" w:hAnsi="Roboto"/>
           <w:sz w:val="24"/>
           <w:szCs w:val="24"/>
-          <w:rtl/>
           <w:lang w:bidi="fa-IR"/>
         </w:rPr>
       </w:pPr>
@@ -4356,7 +3935,7 @@
           <w:szCs w:val="24"/>
           <w:lang w:bidi="fa-IR"/>
         </w:rPr>
-        <w:t>r</w:t>
+        <w:t>R</w:t>
       </w:r>
       <w:r>
         <w:rPr>
@@ -4386,94 +3965,6 @@
           <w:rFonts w:ascii="Roboto" w:hAnsi="Roboto"/>
           <w:b/>
           <w:bCs/>
-          <w:sz w:val="24"/>
-          <w:szCs w:val="24"/>
-          <w:lang w:bidi="fa-IR"/>
-        </w:rPr>
-      </w:pPr>
-      <w:r>
-        <w:rPr>
-          <w:b/>
-          <w:bCs/>
-          <w:noProof/>
-          <w:sz w:val="20"/>
-          <w:szCs w:val="20"/>
-        </w:rPr>
-        <mc:AlternateContent>
-          <mc:Choice Requires="wps">
-            <w:drawing>
-              <wp:anchor distT="0" distB="0" distL="114300" distR="114300" simplePos="0" relativeHeight="251673600" behindDoc="0" locked="0" layoutInCell="1" allowOverlap="1" wp14:anchorId="3D2B7E37" wp14:editId="7769CFBB">
-                <wp:simplePos x="0" y="0"/>
-                <wp:positionH relativeFrom="column">
-                  <wp:posOffset>-342900</wp:posOffset>
-                </wp:positionH>
-                <wp:positionV relativeFrom="paragraph">
-                  <wp:posOffset>137795</wp:posOffset>
-                </wp:positionV>
-                <wp:extent cx="6638290" cy="0"/>
-                <wp:effectExtent l="0" t="0" r="0" b="0"/>
-                <wp:wrapNone/>
-                <wp:docPr id="8" name="Straight Connector 8"/>
-                <wp:cNvGraphicFramePr/>
-                <a:graphic xmlns:a="http://schemas.openxmlformats.org/drawingml/2006/main">
-                  <a:graphicData uri="http://schemas.microsoft.com/office/word/2010/wordprocessingShape">
-                    <wps:wsp>
-                      <wps:cNvCnPr/>
-                      <wps:spPr>
-                        <a:xfrm flipV="1">
-                          <a:off x="0" y="0"/>
-                          <a:ext cx="6638290" cy="0"/>
-                        </a:xfrm>
-                        <a:prstGeom prst="line">
-                          <a:avLst/>
-                        </a:prstGeom>
-                      </wps:spPr>
-                      <wps:style>
-                        <a:lnRef idx="1">
-                          <a:schemeClr val="dk1"/>
-                        </a:lnRef>
-                        <a:fillRef idx="0">
-                          <a:schemeClr val="dk1"/>
-                        </a:fillRef>
-                        <a:effectRef idx="0">
-                          <a:schemeClr val="dk1"/>
-                        </a:effectRef>
-                        <a:fontRef idx="minor">
-                          <a:schemeClr val="tx1"/>
-                        </a:fontRef>
-                      </wps:style>
-                      <wps:bodyPr/>
-                    </wps:wsp>
-                  </a:graphicData>
-                </a:graphic>
-                <wp14:sizeRelH relativeFrom="margin">
-                  <wp14:pctWidth>0</wp14:pctWidth>
-                </wp14:sizeRelH>
-                <wp14:sizeRelV relativeFrom="margin">
-                  <wp14:pctHeight>0</wp14:pctHeight>
-                </wp14:sizeRelV>
-              </wp:anchor>
-            </w:drawing>
-          </mc:Choice>
-          <mc:Fallback>
-            <w:pict>
-              <v:line w14:anchorId="665F8414" id="Straight Connector 8" o:spid="_x0000_s1026" style="position:absolute;flip:y;z-index:251673600;visibility:visible;mso-wrap-style:square;mso-width-percent:0;mso-height-percent:0;mso-wrap-distance-left:9pt;mso-wrap-distance-top:0;mso-wrap-distance-right:9pt;mso-wrap-distance-bottom:0;mso-position-horizontal:absolute;mso-position-horizontal-relative:text;mso-position-vertical:absolute;mso-position-vertical-relative:text;mso-width-percent:0;mso-height-percent:0;mso-width-relative:margin;mso-height-relative:margin" from="-27pt,10.85pt" to="495.7pt,10.85pt" o:gfxdata="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" strokecolor="black [3200]" strokeweight=".5pt">
-                <v:stroke joinstyle="miter"/>
-              </v:line>
-            </w:pict>
-          </mc:Fallback>
-        </mc:AlternateContent>
-      </w:r>
-    </w:p>
-    <w:p>
-      <w:pPr>
-        <w:tabs>
-          <w:tab w:val="left" w:pos="1996"/>
-        </w:tabs>
-        <w:rPr>
-          <w:rFonts w:ascii="Roboto" w:hAnsi="Roboto"/>
-          <w:b/>
-          <w:bCs/>
           <w:sz w:val="28"/>
           <w:szCs w:val="28"/>
           <w:lang w:bidi="fa-IR"/>
@@ -4488,6 +3979,7 @@
           <w:szCs w:val="28"/>
           <w:lang w:bidi="fa-IR"/>
         </w:rPr>
+        <w:lastRenderedPageBreak/>
         <w:t>TECHNICAL SKILLS</w:t>
       </w:r>
     </w:p>
@@ -4590,6 +4082,35 @@
         </w:rPr>
         <w:t>cript</w:t>
       </w:r>
+      <w:r>
+        <w:rPr>
+          <w:rFonts w:ascii="Roboto" w:hAnsi="Roboto"/>
+          <w:sz w:val="24"/>
+          <w:szCs w:val="24"/>
+          <w:lang w:bidi="fa-IR"/>
+        </w:rPr>
+        <w:t xml:space="preserve">, </w:t>
+      </w:r>
+      <w:r>
+        <w:rPr>
+          <w:rFonts w:ascii="Roboto" w:hAnsi="Roboto"/>
+          <w:b/>
+          <w:bCs/>
+          <w:sz w:val="24"/>
+          <w:szCs w:val="24"/>
+          <w:lang w:bidi="fa-IR"/>
+        </w:rPr>
+        <w:t>M</w:t>
+      </w:r>
+      <w:r>
+        <w:rPr>
+          <w:rFonts w:ascii="Roboto" w:hAnsi="Roboto"/>
+          <w:sz w:val="24"/>
+          <w:szCs w:val="24"/>
+          <w:lang w:bidi="fa-IR"/>
+        </w:rPr>
+        <w:t>atlab</w:t>
+      </w:r>
     </w:p>
     <w:p>
       <w:pPr>
@@ -4697,7 +4218,7 @@
           <w:szCs w:val="24"/>
           <w:lang w:bidi="fa-IR"/>
         </w:rPr>
-        <w:t xml:space="preserve">uxt.js </w:t>
+        <w:t>uxt.js</w:t>
       </w:r>
     </w:p>
     <w:p>
@@ -4877,11 +4398,258 @@
       <w:pPr>
         <w:rPr>
           <w:rFonts w:ascii="Roboto" w:hAnsi="Roboto"/>
-          <w:sz w:val="24"/>
-          <w:szCs w:val="24"/>
-          <w:lang w:bidi="fa-IR"/>
-        </w:rPr>
-      </w:pPr>
+          <w:b/>
+          <w:bCs/>
+          <w:lang w:bidi="fa-IR"/>
+        </w:rPr>
+      </w:pPr>
+    </w:p>
+    <w:p>
+      <w:pPr>
+        <w:rPr>
+          <w:rFonts w:ascii="Roboto" w:hAnsi="Roboto"/>
+          <w:b/>
+          <w:bCs/>
+          <w:sz w:val="28"/>
+          <w:szCs w:val="28"/>
+          <w:lang w:bidi="fa-IR"/>
+        </w:rPr>
+      </w:pPr>
+      <w:r>
+        <w:rPr>
+          <w:rFonts w:ascii="Roboto" w:hAnsi="Roboto"/>
+          <w:b/>
+          <w:bCs/>
+          <w:sz w:val="28"/>
+          <w:szCs w:val="28"/>
+          <w:lang w:bidi="fa-IR"/>
+        </w:rPr>
+        <w:t>INTERNSHIP</w:t>
+      </w:r>
+    </w:p>
+    <w:p>
+      <w:pPr>
+        <w:rPr>
+          <w:rFonts w:ascii="Roboto" w:hAnsi="Roboto"/>
+          <w:sz w:val="24"/>
+          <w:szCs w:val="24"/>
+          <w:lang w:bidi="fa-IR"/>
+        </w:rPr>
+      </w:pPr>
+      <w:r>
+        <w:rPr>
+          <w:rFonts w:ascii="Roboto" w:hAnsi="Roboto"/>
+          <w:b/>
+          <w:bCs/>
+          <w:sz w:val="24"/>
+          <w:szCs w:val="24"/>
+          <w:lang w:bidi="fa-IR"/>
+        </w:rPr>
+        <w:t>Intern</w:t>
+      </w:r>
+      <w:r>
+        <w:rPr>
+          <w:rFonts w:ascii="Roboto" w:hAnsi="Roboto"/>
+          <w:b/>
+          <w:bCs/>
+          <w:sz w:val="24"/>
+          <w:szCs w:val="24"/>
+          <w:lang w:bidi="fa-IR"/>
+        </w:rPr>
+        <w:t xml:space="preserve">, </w:t>
+      </w:r>
+      <w:r>
+        <w:rPr>
+          <w:rFonts w:ascii="Roboto" w:hAnsi="Roboto"/>
+          <w:sz w:val="24"/>
+          <w:szCs w:val="24"/>
+          <w:lang w:bidi="fa-IR"/>
+        </w:rPr>
+        <w:t>Sepah Bank</w:t>
+      </w:r>
+      <w:r>
+        <w:rPr>
+          <w:rFonts w:ascii="Roboto" w:hAnsi="Roboto"/>
+          <w:sz w:val="24"/>
+          <w:szCs w:val="24"/>
+          <w:lang w:bidi="fa-IR"/>
+        </w:rPr>
+        <w:t xml:space="preserve">, </w:t>
+      </w:r>
+      <w:r>
+        <w:rPr>
+          <w:rFonts w:ascii="Roboto" w:hAnsi="Roboto"/>
+          <w:sz w:val="24"/>
+          <w:szCs w:val="24"/>
+          <w:lang w:bidi="fa-IR"/>
+        </w:rPr>
+        <w:t>Aug</w:t>
+      </w:r>
+      <w:r>
+        <w:rPr>
+          <w:rFonts w:ascii="Roboto" w:hAnsi="Roboto"/>
+          <w:sz w:val="24"/>
+          <w:szCs w:val="24"/>
+          <w:lang w:bidi="fa-IR"/>
+        </w:rPr>
+        <w:t xml:space="preserve"> 2021</w:t>
+      </w:r>
+    </w:p>
+    <w:p>
+      <w:pPr>
+        <w:pStyle w:val="ListParagraph"/>
+        <w:numPr>
+          <w:ilvl w:val="0"/>
+          <w:numId w:val="5"/>
+        </w:numPr>
+        <w:rPr>
+          <w:rFonts w:ascii="Roboto" w:hAnsi="Roboto"/>
+          <w:lang w:bidi="fa-IR"/>
+        </w:rPr>
+      </w:pPr>
+      <w:r>
+        <w:rPr>
+          <w:rFonts w:ascii="Roboto" w:hAnsi="Roboto"/>
+          <w:b/>
+          <w:bCs/>
+          <w:lang w:bidi="fa-IR"/>
+        </w:rPr>
+        <w:t>Research title:</w:t>
+      </w:r>
+      <w:r>
+        <w:rPr>
+          <w:rFonts w:ascii="Roboto" w:hAnsi="Roboto"/>
+          <w:lang w:bidi="fa-IR"/>
+        </w:rPr>
+        <w:t xml:space="preserve"> </w:t>
+      </w:r>
+      <w:r>
+        <w:rPr>
+          <w:rFonts w:ascii="Roboto" w:hAnsi="Roboto"/>
+          <w:lang w:bidi="fa-IR"/>
+        </w:rPr>
+        <w:t>How to Setting Up Data Center in Banks</w:t>
+      </w:r>
+    </w:p>
+    <w:p>
+      <w:pPr>
+        <w:pStyle w:val="ListParagraph"/>
+        <w:numPr>
+          <w:ilvl w:val="0"/>
+          <w:numId w:val="5"/>
+        </w:numPr>
+        <w:rPr>
+          <w:rFonts w:ascii="Roboto" w:hAnsi="Roboto"/>
+          <w:lang w:bidi="fa-IR"/>
+        </w:rPr>
+      </w:pPr>
+      <w:r>
+        <w:rPr>
+          <w:rFonts w:ascii="Roboto" w:hAnsi="Roboto"/>
+          <w:b/>
+          <w:bCs/>
+          <w:noProof/>
+        </w:rPr>
+        <w:t>Description:</w:t>
+      </w:r>
+      <w:r>
+        <w:rPr>
+          <w:rFonts w:ascii="Roboto" w:hAnsi="Roboto"/>
+          <w:b/>
+          <w:bCs/>
+          <w:noProof/>
+        </w:rPr>
+        <w:t xml:space="preserve"> ?</w:t>
+      </w:r>
+    </w:p>
+    <w:p>
+      <w:pPr>
+        <w:tabs>
+          <w:tab w:val="left" w:pos="3253"/>
+        </w:tabs>
+        <w:spacing w:line="276" w:lineRule="auto"/>
+        <w:rPr>
+          <w:rFonts w:ascii="Roboto" w:hAnsi="Roboto"/>
+          <w:b/>
+          <w:bCs/>
+          <w:sz w:val="28"/>
+          <w:szCs w:val="28"/>
+          <w:lang w:bidi="fa-IR"/>
+        </w:rPr>
+      </w:pPr>
+      <w:r>
+        <w:rPr>
+          <w:b/>
+          <w:bCs/>
+          <w:noProof/>
+          <w:sz w:val="20"/>
+          <w:szCs w:val="20"/>
+        </w:rPr>
+        <mc:AlternateContent>
+          <mc:Choice Requires="wps">
+            <w:drawing>
+              <wp:anchor distT="0" distB="0" distL="114300" distR="114300" simplePos="0" relativeHeight="251675648" behindDoc="0" locked="0" layoutInCell="1" allowOverlap="1" wp14:anchorId="1525D8BE" wp14:editId="60E34163">
+                <wp:simplePos x="0" y="0"/>
+                <wp:positionH relativeFrom="column">
+                  <wp:posOffset>-339090</wp:posOffset>
+                </wp:positionH>
+                <wp:positionV relativeFrom="paragraph">
+                  <wp:posOffset>91440</wp:posOffset>
+                </wp:positionV>
+                <wp:extent cx="6638290" cy="0"/>
+                <wp:effectExtent l="0" t="0" r="0" b="0"/>
+                <wp:wrapNone/>
+                <wp:docPr id="5" name="Straight Connector 5"/>
+                <wp:cNvGraphicFramePr/>
+                <a:graphic xmlns:a="http://schemas.openxmlformats.org/drawingml/2006/main">
+                  <a:graphicData uri="http://schemas.microsoft.com/office/word/2010/wordprocessingShape">
+                    <wps:wsp>
+                      <wps:cNvCnPr/>
+                      <wps:spPr>
+                        <a:xfrm flipV="1">
+                          <a:off x="0" y="0"/>
+                          <a:ext cx="6638290" cy="0"/>
+                        </a:xfrm>
+                        <a:prstGeom prst="line">
+                          <a:avLst/>
+                        </a:prstGeom>
+                      </wps:spPr>
+                      <wps:style>
+                        <a:lnRef idx="1">
+                          <a:schemeClr val="dk1"/>
+                        </a:lnRef>
+                        <a:fillRef idx="0">
+                          <a:schemeClr val="dk1"/>
+                        </a:fillRef>
+                        <a:effectRef idx="0">
+                          <a:schemeClr val="dk1"/>
+                        </a:effectRef>
+                        <a:fontRef idx="minor">
+                          <a:schemeClr val="tx1"/>
+                        </a:fontRef>
+                      </wps:style>
+                      <wps:bodyPr/>
+                    </wps:wsp>
+                  </a:graphicData>
+                </a:graphic>
+                <wp14:sizeRelH relativeFrom="margin">
+                  <wp14:pctWidth>0</wp14:pctWidth>
+                </wp14:sizeRelH>
+                <wp14:sizeRelV relativeFrom="margin">
+                  <wp14:pctHeight>0</wp14:pctHeight>
+                </wp14:sizeRelV>
+              </wp:anchor>
+            </w:drawing>
+          </mc:Choice>
+          <mc:Fallback>
+            <w:pict>
+              <v:line w14:anchorId="18D12590" id="Straight Connector 5" o:spid="_x0000_s1026" style="position:absolute;flip:y;z-index:251675648;visibility:visible;mso-wrap-style:square;mso-width-percent:0;mso-height-percent:0;mso-wrap-distance-left:9pt;mso-wrap-distance-top:0;mso-wrap-distance-right:9pt;mso-wrap-distance-bottom:0;mso-position-horizontal:absolute;mso-position-horizontal-relative:text;mso-position-vertical:absolute;mso-position-vertical-relative:text;mso-width-percent:0;mso-height-percent:0;mso-width-relative:margin;mso-height-relative:margin" from="-26.7pt,7.2pt" to="496pt,7.2pt" o:gfxdata="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" strokecolor="black [3200]" strokeweight=".5pt">
+                <v:stroke joinstyle="miter"/>
+              </v:line>
+            </w:pict>
+          </mc:Fallback>
+        </mc:AlternateContent>
+      </w:r>
     </w:p>
     <w:p>
       <w:pPr>
@@ -5018,124 +4786,57 @@
           <w:szCs w:val="24"/>
           <w:lang w:bidi="fa-IR"/>
         </w:rPr>
-        <w:t>Full Professional Proficiency (</w:t>
-      </w:r>
-      <w:r>
-        <w:rPr>
-          <w:rFonts w:ascii="Roboto" w:hAnsi="Roboto"/>
-          <w:sz w:val="24"/>
-          <w:szCs w:val="24"/>
-          <w:lang w:bidi="fa-IR"/>
-        </w:rPr>
-        <w:t>IELTS</w:t>
-      </w:r>
-      <w:r>
-        <w:rPr>
-          <w:rFonts w:ascii="Roboto" w:hAnsi="Roboto"/>
-          <w:sz w:val="24"/>
-          <w:szCs w:val="24"/>
-          <w:lang w:bidi="fa-IR"/>
-        </w:rPr>
-        <w:t xml:space="preserve"> (6.5):</w:t>
-      </w:r>
-      <w:r>
-        <w:rPr>
-          <w:rFonts w:ascii="Roboto" w:hAnsi="Roboto"/>
-          <w:sz w:val="24"/>
-          <w:szCs w:val="24"/>
-          <w:lang w:bidi="fa-IR"/>
-        </w:rPr>
-        <w:t xml:space="preserve"> Listening (</w:t>
-      </w:r>
-      <w:r>
-        <w:rPr>
-          <w:rFonts w:ascii="Roboto" w:hAnsi="Roboto"/>
-          <w:sz w:val="24"/>
-          <w:szCs w:val="24"/>
-          <w:lang w:bidi="fa-IR"/>
-        </w:rPr>
-        <w:t xml:space="preserve">6.5), </w:t>
-      </w:r>
-      <w:r>
-        <w:rPr>
-          <w:rFonts w:ascii="Roboto" w:hAnsi="Roboto"/>
-          <w:sz w:val="24"/>
-          <w:szCs w:val="24"/>
-          <w:lang w:bidi="fa-IR"/>
-        </w:rPr>
-        <w:t>Reading (</w:t>
-      </w:r>
-      <w:r>
-        <w:rPr>
-          <w:rFonts w:ascii="Roboto" w:hAnsi="Roboto"/>
-          <w:sz w:val="24"/>
-          <w:szCs w:val="24"/>
-          <w:lang w:bidi="fa-IR"/>
-        </w:rPr>
-        <w:t xml:space="preserve">6.5), </w:t>
-      </w:r>
-      <w:r>
-        <w:rPr>
-          <w:rFonts w:ascii="Roboto" w:hAnsi="Roboto"/>
-          <w:sz w:val="24"/>
-          <w:szCs w:val="24"/>
-          <w:lang w:bidi="fa-IR"/>
-        </w:rPr>
-        <w:t>Writing (</w:t>
-      </w:r>
-      <w:r>
-        <w:rPr>
-          <w:rFonts w:ascii="Roboto" w:hAnsi="Roboto"/>
-          <w:sz w:val="24"/>
-          <w:szCs w:val="24"/>
-          <w:lang w:bidi="fa-IR"/>
-        </w:rPr>
-        <w:t>6.5),</w:t>
-      </w:r>
-      <w:r>
-        <w:rPr>
-          <w:rFonts w:ascii="Roboto" w:hAnsi="Roboto"/>
-          <w:sz w:val="24"/>
-          <w:szCs w:val="24"/>
-          <w:lang w:bidi="fa-IR"/>
-        </w:rPr>
-        <w:t xml:space="preserve"> </w:t>
-      </w:r>
-      <w:r>
-        <w:rPr>
-          <w:rFonts w:ascii="Roboto" w:hAnsi="Roboto"/>
-          <w:sz w:val="24"/>
-          <w:szCs w:val="24"/>
-          <w:lang w:bidi="fa-IR"/>
-        </w:rPr>
-        <w:t>Speaking (</w:t>
-      </w:r>
-      <w:r>
-        <w:rPr>
-          <w:rFonts w:ascii="Roboto" w:hAnsi="Roboto"/>
-          <w:sz w:val="24"/>
-          <w:szCs w:val="24"/>
-          <w:lang w:bidi="fa-IR"/>
-        </w:rPr>
-        <w:t>6.5)</w:t>
-      </w:r>
-      <w:r>
-        <w:rPr>
-          <w:rFonts w:ascii="Roboto" w:hAnsi="Roboto"/>
-          <w:sz w:val="24"/>
-          <w:szCs w:val="24"/>
-          <w:lang w:bidi="fa-IR"/>
-        </w:rPr>
-        <w:t>)</w:t>
+        <w:t xml:space="preserve">IELTS exam </w:t>
+      </w:r>
+      <w:r>
+        <w:rPr>
+          <w:rFonts w:ascii="Roboto" w:hAnsi="Roboto"/>
+          <w:sz w:val="24"/>
+          <w:szCs w:val="24"/>
+          <w:lang w:bidi="fa-IR"/>
+        </w:rPr>
+        <w:t>w</w:t>
+      </w:r>
+      <w:r>
+        <w:rPr>
+          <w:rFonts w:ascii="Roboto" w:hAnsi="Roboto"/>
+          <w:sz w:val="24"/>
+          <w:szCs w:val="24"/>
+          <w:lang w:bidi="fa-IR"/>
+        </w:rPr>
+        <w:t xml:space="preserve">ill be taken in </w:t>
+      </w:r>
+      <w:r>
+        <w:rPr>
+          <w:rFonts w:ascii="Roboto" w:hAnsi="Roboto"/>
+          <w:sz w:val="24"/>
+          <w:szCs w:val="24"/>
+          <w:lang w:bidi="fa-IR"/>
+        </w:rPr>
+        <w:t xml:space="preserve">the third </w:t>
+      </w:r>
+      <w:r>
+        <w:rPr>
+          <w:rFonts w:ascii="Roboto" w:hAnsi="Roboto"/>
+          <w:sz w:val="24"/>
+          <w:szCs w:val="24"/>
+          <w:lang w:bidi="fa-IR"/>
+        </w:rPr>
+        <w:t xml:space="preserve">of </w:t>
+      </w:r>
+      <w:r>
+        <w:rPr>
+          <w:rFonts w:ascii="Roboto" w:hAnsi="Roboto"/>
+          <w:sz w:val="24"/>
+          <w:szCs w:val="24"/>
+          <w:lang w:bidi="fa-IR"/>
+        </w:rPr>
+        <w:t>September</w:t>
       </w:r>
     </w:p>
     <w:p>
       <w:pPr>
         <w:pStyle w:val="ListParagraph"/>
-        <w:numPr>
-          <w:ilvl w:val="0"/>
-          <w:numId w:val="4"/>
-        </w:numPr>
         <w:tabs>
           <w:tab w:val="left" w:pos="3253"/>
         </w:tabs>
@@ -5149,60 +4850,7 @@
       </w:pPr>
       <w:r>
         <w:rPr>
-          <w:rFonts w:ascii="Roboto" w:hAnsi="Roboto"/>
-          <w:b/>
-          <w:bCs/>
-          <w:sz w:val="24"/>
-          <w:szCs w:val="24"/>
-          <w:lang w:bidi="fa-IR"/>
-        </w:rPr>
-        <w:t>Turkish</w:t>
-      </w:r>
-      <w:r>
-        <w:rPr>
-          <w:rFonts w:ascii="Roboto" w:hAnsi="Roboto"/>
-          <w:b/>
-          <w:bCs/>
-          <w:sz w:val="24"/>
-          <w:szCs w:val="24"/>
-          <w:lang w:bidi="fa-IR"/>
-        </w:rPr>
-        <w:t>:</w:t>
-      </w:r>
-      <w:r>
-        <w:rPr>
-          <w:rFonts w:ascii="Roboto" w:hAnsi="Roboto"/>
-          <w:b/>
-          <w:bCs/>
-          <w:sz w:val="24"/>
-          <w:szCs w:val="24"/>
-          <w:lang w:bidi="fa-IR"/>
-        </w:rPr>
-        <w:t xml:space="preserve"> </w:t>
-      </w:r>
-      <w:r>
-        <w:rPr>
-          <w:rFonts w:ascii="Roboto" w:hAnsi="Roboto"/>
-          <w:sz w:val="24"/>
-          <w:szCs w:val="24"/>
-          <w:lang w:bidi="fa-IR"/>
-        </w:rPr>
-        <w:t>Native</w:t>
-      </w:r>
-    </w:p>
-    <w:p>
-      <w:pPr>
-        <w:rPr>
-          <w:lang w:bidi="fa-IR"/>
-        </w:rPr>
-      </w:pPr>
-      <w:r>
-        <w:rPr>
-          <w:b/>
-          <w:bCs/>
           <w:noProof/>
-          <w:sz w:val="18"/>
-          <w:szCs w:val="18"/>
         </w:rPr>
         <mc:AlternateContent>
           <mc:Choice Requires="wps">
@@ -5276,311 +4924,6 @@
           <w:rFonts w:ascii="Roboto" w:hAnsi="Roboto"/>
           <w:b/>
           <w:bCs/>
-          <w:sz w:val="28"/>
-          <w:szCs w:val="28"/>
-          <w:lang w:bidi="fa-IR"/>
-        </w:rPr>
-      </w:pPr>
-      <w:r>
-        <w:rPr>
-          <w:rFonts w:ascii="Roboto" w:hAnsi="Roboto"/>
-          <w:b/>
-          <w:bCs/>
-          <w:sz w:val="28"/>
-          <w:szCs w:val="28"/>
-          <w:lang w:bidi="fa-IR"/>
-        </w:rPr>
-        <w:t>INTERNSHIP</w:t>
-      </w:r>
-    </w:p>
-    <w:p>
-      <w:pPr>
-        <w:rPr>
-          <w:rFonts w:ascii="Roboto" w:hAnsi="Roboto"/>
-          <w:sz w:val="24"/>
-          <w:szCs w:val="24"/>
-          <w:lang w:bidi="fa-IR"/>
-        </w:rPr>
-      </w:pPr>
-      <w:r>
-        <w:rPr>
-          <w:rFonts w:ascii="Roboto" w:hAnsi="Roboto"/>
-          <w:b/>
-          <w:bCs/>
-          <w:sz w:val="24"/>
-          <w:szCs w:val="24"/>
-          <w:lang w:bidi="fa-IR"/>
-        </w:rPr>
-        <w:t>Intern</w:t>
-      </w:r>
-      <w:r>
-        <w:rPr>
-          <w:rFonts w:ascii="Roboto" w:hAnsi="Roboto"/>
-          <w:b/>
-          <w:bCs/>
-          <w:sz w:val="24"/>
-          <w:szCs w:val="24"/>
-          <w:lang w:bidi="fa-IR"/>
-        </w:rPr>
-        <w:t xml:space="preserve">, </w:t>
-      </w:r>
-      <w:r>
-        <w:rPr>
-          <w:rFonts w:ascii="Roboto" w:hAnsi="Roboto"/>
-          <w:sz w:val="24"/>
-          <w:szCs w:val="24"/>
-          <w:lang w:bidi="fa-IR"/>
-        </w:rPr>
-        <w:t>Sepah Bank</w:t>
-      </w:r>
-      <w:r>
-        <w:rPr>
-          <w:rFonts w:ascii="Roboto" w:hAnsi="Roboto"/>
-          <w:sz w:val="24"/>
-          <w:szCs w:val="24"/>
-          <w:lang w:bidi="fa-IR"/>
-        </w:rPr>
-        <w:t xml:space="preserve">, </w:t>
-      </w:r>
-      <w:r>
-        <w:rPr>
-          <w:rFonts w:ascii="Roboto" w:hAnsi="Roboto"/>
-          <w:sz w:val="24"/>
-          <w:szCs w:val="24"/>
-          <w:lang w:bidi="fa-IR"/>
-        </w:rPr>
-        <w:t>A</w:t>
-      </w:r>
-      <w:r>
-        <w:rPr>
-          <w:rFonts w:ascii="Roboto" w:hAnsi="Roboto"/>
-          <w:sz w:val="24"/>
-          <w:szCs w:val="24"/>
-          <w:lang w:bidi="fa-IR"/>
-        </w:rPr>
-        <w:t>ugust</w:t>
-      </w:r>
-      <w:r>
-        <w:rPr>
-          <w:rFonts w:ascii="Roboto" w:hAnsi="Roboto"/>
-          <w:sz w:val="24"/>
-          <w:szCs w:val="24"/>
-          <w:lang w:bidi="fa-IR"/>
-        </w:rPr>
-        <w:t xml:space="preserve"> 2021</w:t>
-      </w:r>
-    </w:p>
-    <w:p>
-      <w:pPr>
-        <w:pStyle w:val="ListParagraph"/>
-        <w:numPr>
-          <w:ilvl w:val="0"/>
-          <w:numId w:val="5"/>
-        </w:numPr>
-        <w:rPr>
-          <w:rFonts w:ascii="Roboto" w:hAnsi="Roboto"/>
-          <w:lang w:bidi="fa-IR"/>
-        </w:rPr>
-      </w:pPr>
-      <w:r>
-        <w:rPr>
-          <w:b/>
-          <w:bCs/>
-          <w:noProof/>
-          <w:sz w:val="20"/>
-          <w:szCs w:val="20"/>
-        </w:rPr>
-        <mc:AlternateContent>
-          <mc:Choice Requires="wps">
-            <w:drawing>
-              <wp:anchor distT="0" distB="0" distL="114300" distR="114300" simplePos="0" relativeHeight="251671552" behindDoc="0" locked="0" layoutInCell="1" allowOverlap="1" wp14:anchorId="4548882E" wp14:editId="1F8FAE6E">
-                <wp:simplePos x="0" y="0"/>
-                <wp:positionH relativeFrom="column">
-                  <wp:posOffset>-339090</wp:posOffset>
-                </wp:positionH>
-                <wp:positionV relativeFrom="paragraph">
-                  <wp:posOffset>837507</wp:posOffset>
-                </wp:positionV>
-                <wp:extent cx="6638290" cy="0"/>
-                <wp:effectExtent l="0" t="0" r="0" b="0"/>
-                <wp:wrapNone/>
-                <wp:docPr id="5" name="Straight Connector 5"/>
-                <wp:cNvGraphicFramePr/>
-                <a:graphic xmlns:a="http://schemas.openxmlformats.org/drawingml/2006/main">
-                  <a:graphicData uri="http://schemas.microsoft.com/office/word/2010/wordprocessingShape">
-                    <wps:wsp>
-                      <wps:cNvCnPr/>
-                      <wps:spPr>
-                        <a:xfrm flipV="1">
-                          <a:off x="0" y="0"/>
-                          <a:ext cx="6638290" cy="0"/>
-                        </a:xfrm>
-                        <a:prstGeom prst="line">
-                          <a:avLst/>
-                        </a:prstGeom>
-                      </wps:spPr>
-                      <wps:style>
-                        <a:lnRef idx="1">
-                          <a:schemeClr val="dk1"/>
-                        </a:lnRef>
-                        <a:fillRef idx="0">
-                          <a:schemeClr val="dk1"/>
-                        </a:fillRef>
-                        <a:effectRef idx="0">
-                          <a:schemeClr val="dk1"/>
-                        </a:effectRef>
-                        <a:fontRef idx="minor">
-                          <a:schemeClr val="tx1"/>
-                        </a:fontRef>
-                      </wps:style>
-                      <wps:bodyPr/>
-                    </wps:wsp>
-                  </a:graphicData>
-                </a:graphic>
-                <wp14:sizeRelH relativeFrom="margin">
-                  <wp14:pctWidth>0</wp14:pctWidth>
-                </wp14:sizeRelH>
-                <wp14:sizeRelV relativeFrom="margin">
-                  <wp14:pctHeight>0</wp14:pctHeight>
-                </wp14:sizeRelV>
-              </wp:anchor>
-            </w:drawing>
-          </mc:Choice>
-          <mc:Fallback>
-            <w:pict>
-              <v:line w14:anchorId="12DB0A04" id="Straight Connector 5" o:spid="_x0000_s1026" style="position:absolute;flip:y;z-index:251671552;visibility:visible;mso-wrap-style:square;mso-width-percent:0;mso-height-percent:0;mso-wrap-distance-left:9pt;mso-wrap-distance-top:0;mso-wrap-distance-right:9pt;mso-wrap-distance-bottom:0;mso-position-horizontal:absolute;mso-position-horizontal-relative:text;mso-position-vertical:absolute;mso-position-vertical-relative:text;mso-width-percent:0;mso-height-percent:0;mso-width-relative:margin;mso-height-relative:margin" from="-26.7pt,65.95pt" to="496pt,65.95pt" o:gfxdata="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" strokecolor="black [3200]" strokeweight=".5pt">
-                <v:stroke joinstyle="miter"/>
-              </v:line>
-            </w:pict>
-          </mc:Fallback>
-        </mc:AlternateContent>
-      </w:r>
-      <w:r>
-        <w:rPr>
-          <w:rFonts w:ascii="Roboto" w:hAnsi="Roboto"/>
-          <w:b/>
-          <w:bCs/>
-          <w:lang w:bidi="fa-IR"/>
-        </w:rPr>
-        <w:t>Resear</w:t>
-      </w:r>
-      <w:r>
-        <w:rPr>
-          <w:rFonts w:ascii="Roboto" w:hAnsi="Roboto"/>
-          <w:b/>
-          <w:bCs/>
-          <w:lang w:bidi="fa-IR"/>
-        </w:rPr>
-        <w:t>ch title:</w:t>
-      </w:r>
-      <w:r>
-        <w:rPr>
-          <w:rFonts w:ascii="Roboto" w:hAnsi="Roboto"/>
-          <w:lang w:bidi="fa-IR"/>
-        </w:rPr>
-        <w:t xml:space="preserve"> </w:t>
-      </w:r>
-      <w:r>
-        <w:rPr>
-          <w:rFonts w:ascii="Roboto" w:hAnsi="Roboto"/>
-          <w:lang w:bidi="fa-IR"/>
-        </w:rPr>
-        <w:t xml:space="preserve">How </w:t>
-      </w:r>
-      <w:r>
-        <w:rPr>
-          <w:rFonts w:ascii="Roboto" w:hAnsi="Roboto"/>
-          <w:lang w:bidi="fa-IR"/>
-        </w:rPr>
-        <w:t>to</w:t>
-      </w:r>
-      <w:r>
-        <w:rPr>
-          <w:rFonts w:ascii="Roboto" w:hAnsi="Roboto"/>
-          <w:lang w:bidi="fa-IR"/>
-        </w:rPr>
-        <w:t xml:space="preserve"> Setting Up Data</w:t>
-      </w:r>
-      <w:r>
-        <w:rPr>
-          <w:rFonts w:ascii="Roboto" w:hAnsi="Roboto"/>
-          <w:lang w:bidi="fa-IR"/>
-        </w:rPr>
-        <w:t xml:space="preserve"> </w:t>
-      </w:r>
-      <w:r>
-        <w:rPr>
-          <w:rFonts w:ascii="Roboto" w:hAnsi="Roboto"/>
-          <w:lang w:bidi="fa-IR"/>
-        </w:rPr>
-        <w:t xml:space="preserve">Center </w:t>
-      </w:r>
-      <w:r>
-        <w:rPr>
-          <w:rFonts w:ascii="Roboto" w:hAnsi="Roboto"/>
-          <w:lang w:bidi="fa-IR"/>
-        </w:rPr>
-        <w:t>in</w:t>
-      </w:r>
-      <w:r>
-        <w:rPr>
-          <w:rFonts w:ascii="Roboto" w:hAnsi="Roboto"/>
-          <w:lang w:bidi="fa-IR"/>
-        </w:rPr>
-        <w:t xml:space="preserve"> Bank</w:t>
-      </w:r>
-      <w:r>
-        <w:rPr>
-          <w:rFonts w:ascii="Roboto" w:hAnsi="Roboto"/>
-          <w:lang w:bidi="fa-IR"/>
-        </w:rPr>
-        <w:t>s</w:t>
-      </w:r>
-    </w:p>
-    <w:p>
-      <w:pPr>
-        <w:pStyle w:val="ListParagraph"/>
-        <w:numPr>
-          <w:ilvl w:val="0"/>
-          <w:numId w:val="5"/>
-        </w:numPr>
-        <w:rPr>
-          <w:rFonts w:ascii="Roboto" w:hAnsi="Roboto"/>
-          <w:lang w:bidi="fa-IR"/>
-        </w:rPr>
-      </w:pPr>
-      <w:r>
-        <w:rPr>
-          <w:rFonts w:ascii="Roboto" w:hAnsi="Roboto"/>
-          <w:b/>
-          <w:bCs/>
-          <w:noProof/>
-        </w:rPr>
-        <w:t>Description:</w:t>
-      </w:r>
-      <w:r>
-        <w:rPr>
-          <w:rFonts w:ascii="Roboto" w:hAnsi="Roboto"/>
-          <w:b/>
-          <w:bCs/>
-          <w:noProof/>
-        </w:rPr>
-        <w:t xml:space="preserve"> ?</w:t>
-      </w:r>
-    </w:p>
-    <w:p>
-      <w:pPr>
-        <w:rPr>
-          <w:lang w:bidi="fa-IR"/>
-        </w:rPr>
-      </w:pPr>
-    </w:p>
-    <w:p>
-      <w:pPr>
-        <w:rPr>
-          <w:rFonts w:ascii="Roboto" w:hAnsi="Roboto"/>
-          <w:b/>
-          <w:bCs/>
           <w:noProof/>
         </w:rPr>
       </w:pPr>
@@ -5852,7 +5195,6 @@
           <w:szCs w:val="24"/>
           <w:lang w:bidi="fa-IR"/>
         </w:rPr>
-        <w:lastRenderedPageBreak/>
         <w:t>Phone: (+98) 912</w:t>
       </w:r>
       <w:r>
@@ -5996,6 +5338,26 @@
           <w:szCs w:val="24"/>
           <w:lang w:bidi="fa-IR"/>
         </w:rPr>
+        <w:t>Phone: (+98) 9127403049</w:t>
+      </w:r>
+    </w:p>
+    <w:p>
+      <w:pPr>
+        <w:pStyle w:val="ListParagraph"/>
+        <w:rPr>
+          <w:rFonts w:ascii="Roboto" w:hAnsi="Roboto"/>
+          <w:sz w:val="24"/>
+          <w:szCs w:val="24"/>
+          <w:lang w:bidi="fa-IR"/>
+        </w:rPr>
+      </w:pPr>
+      <w:r>
+        <w:rPr>
+          <w:rFonts w:ascii="Roboto" w:hAnsi="Roboto"/>
+          <w:sz w:val="24"/>
+          <w:szCs w:val="24"/>
+          <w:lang w:bidi="fa-IR"/>
+        </w:rPr>
         <w:t>Email:</w:t>
       </w:r>
       <w:r>
@@ -6022,6 +5384,7 @@
       </w:hyperlink>
     </w:p>
     <w:sectPr>
+      <w:footerReference w:type="default" r:id="rId31"/>
       <w:pgSz w:w="12240" w:h="15840"/>
       <w:pgMar w:top="1440" w:right="1440" w:bottom="1440" w:left="1440" w:header="720" w:footer="720" w:gutter="0"/>
       <w:pgBorders w:offsetFrom="page">
@@ -6062,6 +5425,88 @@
 </w:endnotes>
 </file>
 
+<file path=word/footer1.xml><?xml version="1.0" encoding="utf-8"?>
+<w:ftr xmlns:wpc="http://schemas.microsoft.com/office/word/2010/wordprocessingCanvas" xmlns:cx="http://schemas.microsoft.com/office/drawing/2014/chartex" xmlns:cx1="http://schemas.microsoft.com/office/drawing/2015/9/8/chartex" xmlns:cx2="http://schemas.microsoft.com/office/drawing/2015/10/21/chartex" xmlns:cx3="http://schemas.microsoft.com/office/drawing/2016/5/9/chartex" xmlns:cx4="http://schemas.microsoft.com/office/drawing/2016/5/10/chartex" xmlns:cx5="http://schemas.microsoft.com/office/drawing/2016/5/11/chartex" xmlns:cx6="http://schemas.microsoft.com/office/drawing/2016/5/12/chartex" xmlns:cx7="http://schemas.microsoft.com/office/drawing/2016/5/13/chartex" xmlns:cx8="http://schemas.microsoft.com/office/drawing/2016/5/14/chartex" xmlns:mc="http://schemas.openxmlformats.org/markup-compatibility/2006" xmlns:aink="http://schemas.microsoft.com/office/drawing/2016/ink" xmlns:am3d="http://schemas.microsoft.com/office/drawing/2017/model3d" xmlns:o="urn:schemas-microsoft-com:office:office" xmlns:r="http://schemas.openxmlformats.org/officeDocument/2006/relationships" xmlns:m="http://schemas.openxmlformats.org/officeDocument/2006/math" xmlns:v="urn:schemas-microsoft-com:vml" xmlns:wp14="http://schemas.microsoft.com/office/word/2010/wordprocessingDrawing" xmlns:wp="http://schemas.openxmlformats.org/drawingml/2006/wordprocessingDrawing" xmlns:w10="urn:schemas-microsoft-com:office:word" xmlns:w="http://schemas.openxmlformats.org/wordprocessingml/2006/main" xmlns:w14="http://schemas.microsoft.com/office/word/2010/wordml" xmlns:w15="http://schemas.microsoft.com/office/word/2012/wordml" xmlns:w16cex="http://schemas.microsoft.com/office/word/2018/wordml/cex" xmlns:w16cid="http://schemas.microsoft.com/office/word/2016/wordml/cid" xmlns:w16="http://schemas.microsoft.com/office/word/2018/wordml" xmlns:w16sdtdh="http://schemas.microsoft.com/office/word/2020/wordml/sdtdatahash" xmlns:w16se="http://schemas.microsoft.com/office/word/2015/wordml/symex" xmlns:wpg="http://schemas.microsoft.com/office/word/2010/wordprocessingGroup" xmlns:wpi="http://schemas.microsoft.com/office/word/2010/wordprocessingInk" xmlns:wne="http://schemas.microsoft.com/office/word/2006/wordml" xmlns:wps="http://schemas.microsoft.com/office/word/2010/wordprocessingShape" mc:Ignorable="w14 w15 w16se w16cid w16 w16cex w16sdtdh wp14">
+  <w:sdt>
+    <w:sdtPr>
+      <w:id w:val="2043244344"/>
+      <w:docPartObj>
+        <w:docPartGallery w:val="Page Numbers (Bottom of Page)"/>
+        <w:docPartUnique/>
+      </w:docPartObj>
+    </w:sdtPr>
+    <w:sdtEndPr>
+      <w:rPr>
+        <w:noProof/>
+      </w:rPr>
+    </w:sdtEndPr>
+    <w:sdtContent>
+      <w:p>
+        <w:pPr>
+          <w:pStyle w:val="Footer"/>
+          <w:jc w:val="right"/>
+        </w:pPr>
+        <w:r>
+          <w:t xml:space="preserve">Omid Reza Heidari </w:t>
+        </w:r>
+        <w:r>
+          <w:rPr>
+            <w:rFonts w:ascii="Roboto" w:hAnsi="Roboto"/>
+            <w:b/>
+            <w:bCs/>
+            <w:sz w:val="28"/>
+            <w:szCs w:val="28"/>
+          </w:rPr>
+          <w:t>•</w:t>
+        </w:r>
+        <w:r>
+          <w:rPr>
+            <w:rFonts w:ascii="Roboto" w:hAnsi="Roboto"/>
+            <w:b/>
+            <w:bCs/>
+            <w:sz w:val="28"/>
+            <w:szCs w:val="28"/>
+          </w:rPr>
+          <w:t xml:space="preserve"> </w:t>
+        </w:r>
+        <w:r>
+          <w:fldChar w:fldCharType="begin"/>
+        </w:r>
+        <w:r>
+          <w:instrText xml:space="preserve"> PAGE   \* MERGEFORMAT </w:instrText>
+        </w:r>
+        <w:r>
+          <w:fldChar w:fldCharType="separate"/>
+        </w:r>
+        <w:r>
+          <w:rPr>
+            <w:noProof/>
+          </w:rPr>
+          <w:t>2</w:t>
+        </w:r>
+        <w:r>
+          <w:rPr>
+            <w:noProof/>
+          </w:rPr>
+          <w:fldChar w:fldCharType="end"/>
+        </w:r>
+        <w:r>
+          <w:rPr>
+            <w:noProof/>
+          </w:rPr>
+          <w:t xml:space="preserve"> of 3</w:t>
+        </w:r>
+      </w:p>
+    </w:sdtContent>
+  </w:sdt>
+  <w:p>
+    <w:pPr>
+      <w:pStyle w:val="Footer"/>
+    </w:pPr>
+  </w:p>
+</w:ftr>
+</file>
+
 <file path=word/footnotes.xml><?xml version="1.0" encoding="utf-8"?>
 <w:footnotes xmlns:wpc="http://schemas.microsoft.com/office/word/2010/wordprocessingCanvas" xmlns:cx="http://schemas.microsoft.com/office/drawing/2014/chartex" xmlns:cx1="http://schemas.microsoft.com/office/drawing/2015/9/8/chartex" xmlns:cx2="http://schemas.microsoft.com/office/drawing/2015/10/21/chartex" xmlns:cx3="http://schemas.microsoft.com/office/drawing/2016/5/9/chartex" xmlns:cx4="http://schemas.microsoft.com/office/drawing/2016/5/10/chartex" xmlns:cx5="http://schemas.microsoft.com/office/drawing/2016/5/11/chartex" xmlns:cx6="http://schemas.microsoft.com/office/drawing/2016/5/12/chartex" xmlns:cx7="http://schemas.microsoft.com/office/drawing/2016/5/13/chartex" xmlns:cx8="http://schemas.microsoft.com/office/drawing/2016/5/14/chartex" xmlns:mc="http://schemas.openxmlformats.org/markup-compatibility/2006" xmlns:aink="http://schemas.microsoft.com/office/drawing/2016/ink" xmlns:am3d="http://schemas.microsoft.com/office/drawing/2017/model3d" xmlns:o="urn:schemas-microsoft-com:office:office" xmlns:r="http://schemas.openxmlformats.org/officeDocument/2006/relationships" xmlns:m="http://schemas.openxmlformats.org/officeDocument/2006/math" xmlns:v="urn:schemas-microsoft-com:vml" xmlns:wp14="http://schemas.microsoft.com/office/word/2010/wordprocessingDrawing" xmlns:wp="http://schemas.openxmlformats.org/drawingml/2006/wordprocessingDrawing" xmlns:w10="urn:schemas-microsoft-com:office:word" xmlns:w="http://schemas.openxmlformats.org/wordprocessingml/2006/main" xmlns:w14="http://schemas.microsoft.com/office/word/2010/wordml" xmlns:w15="http://schemas.microsoft.com/office/word/2012/wordml" xmlns:w16cex="http://schemas.microsoft.com/office/word/2018/wordml/cex" xmlns:w16cid="http://schemas.microsoft.com/office/word/2016/wordml/cid" xmlns:w16="http://schemas.microsoft.com/office/word/2018/wordml" xmlns:w16sdtdh="http://schemas.microsoft.com/office/word/2020/wordml/sdtdatahash" xmlns:w16se="http://schemas.microsoft.com/office/word/2015/wordml/symex" xmlns:wpg="http://schemas.microsoft.com/office/word/2010/wordprocessingGroup" xmlns:wpi="http://schemas.microsoft.com/office/word/2010/wordprocessingInk" xmlns:wne="http://schemas.microsoft.com/office/word/2006/wordml" xmlns:wps="http://schemas.microsoft.com/office/word/2010/wordprocessingShape" mc:Ignorable="w14 w15 w16se w16cid w16 w16cex w16sdtdh wp14">
   <w:footnote w:type="separator" w:id="-1">
@@ -7305,37 +6750,37 @@
       </w:rPr>
     </w:lvl>
   </w:abstractNum>
-  <w:num w:numId="1">
+  <w:num w:numId="1" w16cid:durableId="1246039675">
     <w:abstractNumId w:val="1"/>
   </w:num>
-  <w:num w:numId="2">
+  <w:num w:numId="2" w16cid:durableId="1613827720">
     <w:abstractNumId w:val="2"/>
   </w:num>
-  <w:num w:numId="3">
+  <w:num w:numId="3" w16cid:durableId="1372683249">
     <w:abstractNumId w:val="7"/>
   </w:num>
-  <w:num w:numId="4">
+  <w:num w:numId="4" w16cid:durableId="1218515743">
     <w:abstractNumId w:val="10"/>
   </w:num>
-  <w:num w:numId="5">
+  <w:num w:numId="5" w16cid:durableId="813181568">
     <w:abstractNumId w:val="0"/>
   </w:num>
-  <w:num w:numId="6">
+  <w:num w:numId="6" w16cid:durableId="1614442123">
     <w:abstractNumId w:val="3"/>
   </w:num>
-  <w:num w:numId="7">
+  <w:num w:numId="7" w16cid:durableId="972095975">
     <w:abstractNumId w:val="6"/>
   </w:num>
-  <w:num w:numId="8">
+  <w:num w:numId="8" w16cid:durableId="2097549485">
     <w:abstractNumId w:val="8"/>
   </w:num>
-  <w:num w:numId="9">
+  <w:num w:numId="9" w16cid:durableId="1232547508">
     <w:abstractNumId w:val="4"/>
   </w:num>
-  <w:num w:numId="10">
+  <w:num w:numId="10" w16cid:durableId="807741970">
     <w:abstractNumId w:val="9"/>
   </w:num>
-  <w:num w:numId="11">
+  <w:num w:numId="11" w16cid:durableId="1251281186">
     <w:abstractNumId w:val="5"/>
   </w:num>
 </w:numbering>

--- a/static/AcademicCV.docx
+++ b/static/AcademicCV.docx
@@ -1,6 +1,6 @@
 
 <file path=word/document.xml><?xml version="1.0" encoding="utf-8"?>
-<w:document xmlns:wpc="http://schemas.microsoft.com/office/word/2010/wordprocessingCanvas" xmlns:cx="http://schemas.microsoft.com/office/drawing/2014/chartex" xmlns:cx1="http://schemas.microsoft.com/office/drawing/2015/9/8/chartex" xmlns:cx2="http://schemas.microsoft.com/office/drawing/2015/10/21/chartex" xmlns:cx3="http://schemas.microsoft.com/office/drawing/2016/5/9/chartex" xmlns:cx4="http://schemas.microsoft.com/office/drawing/2016/5/10/chartex" xmlns:cx5="http://schemas.microsoft.com/office/drawing/2016/5/11/chartex" xmlns:cx6="http://schemas.microsoft.com/office/drawing/2016/5/12/chartex" xmlns:cx7="http://schemas.microsoft.com/office/drawing/2016/5/13/chartex" xmlns:cx8="http://schemas.microsoft.com/office/drawing/2016/5/14/chartex" xmlns:mc="http://schemas.openxmlformats.org/markup-compatibility/2006" xmlns:aink="http://schemas.microsoft.com/office/drawing/2016/ink" xmlns:am3d="http://schemas.microsoft.com/office/drawing/2017/model3d" xmlns:o="urn:schemas-microsoft-com:office:office" xmlns:r="http://schemas.openxmlformats.org/officeDocument/2006/relationships" xmlns:m="http://schemas.openxmlformats.org/officeDocument/2006/math" xmlns:v="urn:schemas-microsoft-com:vml" xmlns:wp14="http://schemas.microsoft.com/office/word/2010/wordprocessingDrawing" xmlns:wp="http://schemas.openxmlformats.org/drawingml/2006/wordprocessingDrawing" xmlns:w10="urn:schemas-microsoft-com:office:word" xmlns:w="http://schemas.openxmlformats.org/wordprocessingml/2006/main" xmlns:w14="http://schemas.microsoft.com/office/word/2010/wordml" xmlns:w15="http://schemas.microsoft.com/office/word/2012/wordml" xmlns:w16cex="http://schemas.microsoft.com/office/word/2018/wordml/cex" xmlns:w16cid="http://schemas.microsoft.com/office/word/2016/wordml/cid" xmlns:w16="http://schemas.microsoft.com/office/word/2018/wordml" xmlns:w16sdtdh="http://schemas.microsoft.com/office/word/2020/wordml/sdtdatahash" xmlns:w16se="http://schemas.microsoft.com/office/word/2015/wordml/symex" xmlns:wpg="http://schemas.microsoft.com/office/word/2010/wordprocessingGroup" xmlns:wpi="http://schemas.microsoft.com/office/word/2010/wordprocessingInk" xmlns:wne="http://schemas.microsoft.com/office/word/2006/wordml" xmlns:wps="http://schemas.microsoft.com/office/word/2010/wordprocessingShape" mc:Ignorable="w14 w15 w16se w16cid w16 w16cex w16sdtdh wp14">
+<w:document xmlns:wpc="http://schemas.microsoft.com/office/word/2010/wordprocessingCanvas" xmlns:cx="http://schemas.microsoft.com/office/drawing/2014/chartex" xmlns:cx1="http://schemas.microsoft.com/office/drawing/2015/9/8/chartex" xmlns:cx2="http://schemas.microsoft.com/office/drawing/2015/10/21/chartex" xmlns:cx3="http://schemas.microsoft.com/office/drawing/2016/5/9/chartex" xmlns:cx4="http://schemas.microsoft.com/office/drawing/2016/5/10/chartex" xmlns:cx5="http://schemas.microsoft.com/office/drawing/2016/5/11/chartex" xmlns:cx6="http://schemas.microsoft.com/office/drawing/2016/5/12/chartex" xmlns:cx7="http://schemas.microsoft.com/office/drawing/2016/5/13/chartex" xmlns:cx8="http://schemas.microsoft.com/office/drawing/2016/5/14/chartex" xmlns:mc="http://schemas.openxmlformats.org/markup-compatibility/2006" xmlns:aink="http://schemas.microsoft.com/office/drawing/2016/ink" xmlns:am3d="http://schemas.microsoft.com/office/drawing/2017/model3d" xmlns:o="urn:schemas-microsoft-com:office:office" xmlns:oel="http://schemas.microsoft.com/office/2019/extlst" xmlns:r="http://schemas.openxmlformats.org/officeDocument/2006/relationships" xmlns:m="http://schemas.openxmlformats.org/officeDocument/2006/math" xmlns:v="urn:schemas-microsoft-com:vml" xmlns:wp14="http://schemas.microsoft.com/office/word/2010/wordprocessingDrawing" xmlns:wp="http://schemas.openxmlformats.org/drawingml/2006/wordprocessingDrawing" xmlns:w10="urn:schemas-microsoft-com:office:word" xmlns:w="http://schemas.openxmlformats.org/wordprocessingml/2006/main" xmlns:w14="http://schemas.microsoft.com/office/word/2010/wordml" xmlns:w15="http://schemas.microsoft.com/office/word/2012/wordml" xmlns:w16cex="http://schemas.microsoft.com/office/word/2018/wordml/cex" xmlns:w16cid="http://schemas.microsoft.com/office/word/2016/wordml/cid" xmlns:w16="http://schemas.microsoft.com/office/word/2018/wordml" xmlns:w16sdtdh="http://schemas.microsoft.com/office/word/2020/wordml/sdtdatahash" xmlns:w16se="http://schemas.microsoft.com/office/word/2015/wordml/symex" xmlns:wpg="http://schemas.microsoft.com/office/word/2010/wordprocessingGroup" xmlns:wpi="http://schemas.microsoft.com/office/word/2010/wordprocessingInk" xmlns:wne="http://schemas.microsoft.com/office/word/2006/wordml" xmlns:wps="http://schemas.microsoft.com/office/word/2010/wordprocessingShape" mc:Ignorable="w14 w15 w16se w16cid w16 w16cex w16sdtdh wp14">
   <w:body>
     <w:p>
       <w:pPr>
@@ -535,6 +535,69 @@
       <w:r>
         <w:rPr>
           <w:rFonts w:ascii="Roboto" w:hAnsi="Roboto"/>
+          <w:lang w:bidi="fa-IR"/>
+        </w:rPr>
+        <w:t xml:space="preserve">Feb </w:t>
+      </w:r>
+      <w:r>
+        <w:rPr>
+          <w:rFonts w:ascii="Roboto" w:hAnsi="Roboto"/>
+          <w:lang w:bidi="fa-IR"/>
+        </w:rPr>
+        <w:t>202</w:t>
+      </w:r>
+      <w:r>
+        <w:rPr>
+          <w:rFonts w:ascii="Roboto" w:hAnsi="Roboto"/>
+          <w:lang w:bidi="fa-IR"/>
+        </w:rPr>
+        <w:t>2</w:t>
+      </w:r>
+      <w:r>
+        <w:rPr>
+          <w:rFonts w:ascii="Roboto" w:hAnsi="Roboto"/>
+          <w:lang w:bidi="fa-IR"/>
+        </w:rPr>
+        <w:t>-</w:t>
+      </w:r>
+      <w:r>
+        <w:rPr>
+          <w:rFonts w:ascii="Roboto" w:hAnsi="Roboto"/>
+          <w:lang w:bidi="fa-IR"/>
+        </w:rPr>
+        <w:t>Jun</w:t>
+      </w:r>
+      <w:r>
+        <w:rPr>
+          <w:rFonts w:ascii="Roboto" w:hAnsi="Roboto"/>
+          <w:lang w:bidi="fa-IR"/>
+        </w:rPr>
+        <w:t xml:space="preserve"> </w:t>
+      </w:r>
+      <w:r>
+        <w:rPr>
+          <w:rFonts w:ascii="Roboto" w:hAnsi="Roboto"/>
+          <w:lang w:bidi="fa-IR"/>
+        </w:rPr>
+        <w:t>202</w:t>
+      </w:r>
+      <w:r>
+        <w:rPr>
+          <w:rFonts w:ascii="Roboto" w:hAnsi="Roboto"/>
+          <w:lang w:bidi="fa-IR"/>
+        </w:rPr>
+        <w:t>2</w:t>
+      </w:r>
+      <w:r>
+        <w:rPr>
+          <w:rFonts w:ascii="Roboto" w:hAnsi="Roboto"/>
+          <w:lang w:bidi="fa-IR"/>
+        </w:rPr>
+        <w:tab/>
+      </w:r>
+      <w:r>
+        <w:rPr>
+          <w:rFonts w:ascii="Roboto" w:hAnsi="Roboto"/>
           <w:b/>
           <w:bCs/>
           <w:sz w:val="24"/>
@@ -600,14 +663,6 @@
         </w:rPr>
         <w:t>Islamic Azad University</w:t>
       </w:r>
-      <w:r>
-        <w:rPr>
-          <w:rFonts w:ascii="Roboto" w:hAnsi="Roboto"/>
-          <w:sz w:val="24"/>
-          <w:szCs w:val="24"/>
-        </w:rPr>
-        <w:t>, Winter 2022</w:t>
-      </w:r>
     </w:p>
     <w:p>
       <w:pPr>
@@ -668,6 +723,76 @@
           <w:szCs w:val="24"/>
         </w:rPr>
       </w:pPr>
+      <w:r>
+        <w:rPr>
+          <w:rFonts w:ascii="Roboto" w:hAnsi="Roboto"/>
+          <w:lang w:bidi="fa-IR"/>
+        </w:rPr>
+        <w:t xml:space="preserve">Feb </w:t>
+      </w:r>
+      <w:r>
+        <w:rPr>
+          <w:rFonts w:ascii="Roboto" w:hAnsi="Roboto"/>
+          <w:lang w:bidi="fa-IR"/>
+        </w:rPr>
+        <w:t>202</w:t>
+      </w:r>
+      <w:r>
+        <w:rPr>
+          <w:rFonts w:ascii="Roboto" w:hAnsi="Roboto"/>
+          <w:lang w:bidi="fa-IR"/>
+        </w:rPr>
+        <w:t>2</w:t>
+      </w:r>
+      <w:r>
+        <w:rPr>
+          <w:rFonts w:ascii="Roboto" w:hAnsi="Roboto"/>
+          <w:lang w:bidi="fa-IR"/>
+        </w:rPr>
+        <w:t>-</w:t>
+      </w:r>
+      <w:r>
+        <w:rPr>
+          <w:rFonts w:ascii="Roboto" w:hAnsi="Roboto"/>
+          <w:lang w:bidi="fa-IR"/>
+        </w:rPr>
+        <w:t>J</w:t>
+      </w:r>
+      <w:r>
+        <w:rPr>
+          <w:rFonts w:ascii="Roboto" w:hAnsi="Roboto"/>
+          <w:lang w:bidi="fa-IR"/>
+        </w:rPr>
+        <w:t>u</w:t>
+      </w:r>
+      <w:r>
+        <w:rPr>
+          <w:rFonts w:ascii="Roboto" w:hAnsi="Roboto"/>
+          <w:lang w:bidi="fa-IR"/>
+        </w:rPr>
+        <w:t>n</w:t>
+      </w:r>
+      <w:r>
+        <w:rPr>
+          <w:rFonts w:ascii="Roboto" w:hAnsi="Roboto"/>
+          <w:lang w:bidi="fa-IR"/>
+        </w:rPr>
+        <w:t xml:space="preserve"> 202</w:t>
+      </w:r>
+      <w:r>
+        <w:rPr>
+          <w:rFonts w:ascii="Roboto" w:hAnsi="Roboto"/>
+          <w:lang w:bidi="fa-IR"/>
+        </w:rPr>
+        <w:t>2</w:t>
+      </w:r>
+      <w:r>
+        <w:rPr>
+          <w:rFonts w:ascii="Roboto" w:hAnsi="Roboto"/>
+          <w:lang w:bidi="fa-IR"/>
+        </w:rPr>
+        <w:tab/>
+      </w:r>
       <w:r>
         <w:rPr>
           <w:rFonts w:ascii="Roboto" w:hAnsi="Roboto"/>
@@ -706,15 +831,7 @@
           <w:sz w:val="24"/>
           <w:szCs w:val="24"/>
         </w:rPr>
-        <w:t xml:space="preserve">, University of Zanjan, </w:t>
-      </w:r>
-      <w:r>
-        <w:rPr>
-          <w:rFonts w:ascii="Roboto" w:hAnsi="Roboto"/>
-          <w:sz w:val="24"/>
-          <w:szCs w:val="24"/>
-        </w:rPr>
-        <w:t>Winter 2022</w:t>
+        <w:t>, University of Zanjan</w:t>
       </w:r>
     </w:p>
     <w:p>
@@ -779,6 +896,48 @@
       <w:r>
         <w:rPr>
           <w:rFonts w:ascii="Roboto" w:hAnsi="Roboto"/>
+          <w:lang w:bidi="fa-IR"/>
+        </w:rPr>
+        <w:t>Sep</w:t>
+      </w:r>
+      <w:r>
+        <w:rPr>
+          <w:rFonts w:ascii="Roboto" w:hAnsi="Roboto"/>
+          <w:lang w:bidi="fa-IR"/>
+        </w:rPr>
+        <w:t xml:space="preserve"> 2021-</w:t>
+      </w:r>
+      <w:r>
+        <w:rPr>
+          <w:rFonts w:ascii="Roboto" w:hAnsi="Roboto"/>
+          <w:lang w:bidi="fa-IR"/>
+        </w:rPr>
+        <w:t>Jan</w:t>
+      </w:r>
+      <w:r>
+        <w:rPr>
+          <w:rFonts w:ascii="Roboto" w:hAnsi="Roboto"/>
+          <w:lang w:bidi="fa-IR"/>
+        </w:rPr>
+        <w:t xml:space="preserve"> 202</w:t>
+      </w:r>
+      <w:r>
+        <w:rPr>
+          <w:rFonts w:ascii="Roboto" w:hAnsi="Roboto"/>
+          <w:lang w:bidi="fa-IR"/>
+        </w:rPr>
+        <w:t>2</w:t>
+      </w:r>
+      <w:r>
+        <w:rPr>
+          <w:rFonts w:ascii="Roboto" w:hAnsi="Roboto"/>
+          <w:lang w:bidi="fa-IR"/>
+        </w:rPr>
+        <w:tab/>
+      </w:r>
+      <w:r>
+        <w:rPr>
+          <w:rFonts w:ascii="Roboto" w:hAnsi="Roboto"/>
           <w:b/>
           <w:bCs/>
           <w:sz w:val="24"/>
@@ -802,7 +961,7 @@
           <w:sz w:val="24"/>
           <w:szCs w:val="24"/>
         </w:rPr>
-        <w:t>Digital Logic Design, University of Zanjan, Fall 2021</w:t>
+        <w:t>Digital Logic Design, University of Zanjan</w:t>
       </w:r>
     </w:p>
     <w:p>
@@ -924,12 +1083,9 @@
     </w:p>
     <w:p>
       <w:pPr>
-        <w:rPr>
-          <w:rFonts w:ascii="Roboto" w:hAnsi="Roboto"/>
-          <w:b/>
-          <w:bCs/>
-          <w:sz w:val="28"/>
-          <w:szCs w:val="28"/>
+        <w:spacing w:line="276" w:lineRule="auto"/>
+        <w:rPr>
+          <w:rFonts w:ascii="Roboto" w:hAnsi="Roboto"/>
         </w:rPr>
       </w:pPr>
     </w:p>
@@ -1221,7 +1377,6 @@
           <w:szCs w:val="28"/>
           <w:lang w:bidi="fa-IR"/>
         </w:rPr>
-        <w:lastRenderedPageBreak/>
         <w:t>CORE COURSES</w:t>
       </w:r>
     </w:p>
@@ -2312,6 +2467,79 @@
           <w:lang w:bidi="fa-IR"/>
         </w:rPr>
       </w:pPr>
+      <w:r>
+        <w:rPr>
+          <w:b/>
+          <w:bCs/>
+          <w:noProof/>
+          <w:sz w:val="20"/>
+          <w:szCs w:val="20"/>
+        </w:rPr>
+        <mc:AlternateContent>
+          <mc:Choice Requires="wps">
+            <w:drawing>
+              <wp:anchor distT="0" distB="0" distL="114300" distR="114300" simplePos="0" relativeHeight="251677696" behindDoc="0" locked="0" layoutInCell="1" allowOverlap="1" wp14:anchorId="3878A8F8" wp14:editId="607FD77A">
+                <wp:simplePos x="0" y="0"/>
+                <wp:positionH relativeFrom="column">
+                  <wp:posOffset>-328930</wp:posOffset>
+                </wp:positionH>
+                <wp:positionV relativeFrom="paragraph">
+                  <wp:posOffset>46174</wp:posOffset>
+                </wp:positionV>
+                <wp:extent cx="6638290" cy="0"/>
+                <wp:effectExtent l="0" t="0" r="0" b="0"/>
+                <wp:wrapNone/>
+                <wp:docPr id="8" name="Straight Connector 8"/>
+                <wp:cNvGraphicFramePr/>
+                <a:graphic xmlns:a="http://schemas.openxmlformats.org/drawingml/2006/main">
+                  <a:graphicData uri="http://schemas.microsoft.com/office/word/2010/wordprocessingShape">
+                    <wps:wsp>
+                      <wps:cNvCnPr/>
+                      <wps:spPr>
+                        <a:xfrm flipV="1">
+                          <a:off x="0" y="0"/>
+                          <a:ext cx="6638290" cy="0"/>
+                        </a:xfrm>
+                        <a:prstGeom prst="line">
+                          <a:avLst/>
+                        </a:prstGeom>
+                      </wps:spPr>
+                      <wps:style>
+                        <a:lnRef idx="1">
+                          <a:schemeClr val="dk1"/>
+                        </a:lnRef>
+                        <a:fillRef idx="0">
+                          <a:schemeClr val="dk1"/>
+                        </a:fillRef>
+                        <a:effectRef idx="0">
+                          <a:schemeClr val="dk1"/>
+                        </a:effectRef>
+                        <a:fontRef idx="minor">
+                          <a:schemeClr val="tx1"/>
+                        </a:fontRef>
+                      </wps:style>
+                      <wps:bodyPr/>
+                    </wps:wsp>
+                  </a:graphicData>
+                </a:graphic>
+                <wp14:sizeRelH relativeFrom="margin">
+                  <wp14:pctWidth>0</wp14:pctWidth>
+                </wp14:sizeRelH>
+                <wp14:sizeRelV relativeFrom="margin">
+                  <wp14:pctHeight>0</wp14:pctHeight>
+                </wp14:sizeRelV>
+              </wp:anchor>
+            </w:drawing>
+          </mc:Choice>
+          <mc:Fallback>
+            <w:pict>
+              <v:line w14:anchorId="43D37387" id="Straight Connector 8" o:spid="_x0000_s1026" style="position:absolute;flip:y;z-index:251677696;visibility:visible;mso-wrap-style:square;mso-width-percent:0;mso-height-percent:0;mso-wrap-distance-left:9pt;mso-wrap-distance-top:0;mso-wrap-distance-right:9pt;mso-wrap-distance-bottom:0;mso-position-horizontal:absolute;mso-position-horizontal-relative:text;mso-position-vertical:absolute;mso-position-vertical-relative:text;mso-width-percent:0;mso-height-percent:0;mso-width-relative:margin;mso-height-relative:margin" from="-25.9pt,3.65pt" to="496.8pt,3.65pt" o:gfxdata="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" strokecolor="black [3200]" strokeweight=".5pt">
+                <v:stroke joinstyle="miter"/>
+              </v:line>
+            </w:pict>
+          </mc:Fallback>
+        </mc:AlternateContent>
+      </w:r>
     </w:p>
     <w:p>
       <w:pPr>
@@ -2358,6 +2586,89 @@
           <w:rFonts w:ascii="Roboto" w:hAnsi="Roboto"/>
           <w:b/>
           <w:bCs/>
+          <w:sz w:val="26"/>
+          <w:szCs w:val="26"/>
+        </w:rPr>
+      </w:pPr>
+      <w:r>
+        <w:rPr>
+          <w:rFonts w:ascii="Roboto" w:hAnsi="Roboto"/>
+          <w:sz w:val="24"/>
+          <w:szCs w:val="24"/>
+        </w:rPr>
+        <w:t>Apr 2022</w:t>
+      </w:r>
+      <w:r>
+        <w:rPr>
+          <w:rFonts w:ascii="Roboto" w:hAnsi="Roboto"/>
+          <w:sz w:val="24"/>
+          <w:szCs w:val="24"/>
+        </w:rPr>
+        <w:tab/>
+      </w:r>
+      <w:hyperlink r:id="rId14" w:history="1">
+        <w:r>
+          <w:rPr>
+            <w:rStyle w:val="Hyperlink"/>
+            <w:rFonts w:ascii="Roboto" w:hAnsi="Roboto"/>
+            <w:b/>
+            <w:bCs/>
+            <w:sz w:val="26"/>
+            <w:szCs w:val="26"/>
+            <w:u w:val="none"/>
+          </w:rPr>
+          <w:t>Machine Learning with Python</w:t>
+        </w:r>
+      </w:hyperlink>
+    </w:p>
+    <w:p>
+      <w:pPr>
+        <w:pStyle w:val="ListParagraph"/>
+        <w:tabs>
+          <w:tab w:val="left" w:pos="5280"/>
+        </w:tabs>
+        <w:spacing w:line="276" w:lineRule="auto"/>
+        <w:rPr>
+          <w:rFonts w:ascii="Roboto" w:hAnsi="Roboto"/>
+          <w:lang w:bidi="fa-IR"/>
+        </w:rPr>
+      </w:pPr>
+      <w:r>
+        <w:rPr>
+          <w:rFonts w:ascii="Roboto" w:hAnsi="Roboto"/>
+          <w:lang w:bidi="fa-IR"/>
+        </w:rPr>
+        <w:t xml:space="preserve">             Maktabkhoone, </w:t>
+      </w:r>
+      <w:r>
+        <w:rPr>
+          <w:rFonts w:ascii="Roboto" w:hAnsi="Roboto"/>
+          <w:lang w:bidi="fa-IR"/>
+        </w:rPr>
+        <w:t xml:space="preserve">Grade: </w:t>
+      </w:r>
+      <w:r>
+        <w:rPr>
+          <w:rFonts w:ascii="Roboto" w:hAnsi="Roboto"/>
+          <w:lang w:bidi="fa-IR"/>
+        </w:rPr>
+        <w:t>95</w:t>
+      </w:r>
+      <w:r>
+        <w:rPr>
+          <w:rFonts w:ascii="Roboto" w:hAnsi="Roboto"/>
+          <w:lang w:bidi="fa-IR"/>
+        </w:rPr>
+        <w:t>/100</w:t>
+      </w:r>
+    </w:p>
+    <w:p>
+      <w:pPr>
+        <w:spacing w:line="276" w:lineRule="auto"/>
+        <w:rPr>
+          <w:rFonts w:ascii="Roboto" w:hAnsi="Roboto"/>
+          <w:b/>
+          <w:bCs/>
           <w:sz w:val="24"/>
           <w:szCs w:val="24"/>
         </w:rPr>
@@ -2388,7 +2699,7 @@
         </w:rPr>
         <w:tab/>
       </w:r>
-      <w:hyperlink r:id="rId14" w:history="1">
+      <w:hyperlink r:id="rId15" w:history="1">
         <w:r>
           <w:rPr>
             <w:rStyle w:val="Hyperlink"/>
@@ -2415,6 +2726,7 @@
           <w:lang w:bidi="fa-IR"/>
         </w:rPr>
       </w:pPr>
+      <w:bookmarkStart w:id="1" w:name="_Hlk102394567"/>
       <w:r>
         <w:rPr>
           <w:rFonts w:ascii="Roboto" w:hAnsi="Roboto"/>
@@ -2472,6 +2784,7 @@
         <w:t>/100</w:t>
       </w:r>
     </w:p>
+    <w:bookmarkEnd w:id="1"/>
     <w:p>
       <w:pPr>
         <w:spacing w:line="240" w:lineRule="auto"/>
@@ -2509,7 +2822,7 @@
         </w:rPr>
         <w:tab/>
       </w:r>
-      <w:hyperlink r:id="rId15" w:history="1">
+      <w:hyperlink r:id="rId16" w:history="1">
         <w:r>
           <w:rPr>
             <w:rStyle w:val="Hyperlink"/>
@@ -2610,7 +2923,7 @@
         </w:rPr>
         <w:t xml:space="preserve">      </w:t>
       </w:r>
-      <w:hyperlink r:id="rId16" w:history="1">
+      <w:hyperlink r:id="rId17" w:history="1">
         <w:r>
           <w:rPr>
             <w:rStyle w:val="Hyperlink"/>
@@ -2665,7 +2978,7 @@
         </w:rPr>
         <w:tab/>
       </w:r>
-      <w:hyperlink r:id="rId17" w:history="1">
+      <w:hyperlink r:id="rId18" w:history="1">
         <w:r>
           <w:rPr>
             <w:rStyle w:val="Hyperlink"/>
@@ -2780,7 +3093,7 @@
         </w:rPr>
         <w:tab/>
       </w:r>
-      <w:hyperlink r:id="rId18" w:history="1">
+      <w:hyperlink r:id="rId19" w:history="1">
         <w:r>
           <w:rPr>
             <w:rStyle w:val="Hyperlink"/>
@@ -2876,7 +3189,7 @@
         </w:rPr>
         <w:tab/>
       </w:r>
-      <w:hyperlink r:id="rId19" w:history="1">
+      <w:hyperlink r:id="rId20" w:history="1">
         <w:r>
           <w:rPr>
             <w:rStyle w:val="Hyperlink"/>
@@ -2996,7 +3309,7 @@
         </w:rPr>
         <w:tab/>
       </w:r>
-      <w:hyperlink r:id="rId20" w:history="1">
+      <w:hyperlink r:id="rId21" w:history="1">
         <w:r>
           <w:rPr>
             <w:rStyle w:val="Hyperlink"/>
@@ -3104,7 +3417,7 @@
         </w:rPr>
         <w:tab/>
       </w:r>
-      <w:hyperlink r:id="rId21" w:history="1">
+      <w:hyperlink r:id="rId22" w:history="1">
         <w:r>
           <w:rPr>
             <w:rStyle w:val="Hyperlink"/>
@@ -3339,7 +3652,7 @@
         </w:rPr>
         <w:t xml:space="preserve">Title: </w:t>
       </w:r>
-      <w:hyperlink r:id="rId22" w:history="1">
+      <w:hyperlink r:id="rId23" w:history="1">
         <w:r>
           <w:rPr>
             <w:rStyle w:val="Hyperlink"/>
@@ -3434,6 +3747,7 @@
           <w:rFonts w:ascii="Roboto" w:hAnsi="Roboto"/>
           <w:lang w:bidi="fa-IR"/>
         </w:rPr>
+        <w:lastRenderedPageBreak/>
         <w:t>Apr 202</w:t>
       </w:r>
       <w:r>
@@ -3476,7 +3790,7 @@
           <w:rFonts w:ascii="Roboto" w:hAnsi="Roboto"/>
           <w:lang w:bidi="fa-IR"/>
         </w:rPr>
-        <w:t xml:space="preserve"> </w:t>
+        <w:tab/>
       </w:r>
       <w:r>
         <w:rPr>
@@ -3498,7 +3812,7 @@
         </w:rPr>
         <w:t xml:space="preserve">: </w:t>
       </w:r>
-      <w:hyperlink r:id="rId23" w:history="1">
+      <w:hyperlink r:id="rId24" w:history="1">
         <w:r>
           <w:rPr>
             <w:rStyle w:val="Hyperlink"/>
@@ -3721,7 +4035,14 @@
           <w:rFonts w:ascii="Roboto" w:hAnsi="Roboto"/>
           <w:lang w:bidi="fa-IR"/>
         </w:rPr>
-        <w:t xml:space="preserve">Aug 2019 </w:t>
+        <w:t>Aug 2019</w:t>
+      </w:r>
+      <w:r>
+        <w:rPr>
+          <w:rFonts w:ascii="Roboto" w:hAnsi="Roboto"/>
+          <w:lang w:bidi="fa-IR"/>
+        </w:rPr>
+        <w:tab/>
       </w:r>
       <w:r>
         <w:rPr>
@@ -3750,7 +4071,7 @@
         </w:rPr>
         <w:t xml:space="preserve"> </w:t>
       </w:r>
-      <w:hyperlink r:id="rId24" w:history="1">
+      <w:hyperlink r:id="rId25" w:history="1">
         <w:r>
           <w:rPr>
             <w:rStyle w:val="Hyperlink"/>
@@ -3854,6 +4175,79 @@
       </w:pPr>
       <w:r>
         <w:rPr>
+          <w:b/>
+          <w:bCs/>
+          <w:noProof/>
+          <w:sz w:val="20"/>
+          <w:szCs w:val="20"/>
+        </w:rPr>
+        <mc:AlternateContent>
+          <mc:Choice Requires="wps">
+            <w:drawing>
+              <wp:anchor distT="0" distB="0" distL="114300" distR="114300" simplePos="0" relativeHeight="251679744" behindDoc="0" locked="0" layoutInCell="1" allowOverlap="1" wp14:anchorId="134CB454" wp14:editId="1F0DC272">
+                <wp:simplePos x="0" y="0"/>
+                <wp:positionH relativeFrom="column">
+                  <wp:posOffset>-346075</wp:posOffset>
+                </wp:positionH>
+                <wp:positionV relativeFrom="paragraph">
+                  <wp:posOffset>413566</wp:posOffset>
+                </wp:positionV>
+                <wp:extent cx="6638290" cy="0"/>
+                <wp:effectExtent l="0" t="0" r="0" b="0"/>
+                <wp:wrapNone/>
+                <wp:docPr id="9" name="Straight Connector 9"/>
+                <wp:cNvGraphicFramePr/>
+                <a:graphic xmlns:a="http://schemas.openxmlformats.org/drawingml/2006/main">
+                  <a:graphicData uri="http://schemas.microsoft.com/office/word/2010/wordprocessingShape">
+                    <wps:wsp>
+                      <wps:cNvCnPr/>
+                      <wps:spPr>
+                        <a:xfrm flipV="1">
+                          <a:off x="0" y="0"/>
+                          <a:ext cx="6638290" cy="0"/>
+                        </a:xfrm>
+                        <a:prstGeom prst="line">
+                          <a:avLst/>
+                        </a:prstGeom>
+                      </wps:spPr>
+                      <wps:style>
+                        <a:lnRef idx="1">
+                          <a:schemeClr val="dk1"/>
+                        </a:lnRef>
+                        <a:fillRef idx="0">
+                          <a:schemeClr val="dk1"/>
+                        </a:fillRef>
+                        <a:effectRef idx="0">
+                          <a:schemeClr val="dk1"/>
+                        </a:effectRef>
+                        <a:fontRef idx="minor">
+                          <a:schemeClr val="tx1"/>
+                        </a:fontRef>
+                      </wps:style>
+                      <wps:bodyPr/>
+                    </wps:wsp>
+                  </a:graphicData>
+                </a:graphic>
+                <wp14:sizeRelH relativeFrom="margin">
+                  <wp14:pctWidth>0</wp14:pctWidth>
+                </wp14:sizeRelH>
+                <wp14:sizeRelV relativeFrom="margin">
+                  <wp14:pctHeight>0</wp14:pctHeight>
+                </wp14:sizeRelV>
+              </wp:anchor>
+            </w:drawing>
+          </mc:Choice>
+          <mc:Fallback>
+            <w:pict>
+              <v:line w14:anchorId="6EF506B5" id="Straight Connector 9" o:spid="_x0000_s1026" style="position:absolute;flip:y;z-index:251679744;visibility:visible;mso-wrap-style:square;mso-width-percent:0;mso-height-percent:0;mso-wrap-distance-left:9pt;mso-wrap-distance-top:0;mso-wrap-distance-right:9pt;mso-wrap-distance-bottom:0;mso-position-horizontal:absolute;mso-position-horizontal-relative:text;mso-position-vertical:absolute;mso-position-vertical-relative:text;mso-width-percent:0;mso-height-percent:0;mso-width-relative:margin;mso-height-relative:margin" from="-27.25pt,32.55pt" to="495.45pt,32.55pt" o:gfxdata="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" strokecolor="black [3200]" strokeweight=".5pt">
+                <v:stroke joinstyle="miter"/>
+              </v:line>
+            </w:pict>
+          </mc:Fallback>
+        </mc:AlternateContent>
+      </w:r>
+      <w:r>
+        <w:rPr>
           <w:rFonts w:ascii="Roboto" w:hAnsi="Roboto"/>
           <w:b/>
           <w:bCs/>
@@ -3979,7 +4373,6 @@
           <w:szCs w:val="28"/>
           <w:lang w:bidi="fa-IR"/>
         </w:rPr>
-        <w:lastRenderedPageBreak/>
         <w:t>TECHNICAL SKILLS</w:t>
       </w:r>
     </w:p>
@@ -4251,7 +4644,7 @@
         <mc:AlternateContent>
           <mc:Choice Requires="wps">
             <w:drawing>
-              <wp:anchor distT="0" distB="0" distL="114300" distR="114300" simplePos="0" relativeHeight="251667456" behindDoc="0" locked="0" layoutInCell="1" allowOverlap="1" wp14:anchorId="76253802" wp14:editId="34FF6B0B">
+              <wp:anchor distT="0" distB="0" distL="114300" distR="114300" simplePos="0" relativeHeight="251667456" behindDoc="0" locked="0" layoutInCell="1" allowOverlap="1" wp14:anchorId="76253802" wp14:editId="292F73D8">
                 <wp:simplePos x="0" y="0"/>
                 <wp:positionH relativeFrom="column">
                   <wp:posOffset>-344170</wp:posOffset>
@@ -4306,7 +4699,7 @@
           </mc:Choice>
           <mc:Fallback>
             <w:pict>
-              <v:line w14:anchorId="25E1A181" id="Straight Connector 6" o:spid="_x0000_s1026" style="position:absolute;flip:y;z-index:251667456;visibility:visible;mso-wrap-style:square;mso-width-percent:0;mso-height-percent:0;mso-wrap-distance-left:9pt;mso-wrap-distance-top:0;mso-wrap-distance-right:9pt;mso-wrap-distance-bottom:0;mso-position-horizontal:absolute;mso-position-horizontal-relative:text;mso-position-vertical:absolute;mso-position-vertical-relative:text;mso-width-percent:0;mso-height-percent:0;mso-width-relative:margin;mso-height-relative:margin" from="-27.1pt,26.8pt" to="495.6pt,26.8pt" o:gfxdata="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" strokecolor="black [3200]" strokeweight=".5pt">
+              <v:line w14:anchorId="035E2268" id="Straight Connector 6" o:spid="_x0000_s1026" style="position:absolute;flip:y;z-index:251667456;visibility:visible;mso-wrap-style:square;mso-width-percent:0;mso-height-percent:0;mso-wrap-distance-left:9pt;mso-wrap-distance-top:0;mso-wrap-distance-right:9pt;mso-wrap-distance-bottom:0;mso-position-horizontal:absolute;mso-position-horizontal-relative:text;mso-position-vertical:absolute;mso-position-vertical-relative:text;mso-width-percent:0;mso-height-percent:0;mso-width-relative:margin;mso-height-relative:margin" from="-27.1pt,26.8pt" to="495.6pt,26.8pt" o:gfxdata="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" strokecolor="black [3200]" strokeweight=".5pt">
                 <v:stroke joinstyle="miter"/>
               </v:line>
             </w:pict>
@@ -4400,6 +4793,8 @@
           <w:rFonts w:ascii="Roboto" w:hAnsi="Roboto"/>
           <w:b/>
           <w:bCs/>
+          <w:sz w:val="20"/>
+          <w:szCs w:val="20"/>
           <w:lang w:bidi="fa-IR"/>
         </w:rPr>
       </w:pPr>
@@ -4439,6 +4834,41 @@
       <w:r>
         <w:rPr>
           <w:rFonts w:ascii="Roboto" w:hAnsi="Roboto"/>
+          <w:lang w:bidi="fa-IR"/>
+        </w:rPr>
+        <w:t xml:space="preserve">Aug </w:t>
+      </w:r>
+      <w:r>
+        <w:rPr>
+          <w:rFonts w:ascii="Roboto" w:hAnsi="Roboto"/>
+          <w:lang w:bidi="fa-IR"/>
+        </w:rPr>
+        <w:t>2021</w:t>
+      </w:r>
+      <w:r>
+        <w:rPr>
+          <w:rFonts w:ascii="Roboto" w:hAnsi="Roboto"/>
+          <w:lang w:bidi="fa-IR"/>
+        </w:rPr>
+        <w:t>-</w:t>
+      </w:r>
+      <w:r>
+        <w:rPr>
+          <w:rFonts w:ascii="Roboto" w:hAnsi="Roboto"/>
+          <w:lang w:bidi="fa-IR"/>
+        </w:rPr>
+        <w:t>Oct 202</w:t>
+      </w:r>
+      <w:r>
+        <w:rPr>
+          <w:rFonts w:ascii="Roboto" w:hAnsi="Roboto"/>
+          <w:lang w:bidi="fa-IR"/>
+        </w:rPr>
+        <w:t xml:space="preserve">1 </w:t>
+      </w:r>
+      <w:r>
+        <w:rPr>
+          <w:rFonts w:ascii="Roboto" w:hAnsi="Roboto"/>
           <w:b/>
           <w:bCs/>
           <w:sz w:val="24"/>
@@ -4474,25 +4904,7 @@
           <w:szCs w:val="24"/>
           <w:lang w:bidi="fa-IR"/>
         </w:rPr>
-        <w:t xml:space="preserve">, </w:t>
-      </w:r>
-      <w:r>
-        <w:rPr>
-          <w:rFonts w:ascii="Roboto" w:hAnsi="Roboto"/>
-          <w:sz w:val="24"/>
-          <w:szCs w:val="24"/>
-          <w:lang w:bidi="fa-IR"/>
-        </w:rPr>
-        <w:t>Aug</w:t>
-      </w:r>
-      <w:r>
-        <w:rPr>
-          <w:rFonts w:ascii="Roboto" w:hAnsi="Roboto"/>
-          <w:sz w:val="24"/>
-          <w:szCs w:val="24"/>
-          <w:lang w:bidi="fa-IR"/>
-        </w:rPr>
-        <w:t xml:space="preserve"> 2021</w:t>
+        <w:t>,</w:t>
       </w:r>
     </w:p>
     <w:p>
@@ -4559,7 +4971,14 @@
           <w:bCs/>
           <w:noProof/>
         </w:rPr>
-        <w:t xml:space="preserve"> ?</w:t>
+        <w:t xml:space="preserve"> </w:t>
+      </w:r>
+      <w:r>
+        <w:rPr>
+          <w:rFonts w:ascii="Roboto" w:hAnsi="Roboto"/>
+          <w:noProof/>
+        </w:rPr>
+        <w:t>During the apprenticeship, I have learned about physical attributes, setting up, and maintaining data centers in banks.</w:t>
       </w:r>
     </w:p>
     <w:p>
@@ -4813,7 +5232,35 @@
           <w:szCs w:val="24"/>
           <w:lang w:bidi="fa-IR"/>
         </w:rPr>
-        <w:t xml:space="preserve">the third </w:t>
+        <w:t xml:space="preserve">the </w:t>
+      </w:r>
+      <w:r>
+        <w:rPr>
+          <w:rFonts w:ascii="Roboto" w:hAnsi="Roboto"/>
+          <w:sz w:val="24"/>
+          <w:szCs w:val="24"/>
+          <w:lang w:bidi="fa-IR"/>
+        </w:rPr>
+        <w:t>3</w:t>
+      </w:r>
+      <w:r>
+        <w:rPr>
+          <w:rFonts w:ascii="Roboto" w:hAnsi="Roboto"/>
+          <w:sz w:val="24"/>
+          <w:szCs w:val="24"/>
+          <w:vertAlign w:val="superscript"/>
+          <w:lang w:bidi="fa-IR"/>
+        </w:rPr>
+        <w:t>rd</w:t>
+      </w:r>
+      <w:r>
+        <w:rPr>
+          <w:rFonts w:ascii="Roboto" w:hAnsi="Roboto"/>
+          <w:sz w:val="24"/>
+          <w:szCs w:val="24"/>
+          <w:lang w:bidi="fa-IR"/>
+        </w:rPr>
+        <w:t xml:space="preserve"> </w:t>
       </w:r>
       <w:r>
         <w:rPr>
@@ -4924,16 +5371,6 @@
           <w:rFonts w:ascii="Roboto" w:hAnsi="Roboto"/>
           <w:b/>
           <w:bCs/>
-          <w:noProof/>
-        </w:rPr>
-      </w:pPr>
-    </w:p>
-    <w:p>
-      <w:pPr>
-        <w:rPr>
-          <w:rFonts w:ascii="Roboto" w:hAnsi="Roboto"/>
-          <w:b/>
-          <w:bCs/>
           <w:sz w:val="28"/>
           <w:szCs w:val="28"/>
           <w:lang w:bidi="fa-IR"/>
@@ -4965,7 +5402,7 @@
           <w:lang w:bidi="fa-IR"/>
         </w:rPr>
       </w:pPr>
-      <w:hyperlink r:id="rId25" w:history="1">
+      <w:hyperlink r:id="rId26" w:history="1">
         <w:r>
           <w:rPr>
             <w:rStyle w:val="Hyperlink"/>
@@ -5087,7 +5524,7 @@
         </w:rPr>
         <w:t xml:space="preserve">Email: </w:t>
       </w:r>
-      <w:hyperlink r:id="rId26" w:history="1">
+      <w:hyperlink r:id="rId27" w:history="1">
         <w:r>
           <w:rPr>
             <w:rStyle w:val="Hyperlink"/>
@@ -5115,7 +5552,7 @@
           <w:lang w:bidi="fa-IR"/>
         </w:rPr>
       </w:pPr>
-      <w:hyperlink r:id="rId27" w:history="1">
+      <w:hyperlink r:id="rId28" w:history="1">
         <w:r>
           <w:rPr>
             <w:rStyle w:val="Hyperlink"/>
@@ -5226,7 +5663,7 @@
         </w:rPr>
         <w:t xml:space="preserve">Email: </w:t>
       </w:r>
-      <w:hyperlink r:id="rId28" w:history="1">
+      <w:hyperlink r:id="rId29" w:history="1">
         <w:r>
           <w:rPr>
             <w:rStyle w:val="Hyperlink"/>
@@ -5256,7 +5693,7 @@
           <w:lang w:bidi="fa-IR"/>
         </w:rPr>
       </w:pPr>
-      <w:hyperlink r:id="rId29" w:history="1">
+      <w:hyperlink r:id="rId30" w:history="1">
         <w:r>
           <w:rPr>
             <w:rStyle w:val="Hyperlink"/>
@@ -5369,7 +5806,7 @@
         </w:rPr>
         <w:t xml:space="preserve"> </w:t>
       </w:r>
-      <w:hyperlink r:id="rId30" w:history="1">
+      <w:hyperlink r:id="rId31" w:history="1">
         <w:r>
           <w:rPr>
             <w:rStyle w:val="Hyperlink"/>
@@ -5384,7 +5821,7 @@
       </w:hyperlink>
     </w:p>
     <w:sectPr>
-      <w:footerReference w:type="default" r:id="rId31"/>
+      <w:footerReference w:type="default" r:id="rId32"/>
       <w:pgSz w:w="12240" w:h="15840"/>
       <w:pgMar w:top="1440" w:right="1440" w:bottom="1440" w:left="1440" w:header="720" w:footer="720" w:gutter="0"/>
       <w:pgBorders w:offsetFrom="page">
@@ -5401,7 +5838,7 @@
 </file>
 
 <file path=word/endnotes.xml><?xml version="1.0" encoding="utf-8"?>
-<w:endnotes xmlns:wpc="http://schemas.microsoft.com/office/word/2010/wordprocessingCanvas" xmlns:cx="http://schemas.microsoft.com/office/drawing/2014/chartex" xmlns:cx1="http://schemas.microsoft.com/office/drawing/2015/9/8/chartex" xmlns:cx2="http://schemas.microsoft.com/office/drawing/2015/10/21/chartex" xmlns:cx3="http://schemas.microsoft.com/office/drawing/2016/5/9/chartex" xmlns:cx4="http://schemas.microsoft.com/office/drawing/2016/5/10/chartex" xmlns:cx5="http://schemas.microsoft.com/office/drawing/2016/5/11/chartex" xmlns:cx6="http://schemas.microsoft.com/office/drawing/2016/5/12/chartex" xmlns:cx7="http://schemas.microsoft.com/office/drawing/2016/5/13/chartex" xmlns:cx8="http://schemas.microsoft.com/office/drawing/2016/5/14/chartex" xmlns:mc="http://schemas.openxmlformats.org/markup-compatibility/2006" xmlns:aink="http://schemas.microsoft.com/office/drawing/2016/ink" xmlns:am3d="http://schemas.microsoft.com/office/drawing/2017/model3d" xmlns:o="urn:schemas-microsoft-com:office:office" xmlns:r="http://schemas.openxmlformats.org/officeDocument/2006/relationships" xmlns:m="http://schemas.openxmlformats.org/officeDocument/2006/math" xmlns:v="urn:schemas-microsoft-com:vml" xmlns:wp14="http://schemas.microsoft.com/office/word/2010/wordprocessingDrawing" xmlns:wp="http://schemas.openxmlformats.org/drawingml/2006/wordprocessingDrawing" xmlns:w10="urn:schemas-microsoft-com:office:word" xmlns:w="http://schemas.openxmlformats.org/wordprocessingml/2006/main" xmlns:w14="http://schemas.microsoft.com/office/word/2010/wordml" xmlns:w15="http://schemas.microsoft.com/office/word/2012/wordml" xmlns:w16cex="http://schemas.microsoft.com/office/word/2018/wordml/cex" xmlns:w16cid="http://schemas.microsoft.com/office/word/2016/wordml/cid" xmlns:w16="http://schemas.microsoft.com/office/word/2018/wordml" xmlns:w16sdtdh="http://schemas.microsoft.com/office/word/2020/wordml/sdtdatahash" xmlns:w16se="http://schemas.microsoft.com/office/word/2015/wordml/symex" xmlns:wpg="http://schemas.microsoft.com/office/word/2010/wordprocessingGroup" xmlns:wpi="http://schemas.microsoft.com/office/word/2010/wordprocessingInk" xmlns:wne="http://schemas.microsoft.com/office/word/2006/wordml" xmlns:wps="http://schemas.microsoft.com/office/word/2010/wordprocessingShape" mc:Ignorable="w14 w15 w16se w16cid w16 w16cex w16sdtdh wp14">
+<w:endnotes xmlns:wpc="http://schemas.microsoft.com/office/word/2010/wordprocessingCanvas" xmlns:cx="http://schemas.microsoft.com/office/drawing/2014/chartex" xmlns:cx1="http://schemas.microsoft.com/office/drawing/2015/9/8/chartex" xmlns:cx2="http://schemas.microsoft.com/office/drawing/2015/10/21/chartex" xmlns:cx3="http://schemas.microsoft.com/office/drawing/2016/5/9/chartex" xmlns:cx4="http://schemas.microsoft.com/office/drawing/2016/5/10/chartex" xmlns:cx5="http://schemas.microsoft.com/office/drawing/2016/5/11/chartex" xmlns:cx6="http://schemas.microsoft.com/office/drawing/2016/5/12/chartex" xmlns:cx7="http://schemas.microsoft.com/office/drawing/2016/5/13/chartex" xmlns:cx8="http://schemas.microsoft.com/office/drawing/2016/5/14/chartex" xmlns:mc="http://schemas.openxmlformats.org/markup-compatibility/2006" xmlns:aink="http://schemas.microsoft.com/office/drawing/2016/ink" xmlns:am3d="http://schemas.microsoft.com/office/drawing/2017/model3d" xmlns:o="urn:schemas-microsoft-com:office:office" xmlns:oel="http://schemas.microsoft.com/office/2019/extlst" xmlns:r="http://schemas.openxmlformats.org/officeDocument/2006/relationships" xmlns:m="http://schemas.openxmlformats.org/officeDocument/2006/math" xmlns:v="urn:schemas-microsoft-com:vml" xmlns:wp14="http://schemas.microsoft.com/office/word/2010/wordprocessingDrawing" xmlns:wp="http://schemas.openxmlformats.org/drawingml/2006/wordprocessingDrawing" xmlns:w10="urn:schemas-microsoft-com:office:word" xmlns:w="http://schemas.openxmlformats.org/wordprocessingml/2006/main" xmlns:w14="http://schemas.microsoft.com/office/word/2010/wordml" xmlns:w15="http://schemas.microsoft.com/office/word/2012/wordml" xmlns:w16cex="http://schemas.microsoft.com/office/word/2018/wordml/cex" xmlns:w16cid="http://schemas.microsoft.com/office/word/2016/wordml/cid" xmlns:w16="http://schemas.microsoft.com/office/word/2018/wordml" xmlns:w16sdtdh="http://schemas.microsoft.com/office/word/2020/wordml/sdtdatahash" xmlns:w16se="http://schemas.microsoft.com/office/word/2015/wordml/symex" xmlns:wpg="http://schemas.microsoft.com/office/word/2010/wordprocessingGroup" xmlns:wpi="http://schemas.microsoft.com/office/word/2010/wordprocessingInk" xmlns:wne="http://schemas.microsoft.com/office/word/2006/wordml" xmlns:wps="http://schemas.microsoft.com/office/word/2010/wordprocessingShape" mc:Ignorable="w14 w15 w16se w16cid w16 w16cex w16sdtdh wp14">
   <w:endnote w:type="separator" w:id="-1">
     <w:p>
       <w:pPr>
@@ -5426,7 +5863,7 @@
 </file>
 
 <file path=word/footer1.xml><?xml version="1.0" encoding="utf-8"?>
-<w:ftr xmlns:wpc="http://schemas.microsoft.com/office/word/2010/wordprocessingCanvas" xmlns:cx="http://schemas.microsoft.com/office/drawing/2014/chartex" xmlns:cx1="http://schemas.microsoft.com/office/drawing/2015/9/8/chartex" xmlns:cx2="http://schemas.microsoft.com/office/drawing/2015/10/21/chartex" xmlns:cx3="http://schemas.microsoft.com/office/drawing/2016/5/9/chartex" xmlns:cx4="http://schemas.microsoft.com/office/drawing/2016/5/10/chartex" xmlns:cx5="http://schemas.microsoft.com/office/drawing/2016/5/11/chartex" xmlns:cx6="http://schemas.microsoft.com/office/drawing/2016/5/12/chartex" xmlns:cx7="http://schemas.microsoft.com/office/drawing/2016/5/13/chartex" xmlns:cx8="http://schemas.microsoft.com/office/drawing/2016/5/14/chartex" xmlns:mc="http://schemas.openxmlformats.org/markup-compatibility/2006" xmlns:aink="http://schemas.microsoft.com/office/drawing/2016/ink" xmlns:am3d="http://schemas.microsoft.com/office/drawing/2017/model3d" xmlns:o="urn:schemas-microsoft-com:office:office" xmlns:r="http://schemas.openxmlformats.org/officeDocument/2006/relationships" xmlns:m="http://schemas.openxmlformats.org/officeDocument/2006/math" xmlns:v="urn:schemas-microsoft-com:vml" xmlns:wp14="http://schemas.microsoft.com/office/word/2010/wordprocessingDrawing" xmlns:wp="http://schemas.openxmlformats.org/drawingml/2006/wordprocessingDrawing" xmlns:w10="urn:schemas-microsoft-com:office:word" xmlns:w="http://schemas.openxmlformats.org/wordprocessingml/2006/main" xmlns:w14="http://schemas.microsoft.com/office/word/2010/wordml" xmlns:w15="http://schemas.microsoft.com/office/word/2012/wordml" xmlns:w16cex="http://schemas.microsoft.com/office/word/2018/wordml/cex" xmlns:w16cid="http://schemas.microsoft.com/office/word/2016/wordml/cid" xmlns:w16="http://schemas.microsoft.com/office/word/2018/wordml" xmlns:w16sdtdh="http://schemas.microsoft.com/office/word/2020/wordml/sdtdatahash" xmlns:w16se="http://schemas.microsoft.com/office/word/2015/wordml/symex" xmlns:wpg="http://schemas.microsoft.com/office/word/2010/wordprocessingGroup" xmlns:wpi="http://schemas.microsoft.com/office/word/2010/wordprocessingInk" xmlns:wne="http://schemas.microsoft.com/office/word/2006/wordml" xmlns:wps="http://schemas.microsoft.com/office/word/2010/wordprocessingShape" mc:Ignorable="w14 w15 w16se w16cid w16 w16cex w16sdtdh wp14">
+<w:ftr xmlns:wpc="http://schemas.microsoft.com/office/word/2010/wordprocessingCanvas" xmlns:cx="http://schemas.microsoft.com/office/drawing/2014/chartex" xmlns:cx1="http://schemas.microsoft.com/office/drawing/2015/9/8/chartex" xmlns:cx2="http://schemas.microsoft.com/office/drawing/2015/10/21/chartex" xmlns:cx3="http://schemas.microsoft.com/office/drawing/2016/5/9/chartex" xmlns:cx4="http://schemas.microsoft.com/office/drawing/2016/5/10/chartex" xmlns:cx5="http://schemas.microsoft.com/office/drawing/2016/5/11/chartex" xmlns:cx6="http://schemas.microsoft.com/office/drawing/2016/5/12/chartex" xmlns:cx7="http://schemas.microsoft.com/office/drawing/2016/5/13/chartex" xmlns:cx8="http://schemas.microsoft.com/office/drawing/2016/5/14/chartex" xmlns:mc="http://schemas.openxmlformats.org/markup-compatibility/2006" xmlns:aink="http://schemas.microsoft.com/office/drawing/2016/ink" xmlns:am3d="http://schemas.microsoft.com/office/drawing/2017/model3d" xmlns:o="urn:schemas-microsoft-com:office:office" xmlns:oel="http://schemas.microsoft.com/office/2019/extlst" xmlns:r="http://schemas.openxmlformats.org/officeDocument/2006/relationships" xmlns:m="http://schemas.openxmlformats.org/officeDocument/2006/math" xmlns:v="urn:schemas-microsoft-com:vml" xmlns:wp14="http://schemas.microsoft.com/office/word/2010/wordprocessingDrawing" xmlns:wp="http://schemas.openxmlformats.org/drawingml/2006/wordprocessingDrawing" xmlns:w10="urn:schemas-microsoft-com:office:word" xmlns:w="http://schemas.openxmlformats.org/wordprocessingml/2006/main" xmlns:w14="http://schemas.microsoft.com/office/word/2010/wordml" xmlns:w15="http://schemas.microsoft.com/office/word/2012/wordml" xmlns:w16cex="http://schemas.microsoft.com/office/word/2018/wordml/cex" xmlns:w16cid="http://schemas.microsoft.com/office/word/2016/wordml/cid" xmlns:w16="http://schemas.microsoft.com/office/word/2018/wordml" xmlns:w16sdtdh="http://schemas.microsoft.com/office/word/2020/wordml/sdtdatahash" xmlns:w16se="http://schemas.microsoft.com/office/word/2015/wordml/symex" xmlns:wpg="http://schemas.microsoft.com/office/word/2010/wordprocessingGroup" xmlns:wpi="http://schemas.microsoft.com/office/word/2010/wordprocessingInk" xmlns:wne="http://schemas.microsoft.com/office/word/2006/wordml" xmlns:wps="http://schemas.microsoft.com/office/word/2010/wordprocessingShape" mc:Ignorable="w14 w15 w16se w16cid w16 w16cex w16sdtdh wp14">
   <w:sdt>
     <w:sdtPr>
       <w:id w:val="2043244344"/>
@@ -5508,7 +5945,7 @@
 </file>
 
 <file path=word/footnotes.xml><?xml version="1.0" encoding="utf-8"?>
-<w:footnotes xmlns:wpc="http://schemas.microsoft.com/office/word/2010/wordprocessingCanvas" xmlns:cx="http://schemas.microsoft.com/office/drawing/2014/chartex" xmlns:cx1="http://schemas.microsoft.com/office/drawing/2015/9/8/chartex" xmlns:cx2="http://schemas.microsoft.com/office/drawing/2015/10/21/chartex" xmlns:cx3="http://schemas.microsoft.com/office/drawing/2016/5/9/chartex" xmlns:cx4="http://schemas.microsoft.com/office/drawing/2016/5/10/chartex" xmlns:cx5="http://schemas.microsoft.com/office/drawing/2016/5/11/chartex" xmlns:cx6="http://schemas.microsoft.com/office/drawing/2016/5/12/chartex" xmlns:cx7="http://schemas.microsoft.com/office/drawing/2016/5/13/chartex" xmlns:cx8="http://schemas.microsoft.com/office/drawing/2016/5/14/chartex" xmlns:mc="http://schemas.openxmlformats.org/markup-compatibility/2006" xmlns:aink="http://schemas.microsoft.com/office/drawing/2016/ink" xmlns:am3d="http://schemas.microsoft.com/office/drawing/2017/model3d" xmlns:o="urn:schemas-microsoft-com:office:office" xmlns:r="http://schemas.openxmlformats.org/officeDocument/2006/relationships" xmlns:m="http://schemas.openxmlformats.org/officeDocument/2006/math" xmlns:v="urn:schemas-microsoft-com:vml" xmlns:wp14="http://schemas.microsoft.com/office/word/2010/wordprocessingDrawing" xmlns:wp="http://schemas.openxmlformats.org/drawingml/2006/wordprocessingDrawing" xmlns:w10="urn:schemas-microsoft-com:office:word" xmlns:w="http://schemas.openxmlformats.org/wordprocessingml/2006/main" xmlns:w14="http://schemas.microsoft.com/office/word/2010/wordml" xmlns:w15="http://schemas.microsoft.com/office/word/2012/wordml" xmlns:w16cex="http://schemas.microsoft.com/office/word/2018/wordml/cex" xmlns:w16cid="http://schemas.microsoft.com/office/word/2016/wordml/cid" xmlns:w16="http://schemas.microsoft.com/office/word/2018/wordml" xmlns:w16sdtdh="http://schemas.microsoft.com/office/word/2020/wordml/sdtdatahash" xmlns:w16se="http://schemas.microsoft.com/office/word/2015/wordml/symex" xmlns:wpg="http://schemas.microsoft.com/office/word/2010/wordprocessingGroup" xmlns:wpi="http://schemas.microsoft.com/office/word/2010/wordprocessingInk" xmlns:wne="http://schemas.microsoft.com/office/word/2006/wordml" xmlns:wps="http://schemas.microsoft.com/office/word/2010/wordprocessingShape" mc:Ignorable="w14 w15 w16se w16cid w16 w16cex w16sdtdh wp14">
+<w:footnotes xmlns:wpc="http://schemas.microsoft.com/office/word/2010/wordprocessingCanvas" xmlns:cx="http://schemas.microsoft.com/office/drawing/2014/chartex" xmlns:cx1="http://schemas.microsoft.com/office/drawing/2015/9/8/chartex" xmlns:cx2="http://schemas.microsoft.com/office/drawing/2015/10/21/chartex" xmlns:cx3="http://schemas.microsoft.com/office/drawing/2016/5/9/chartex" xmlns:cx4="http://schemas.microsoft.com/office/drawing/2016/5/10/chartex" xmlns:cx5="http://schemas.microsoft.com/office/drawing/2016/5/11/chartex" xmlns:cx6="http://schemas.microsoft.com/office/drawing/2016/5/12/chartex" xmlns:cx7="http://schemas.microsoft.com/office/drawing/2016/5/13/chartex" xmlns:cx8="http://schemas.microsoft.com/office/drawing/2016/5/14/chartex" xmlns:mc="http://schemas.openxmlformats.org/markup-compatibility/2006" xmlns:aink="http://schemas.microsoft.com/office/drawing/2016/ink" xmlns:am3d="http://schemas.microsoft.com/office/drawing/2017/model3d" xmlns:o="urn:schemas-microsoft-com:office:office" xmlns:oel="http://schemas.microsoft.com/office/2019/extlst" xmlns:r="http://schemas.openxmlformats.org/officeDocument/2006/relationships" xmlns:m="http://schemas.openxmlformats.org/officeDocument/2006/math" xmlns:v="urn:schemas-microsoft-com:vml" xmlns:wp14="http://schemas.microsoft.com/office/word/2010/wordprocessingDrawing" xmlns:wp="http://schemas.openxmlformats.org/drawingml/2006/wordprocessingDrawing" xmlns:w10="urn:schemas-microsoft-com:office:word" xmlns:w="http://schemas.openxmlformats.org/wordprocessingml/2006/main" xmlns:w14="http://schemas.microsoft.com/office/word/2010/wordml" xmlns:w15="http://schemas.microsoft.com/office/word/2012/wordml" xmlns:w16cex="http://schemas.microsoft.com/office/word/2018/wordml/cex" xmlns:w16cid="http://schemas.microsoft.com/office/word/2016/wordml/cid" xmlns:w16="http://schemas.microsoft.com/office/word/2018/wordml" xmlns:w16sdtdh="http://schemas.microsoft.com/office/word/2020/wordml/sdtdatahash" xmlns:w16se="http://schemas.microsoft.com/office/word/2015/wordml/symex" xmlns:wpg="http://schemas.microsoft.com/office/word/2010/wordprocessingGroup" xmlns:wpi="http://schemas.microsoft.com/office/word/2010/wordprocessingInk" xmlns:wne="http://schemas.microsoft.com/office/word/2006/wordml" xmlns:wps="http://schemas.microsoft.com/office/word/2010/wordprocessingShape" mc:Ignorable="w14 w15 w16se w16cid w16 w16cex w16sdtdh wp14">
   <w:footnote w:type="separator" w:id="-1">
     <w:p>
       <w:pPr>
@@ -5533,7 +5970,7 @@
 </file>
 
 <file path=word/numbering.xml><?xml version="1.0" encoding="utf-8"?>
-<w:numbering xmlns:wpc="http://schemas.microsoft.com/office/word/2010/wordprocessingCanvas" xmlns:cx="http://schemas.microsoft.com/office/drawing/2014/chartex" xmlns:cx1="http://schemas.microsoft.com/office/drawing/2015/9/8/chartex" xmlns:cx2="http://schemas.microsoft.com/office/drawing/2015/10/21/chartex" xmlns:cx3="http://schemas.microsoft.com/office/drawing/2016/5/9/chartex" xmlns:cx4="http://schemas.microsoft.com/office/drawing/2016/5/10/chartex" xmlns:cx5="http://schemas.microsoft.com/office/drawing/2016/5/11/chartex" xmlns:cx6="http://schemas.microsoft.com/office/drawing/2016/5/12/chartex" xmlns:cx7="http://schemas.microsoft.com/office/drawing/2016/5/13/chartex" xmlns:cx8="http://schemas.microsoft.com/office/drawing/2016/5/14/chartex" xmlns:mc="http://schemas.openxmlformats.org/markup-compatibility/2006" xmlns:aink="http://schemas.microsoft.com/office/drawing/2016/ink" xmlns:am3d="http://schemas.microsoft.com/office/drawing/2017/model3d" xmlns:o="urn:schemas-microsoft-com:office:office" xmlns:r="http://schemas.openxmlformats.org/officeDocument/2006/relationships" xmlns:m="http://schemas.openxmlformats.org/officeDocument/2006/math" xmlns:v="urn:schemas-microsoft-com:vml" xmlns:wp14="http://schemas.microsoft.com/office/word/2010/wordprocessingDrawing" xmlns:wp="http://schemas.openxmlformats.org/drawingml/2006/wordprocessingDrawing" xmlns:w10="urn:schemas-microsoft-com:office:word" xmlns:w="http://schemas.openxmlformats.org/wordprocessingml/2006/main" xmlns:w14="http://schemas.microsoft.com/office/word/2010/wordml" xmlns:w15="http://schemas.microsoft.com/office/word/2012/wordml" xmlns:w16cex="http://schemas.microsoft.com/office/word/2018/wordml/cex" xmlns:w16cid="http://schemas.microsoft.com/office/word/2016/wordml/cid" xmlns:w16="http://schemas.microsoft.com/office/word/2018/wordml" xmlns:w16sdtdh="http://schemas.microsoft.com/office/word/2020/wordml/sdtdatahash" xmlns:w16se="http://schemas.microsoft.com/office/word/2015/wordml/symex" xmlns:wpg="http://schemas.microsoft.com/office/word/2010/wordprocessingGroup" xmlns:wpi="http://schemas.microsoft.com/office/word/2010/wordprocessingInk" xmlns:wne="http://schemas.microsoft.com/office/word/2006/wordml" xmlns:wps="http://schemas.microsoft.com/office/word/2010/wordprocessingShape" mc:Ignorable="w14 w15 w16se w16cid w16 w16cex w16sdtdh wp14">
+<w:numbering xmlns:wpc="http://schemas.microsoft.com/office/word/2010/wordprocessingCanvas" xmlns:cx="http://schemas.microsoft.com/office/drawing/2014/chartex" xmlns:cx1="http://schemas.microsoft.com/office/drawing/2015/9/8/chartex" xmlns:cx2="http://schemas.microsoft.com/office/drawing/2015/10/21/chartex" xmlns:cx3="http://schemas.microsoft.com/office/drawing/2016/5/9/chartex" xmlns:cx4="http://schemas.microsoft.com/office/drawing/2016/5/10/chartex" xmlns:cx5="http://schemas.microsoft.com/office/drawing/2016/5/11/chartex" xmlns:cx6="http://schemas.microsoft.com/office/drawing/2016/5/12/chartex" xmlns:cx7="http://schemas.microsoft.com/office/drawing/2016/5/13/chartex" xmlns:cx8="http://schemas.microsoft.com/office/drawing/2016/5/14/chartex" xmlns:mc="http://schemas.openxmlformats.org/markup-compatibility/2006" xmlns:aink="http://schemas.microsoft.com/office/drawing/2016/ink" xmlns:am3d="http://schemas.microsoft.com/office/drawing/2017/model3d" xmlns:o="urn:schemas-microsoft-com:office:office" xmlns:oel="http://schemas.microsoft.com/office/2019/extlst" xmlns:r="http://schemas.openxmlformats.org/officeDocument/2006/relationships" xmlns:m="http://schemas.openxmlformats.org/officeDocument/2006/math" xmlns:v="urn:schemas-microsoft-com:vml" xmlns:wp14="http://schemas.microsoft.com/office/word/2010/wordprocessingDrawing" xmlns:wp="http://schemas.openxmlformats.org/drawingml/2006/wordprocessingDrawing" xmlns:w10="urn:schemas-microsoft-com:office:word" xmlns:w="http://schemas.openxmlformats.org/wordprocessingml/2006/main" xmlns:w14="http://schemas.microsoft.com/office/word/2010/wordml" xmlns:w15="http://schemas.microsoft.com/office/word/2012/wordml" xmlns:w16cex="http://schemas.microsoft.com/office/word/2018/wordml/cex" xmlns:w16cid="http://schemas.microsoft.com/office/word/2016/wordml/cid" xmlns:w16="http://schemas.microsoft.com/office/word/2018/wordml" xmlns:w16sdtdh="http://schemas.microsoft.com/office/word/2020/wordml/sdtdatahash" xmlns:w16se="http://schemas.microsoft.com/office/word/2015/wordml/symex" xmlns:wpg="http://schemas.microsoft.com/office/word/2010/wordprocessingGroup" xmlns:wpi="http://schemas.microsoft.com/office/word/2010/wordprocessingInk" xmlns:wne="http://schemas.microsoft.com/office/word/2006/wordml" xmlns:wps="http://schemas.microsoft.com/office/word/2010/wordprocessingShape" mc:Ignorable="w14 w15 w16se w16cid w16 w16cex w16sdtdh wp14">
   <w:abstractNum w:abstractNumId="0" w15:restartNumberingAfterBreak="0">
     <w:nsid w:val="087C3772"/>
     <w:multiLevelType w:val="hybridMultilevel"/>

--- a/static/AcademicCV.docx
+++ b/static/AcademicCV.docx
@@ -123,6 +123,7 @@
     </w:p>
     <w:p>
       <w:pPr>
+        <w:spacing w:line="276" w:lineRule="auto"/>
         <w:rPr>
           <w:color w:val="4B4C4E"/>
           <w:sz w:val="20"/>
@@ -175,6 +176,8 @@
           <w:rFonts w:ascii="Roboto" w:hAnsi="Roboto"/>
           <w:b/>
           <w:bCs/>
+          <w:sz w:val="20"/>
+          <w:szCs w:val="20"/>
         </w:rPr>
         <w:t xml:space="preserve"> </w:t>
       </w:r>
@@ -193,8 +196,6 @@
           <w:rFonts w:ascii="Roboto" w:hAnsi="Roboto"/>
           <w:b/>
           <w:bCs/>
-          <w:sz w:val="24"/>
-          <w:szCs w:val="24"/>
         </w:rPr>
         <w:t>Bachelor of Computer Engineering</w:t>
       </w:r>
@@ -343,8 +344,6 @@
           <w:rFonts w:ascii="Roboto" w:hAnsi="Roboto"/>
           <w:b/>
           <w:bCs/>
-          <w:sz w:val="24"/>
-          <w:szCs w:val="24"/>
         </w:rPr>
         <w:t>Bachelor of Computer Engineering</w:t>
       </w:r>
@@ -496,6 +495,7 @@
     <w:p>
       <w:pPr>
         <w:spacing w:line="240" w:lineRule="auto"/>
+        <w:ind w:left="720"/>
         <w:rPr>
           <w:rFonts w:ascii="Roboto" w:hAnsi="Roboto"/>
         </w:rPr>
@@ -537,56 +537,7 @@
           <w:rFonts w:ascii="Roboto" w:hAnsi="Roboto"/>
           <w:lang w:bidi="fa-IR"/>
         </w:rPr>
-        <w:t xml:space="preserve">Feb </w:t>
-      </w:r>
-      <w:r>
-        <w:rPr>
-          <w:rFonts w:ascii="Roboto" w:hAnsi="Roboto"/>
-          <w:lang w:bidi="fa-IR"/>
-        </w:rPr>
-        <w:t>202</w:t>
-      </w:r>
-      <w:r>
-        <w:rPr>
-          <w:rFonts w:ascii="Roboto" w:hAnsi="Roboto"/>
-          <w:lang w:bidi="fa-IR"/>
-        </w:rPr>
-        <w:t>2</w:t>
-      </w:r>
-      <w:r>
-        <w:rPr>
-          <w:rFonts w:ascii="Roboto" w:hAnsi="Roboto"/>
-          <w:lang w:bidi="fa-IR"/>
-        </w:rPr>
-        <w:t>-</w:t>
-      </w:r>
-      <w:r>
-        <w:rPr>
-          <w:rFonts w:ascii="Roboto" w:hAnsi="Roboto"/>
-          <w:lang w:bidi="fa-IR"/>
-        </w:rPr>
-        <w:t>Jun</w:t>
-      </w:r>
-      <w:r>
-        <w:rPr>
-          <w:rFonts w:ascii="Roboto" w:hAnsi="Roboto"/>
-          <w:lang w:bidi="fa-IR"/>
-        </w:rPr>
-        <w:t xml:space="preserve"> </w:t>
-      </w:r>
-      <w:r>
-        <w:rPr>
-          <w:rFonts w:ascii="Roboto" w:hAnsi="Roboto"/>
-          <w:lang w:bidi="fa-IR"/>
-        </w:rPr>
-        <w:t>202</w:t>
-      </w:r>
-      <w:r>
-        <w:rPr>
-          <w:rFonts w:ascii="Roboto" w:hAnsi="Roboto"/>
-          <w:lang w:bidi="fa-IR"/>
-        </w:rPr>
-        <w:t>2</w:t>
+        <w:t>Feb 2022-Jun 2022</w:t>
       </w:r>
       <w:r>
         <w:rPr>
@@ -594,6 +545,14 @@
           <w:lang w:bidi="fa-IR"/>
         </w:rPr>
         <w:tab/>
+      </w:r>
+      <w:r>
+        <w:rPr>
+          <w:rFonts w:ascii="Roboto" w:hAnsi="Roboto"/>
+          <w:b/>
+          <w:bCs/>
+        </w:rPr>
+        <w:t>Teaching Assistant,</w:t>
       </w:r>
       <w:r>
         <w:rPr>
@@ -603,25 +562,134 @@
           <w:sz w:val="24"/>
           <w:szCs w:val="24"/>
         </w:rPr>
-        <w:t>Teach</w:t>
-      </w:r>
-      <w:r>
-        <w:rPr>
-          <w:rFonts w:ascii="Roboto" w:hAnsi="Roboto"/>
-          <w:b/>
-          <w:bCs/>
-          <w:sz w:val="24"/>
-          <w:szCs w:val="24"/>
-        </w:rPr>
-        <w:t xml:space="preserve">ing Assistant, </w:t>
+        <w:t xml:space="preserve"> </w:t>
       </w:r>
       <w:hyperlink r:id="rId12" w:history="1">
         <w:r>
           <w:rPr>
             <w:rStyle w:val="Hyperlink"/>
             <w:rFonts w:ascii="Roboto" w:hAnsi="Roboto"/>
-            <w:sz w:val="24"/>
-            <w:szCs w:val="24"/>
+            <w:u w:val="none"/>
+          </w:rPr>
+          <w:t>Principles of Database Design</w:t>
+        </w:r>
+      </w:hyperlink>
+      <w:r>
+        <w:rPr>
+          <w:rFonts w:ascii="Roboto" w:hAnsi="Roboto"/>
+        </w:rPr>
+        <w:t>, University of Zanjan</w:t>
+      </w:r>
+    </w:p>
+    <w:p>
+      <w:pPr>
+        <w:pStyle w:val="ListParagraph"/>
+        <w:numPr>
+          <w:ilvl w:val="0"/>
+          <w:numId w:val="1"/>
+        </w:numPr>
+        <w:spacing w:line="276" w:lineRule="auto"/>
+        <w:rPr>
+          <w:rFonts w:ascii="Roboto" w:hAnsi="Roboto"/>
+        </w:rPr>
+      </w:pPr>
+      <w:r>
+        <w:rPr>
+          <w:rFonts w:ascii="Roboto" w:hAnsi="Roboto"/>
+        </w:rPr>
+        <w:t>Graded assignments and exams to provide tailored feedback based on course expectations and outcomes</w:t>
+      </w:r>
+    </w:p>
+    <w:p>
+      <w:pPr>
+        <w:pStyle w:val="ListParagraph"/>
+        <w:numPr>
+          <w:ilvl w:val="0"/>
+          <w:numId w:val="1"/>
+        </w:numPr>
+        <w:spacing w:line="276" w:lineRule="auto"/>
+        <w:rPr>
+          <w:rFonts w:ascii="Roboto" w:hAnsi="Roboto"/>
+        </w:rPr>
+      </w:pPr>
+      <w:r>
+        <w:rPr>
+          <w:rFonts w:ascii="Roboto" w:hAnsi="Roboto"/>
+        </w:rPr>
+        <w:t xml:space="preserve">Held course discussion sessions for up to </w:t>
+      </w:r>
+      <w:r>
+        <w:rPr>
+          <w:rFonts w:ascii="Roboto" w:hAnsi="Roboto"/>
+        </w:rPr>
+        <w:t>4</w:t>
+      </w:r>
+      <w:r>
+        <w:rPr>
+          <w:rFonts w:ascii="Roboto" w:hAnsi="Roboto"/>
+        </w:rPr>
+        <w:t>0</w:t>
+      </w:r>
+      <w:r>
+        <w:rPr>
+          <w:rFonts w:ascii="Roboto" w:hAnsi="Roboto"/>
+        </w:rPr>
+        <w:t xml:space="preserve"> students</w:t>
+      </w:r>
+    </w:p>
+    <w:p>
+      <w:pPr>
+        <w:spacing w:line="276" w:lineRule="auto"/>
+        <w:rPr>
+          <w:rFonts w:ascii="Roboto" w:hAnsi="Roboto"/>
+          <w:sz w:val="24"/>
+          <w:szCs w:val="24"/>
+        </w:rPr>
+      </w:pPr>
+      <w:r>
+        <w:rPr>
+          <w:rFonts w:ascii="Roboto" w:hAnsi="Roboto"/>
+          <w:lang w:bidi="fa-IR"/>
+        </w:rPr>
+        <w:t xml:space="preserve">Feb 2022-Jun </w:t>
+      </w:r>
+      <w:r>
+        <w:rPr>
+          <w:rFonts w:ascii="Roboto" w:hAnsi="Roboto"/>
+          <w:lang w:bidi="fa-IR"/>
+        </w:rPr>
+        <w:t>2022</w:t>
+      </w:r>
+      <w:r>
+        <w:rPr>
+          <w:rFonts w:ascii="Roboto" w:hAnsi="Roboto"/>
+          <w:lang w:bidi="fa-IR"/>
+        </w:rPr>
+        <w:tab/>
+      </w:r>
+      <w:r>
+        <w:rPr>
+          <w:rFonts w:ascii="Roboto" w:hAnsi="Roboto"/>
+          <w:b/>
+          <w:bCs/>
+        </w:rPr>
+        <w:t>Teaching Assistant,</w:t>
+      </w:r>
+      <w:r>
+        <w:rPr>
+          <w:rFonts w:ascii="Roboto" w:hAnsi="Roboto"/>
+          <w:b/>
+          <w:bCs/>
+          <w:sz w:val="24"/>
+          <w:szCs w:val="24"/>
+        </w:rPr>
+        <w:t xml:space="preserve"> </w:t>
+      </w:r>
+      <w:hyperlink r:id="rId13" w:history="1">
+        <w:r>
+          <w:rPr>
+            <w:rStyle w:val="Hyperlink"/>
+            <w:rFonts w:ascii="Roboto" w:hAnsi="Roboto"/>
             <w:u w:val="none"/>
           </w:rPr>
           <w:t>Advance</w:t>
@@ -630,8 +698,6 @@
           <w:rPr>
             <w:rStyle w:val="Hyperlink"/>
             <w:rFonts w:ascii="Roboto" w:hAnsi="Roboto"/>
-            <w:sz w:val="24"/>
-            <w:szCs w:val="24"/>
             <w:u w:val="none"/>
           </w:rPr>
           <w:t>d</w:t>
@@ -640,8 +706,6 @@
           <w:rPr>
             <w:rStyle w:val="Hyperlink"/>
             <w:rFonts w:ascii="Roboto" w:hAnsi="Roboto"/>
-            <w:sz w:val="24"/>
-            <w:szCs w:val="24"/>
             <w:u w:val="none"/>
           </w:rPr>
           <w:t xml:space="preserve"> programming</w:t>
@@ -650,16 +714,12 @@
       <w:r>
         <w:rPr>
           <w:rFonts w:ascii="Roboto" w:hAnsi="Roboto"/>
-          <w:sz w:val="24"/>
-          <w:szCs w:val="24"/>
         </w:rPr>
         <w:t xml:space="preserve">, </w:t>
       </w:r>
       <w:r>
         <w:rPr>
           <w:rFonts w:ascii="Roboto" w:hAnsi="Roboto"/>
-          <w:sz w:val="24"/>
-          <w:szCs w:val="24"/>
         </w:rPr>
         <w:t>Islamic Azad University</w:t>
       </w:r>
@@ -685,6 +745,44 @@
     </w:p>
     <w:p>
       <w:pPr>
+        <w:spacing w:line="276" w:lineRule="auto"/>
+        <w:rPr>
+          <w:rFonts w:ascii="Roboto" w:hAnsi="Roboto"/>
+          <w:sz w:val="20"/>
+          <w:szCs w:val="20"/>
+        </w:rPr>
+      </w:pPr>
+      <w:r>
+        <w:rPr>
+          <w:rFonts w:ascii="Roboto" w:hAnsi="Roboto"/>
+          <w:lang w:bidi="fa-IR"/>
+        </w:rPr>
+        <w:t>Sep 2021-Jan 2022</w:t>
+      </w:r>
+      <w:r>
+        <w:rPr>
+          <w:rFonts w:ascii="Roboto" w:hAnsi="Roboto"/>
+          <w:lang w:bidi="fa-IR"/>
+        </w:rPr>
+        <w:tab/>
+      </w:r>
+      <w:r>
+        <w:rPr>
+          <w:rFonts w:ascii="Roboto" w:hAnsi="Roboto"/>
+          <w:b/>
+          <w:bCs/>
+        </w:rPr>
+        <w:t xml:space="preserve">Teaching Assistant, </w:t>
+      </w:r>
+      <w:r>
+        <w:rPr>
+          <w:rFonts w:ascii="Roboto" w:hAnsi="Roboto"/>
+        </w:rPr>
+        <w:t>Digital Logic Design, University of Zanjan</w:t>
+      </w:r>
+    </w:p>
+    <w:p>
+      <w:pPr>
         <w:pStyle w:val="ListParagraph"/>
         <w:numPr>
           <w:ilvl w:val="0"/>
@@ -699,19 +797,7 @@
         <w:rPr>
           <w:rFonts w:ascii="Roboto" w:hAnsi="Roboto"/>
         </w:rPr>
-        <w:t xml:space="preserve">Held course discussion sessions for up to </w:t>
-      </w:r>
-      <w:r>
-        <w:rPr>
-          <w:rFonts w:ascii="Roboto" w:hAnsi="Roboto"/>
-        </w:rPr>
-        <w:t>30</w:t>
-      </w:r>
-      <w:r>
-        <w:rPr>
-          <w:rFonts w:ascii="Roboto" w:hAnsi="Roboto"/>
-        </w:rPr>
-        <w:t xml:space="preserve"> students</w:t>
+        <w:t>Graded assignments and exams of 82 students to provide tailored feedback based on course expectations and outcomes</w:t>
       </w:r>
     </w:p>
     <w:p>
@@ -719,292 +805,22 @@
         <w:spacing w:line="276" w:lineRule="auto"/>
         <w:rPr>
           <w:rFonts w:ascii="Roboto" w:hAnsi="Roboto"/>
-          <w:sz w:val="24"/>
-          <w:szCs w:val="24"/>
-        </w:rPr>
-      </w:pPr>
-      <w:r>
-        <w:rPr>
-          <w:rFonts w:ascii="Roboto" w:hAnsi="Roboto"/>
-          <w:lang w:bidi="fa-IR"/>
-        </w:rPr>
-        <w:t xml:space="preserve">Feb </w:t>
-      </w:r>
-      <w:r>
-        <w:rPr>
-          <w:rFonts w:ascii="Roboto" w:hAnsi="Roboto"/>
-          <w:lang w:bidi="fa-IR"/>
-        </w:rPr>
-        <w:t>202</w:t>
-      </w:r>
-      <w:r>
-        <w:rPr>
-          <w:rFonts w:ascii="Roboto" w:hAnsi="Roboto"/>
-          <w:lang w:bidi="fa-IR"/>
-        </w:rPr>
-        <w:t>2</w:t>
-      </w:r>
-      <w:r>
-        <w:rPr>
-          <w:rFonts w:ascii="Roboto" w:hAnsi="Roboto"/>
-          <w:lang w:bidi="fa-IR"/>
-        </w:rPr>
-        <w:t>-</w:t>
-      </w:r>
-      <w:r>
-        <w:rPr>
-          <w:rFonts w:ascii="Roboto" w:hAnsi="Roboto"/>
-          <w:lang w:bidi="fa-IR"/>
-        </w:rPr>
-        <w:t>J</w:t>
-      </w:r>
-      <w:r>
-        <w:rPr>
-          <w:rFonts w:ascii="Roboto" w:hAnsi="Roboto"/>
-          <w:lang w:bidi="fa-IR"/>
-        </w:rPr>
-        <w:t>u</w:t>
-      </w:r>
-      <w:r>
-        <w:rPr>
-          <w:rFonts w:ascii="Roboto" w:hAnsi="Roboto"/>
-          <w:lang w:bidi="fa-IR"/>
-        </w:rPr>
-        <w:t>n</w:t>
-      </w:r>
-      <w:r>
-        <w:rPr>
-          <w:rFonts w:ascii="Roboto" w:hAnsi="Roboto"/>
-          <w:lang w:bidi="fa-IR"/>
-        </w:rPr>
-        <w:t xml:space="preserve"> 202</w:t>
-      </w:r>
-      <w:r>
-        <w:rPr>
-          <w:rFonts w:ascii="Roboto" w:hAnsi="Roboto"/>
-          <w:lang w:bidi="fa-IR"/>
-        </w:rPr>
-        <w:t>2</w:t>
-      </w:r>
-      <w:r>
-        <w:rPr>
-          <w:rFonts w:ascii="Roboto" w:hAnsi="Roboto"/>
-          <w:lang w:bidi="fa-IR"/>
-        </w:rPr>
-        <w:tab/>
-      </w:r>
-      <w:r>
-        <w:rPr>
-          <w:rFonts w:ascii="Roboto" w:hAnsi="Roboto"/>
-          <w:b/>
-          <w:bCs/>
-          <w:sz w:val="24"/>
-          <w:szCs w:val="24"/>
-        </w:rPr>
-        <w:t>Teach</w:t>
-      </w:r>
-      <w:r>
-        <w:rPr>
-          <w:rFonts w:ascii="Roboto" w:hAnsi="Roboto"/>
-          <w:b/>
-          <w:bCs/>
-          <w:sz w:val="24"/>
-          <w:szCs w:val="24"/>
-        </w:rPr>
-        <w:t xml:space="preserve">ing Assistant, </w:t>
-      </w:r>
-      <w:hyperlink r:id="rId13" w:history="1">
-        <w:r>
-          <w:rPr>
-            <w:rStyle w:val="Hyperlink"/>
-            <w:rFonts w:ascii="Roboto" w:hAnsi="Roboto"/>
-            <w:sz w:val="24"/>
-            <w:szCs w:val="24"/>
-            <w:u w:val="none"/>
-          </w:rPr>
-          <w:t>Principles of Database Design</w:t>
-        </w:r>
-      </w:hyperlink>
-      <w:r>
-        <w:rPr>
-          <w:rFonts w:ascii="Roboto" w:hAnsi="Roboto"/>
-          <w:sz w:val="24"/>
-          <w:szCs w:val="24"/>
-        </w:rPr>
-        <w:t>, University of Zanjan</w:t>
-      </w:r>
-    </w:p>
-    <w:p>
-      <w:pPr>
-        <w:pStyle w:val="ListParagraph"/>
-        <w:numPr>
-          <w:ilvl w:val="0"/>
-          <w:numId w:val="1"/>
-        </w:numPr>
-        <w:spacing w:line="276" w:lineRule="auto"/>
-        <w:rPr>
-          <w:rFonts w:ascii="Roboto" w:hAnsi="Roboto"/>
-        </w:rPr>
-      </w:pPr>
-      <w:r>
-        <w:rPr>
-          <w:rFonts w:ascii="Roboto" w:hAnsi="Roboto"/>
-        </w:rPr>
-        <w:t>Graded assignments and exams to provide tailored feedback based on course expectations and outcomes</w:t>
-      </w:r>
-    </w:p>
-    <w:p>
-      <w:pPr>
-        <w:pStyle w:val="ListParagraph"/>
-        <w:numPr>
-          <w:ilvl w:val="0"/>
-          <w:numId w:val="1"/>
-        </w:numPr>
-        <w:spacing w:line="276" w:lineRule="auto"/>
-        <w:rPr>
-          <w:rFonts w:ascii="Roboto" w:hAnsi="Roboto"/>
-        </w:rPr>
-      </w:pPr>
-      <w:r>
-        <w:rPr>
-          <w:rFonts w:ascii="Roboto" w:hAnsi="Roboto"/>
-        </w:rPr>
-        <w:t xml:space="preserve">Held course discussion sessions for up to </w:t>
-      </w:r>
-      <w:r>
-        <w:rPr>
-          <w:rFonts w:ascii="Roboto" w:hAnsi="Roboto"/>
-        </w:rPr>
-        <w:t>45</w:t>
-      </w:r>
-      <w:r>
-        <w:rPr>
-          <w:rFonts w:ascii="Roboto" w:hAnsi="Roboto"/>
-        </w:rPr>
-        <w:t xml:space="preserve"> students</w:t>
-      </w:r>
-    </w:p>
-    <w:p>
-      <w:pPr>
-        <w:spacing w:line="276" w:lineRule="auto"/>
-        <w:rPr>
-          <w:rFonts w:ascii="Roboto" w:hAnsi="Roboto"/>
-          <w:sz w:val="24"/>
-          <w:szCs w:val="24"/>
-        </w:rPr>
-      </w:pPr>
-      <w:r>
-        <w:rPr>
-          <w:rFonts w:ascii="Roboto" w:hAnsi="Roboto"/>
-          <w:lang w:bidi="fa-IR"/>
-        </w:rPr>
-        <w:t>Sep</w:t>
-      </w:r>
-      <w:r>
-        <w:rPr>
-          <w:rFonts w:ascii="Roboto" w:hAnsi="Roboto"/>
-          <w:lang w:bidi="fa-IR"/>
-        </w:rPr>
-        <w:t xml:space="preserve"> 2021-</w:t>
-      </w:r>
-      <w:r>
-        <w:rPr>
-          <w:rFonts w:ascii="Roboto" w:hAnsi="Roboto"/>
-          <w:lang w:bidi="fa-IR"/>
-        </w:rPr>
-        <w:t>Jan</w:t>
-      </w:r>
-      <w:r>
-        <w:rPr>
-          <w:rFonts w:ascii="Roboto" w:hAnsi="Roboto"/>
-          <w:lang w:bidi="fa-IR"/>
-        </w:rPr>
-        <w:t xml:space="preserve"> 202</w:t>
-      </w:r>
-      <w:r>
-        <w:rPr>
-          <w:rFonts w:ascii="Roboto" w:hAnsi="Roboto"/>
-          <w:lang w:bidi="fa-IR"/>
-        </w:rPr>
-        <w:t>2</w:t>
-      </w:r>
-      <w:r>
-        <w:rPr>
-          <w:rFonts w:ascii="Roboto" w:hAnsi="Roboto"/>
-          <w:lang w:bidi="fa-IR"/>
-        </w:rPr>
-        <w:tab/>
-      </w:r>
-      <w:r>
-        <w:rPr>
-          <w:rFonts w:ascii="Roboto" w:hAnsi="Roboto"/>
-          <w:b/>
-          <w:bCs/>
-          <w:sz w:val="24"/>
-          <w:szCs w:val="24"/>
-        </w:rPr>
-        <w:t>Teach</w:t>
-      </w:r>
-      <w:r>
-        <w:rPr>
-          <w:rFonts w:ascii="Roboto" w:hAnsi="Roboto"/>
-          <w:b/>
-          <w:bCs/>
-          <w:sz w:val="24"/>
-          <w:szCs w:val="24"/>
-        </w:rPr>
-        <w:t xml:space="preserve">ing Assistant, </w:t>
-      </w:r>
-      <w:r>
-        <w:rPr>
-          <w:rFonts w:ascii="Roboto" w:hAnsi="Roboto"/>
-          <w:sz w:val="24"/>
-          <w:szCs w:val="24"/>
-        </w:rPr>
-        <w:t>Digital Logic Design, University of Zanjan</w:t>
-      </w:r>
-    </w:p>
-    <w:p>
-      <w:pPr>
-        <w:pStyle w:val="ListParagraph"/>
-        <w:numPr>
-          <w:ilvl w:val="0"/>
-          <w:numId w:val="1"/>
-        </w:numPr>
-        <w:spacing w:line="276" w:lineRule="auto"/>
-        <w:rPr>
-          <w:rFonts w:ascii="Roboto" w:hAnsi="Roboto"/>
-        </w:rPr>
-      </w:pPr>
-      <w:r>
-        <w:rPr>
-          <w:rFonts w:ascii="Roboto" w:hAnsi="Roboto"/>
-        </w:rPr>
-        <w:t>Graded assignments and exams of 82 students to provide tailored feedback based on course expectations and outcomes</w:t>
-      </w:r>
-    </w:p>
-    <w:p>
-      <w:pPr>
-        <w:spacing w:line="276" w:lineRule="auto"/>
-        <w:rPr>
-          <w:rFonts w:ascii="Roboto" w:hAnsi="Roboto"/>
         </w:rPr>
       </w:pPr>
       <w:r>
         <w:rPr>
           <w:noProof/>
-          <w:color w:val="BFBFBF" w:themeColor="background1" w:themeShade="BF"/>
         </w:rPr>
         <mc:AlternateContent>
           <mc:Choice Requires="wps">
             <w:drawing>
-              <wp:anchor distT="0" distB="0" distL="114300" distR="114300" simplePos="0" relativeHeight="251661312" behindDoc="0" locked="0" layoutInCell="1" allowOverlap="1" wp14:anchorId="0990F510" wp14:editId="35A44D05">
+              <wp:anchor distT="0" distB="0" distL="114300" distR="114300" simplePos="0" relativeHeight="251661312" behindDoc="0" locked="0" layoutInCell="1" allowOverlap="1" wp14:anchorId="0990F510" wp14:editId="131E9E87">
                 <wp:simplePos x="0" y="0"/>
                 <wp:positionH relativeFrom="column">
                   <wp:posOffset>-339725</wp:posOffset>
                 </wp:positionH>
                 <wp:positionV relativeFrom="paragraph">
-                  <wp:posOffset>133408</wp:posOffset>
+                  <wp:posOffset>186690</wp:posOffset>
                 </wp:positionV>
                 <wp:extent cx="6638290" cy="0"/>
                 <wp:effectExtent l="0" t="0" r="0" b="0"/>
@@ -1053,14 +869,25 @@
           </mc:Choice>
           <mc:Fallback>
             <w:pict>
-              <v:line w14:anchorId="0FAA415C" id="Straight Connector 3" o:spid="_x0000_s1026" style="position:absolute;flip:y;z-index:251661312;visibility:visible;mso-wrap-style:square;mso-width-percent:0;mso-height-percent:0;mso-wrap-distance-left:9pt;mso-wrap-distance-top:0;mso-wrap-distance-right:9pt;mso-wrap-distance-bottom:0;mso-position-horizontal:absolute;mso-position-horizontal-relative:text;mso-position-vertical:absolute;mso-position-vertical-relative:text;mso-width-percent:0;mso-height-percent:0;mso-width-relative:margin;mso-height-relative:margin" from="-26.75pt,10.5pt" to="495.95pt,10.5pt" o:gfxdata="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" strokecolor="black [3200]" strokeweight=".5pt">
+              <v:line w14:anchorId="4456FBC4" id="Straight Connector 3" o:spid="_x0000_s1026" style="position:absolute;flip:y;z-index:251661312;visibility:visible;mso-wrap-style:square;mso-width-percent:0;mso-height-percent:0;mso-wrap-distance-left:9pt;mso-wrap-distance-top:0;mso-wrap-distance-right:9pt;mso-wrap-distance-bottom:0;mso-position-horizontal:absolute;mso-position-horizontal-relative:text;mso-position-vertical:absolute;mso-position-vertical-relative:text;mso-width-percent:0;mso-height-percent:0;mso-width-relative:margin;mso-height-relative:margin" from="-26.75pt,14.7pt" to="495.95pt,14.7pt" o:gfxdata="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" strokecolor="black [3200]" strokeweight=".5pt">
                 <v:stroke joinstyle="miter"/>
               </v:line>
             </w:pict>
           </mc:Fallback>
         </mc:AlternateContent>
       </w:r>
-      <w:r>
+    </w:p>
+    <w:p>
+      <w:pPr>
+        <w:rPr>
+          <w:rFonts w:ascii="Roboto" w:hAnsi="Roboto"/>
+          <w:sz w:val="16"/>
+          <w:szCs w:val="16"/>
+        </w:rPr>
+      </w:pPr>
+    </w:p>
+    <w:p>
+      <w:pPr>
         <w:rPr>
           <w:rFonts w:ascii="Roboto" w:hAnsi="Roboto"/>
           <w:b/>
@@ -1068,8 +895,7 @@
           <w:sz w:val="28"/>
           <w:szCs w:val="28"/>
         </w:rPr>
-        <w:tab/>
-      </w:r>
+      </w:pPr>
       <w:r>
         <w:rPr>
           <w:rFonts w:ascii="Roboto" w:hAnsi="Roboto"/>
@@ -1078,25 +904,206 @@
           <w:sz w:val="28"/>
           <w:szCs w:val="28"/>
         </w:rPr>
-        <w:tab/>
-      </w:r>
-    </w:p>
-    <w:p>
-      <w:pPr>
-        <w:spacing w:line="276" w:lineRule="auto"/>
-        <w:rPr>
-          <w:rFonts w:ascii="Roboto" w:hAnsi="Roboto"/>
-        </w:rPr>
-      </w:pPr>
-    </w:p>
-    <w:p>
-      <w:pPr>
+        <w:t>RESEARCH INTERESTS</w:t>
+      </w:r>
+    </w:p>
+    <w:p>
+      <w:pPr>
+        <w:rPr>
+          <w:rFonts w:ascii="Roboto" w:hAnsi="Roboto"/>
+        </w:rPr>
+      </w:pPr>
+      <w:r>
+        <w:rPr>
+          <w:rFonts w:ascii="Roboto" w:hAnsi="Roboto"/>
+          <w:b/>
+          <w:bCs/>
+        </w:rPr>
+        <w:t>D</w:t>
+      </w:r>
+      <w:r>
+        <w:rPr>
+          <w:rFonts w:ascii="Roboto" w:hAnsi="Roboto"/>
+        </w:rPr>
+        <w:t xml:space="preserve">ata </w:t>
+      </w:r>
+      <w:r>
+        <w:rPr>
+          <w:rFonts w:ascii="Roboto" w:hAnsi="Roboto"/>
+          <w:b/>
+          <w:bCs/>
+          <w:lang w:bidi="fa-IR"/>
+        </w:rPr>
+        <w:t>A</w:t>
+      </w:r>
+      <w:r>
+        <w:rPr>
+          <w:rFonts w:ascii="Roboto" w:hAnsi="Roboto"/>
+          <w:lang w:bidi="fa-IR"/>
+        </w:rPr>
+        <w:t>nalysis</w:t>
+      </w:r>
+      <w:r>
+        <w:rPr>
+          <w:rFonts w:ascii="Roboto" w:hAnsi="Roboto"/>
+          <w:b/>
+          <w:bCs/>
+          <w:lang w:bidi="fa-IR"/>
+        </w:rPr>
+        <w:t xml:space="preserve"> </w:t>
+      </w:r>
+      <w:r>
+        <w:rPr>
+          <w:rFonts w:ascii="Roboto" w:hAnsi="Roboto"/>
+          <w:b/>
+          <w:bCs/>
+        </w:rPr>
+        <w:t xml:space="preserve">• </w:t>
+      </w:r>
+      <w:r>
+        <w:rPr>
+          <w:rFonts w:ascii="Roboto" w:hAnsi="Roboto"/>
+          <w:b/>
+          <w:bCs/>
+        </w:rPr>
+        <w:t>M</w:t>
+      </w:r>
+      <w:r>
+        <w:rPr>
+          <w:rFonts w:ascii="Roboto" w:hAnsi="Roboto"/>
+        </w:rPr>
+        <w:t>achine</w:t>
+      </w:r>
+      <w:r>
+        <w:rPr>
+          <w:rFonts w:ascii="Roboto" w:hAnsi="Roboto"/>
+          <w:b/>
+          <w:bCs/>
+        </w:rPr>
+        <w:t xml:space="preserve"> L</w:t>
+      </w:r>
+      <w:r>
+        <w:rPr>
+          <w:rFonts w:ascii="Roboto" w:hAnsi="Roboto"/>
+        </w:rPr>
+        <w:t>earning</w:t>
+      </w:r>
+      <w:r>
+        <w:rPr>
+          <w:rFonts w:ascii="Roboto" w:hAnsi="Roboto"/>
+          <w:color w:val="4B4C4E"/>
+        </w:rPr>
+        <w:t xml:space="preserve"> </w:t>
+      </w:r>
+      <w:r>
+        <w:rPr>
+          <w:rFonts w:ascii="Roboto" w:hAnsi="Roboto"/>
+          <w:b/>
+          <w:bCs/>
+        </w:rPr>
+        <w:t>•</w:t>
+      </w:r>
+      <w:r>
+        <w:rPr>
+          <w:rFonts w:ascii="Roboto" w:hAnsi="Roboto"/>
+          <w:b/>
+          <w:bCs/>
+        </w:rPr>
+        <w:t xml:space="preserve"> </w:t>
+      </w:r>
+      <w:r>
+        <w:rPr>
+          <w:rFonts w:ascii="Roboto" w:hAnsi="Roboto"/>
+          <w:b/>
+          <w:bCs/>
+        </w:rPr>
+        <w:t>S</w:t>
+      </w:r>
+      <w:r>
+        <w:rPr>
+          <w:rFonts w:ascii="Roboto" w:hAnsi="Roboto"/>
+        </w:rPr>
+        <w:t>ignal</w:t>
+      </w:r>
+      <w:r>
+        <w:rPr>
+          <w:rFonts w:ascii="Roboto" w:hAnsi="Roboto"/>
+          <w:b/>
+          <w:bCs/>
+        </w:rPr>
+        <w:t xml:space="preserve"> P</w:t>
+      </w:r>
+      <w:r>
+        <w:rPr>
+          <w:rFonts w:ascii="Roboto" w:hAnsi="Roboto"/>
+        </w:rPr>
+        <w:t>rocessing</w:t>
+      </w:r>
+      <w:r>
+        <w:rPr>
+          <w:rFonts w:ascii="Roboto" w:hAnsi="Roboto"/>
+          <w:b/>
+          <w:bCs/>
+        </w:rPr>
+        <w:t xml:space="preserve"> </w:t>
+      </w:r>
+      <w:r>
+        <w:rPr>
+          <w:rFonts w:ascii="Roboto" w:hAnsi="Roboto"/>
+          <w:b/>
+          <w:bCs/>
+        </w:rPr>
+        <w:t>• D</w:t>
+      </w:r>
+      <w:r>
+        <w:rPr>
+          <w:rFonts w:ascii="Roboto" w:hAnsi="Roboto"/>
+        </w:rPr>
+        <w:t>atabase</w:t>
+      </w:r>
+    </w:p>
+    <w:p>
+      <w:pPr>
+        <w:rPr>
+          <w:rFonts w:ascii="Roboto" w:hAnsi="Roboto"/>
+          <w:sz w:val="24"/>
+          <w:szCs w:val="24"/>
+        </w:rPr>
+      </w:pPr>
+    </w:p>
+    <w:p>
+      <w:pPr>
+        <w:rPr>
+          <w:rFonts w:ascii="Roboto" w:hAnsi="Roboto"/>
+          <w:sz w:val="24"/>
+          <w:szCs w:val="24"/>
+        </w:rPr>
+      </w:pPr>
+    </w:p>
+    <w:p>
+      <w:pPr>
+        <w:tabs>
+          <w:tab w:val="left" w:pos="1996"/>
+        </w:tabs>
+        <w:rPr>
+          <w:rFonts w:ascii="Roboto" w:hAnsi="Roboto"/>
+          <w:sz w:val="24"/>
+          <w:szCs w:val="24"/>
+        </w:rPr>
+      </w:pPr>
+    </w:p>
+    <w:p>
+      <w:pPr>
+        <w:tabs>
+          <w:tab w:val="left" w:pos="1996"/>
+        </w:tabs>
         <w:rPr>
           <w:rFonts w:ascii="Roboto" w:hAnsi="Roboto"/>
           <w:b/>
           <w:bCs/>
           <w:sz w:val="28"/>
           <w:szCs w:val="28"/>
+          <w:lang w:bidi="fa-IR"/>
         </w:rPr>
       </w:pPr>
       <w:r>
@@ -1106,253 +1113,295 @@
           <w:bCs/>
           <w:sz w:val="28"/>
           <w:szCs w:val="28"/>
-        </w:rPr>
-        <w:t>RESEARCH INTERESTS</w:t>
-      </w:r>
-    </w:p>
-    <w:p>
-      <w:pPr>
-        <w:rPr>
-          <w:rFonts w:ascii="Roboto" w:hAnsi="Roboto"/>
-          <w:sz w:val="28"/>
-          <w:szCs w:val="28"/>
-        </w:rPr>
-      </w:pPr>
-      <w:r>
-        <w:rPr>
-          <w:rFonts w:ascii="Roboto" w:hAnsi="Roboto"/>
-          <w:b/>
-          <w:bCs/>
-          <w:sz w:val="24"/>
-          <w:szCs w:val="24"/>
-        </w:rPr>
-        <w:t>D</w:t>
-      </w:r>
-      <w:r>
-        <w:rPr>
-          <w:rFonts w:ascii="Roboto" w:hAnsi="Roboto"/>
-          <w:sz w:val="24"/>
-          <w:szCs w:val="24"/>
-        </w:rPr>
-        <w:t xml:space="preserve">ata </w:t>
-      </w:r>
-      <w:r>
-        <w:rPr>
-          <w:rFonts w:ascii="Roboto" w:hAnsi="Roboto"/>
-          <w:b/>
-          <w:bCs/>
-          <w:sz w:val="24"/>
-          <w:szCs w:val="24"/>
-          <w:lang w:bidi="fa-IR"/>
-        </w:rPr>
-        <w:t>A</w:t>
-      </w:r>
-      <w:r>
-        <w:rPr>
-          <w:rFonts w:ascii="Roboto" w:hAnsi="Roboto"/>
-          <w:sz w:val="24"/>
-          <w:szCs w:val="24"/>
-          <w:lang w:bidi="fa-IR"/>
-        </w:rPr>
-        <w:t>nalysis</w:t>
-      </w:r>
-      <w:r>
-        <w:rPr>
-          <w:rFonts w:ascii="Roboto" w:hAnsi="Roboto"/>
-          <w:b/>
-          <w:bCs/>
-          <w:sz w:val="28"/>
-          <w:szCs w:val="28"/>
-          <w:lang w:bidi="fa-IR"/>
-        </w:rPr>
-        <w:t xml:space="preserve"> </w:t>
-      </w:r>
-      <w:r>
-        <w:rPr>
-          <w:rFonts w:ascii="Roboto" w:hAnsi="Roboto"/>
-          <w:b/>
-          <w:bCs/>
-          <w:sz w:val="28"/>
-          <w:szCs w:val="28"/>
-        </w:rPr>
-        <w:t>•</w:t>
-      </w:r>
-      <w:r>
-        <w:rPr>
-          <w:rFonts w:ascii="Roboto" w:hAnsi="Roboto"/>
-          <w:b/>
-          <w:bCs/>
-          <w:sz w:val="28"/>
-          <w:szCs w:val="28"/>
-        </w:rPr>
-        <w:t xml:space="preserve"> </w:t>
-      </w:r>
-      <w:r>
-        <w:rPr>
-          <w:rFonts w:ascii="Roboto" w:hAnsi="Roboto"/>
-          <w:b/>
-          <w:bCs/>
-          <w:sz w:val="24"/>
-          <w:szCs w:val="24"/>
-        </w:rPr>
-        <w:t>M</w:t>
-      </w:r>
-      <w:r>
-        <w:rPr>
-          <w:rFonts w:ascii="Roboto" w:hAnsi="Roboto"/>
-          <w:sz w:val="24"/>
-          <w:szCs w:val="24"/>
-        </w:rPr>
-        <w:t>achine</w:t>
-      </w:r>
-      <w:r>
-        <w:rPr>
-          <w:rFonts w:ascii="Roboto" w:hAnsi="Roboto"/>
-          <w:b/>
-          <w:bCs/>
-          <w:sz w:val="24"/>
-          <w:szCs w:val="24"/>
-        </w:rPr>
-        <w:t xml:space="preserve"> L</w:t>
-      </w:r>
-      <w:r>
-        <w:rPr>
-          <w:rFonts w:ascii="Roboto" w:hAnsi="Roboto"/>
-          <w:sz w:val="24"/>
-          <w:szCs w:val="24"/>
-        </w:rPr>
-        <w:t>earning</w:t>
-      </w:r>
-      <w:r>
-        <w:rPr>
-          <w:rFonts w:ascii="Roboto" w:hAnsi="Roboto"/>
-          <w:color w:val="4B4C4E"/>
-          <w:sz w:val="20"/>
-          <w:szCs w:val="20"/>
-        </w:rPr>
-        <w:t xml:space="preserve"> </w:t>
-      </w:r>
-      <w:r>
-        <w:rPr>
-          <w:rFonts w:ascii="Roboto" w:hAnsi="Roboto"/>
-          <w:b/>
-          <w:bCs/>
-          <w:sz w:val="28"/>
-          <w:szCs w:val="28"/>
-        </w:rPr>
-        <w:t>•</w:t>
-      </w:r>
-      <w:r>
-        <w:rPr>
-          <w:rFonts w:ascii="Roboto" w:hAnsi="Roboto"/>
-          <w:b/>
-          <w:bCs/>
-          <w:sz w:val="28"/>
-          <w:szCs w:val="28"/>
-        </w:rPr>
-        <w:t xml:space="preserve"> </w:t>
-      </w:r>
-      <w:r>
-        <w:rPr>
-          <w:rFonts w:ascii="Roboto" w:hAnsi="Roboto"/>
-          <w:b/>
-          <w:bCs/>
-          <w:sz w:val="24"/>
-          <w:szCs w:val="24"/>
-        </w:rPr>
-        <w:t>D</w:t>
-      </w:r>
-      <w:r>
-        <w:rPr>
-          <w:rFonts w:ascii="Roboto" w:hAnsi="Roboto"/>
-          <w:sz w:val="24"/>
-          <w:szCs w:val="24"/>
-        </w:rPr>
-        <w:t>ata</w:t>
-      </w:r>
-      <w:r>
-        <w:rPr>
-          <w:rFonts w:ascii="Roboto" w:hAnsi="Roboto"/>
-          <w:b/>
-          <w:bCs/>
-          <w:sz w:val="24"/>
-          <w:szCs w:val="24"/>
-        </w:rPr>
-        <w:t xml:space="preserve"> S</w:t>
-      </w:r>
-      <w:r>
-        <w:rPr>
-          <w:rFonts w:ascii="Roboto" w:hAnsi="Roboto"/>
-          <w:sz w:val="24"/>
-          <w:szCs w:val="24"/>
-        </w:rPr>
-        <w:t>cience</w:t>
-      </w:r>
-      <w:r>
-        <w:rPr>
-          <w:rFonts w:ascii="Roboto" w:hAnsi="Roboto"/>
-          <w:color w:val="4B4C4E"/>
-          <w:sz w:val="20"/>
-          <w:szCs w:val="20"/>
-        </w:rPr>
-        <w:t xml:space="preserve"> </w:t>
-      </w:r>
-      <w:r>
-        <w:rPr>
-          <w:rFonts w:ascii="Roboto" w:hAnsi="Roboto"/>
-          <w:b/>
-          <w:bCs/>
-          <w:sz w:val="28"/>
-          <w:szCs w:val="28"/>
-        </w:rPr>
-        <w:t>•</w:t>
-      </w:r>
-      <w:r>
-        <w:rPr>
-          <w:rFonts w:ascii="Roboto" w:hAnsi="Roboto"/>
-          <w:b/>
-          <w:bCs/>
-          <w:sz w:val="28"/>
-          <w:szCs w:val="28"/>
-        </w:rPr>
-        <w:t xml:space="preserve"> </w:t>
-      </w:r>
-      <w:r>
-        <w:rPr>
-          <w:rFonts w:ascii="Roboto" w:hAnsi="Roboto"/>
-          <w:b/>
-          <w:bCs/>
-          <w:sz w:val="24"/>
-          <w:szCs w:val="24"/>
-        </w:rPr>
-        <w:t>D</w:t>
-      </w:r>
-      <w:r>
-        <w:rPr>
-          <w:rFonts w:ascii="Roboto" w:hAnsi="Roboto"/>
-          <w:sz w:val="24"/>
-          <w:szCs w:val="24"/>
-        </w:rPr>
-        <w:t>atabase</w:t>
-      </w:r>
-    </w:p>
-    <w:p>
-      <w:pPr>
-        <w:rPr>
-          <w:rFonts w:ascii="Roboto" w:hAnsi="Roboto"/>
-          <w:sz w:val="24"/>
-          <w:szCs w:val="24"/>
-        </w:rPr>
-      </w:pPr>
-    </w:p>
-    <w:p>
-      <w:pPr>
-        <w:rPr>
-          <w:rFonts w:ascii="Roboto" w:hAnsi="Roboto"/>
-          <w:sz w:val="24"/>
-          <w:szCs w:val="24"/>
-        </w:rPr>
-      </w:pPr>
+          <w:lang w:bidi="fa-IR"/>
+        </w:rPr>
+        <w:lastRenderedPageBreak/>
+        <w:t>PROJECTS</w:t>
+      </w:r>
+    </w:p>
+    <w:p>
+      <w:pPr>
+        <w:tabs>
+          <w:tab w:val="left" w:pos="1996"/>
+        </w:tabs>
+        <w:spacing w:line="240" w:lineRule="auto"/>
+        <w:rPr>
+          <w:rFonts w:ascii="Roboto" w:hAnsi="Roboto"/>
+          <w:b/>
+          <w:bCs/>
+          <w:lang w:bidi="fa-IR"/>
+        </w:rPr>
+      </w:pPr>
+      <w:r>
+        <w:rPr>
+          <w:rFonts w:ascii="Roboto" w:hAnsi="Roboto"/>
+          <w:lang w:bidi="fa-IR"/>
+        </w:rPr>
+        <w:t>Aug 2021-Dec 2021</w:t>
+      </w:r>
+      <w:r>
+        <w:rPr>
+          <w:rFonts w:ascii="Roboto" w:hAnsi="Roboto"/>
+          <w:b/>
+          <w:bCs/>
+          <w:lang w:bidi="fa-IR"/>
+        </w:rPr>
+        <w:tab/>
+        <w:t xml:space="preserve">Title: </w:t>
+      </w:r>
+      <w:hyperlink r:id="rId14" w:history="1">
+        <w:r>
+          <w:rPr>
+            <w:rStyle w:val="Hyperlink"/>
+            <w:rFonts w:ascii="Roboto" w:hAnsi="Roboto"/>
+            <w:b/>
+            <w:bCs/>
+            <w:u w:val="none"/>
+            <w:lang w:bidi="fa-IR"/>
+          </w:rPr>
+          <w:t>Hotel Motel</w:t>
+        </w:r>
+      </w:hyperlink>
+      <w:r>
+        <w:rPr>
+          <w:rFonts w:ascii="Roboto" w:hAnsi="Roboto"/>
+          <w:lang w:bidi="fa-IR"/>
+        </w:rPr>
+        <w:t>, Hotel Booking Application</w:t>
+      </w:r>
+    </w:p>
+    <w:p>
+      <w:pPr>
+        <w:tabs>
+          <w:tab w:val="left" w:pos="1996"/>
+        </w:tabs>
+        <w:spacing w:line="240" w:lineRule="auto"/>
+        <w:rPr>
+          <w:rFonts w:ascii="Roboto" w:hAnsi="Roboto"/>
+          <w:lang w:bidi="fa-IR"/>
+        </w:rPr>
+      </w:pPr>
+      <w:r>
+        <w:rPr>
+          <w:rFonts w:ascii="Roboto" w:hAnsi="Roboto"/>
+          <w:b/>
+          <w:bCs/>
+          <w:lang w:bidi="fa-IR"/>
+        </w:rPr>
+        <w:tab/>
+        <w:t xml:space="preserve">Description: </w:t>
+      </w:r>
+      <w:r>
+        <w:rPr>
+          <w:rFonts w:ascii="Roboto" w:hAnsi="Roboto"/>
+          <w:lang w:bidi="fa-IR"/>
+        </w:rPr>
+        <w:t>Bachelor’s Final Project</w:t>
+      </w:r>
+    </w:p>
+    <w:p>
+      <w:pPr>
+        <w:tabs>
+          <w:tab w:val="left" w:pos="1996"/>
+        </w:tabs>
+        <w:spacing w:line="240" w:lineRule="auto"/>
+        <w:rPr>
+          <w:rFonts w:ascii="Roboto" w:hAnsi="Roboto"/>
+          <w:lang w:bidi="fa-IR"/>
+        </w:rPr>
+      </w:pPr>
+      <w:r>
+        <w:rPr>
+          <w:rFonts w:ascii="Roboto" w:hAnsi="Roboto"/>
+          <w:lang w:bidi="fa-IR"/>
+        </w:rPr>
+        <w:t>Apr 2020-Apr 2020</w:t>
+      </w:r>
+      <w:r>
+        <w:rPr>
+          <w:rFonts w:ascii="Roboto" w:hAnsi="Roboto"/>
+          <w:lang w:bidi="fa-IR"/>
+        </w:rPr>
+        <w:tab/>
+      </w:r>
+      <w:r>
+        <w:rPr>
+          <w:rFonts w:ascii="Roboto" w:hAnsi="Roboto"/>
+          <w:b/>
+          <w:bCs/>
+          <w:lang w:bidi="fa-IR"/>
+        </w:rPr>
+        <w:t>Title</w:t>
+      </w:r>
+      <w:r>
+        <w:rPr>
+          <w:rFonts w:ascii="Roboto" w:hAnsi="Roboto"/>
+          <w:lang w:bidi="fa-IR"/>
+        </w:rPr>
+        <w:t xml:space="preserve">: </w:t>
+      </w:r>
+      <w:hyperlink r:id="rId15" w:history="1">
+        <w:r>
+          <w:rPr>
+            <w:rStyle w:val="Hyperlink"/>
+            <w:rFonts w:ascii="Roboto" w:hAnsi="Roboto"/>
+            <w:b/>
+            <w:bCs/>
+            <w:u w:val="none"/>
+            <w:lang w:bidi="fa-IR"/>
+          </w:rPr>
+          <w:t>CanSell</w:t>
+        </w:r>
+      </w:hyperlink>
+      <w:r>
+        <w:rPr>
+          <w:rFonts w:ascii="Roboto" w:hAnsi="Roboto"/>
+          <w:lang w:bidi="fa-IR"/>
+        </w:rPr>
+        <w:t>, Used Books Online Shop Application</w:t>
+      </w:r>
+    </w:p>
+    <w:p>
+      <w:pPr>
+        <w:tabs>
+          <w:tab w:val="left" w:pos="1996"/>
+        </w:tabs>
+        <w:spacing w:line="240" w:lineRule="auto"/>
+        <w:rPr>
+          <w:rFonts w:ascii="Roboto" w:hAnsi="Roboto"/>
+          <w:lang w:bidi="fa-IR"/>
+        </w:rPr>
+      </w:pPr>
+      <w:r>
+        <w:rPr>
+          <w:rFonts w:ascii="Roboto" w:hAnsi="Roboto"/>
+          <w:lang w:bidi="fa-IR"/>
+        </w:rPr>
+        <w:tab/>
+      </w:r>
+      <w:r>
+        <w:rPr>
+          <w:rFonts w:ascii="Roboto" w:hAnsi="Roboto"/>
+          <w:b/>
+          <w:bCs/>
+          <w:lang w:bidi="fa-IR"/>
+        </w:rPr>
+        <w:t>Description</w:t>
+      </w:r>
+      <w:r>
+        <w:rPr>
+          <w:rFonts w:ascii="Roboto" w:hAnsi="Roboto"/>
+          <w:lang w:bidi="fa-IR"/>
+        </w:rPr>
+        <w:t>: Participated in developing API</w:t>
+      </w:r>
+    </w:p>
+    <w:p>
+      <w:pPr>
+        <w:tabs>
+          <w:tab w:val="left" w:pos="1996"/>
+        </w:tabs>
+        <w:spacing w:line="240" w:lineRule="auto"/>
+        <w:rPr>
+          <w:rFonts w:ascii="Roboto" w:hAnsi="Roboto"/>
+          <w:b/>
+          <w:bCs/>
+          <w:lang w:bidi="fa-IR"/>
+        </w:rPr>
+      </w:pPr>
+      <w:r>
+        <w:rPr>
+          <w:rFonts w:ascii="Roboto" w:hAnsi="Roboto"/>
+          <w:lang w:bidi="fa-IR"/>
+        </w:rPr>
+        <w:t>Aug 2018-Aug 2019</w:t>
+      </w:r>
+      <w:r>
+        <w:rPr>
+          <w:rFonts w:ascii="Roboto" w:hAnsi="Roboto"/>
+          <w:lang w:bidi="fa-IR"/>
+        </w:rPr>
+        <w:tab/>
+      </w:r>
+      <w:r>
+        <w:rPr>
+          <w:rFonts w:ascii="Roboto" w:hAnsi="Roboto"/>
+          <w:b/>
+          <w:bCs/>
+          <w:lang w:bidi="fa-IR"/>
+        </w:rPr>
+        <w:t>Title</w:t>
+      </w:r>
+      <w:r>
+        <w:rPr>
+          <w:rFonts w:ascii="Roboto" w:hAnsi="Roboto"/>
+          <w:lang w:bidi="fa-IR"/>
+        </w:rPr>
+        <w:t xml:space="preserve">: </w:t>
+      </w:r>
+      <w:hyperlink r:id="rId16" w:history="1">
+        <w:r>
+          <w:rPr>
+            <w:rStyle w:val="Hyperlink"/>
+            <w:rFonts w:ascii="Roboto" w:hAnsi="Roboto"/>
+            <w:b/>
+            <w:bCs/>
+            <w:u w:val="none"/>
+            <w:lang w:bidi="fa-IR"/>
+          </w:rPr>
+          <w:t>Redis Admin</w:t>
+        </w:r>
+      </w:hyperlink>
+      <w:r>
+        <w:rPr>
+          <w:rFonts w:ascii="Roboto" w:hAnsi="Roboto"/>
+          <w:lang w:bidi="fa-IR"/>
+        </w:rPr>
+        <w:t>, Redis Servers GUI Manager</w:t>
+      </w:r>
+    </w:p>
+    <w:p>
+      <w:pPr>
+        <w:tabs>
+          <w:tab w:val="left" w:pos="1996"/>
+        </w:tabs>
+        <w:spacing w:line="240" w:lineRule="auto"/>
+        <w:ind w:left="1996"/>
+        <w:rPr>
+          <w:rFonts w:ascii="Roboto" w:hAnsi="Roboto"/>
+          <w:lang w:bidi="fa-IR"/>
+        </w:rPr>
+      </w:pPr>
+      <w:r>
+        <w:rPr>
+          <w:rFonts w:ascii="Roboto" w:hAnsi="Roboto"/>
+          <w:b/>
+          <w:bCs/>
+          <w:lang w:bidi="fa-IR"/>
+        </w:rPr>
+        <w:t xml:space="preserve">Description: </w:t>
+      </w:r>
+      <w:r>
+        <w:rPr>
+          <w:rFonts w:ascii="Roboto" w:hAnsi="Roboto"/>
+          <w:lang w:bidi="fa-IR"/>
+        </w:rPr>
+        <w:t xml:space="preserve">The open-source project that helps </w:t>
+      </w:r>
+      <w:r>
+        <w:rPr>
+          <w:rFonts w:ascii="Roboto" w:hAnsi="Roboto"/>
+          <w:lang w:bidi="fa-IR"/>
+        </w:rPr>
+        <w:t xml:space="preserve">database </w:t>
+      </w:r>
+      <w:r>
+        <w:rPr>
+          <w:rFonts w:ascii="Roboto" w:hAnsi="Roboto"/>
+          <w:lang w:bidi="fa-IR"/>
+        </w:rPr>
+        <w:t>administrators to manage Redis servers</w:t>
+      </w:r>
     </w:p>
     <w:p>
       <w:pPr>
@@ -1363,1105 +1412,6 @@
           <w:rFonts w:ascii="Roboto" w:hAnsi="Roboto"/>
           <w:b/>
           <w:bCs/>
-          <w:sz w:val="28"/>
-          <w:szCs w:val="28"/>
-          <w:lang w:bidi="fa-IR"/>
-        </w:rPr>
-      </w:pPr>
-      <w:r>
-        <w:rPr>
-          <w:rFonts w:ascii="Roboto" w:hAnsi="Roboto"/>
-          <w:b/>
-          <w:bCs/>
-          <w:sz w:val="28"/>
-          <w:szCs w:val="28"/>
-          <w:lang w:bidi="fa-IR"/>
-        </w:rPr>
-        <w:t>CORE COURSES</w:t>
-      </w:r>
-    </w:p>
-    <w:p>
-      <w:pPr>
-        <w:tabs>
-          <w:tab w:val="left" w:pos="5280"/>
-        </w:tabs>
-        <w:rPr>
-          <w:rFonts w:ascii="Roboto" w:hAnsi="Roboto"/>
-          <w:sz w:val="24"/>
-          <w:szCs w:val="24"/>
-          <w:lang w:bidi="fa-IR"/>
-        </w:rPr>
-      </w:pPr>
-      <w:r>
-        <w:rPr>
-          <w:rFonts w:ascii="Roboto" w:hAnsi="Roboto"/>
-          <w:b/>
-          <w:bCs/>
-          <w:sz w:val="24"/>
-          <w:szCs w:val="24"/>
-          <w:lang w:bidi="fa-IR"/>
-        </w:rPr>
-        <w:t>D</w:t>
-      </w:r>
-      <w:r>
-        <w:rPr>
-          <w:rFonts w:ascii="Roboto" w:hAnsi="Roboto"/>
-          <w:sz w:val="24"/>
-          <w:szCs w:val="24"/>
-          <w:lang w:bidi="fa-IR"/>
-        </w:rPr>
-        <w:t>ata</w:t>
-      </w:r>
-      <w:r>
-        <w:rPr>
-          <w:rFonts w:ascii="Roboto" w:hAnsi="Roboto"/>
-          <w:b/>
-          <w:bCs/>
-          <w:sz w:val="24"/>
-          <w:szCs w:val="24"/>
-          <w:lang w:bidi="fa-IR"/>
-        </w:rPr>
-        <w:t xml:space="preserve"> B</w:t>
-      </w:r>
-      <w:r>
-        <w:rPr>
-          <w:rFonts w:ascii="Roboto" w:hAnsi="Roboto"/>
-          <w:sz w:val="24"/>
-          <w:szCs w:val="24"/>
-          <w:lang w:bidi="fa-IR"/>
-        </w:rPr>
-        <w:t>ase</w:t>
-      </w:r>
-      <w:r>
-        <w:rPr>
-          <w:rFonts w:ascii="Roboto" w:hAnsi="Roboto"/>
-          <w:b/>
-          <w:bCs/>
-          <w:sz w:val="24"/>
-          <w:szCs w:val="24"/>
-          <w:lang w:bidi="fa-IR"/>
-        </w:rPr>
-        <w:t xml:space="preserve"> </w:t>
-      </w:r>
-      <w:r>
-        <w:rPr>
-          <w:rFonts w:ascii="Roboto" w:hAnsi="Roboto"/>
-          <w:sz w:val="24"/>
-          <w:szCs w:val="24"/>
-          <w:lang w:bidi="fa-IR"/>
-        </w:rPr>
-        <w:t>(20)</w:t>
-      </w:r>
-      <w:r>
-        <w:rPr>
-          <w:rFonts w:ascii="Roboto" w:hAnsi="Roboto"/>
-          <w:b/>
-          <w:bCs/>
-          <w:sz w:val="28"/>
-          <w:szCs w:val="28"/>
-          <w:lang w:bidi="fa-IR"/>
-        </w:rPr>
-        <w:t xml:space="preserve"> </w:t>
-      </w:r>
-      <w:r>
-        <w:rPr>
-          <w:rFonts w:ascii="Roboto" w:hAnsi="Roboto"/>
-          <w:b/>
-          <w:bCs/>
-          <w:sz w:val="28"/>
-          <w:szCs w:val="28"/>
-        </w:rPr>
-        <w:t>•</w:t>
-      </w:r>
-      <w:r>
-        <w:rPr>
-          <w:rFonts w:ascii="Roboto" w:hAnsi="Roboto"/>
-          <w:b/>
-          <w:bCs/>
-          <w:sz w:val="28"/>
-          <w:szCs w:val="28"/>
-        </w:rPr>
-        <w:t xml:space="preserve"> </w:t>
-      </w:r>
-      <w:r>
-        <w:rPr>
-          <w:rFonts w:ascii="Roboto" w:hAnsi="Roboto"/>
-          <w:b/>
-          <w:bCs/>
-          <w:sz w:val="24"/>
-          <w:szCs w:val="24"/>
-          <w:lang w:bidi="fa-IR"/>
-        </w:rPr>
-        <w:t>D</w:t>
-      </w:r>
-      <w:r>
-        <w:rPr>
-          <w:rFonts w:ascii="Roboto" w:hAnsi="Roboto"/>
-          <w:sz w:val="24"/>
-          <w:szCs w:val="24"/>
-          <w:lang w:bidi="fa-IR"/>
-        </w:rPr>
-        <w:t>igital</w:t>
-      </w:r>
-      <w:r>
-        <w:rPr>
-          <w:rFonts w:ascii="Roboto" w:hAnsi="Roboto"/>
-          <w:b/>
-          <w:bCs/>
-          <w:sz w:val="24"/>
-          <w:szCs w:val="24"/>
-          <w:lang w:bidi="fa-IR"/>
-        </w:rPr>
-        <w:t xml:space="preserve"> L</w:t>
-      </w:r>
-      <w:r>
-        <w:rPr>
-          <w:rFonts w:ascii="Roboto" w:hAnsi="Roboto"/>
-          <w:sz w:val="24"/>
-          <w:szCs w:val="24"/>
-          <w:lang w:bidi="fa-IR"/>
-        </w:rPr>
-        <w:t>ogic</w:t>
-      </w:r>
-      <w:r>
-        <w:rPr>
-          <w:rFonts w:ascii="Roboto" w:hAnsi="Roboto"/>
-          <w:b/>
-          <w:bCs/>
-          <w:sz w:val="24"/>
-          <w:szCs w:val="24"/>
-          <w:lang w:bidi="fa-IR"/>
-        </w:rPr>
-        <w:t xml:space="preserve"> </w:t>
-      </w:r>
-      <w:r>
-        <w:rPr>
-          <w:rFonts w:ascii="Roboto" w:hAnsi="Roboto"/>
-          <w:b/>
-          <w:bCs/>
-          <w:sz w:val="24"/>
-          <w:szCs w:val="24"/>
-          <w:lang w:bidi="fa-IR"/>
-        </w:rPr>
-        <w:t>D</w:t>
-      </w:r>
-      <w:r>
-        <w:rPr>
-          <w:rFonts w:ascii="Roboto" w:hAnsi="Roboto"/>
-          <w:sz w:val="24"/>
-          <w:szCs w:val="24"/>
-          <w:lang w:bidi="fa-IR"/>
-        </w:rPr>
-        <w:t>esign</w:t>
-      </w:r>
-      <w:r>
-        <w:rPr>
-          <w:rFonts w:ascii="Roboto" w:hAnsi="Roboto"/>
-          <w:b/>
-          <w:bCs/>
-          <w:sz w:val="24"/>
-          <w:szCs w:val="24"/>
-          <w:lang w:bidi="fa-IR"/>
-        </w:rPr>
-        <w:t xml:space="preserve"> </w:t>
-      </w:r>
-      <w:r>
-        <w:rPr>
-          <w:rFonts w:ascii="Roboto" w:hAnsi="Roboto"/>
-          <w:sz w:val="24"/>
-          <w:szCs w:val="24"/>
-          <w:lang w:bidi="fa-IR"/>
-        </w:rPr>
-        <w:t>(</w:t>
-      </w:r>
-      <w:r>
-        <w:rPr>
-          <w:rFonts w:ascii="Roboto" w:hAnsi="Roboto"/>
-          <w:sz w:val="24"/>
-          <w:szCs w:val="24"/>
-          <w:lang w:bidi="fa-IR"/>
-        </w:rPr>
-        <w:t>18.59)</w:t>
-      </w:r>
-      <w:r>
-        <w:rPr>
-          <w:rFonts w:ascii="Roboto" w:hAnsi="Roboto"/>
-          <w:b/>
-          <w:bCs/>
-          <w:sz w:val="28"/>
-          <w:szCs w:val="28"/>
-          <w:lang w:bidi="fa-IR"/>
-        </w:rPr>
-        <w:t xml:space="preserve"> </w:t>
-      </w:r>
-      <w:r>
-        <w:rPr>
-          <w:rFonts w:ascii="Roboto" w:hAnsi="Roboto"/>
-          <w:b/>
-          <w:bCs/>
-          <w:sz w:val="28"/>
-          <w:szCs w:val="28"/>
-        </w:rPr>
-        <w:t>•</w:t>
-      </w:r>
-      <w:r>
-        <w:rPr>
-          <w:rFonts w:ascii="Roboto" w:hAnsi="Roboto"/>
-          <w:b/>
-          <w:bCs/>
-          <w:sz w:val="28"/>
-          <w:szCs w:val="28"/>
-        </w:rPr>
-        <w:t xml:space="preserve"> </w:t>
-      </w:r>
-      <w:r>
-        <w:rPr>
-          <w:rFonts w:ascii="Roboto" w:hAnsi="Roboto"/>
-          <w:b/>
-          <w:bCs/>
-          <w:sz w:val="24"/>
-          <w:szCs w:val="24"/>
-          <w:lang w:bidi="fa-IR"/>
-        </w:rPr>
-        <w:t>C</w:t>
-      </w:r>
-      <w:r>
-        <w:rPr>
-          <w:rFonts w:ascii="Roboto" w:hAnsi="Roboto"/>
-          <w:sz w:val="24"/>
-          <w:szCs w:val="24"/>
-          <w:lang w:bidi="fa-IR"/>
-        </w:rPr>
-        <w:t>omputer</w:t>
-      </w:r>
-      <w:r>
-        <w:rPr>
-          <w:rFonts w:ascii="Roboto" w:hAnsi="Roboto"/>
-          <w:b/>
-          <w:bCs/>
-          <w:sz w:val="24"/>
-          <w:szCs w:val="24"/>
-          <w:lang w:bidi="fa-IR"/>
-        </w:rPr>
-        <w:t xml:space="preserve"> </w:t>
-      </w:r>
-      <w:r>
-        <w:rPr>
-          <w:rFonts w:ascii="Roboto" w:hAnsi="Roboto"/>
-          <w:b/>
-          <w:bCs/>
-          <w:sz w:val="24"/>
-          <w:szCs w:val="24"/>
-          <w:lang w:bidi="fa-IR"/>
-        </w:rPr>
-        <w:t>A</w:t>
-      </w:r>
-      <w:r>
-        <w:rPr>
-          <w:rFonts w:ascii="Roboto" w:hAnsi="Roboto"/>
-          <w:sz w:val="24"/>
-          <w:szCs w:val="24"/>
-          <w:lang w:bidi="fa-IR"/>
-        </w:rPr>
-        <w:t>rchitecture</w:t>
-      </w:r>
-      <w:r>
-        <w:rPr>
-          <w:rFonts w:ascii="Roboto" w:hAnsi="Roboto"/>
-          <w:b/>
-          <w:bCs/>
-          <w:sz w:val="24"/>
-          <w:szCs w:val="24"/>
-          <w:lang w:bidi="fa-IR"/>
-        </w:rPr>
-        <w:t xml:space="preserve"> </w:t>
-      </w:r>
-      <w:r>
-        <w:rPr>
-          <w:rFonts w:ascii="Roboto" w:hAnsi="Roboto"/>
-          <w:sz w:val="24"/>
-          <w:szCs w:val="24"/>
-          <w:lang w:bidi="fa-IR"/>
-        </w:rPr>
-        <w:t>(</w:t>
-      </w:r>
-      <w:r>
-        <w:rPr>
-          <w:rFonts w:ascii="Roboto" w:hAnsi="Roboto"/>
-          <w:sz w:val="24"/>
-          <w:szCs w:val="24"/>
-          <w:lang w:bidi="fa-IR"/>
-        </w:rPr>
-        <w:t>20)</w:t>
-      </w:r>
-      <w:r>
-        <w:rPr>
-          <w:rFonts w:ascii="Roboto" w:hAnsi="Roboto"/>
-          <w:b/>
-          <w:bCs/>
-          <w:sz w:val="28"/>
-          <w:szCs w:val="28"/>
-          <w:lang w:bidi="fa-IR"/>
-        </w:rPr>
-        <w:t xml:space="preserve"> </w:t>
-      </w:r>
-      <w:r>
-        <w:rPr>
-          <w:rFonts w:ascii="Roboto" w:hAnsi="Roboto"/>
-          <w:b/>
-          <w:bCs/>
-          <w:sz w:val="28"/>
-          <w:szCs w:val="28"/>
-        </w:rPr>
-        <w:t>•</w:t>
-      </w:r>
-      <w:r>
-        <w:rPr>
-          <w:rFonts w:ascii="Roboto" w:hAnsi="Roboto"/>
-          <w:b/>
-          <w:bCs/>
-          <w:sz w:val="28"/>
-          <w:szCs w:val="28"/>
-        </w:rPr>
-        <w:t xml:space="preserve"> </w:t>
-      </w:r>
-      <w:r>
-        <w:rPr>
-          <w:rFonts w:ascii="Roboto" w:hAnsi="Roboto"/>
-          <w:b/>
-          <w:bCs/>
-          <w:sz w:val="24"/>
-          <w:szCs w:val="24"/>
-          <w:lang w:bidi="fa-IR"/>
-        </w:rPr>
-        <w:t>C</w:t>
-      </w:r>
-      <w:r>
-        <w:rPr>
-          <w:rFonts w:ascii="Roboto" w:hAnsi="Roboto"/>
-          <w:sz w:val="24"/>
-          <w:szCs w:val="24"/>
-          <w:lang w:bidi="fa-IR"/>
-        </w:rPr>
-        <w:t>omputer</w:t>
-      </w:r>
-      <w:r>
-        <w:rPr>
-          <w:rFonts w:ascii="Roboto" w:hAnsi="Roboto"/>
-          <w:b/>
-          <w:bCs/>
-          <w:sz w:val="24"/>
-          <w:szCs w:val="24"/>
-          <w:lang w:bidi="fa-IR"/>
-        </w:rPr>
-        <w:t xml:space="preserve"> </w:t>
-      </w:r>
-      <w:r>
-        <w:rPr>
-          <w:rFonts w:ascii="Roboto" w:hAnsi="Roboto"/>
-          <w:b/>
-          <w:bCs/>
-          <w:sz w:val="24"/>
-          <w:szCs w:val="24"/>
-          <w:lang w:bidi="fa-IR"/>
-        </w:rPr>
-        <w:t>N</w:t>
-      </w:r>
-      <w:r>
-        <w:rPr>
-          <w:rFonts w:ascii="Roboto" w:hAnsi="Roboto"/>
-          <w:sz w:val="24"/>
-          <w:szCs w:val="24"/>
-          <w:lang w:bidi="fa-IR"/>
-        </w:rPr>
-        <w:t>etworks</w:t>
-      </w:r>
-      <w:r>
-        <w:rPr>
-          <w:rFonts w:ascii="Roboto" w:hAnsi="Roboto"/>
-          <w:b/>
-          <w:bCs/>
-          <w:sz w:val="24"/>
-          <w:szCs w:val="24"/>
-          <w:lang w:bidi="fa-IR"/>
-        </w:rPr>
-        <w:t xml:space="preserve"> </w:t>
-      </w:r>
-      <w:r>
-        <w:rPr>
-          <w:rFonts w:ascii="Roboto" w:hAnsi="Roboto"/>
-          <w:sz w:val="24"/>
-          <w:szCs w:val="24"/>
-          <w:lang w:bidi="fa-IR"/>
-        </w:rPr>
-        <w:t>(</w:t>
-      </w:r>
-      <w:r>
-        <w:rPr>
-          <w:rFonts w:ascii="Roboto" w:hAnsi="Roboto"/>
-          <w:sz w:val="24"/>
-          <w:szCs w:val="24"/>
-          <w:lang w:bidi="fa-IR"/>
-        </w:rPr>
-        <w:t>20)</w:t>
-      </w:r>
-      <w:r>
-        <w:rPr>
-          <w:rFonts w:ascii="Roboto" w:hAnsi="Roboto"/>
-          <w:b/>
-          <w:bCs/>
-          <w:sz w:val="28"/>
-          <w:szCs w:val="28"/>
-          <w:lang w:bidi="fa-IR"/>
-        </w:rPr>
-        <w:t xml:space="preserve"> </w:t>
-      </w:r>
-      <w:r>
-        <w:rPr>
-          <w:rFonts w:ascii="Roboto" w:hAnsi="Roboto"/>
-          <w:b/>
-          <w:bCs/>
-          <w:sz w:val="28"/>
-          <w:szCs w:val="28"/>
-        </w:rPr>
-        <w:t>•</w:t>
-      </w:r>
-      <w:r>
-        <w:rPr>
-          <w:rFonts w:ascii="Roboto" w:hAnsi="Roboto"/>
-          <w:b/>
-          <w:bCs/>
-          <w:sz w:val="28"/>
-          <w:szCs w:val="28"/>
-        </w:rPr>
-        <w:t xml:space="preserve"> </w:t>
-      </w:r>
-      <w:r>
-        <w:rPr>
-          <w:rFonts w:ascii="Roboto" w:hAnsi="Roboto"/>
-          <w:b/>
-          <w:bCs/>
-          <w:sz w:val="24"/>
-          <w:szCs w:val="24"/>
-          <w:lang w:bidi="fa-IR"/>
-        </w:rPr>
-        <w:t>A</w:t>
-      </w:r>
-      <w:r>
-        <w:rPr>
-          <w:rFonts w:ascii="Roboto" w:hAnsi="Roboto"/>
-          <w:sz w:val="24"/>
-          <w:szCs w:val="24"/>
-          <w:lang w:bidi="fa-IR"/>
-        </w:rPr>
-        <w:t>rtificial</w:t>
-      </w:r>
-      <w:r>
-        <w:rPr>
-          <w:rFonts w:ascii="Roboto" w:hAnsi="Roboto"/>
-          <w:b/>
-          <w:bCs/>
-          <w:sz w:val="24"/>
-          <w:szCs w:val="24"/>
-          <w:lang w:bidi="fa-IR"/>
-        </w:rPr>
-        <w:t xml:space="preserve"> I</w:t>
-      </w:r>
-      <w:r>
-        <w:rPr>
-          <w:rFonts w:ascii="Roboto" w:hAnsi="Roboto"/>
-          <w:sz w:val="24"/>
-          <w:szCs w:val="24"/>
-          <w:lang w:bidi="fa-IR"/>
-        </w:rPr>
-        <w:t>ntelligence</w:t>
-      </w:r>
-      <w:r>
-        <w:rPr>
-          <w:rFonts w:ascii="Roboto" w:hAnsi="Roboto"/>
-          <w:b/>
-          <w:bCs/>
-          <w:sz w:val="24"/>
-          <w:szCs w:val="24"/>
-          <w:lang w:bidi="fa-IR"/>
-        </w:rPr>
-        <w:t xml:space="preserve"> </w:t>
-      </w:r>
-      <w:r>
-        <w:rPr>
-          <w:rFonts w:ascii="Roboto" w:hAnsi="Roboto"/>
-          <w:sz w:val="24"/>
-          <w:szCs w:val="24"/>
-          <w:lang w:bidi="fa-IR"/>
-        </w:rPr>
-        <w:t>and</w:t>
-      </w:r>
-      <w:r>
-        <w:rPr>
-          <w:rFonts w:ascii="Roboto" w:hAnsi="Roboto"/>
-          <w:b/>
-          <w:bCs/>
-          <w:sz w:val="24"/>
-          <w:szCs w:val="24"/>
-          <w:lang w:bidi="fa-IR"/>
-        </w:rPr>
-        <w:t xml:space="preserve"> E</w:t>
-      </w:r>
-      <w:r>
-        <w:rPr>
-          <w:rFonts w:ascii="Roboto" w:hAnsi="Roboto"/>
-          <w:sz w:val="24"/>
-          <w:szCs w:val="24"/>
-          <w:lang w:bidi="fa-IR"/>
-        </w:rPr>
-        <w:t>xpert</w:t>
-      </w:r>
-      <w:r>
-        <w:rPr>
-          <w:rFonts w:ascii="Roboto" w:hAnsi="Roboto"/>
-          <w:b/>
-          <w:bCs/>
-          <w:sz w:val="24"/>
-          <w:szCs w:val="24"/>
-          <w:lang w:bidi="fa-IR"/>
-        </w:rPr>
-        <w:t xml:space="preserve"> S</w:t>
-      </w:r>
-      <w:r>
-        <w:rPr>
-          <w:rFonts w:ascii="Roboto" w:hAnsi="Roboto"/>
-          <w:sz w:val="24"/>
-          <w:szCs w:val="24"/>
-          <w:lang w:bidi="fa-IR"/>
-        </w:rPr>
-        <w:t>ystems</w:t>
-      </w:r>
-      <w:r>
-        <w:rPr>
-          <w:rFonts w:ascii="Roboto" w:hAnsi="Roboto"/>
-          <w:b/>
-          <w:bCs/>
-          <w:sz w:val="24"/>
-          <w:szCs w:val="24"/>
-          <w:lang w:bidi="fa-IR"/>
-        </w:rPr>
-        <w:t xml:space="preserve"> </w:t>
-      </w:r>
-      <w:r>
-        <w:rPr>
-          <w:rFonts w:ascii="Roboto" w:hAnsi="Roboto"/>
-          <w:sz w:val="24"/>
-          <w:szCs w:val="24"/>
-          <w:lang w:bidi="fa-IR"/>
-        </w:rPr>
-        <w:t>(20)</w:t>
-      </w:r>
-      <w:r>
-        <w:rPr>
-          <w:rFonts w:ascii="Roboto" w:hAnsi="Roboto"/>
-          <w:b/>
-          <w:bCs/>
-          <w:sz w:val="28"/>
-          <w:szCs w:val="28"/>
-          <w:lang w:bidi="fa-IR"/>
-        </w:rPr>
-        <w:t xml:space="preserve"> </w:t>
-      </w:r>
-      <w:r>
-        <w:rPr>
-          <w:rFonts w:ascii="Roboto" w:hAnsi="Roboto"/>
-          <w:b/>
-          <w:bCs/>
-          <w:sz w:val="28"/>
-          <w:szCs w:val="28"/>
-        </w:rPr>
-        <w:t>•</w:t>
-      </w:r>
-      <w:r>
-        <w:rPr>
-          <w:rFonts w:ascii="Roboto" w:hAnsi="Roboto"/>
-          <w:b/>
-          <w:bCs/>
-          <w:sz w:val="28"/>
-          <w:szCs w:val="28"/>
-        </w:rPr>
-        <w:t xml:space="preserve"> </w:t>
-      </w:r>
-      <w:r>
-        <w:rPr>
-          <w:rFonts w:ascii="Roboto" w:hAnsi="Roboto"/>
-          <w:b/>
-          <w:bCs/>
-          <w:sz w:val="24"/>
-          <w:szCs w:val="24"/>
-        </w:rPr>
-        <w:t>A</w:t>
-      </w:r>
-      <w:r>
-        <w:rPr>
-          <w:rFonts w:ascii="Roboto" w:hAnsi="Roboto"/>
-          <w:sz w:val="24"/>
-          <w:szCs w:val="24"/>
-        </w:rPr>
-        <w:t>dvance</w:t>
-      </w:r>
-      <w:r>
-        <w:rPr>
-          <w:rFonts w:ascii="Roboto" w:hAnsi="Roboto"/>
-          <w:b/>
-          <w:bCs/>
-          <w:sz w:val="24"/>
-          <w:szCs w:val="24"/>
-        </w:rPr>
-        <w:t xml:space="preserve"> </w:t>
-      </w:r>
-      <w:r>
-        <w:rPr>
-          <w:rFonts w:ascii="Roboto" w:hAnsi="Roboto"/>
-          <w:b/>
-          <w:bCs/>
-          <w:sz w:val="24"/>
-          <w:szCs w:val="24"/>
-        </w:rPr>
-        <w:t>P</w:t>
-      </w:r>
-      <w:r>
-        <w:rPr>
-          <w:rFonts w:ascii="Roboto" w:hAnsi="Roboto"/>
-          <w:sz w:val="24"/>
-          <w:szCs w:val="24"/>
-        </w:rPr>
-        <w:t>rogramming</w:t>
-      </w:r>
-      <w:r>
-        <w:rPr>
-          <w:rFonts w:ascii="Roboto" w:hAnsi="Roboto"/>
-          <w:b/>
-          <w:bCs/>
-          <w:sz w:val="24"/>
-          <w:szCs w:val="24"/>
-        </w:rPr>
-        <w:t xml:space="preserve"> </w:t>
-      </w:r>
-      <w:r>
-        <w:rPr>
-          <w:rFonts w:ascii="Roboto" w:hAnsi="Roboto"/>
-          <w:sz w:val="24"/>
-          <w:szCs w:val="24"/>
-        </w:rPr>
-        <w:t>(20)</w:t>
-      </w:r>
-      <w:r>
-        <w:rPr>
-          <w:rFonts w:ascii="Roboto" w:hAnsi="Roboto"/>
-          <w:b/>
-          <w:bCs/>
-          <w:sz w:val="28"/>
-          <w:szCs w:val="28"/>
-          <w:lang w:bidi="fa-IR"/>
-        </w:rPr>
-        <w:t xml:space="preserve"> </w:t>
-      </w:r>
-      <w:r>
-        <w:rPr>
-          <w:rFonts w:ascii="Roboto" w:hAnsi="Roboto"/>
-          <w:b/>
-          <w:bCs/>
-          <w:sz w:val="28"/>
-          <w:szCs w:val="28"/>
-        </w:rPr>
-        <w:t>•</w:t>
-      </w:r>
-      <w:r>
-        <w:rPr>
-          <w:rFonts w:ascii="Roboto" w:hAnsi="Roboto"/>
-          <w:b/>
-          <w:bCs/>
-          <w:sz w:val="28"/>
-          <w:szCs w:val="28"/>
-        </w:rPr>
-        <w:t xml:space="preserve"> </w:t>
-      </w:r>
-      <w:r>
-        <w:rPr>
-          <w:rFonts w:ascii="Roboto" w:hAnsi="Roboto"/>
-          <w:b/>
-          <w:bCs/>
-          <w:sz w:val="24"/>
-          <w:szCs w:val="24"/>
-        </w:rPr>
-        <w:t>D</w:t>
-      </w:r>
-      <w:r>
-        <w:rPr>
-          <w:rFonts w:ascii="Roboto" w:hAnsi="Roboto"/>
-          <w:sz w:val="24"/>
-          <w:szCs w:val="24"/>
-        </w:rPr>
-        <w:t>esign</w:t>
-      </w:r>
-      <w:r>
-        <w:rPr>
-          <w:rFonts w:ascii="Roboto" w:hAnsi="Roboto"/>
-          <w:b/>
-          <w:bCs/>
-          <w:sz w:val="24"/>
-          <w:szCs w:val="24"/>
-        </w:rPr>
-        <w:t xml:space="preserve"> P</w:t>
-      </w:r>
-      <w:r>
-        <w:rPr>
-          <w:rFonts w:ascii="Roboto" w:hAnsi="Roboto"/>
-          <w:sz w:val="24"/>
-          <w:szCs w:val="24"/>
-        </w:rPr>
-        <w:t>rogramming</w:t>
-      </w:r>
-      <w:r>
-        <w:rPr>
-          <w:rFonts w:ascii="Roboto" w:hAnsi="Roboto"/>
-          <w:b/>
-          <w:bCs/>
-          <w:sz w:val="24"/>
-          <w:szCs w:val="24"/>
-        </w:rPr>
-        <w:t xml:space="preserve"> L</w:t>
-      </w:r>
-      <w:r>
-        <w:rPr>
-          <w:rFonts w:ascii="Roboto" w:hAnsi="Roboto"/>
-          <w:sz w:val="24"/>
-          <w:szCs w:val="24"/>
-        </w:rPr>
-        <w:t>anguages</w:t>
-      </w:r>
-      <w:r>
-        <w:rPr>
-          <w:rFonts w:ascii="Roboto" w:hAnsi="Roboto"/>
-          <w:b/>
-          <w:bCs/>
-          <w:sz w:val="24"/>
-          <w:szCs w:val="24"/>
-        </w:rPr>
-        <w:t xml:space="preserve"> </w:t>
-      </w:r>
-      <w:r>
-        <w:rPr>
-          <w:rFonts w:ascii="Roboto" w:hAnsi="Roboto"/>
-          <w:sz w:val="24"/>
-          <w:szCs w:val="24"/>
-        </w:rPr>
-        <w:t>(20)</w:t>
-      </w:r>
-      <w:r>
-        <w:rPr>
-          <w:rFonts w:ascii="Roboto" w:hAnsi="Roboto"/>
-          <w:b/>
-          <w:bCs/>
-          <w:sz w:val="28"/>
-          <w:szCs w:val="28"/>
-          <w:lang w:bidi="fa-IR"/>
-        </w:rPr>
-        <w:t xml:space="preserve"> </w:t>
-      </w:r>
-      <w:r>
-        <w:rPr>
-          <w:rFonts w:ascii="Roboto" w:hAnsi="Roboto"/>
-          <w:b/>
-          <w:bCs/>
-          <w:sz w:val="28"/>
-          <w:szCs w:val="28"/>
-        </w:rPr>
-        <w:t>•</w:t>
-      </w:r>
-      <w:r>
-        <w:rPr>
-          <w:rFonts w:ascii="Roboto" w:hAnsi="Roboto"/>
-          <w:b/>
-          <w:bCs/>
-          <w:sz w:val="28"/>
-          <w:szCs w:val="28"/>
-        </w:rPr>
-        <w:t xml:space="preserve"> </w:t>
-      </w:r>
-      <w:r>
-        <w:rPr>
-          <w:rFonts w:ascii="Roboto" w:hAnsi="Roboto"/>
-          <w:b/>
-          <w:bCs/>
-          <w:sz w:val="24"/>
-          <w:szCs w:val="24"/>
-        </w:rPr>
-        <w:t>B</w:t>
-      </w:r>
-      <w:r>
-        <w:rPr>
-          <w:rFonts w:ascii="Roboto" w:hAnsi="Roboto"/>
-          <w:sz w:val="24"/>
-          <w:szCs w:val="24"/>
-        </w:rPr>
-        <w:t xml:space="preserve">asics </w:t>
-      </w:r>
-      <w:r>
-        <w:rPr>
-          <w:rFonts w:ascii="Roboto" w:hAnsi="Roboto"/>
-          <w:sz w:val="24"/>
-          <w:szCs w:val="24"/>
-        </w:rPr>
-        <w:t>of</w:t>
-      </w:r>
-      <w:r>
-        <w:rPr>
-          <w:rFonts w:ascii="Roboto" w:hAnsi="Roboto"/>
-          <w:sz w:val="24"/>
-          <w:szCs w:val="24"/>
-        </w:rPr>
-        <w:t xml:space="preserve"> </w:t>
-      </w:r>
-      <w:r>
-        <w:rPr>
-          <w:rFonts w:ascii="Roboto" w:hAnsi="Roboto"/>
-          <w:b/>
-          <w:bCs/>
-          <w:sz w:val="24"/>
-          <w:szCs w:val="24"/>
-        </w:rPr>
-        <w:t>W</w:t>
-      </w:r>
-      <w:r>
-        <w:rPr>
-          <w:rFonts w:ascii="Roboto" w:hAnsi="Roboto"/>
-          <w:sz w:val="24"/>
-          <w:szCs w:val="24"/>
-        </w:rPr>
-        <w:t xml:space="preserve">ireless </w:t>
-      </w:r>
-      <w:r>
-        <w:rPr>
-          <w:rFonts w:ascii="Roboto" w:hAnsi="Roboto"/>
-          <w:b/>
-          <w:bCs/>
-          <w:sz w:val="24"/>
-          <w:szCs w:val="24"/>
-        </w:rPr>
-        <w:t>N</w:t>
-      </w:r>
-      <w:r>
-        <w:rPr>
-          <w:rFonts w:ascii="Roboto" w:hAnsi="Roboto"/>
-          <w:sz w:val="24"/>
-          <w:szCs w:val="24"/>
-        </w:rPr>
-        <w:t>etworks</w:t>
-      </w:r>
-      <w:r>
-        <w:rPr>
-          <w:rFonts w:ascii="Roboto" w:hAnsi="Roboto"/>
-          <w:sz w:val="24"/>
-          <w:szCs w:val="24"/>
-        </w:rPr>
-        <w:t xml:space="preserve"> (</w:t>
-      </w:r>
-      <w:r>
-        <w:rPr>
-          <w:rFonts w:ascii="Roboto" w:hAnsi="Roboto"/>
-          <w:sz w:val="24"/>
-          <w:szCs w:val="24"/>
-        </w:rPr>
-        <w:t>17)</w:t>
-      </w:r>
-      <w:r>
-        <w:rPr>
-          <w:rFonts w:ascii="Roboto" w:hAnsi="Roboto"/>
-          <w:b/>
-          <w:bCs/>
-          <w:sz w:val="28"/>
-          <w:szCs w:val="28"/>
-          <w:lang w:bidi="fa-IR"/>
-        </w:rPr>
-        <w:t xml:space="preserve"> </w:t>
-      </w:r>
-      <w:r>
-        <w:rPr>
-          <w:rFonts w:ascii="Roboto" w:hAnsi="Roboto"/>
-          <w:b/>
-          <w:bCs/>
-          <w:sz w:val="28"/>
-          <w:szCs w:val="28"/>
-        </w:rPr>
-        <w:t>•</w:t>
-      </w:r>
-      <w:r>
-        <w:rPr>
-          <w:rFonts w:ascii="Roboto" w:hAnsi="Roboto"/>
-          <w:b/>
-          <w:bCs/>
-          <w:sz w:val="28"/>
-          <w:szCs w:val="28"/>
-        </w:rPr>
-        <w:t xml:space="preserve"> </w:t>
-      </w:r>
-      <w:r>
-        <w:rPr>
-          <w:rFonts w:ascii="Roboto" w:hAnsi="Roboto"/>
-          <w:b/>
-          <w:bCs/>
-          <w:sz w:val="24"/>
-          <w:szCs w:val="24"/>
-        </w:rPr>
-        <w:t>A</w:t>
-      </w:r>
-      <w:r>
-        <w:rPr>
-          <w:rFonts w:ascii="Roboto" w:hAnsi="Roboto"/>
-          <w:sz w:val="24"/>
-          <w:szCs w:val="24"/>
-        </w:rPr>
-        <w:t xml:space="preserve">dvanced </w:t>
-      </w:r>
-      <w:r>
-        <w:rPr>
-          <w:rFonts w:ascii="Roboto" w:hAnsi="Roboto"/>
-          <w:b/>
-          <w:bCs/>
-          <w:sz w:val="24"/>
-          <w:szCs w:val="24"/>
-        </w:rPr>
-        <w:t>D</w:t>
-      </w:r>
-      <w:r>
-        <w:rPr>
-          <w:rFonts w:ascii="Roboto" w:hAnsi="Roboto"/>
-          <w:sz w:val="24"/>
-          <w:szCs w:val="24"/>
-        </w:rPr>
-        <w:t>atabase</w:t>
-      </w:r>
-      <w:r>
-        <w:rPr>
-          <w:rFonts w:ascii="Roboto" w:hAnsi="Roboto"/>
-          <w:sz w:val="24"/>
-          <w:szCs w:val="24"/>
-        </w:rPr>
-        <w:t xml:space="preserve"> (</w:t>
-      </w:r>
-      <w:r>
-        <w:rPr>
-          <w:rFonts w:ascii="Roboto" w:hAnsi="Roboto"/>
-          <w:sz w:val="24"/>
-          <w:szCs w:val="24"/>
-        </w:rPr>
-        <w:t>18)</w:t>
-      </w:r>
-      <w:r>
-        <w:rPr>
-          <w:rFonts w:ascii="Roboto" w:hAnsi="Roboto"/>
-          <w:sz w:val="24"/>
-          <w:szCs w:val="24"/>
-        </w:rPr>
-        <w:t xml:space="preserve"> </w:t>
-      </w:r>
-      <w:r>
-        <w:rPr>
-          <w:rFonts w:ascii="Roboto" w:hAnsi="Roboto"/>
-          <w:b/>
-          <w:bCs/>
-          <w:sz w:val="28"/>
-          <w:szCs w:val="28"/>
-        </w:rPr>
-        <w:t>•</w:t>
-      </w:r>
-      <w:r>
-        <w:rPr>
-          <w:rFonts w:ascii="Roboto" w:hAnsi="Roboto"/>
-          <w:b/>
-          <w:bCs/>
-          <w:sz w:val="28"/>
-          <w:szCs w:val="28"/>
-        </w:rPr>
-        <w:t xml:space="preserve"> </w:t>
-      </w:r>
-      <w:r>
-        <w:rPr>
-          <w:rFonts w:ascii="Roboto" w:hAnsi="Roboto"/>
-          <w:b/>
-          <w:bCs/>
-          <w:sz w:val="24"/>
-          <w:szCs w:val="24"/>
-        </w:rPr>
-        <w:t>L</w:t>
-      </w:r>
-      <w:r>
-        <w:rPr>
-          <w:rFonts w:ascii="Roboto" w:hAnsi="Roboto"/>
-          <w:sz w:val="24"/>
-          <w:szCs w:val="24"/>
-        </w:rPr>
-        <w:t xml:space="preserve">atent </w:t>
-      </w:r>
-      <w:r>
-        <w:rPr>
-          <w:rFonts w:ascii="Roboto" w:hAnsi="Roboto"/>
-          <w:sz w:val="24"/>
-          <w:szCs w:val="24"/>
-        </w:rPr>
-        <w:t>and</w:t>
-      </w:r>
-      <w:r>
-        <w:rPr>
-          <w:rFonts w:ascii="Roboto" w:hAnsi="Roboto"/>
-          <w:sz w:val="24"/>
-          <w:szCs w:val="24"/>
-        </w:rPr>
-        <w:t xml:space="preserve"> </w:t>
-      </w:r>
-      <w:r>
-        <w:rPr>
-          <w:rFonts w:ascii="Roboto" w:hAnsi="Roboto"/>
-          <w:b/>
-          <w:bCs/>
-          <w:sz w:val="24"/>
-          <w:szCs w:val="24"/>
-        </w:rPr>
-        <w:t>R</w:t>
-      </w:r>
-      <w:r>
-        <w:rPr>
-          <w:rFonts w:ascii="Roboto" w:hAnsi="Roboto"/>
-          <w:sz w:val="24"/>
-          <w:szCs w:val="24"/>
-        </w:rPr>
-        <w:t xml:space="preserve">eal-time </w:t>
-      </w:r>
-      <w:r>
-        <w:rPr>
-          <w:rFonts w:ascii="Roboto" w:hAnsi="Roboto"/>
-          <w:b/>
-          <w:bCs/>
-          <w:sz w:val="24"/>
-          <w:szCs w:val="24"/>
-        </w:rPr>
-        <w:t>S</w:t>
-      </w:r>
-      <w:r>
-        <w:rPr>
-          <w:rFonts w:ascii="Roboto" w:hAnsi="Roboto"/>
-          <w:sz w:val="24"/>
-          <w:szCs w:val="24"/>
-        </w:rPr>
-        <w:t>ystem (19)</w:t>
-      </w:r>
-    </w:p>
-    <w:p>
-      <w:pPr>
-        <w:tabs>
-          <w:tab w:val="left" w:pos="5280"/>
-        </w:tabs>
-        <w:rPr>
-          <w:rFonts w:ascii="Roboto" w:hAnsi="Roboto"/>
-          <w:b/>
-          <w:bCs/>
           <w:sz w:val="10"/>
           <w:szCs w:val="10"/>
           <w:lang w:bidi="fa-IR"/>
@@ -2478,13 +1428,13 @@
         <mc:AlternateContent>
           <mc:Choice Requires="wps">
             <w:drawing>
-              <wp:anchor distT="0" distB="0" distL="114300" distR="114300" simplePos="0" relativeHeight="251677696" behindDoc="0" locked="0" layoutInCell="1" allowOverlap="1" wp14:anchorId="3878A8F8" wp14:editId="607FD77A">
+              <wp:anchor distT="0" distB="0" distL="114300" distR="114300" simplePos="0" relativeHeight="251677696" behindDoc="0" locked="0" layoutInCell="1" allowOverlap="1" wp14:anchorId="3878A8F8" wp14:editId="354283D7">
                 <wp:simplePos x="0" y="0"/>
                 <wp:positionH relativeFrom="column">
                   <wp:posOffset>-328930</wp:posOffset>
                 </wp:positionH>
                 <wp:positionV relativeFrom="paragraph">
-                  <wp:posOffset>46174</wp:posOffset>
+                  <wp:posOffset>91440</wp:posOffset>
                 </wp:positionV>
                 <wp:extent cx="6638290" cy="0"/>
                 <wp:effectExtent l="0" t="0" r="0" b="0"/>
@@ -2533,7 +1483,7 @@
           </mc:Choice>
           <mc:Fallback>
             <w:pict>
-              <v:line w14:anchorId="43D37387" id="Straight Connector 8" o:spid="_x0000_s1026" style="position:absolute;flip:y;z-index:251677696;visibility:visible;mso-wrap-style:square;mso-width-percent:0;mso-height-percent:0;mso-wrap-distance-left:9pt;mso-wrap-distance-top:0;mso-wrap-distance-right:9pt;mso-wrap-distance-bottom:0;mso-position-horizontal:absolute;mso-position-horizontal-relative:text;mso-position-vertical:absolute;mso-position-vertical-relative:text;mso-width-percent:0;mso-height-percent:0;mso-width-relative:margin;mso-height-relative:margin" from="-25.9pt,3.65pt" to="496.8pt,3.65pt" o:gfxdata="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" strokecolor="black [3200]" strokeweight=".5pt">
+              <v:line w14:anchorId="3CD22433" id="Straight Connector 8" o:spid="_x0000_s1026" style="position:absolute;flip:y;z-index:251677696;visibility:visible;mso-wrap-style:square;mso-width-percent:0;mso-height-percent:0;mso-wrap-distance-left:9pt;mso-wrap-distance-top:0;mso-wrap-distance-right:9pt;mso-wrap-distance-bottom:0;mso-position-horizontal:absolute;mso-position-horizontal-relative:text;mso-position-vertical:absolute;mso-position-vertical-relative:text;mso-width-percent:0;mso-height-percent:0;mso-width-relative:margin;mso-height-relative:margin" from="-25.9pt,7.2pt" to="496.8pt,7.2pt" o:gfxdata="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" strokecolor="black [3200]" strokeweight=".5pt">
                 <v:stroke joinstyle="miter"/>
               </v:line>
             </w:pict>
@@ -2551,377 +1501,74 @@
           <w:rFonts w:ascii="Roboto" w:hAnsi="Roboto"/>
           <w:b/>
           <w:bCs/>
-          <w:sz w:val="28"/>
-          <w:szCs w:val="28"/>
-          <w:lang w:bidi="fa-IR"/>
-        </w:rPr>
-      </w:pPr>
-      <w:r>
-        <w:rPr>
-          <w:rFonts w:ascii="Roboto" w:hAnsi="Roboto"/>
-          <w:b/>
-          <w:bCs/>
-          <w:sz w:val="28"/>
-          <w:szCs w:val="28"/>
-          <w:lang w:bidi="fa-IR"/>
-        </w:rPr>
-        <w:t>ONLINE</w:t>
-      </w:r>
-      <w:r>
-        <w:rPr>
-          <w:rFonts w:ascii="Roboto" w:hAnsi="Roboto"/>
-          <w:b/>
-          <w:bCs/>
-          <w:sz w:val="28"/>
-          <w:szCs w:val="28"/>
-          <w:lang w:bidi="fa-IR"/>
-        </w:rPr>
-        <w:t xml:space="preserve"> COURSES</w:t>
-      </w:r>
-    </w:p>
-    <w:p>
-      <w:pPr>
-        <w:spacing w:line="276" w:lineRule="auto"/>
-        <w:rPr>
-          <w:rFonts w:ascii="Roboto" w:hAnsi="Roboto"/>
-          <w:b/>
-          <w:bCs/>
-          <w:sz w:val="26"/>
-          <w:szCs w:val="26"/>
-        </w:rPr>
-      </w:pPr>
-      <w:r>
-        <w:rPr>
-          <w:rFonts w:ascii="Roboto" w:hAnsi="Roboto"/>
-          <w:sz w:val="24"/>
-          <w:szCs w:val="24"/>
-        </w:rPr>
-        <w:t>Apr 2022</w:t>
-      </w:r>
-      <w:r>
-        <w:rPr>
-          <w:rFonts w:ascii="Roboto" w:hAnsi="Roboto"/>
-          <w:sz w:val="24"/>
-          <w:szCs w:val="24"/>
-        </w:rPr>
-        <w:tab/>
-      </w:r>
-      <w:hyperlink r:id="rId14" w:history="1">
-        <w:r>
-          <w:rPr>
-            <w:rStyle w:val="Hyperlink"/>
-            <w:rFonts w:ascii="Roboto" w:hAnsi="Roboto"/>
-            <w:b/>
-            <w:bCs/>
-            <w:sz w:val="26"/>
-            <w:szCs w:val="26"/>
-            <w:u w:val="none"/>
-          </w:rPr>
-          <w:t>Machine Learning with Python</w:t>
-        </w:r>
-      </w:hyperlink>
-    </w:p>
-    <w:p>
-      <w:pPr>
-        <w:pStyle w:val="ListParagraph"/>
+          <w:sz w:val="12"/>
+          <w:szCs w:val="12"/>
+          <w:lang w:bidi="fa-IR"/>
+        </w:rPr>
+      </w:pPr>
+    </w:p>
+    <w:p>
+      <w:pPr>
         <w:tabs>
           <w:tab w:val="left" w:pos="5280"/>
         </w:tabs>
         <w:spacing w:line="276" w:lineRule="auto"/>
         <w:rPr>
           <w:rFonts w:ascii="Roboto" w:hAnsi="Roboto"/>
-          <w:lang w:bidi="fa-IR"/>
-        </w:rPr>
-      </w:pPr>
-      <w:r>
-        <w:rPr>
-          <w:rFonts w:ascii="Roboto" w:hAnsi="Roboto"/>
-          <w:lang w:bidi="fa-IR"/>
-        </w:rPr>
-        <w:t xml:space="preserve">             Maktabkhoone, </w:t>
-      </w:r>
-      <w:r>
-        <w:rPr>
-          <w:rFonts w:ascii="Roboto" w:hAnsi="Roboto"/>
-          <w:lang w:bidi="fa-IR"/>
-        </w:rPr>
-        <w:t xml:space="preserve">Grade: </w:t>
-      </w:r>
-      <w:r>
-        <w:rPr>
-          <w:rFonts w:ascii="Roboto" w:hAnsi="Roboto"/>
-          <w:lang w:bidi="fa-IR"/>
-        </w:rPr>
-        <w:t>95</w:t>
-      </w:r>
-      <w:r>
-        <w:rPr>
-          <w:rFonts w:ascii="Roboto" w:hAnsi="Roboto"/>
-          <w:lang w:bidi="fa-IR"/>
-        </w:rPr>
-        <w:t>/100</w:t>
-      </w:r>
-    </w:p>
-    <w:p>
-      <w:pPr>
-        <w:spacing w:line="276" w:lineRule="auto"/>
-        <w:rPr>
-          <w:rFonts w:ascii="Roboto" w:hAnsi="Roboto"/>
-          <w:b/>
-          <w:bCs/>
+          <w:b/>
+          <w:bCs/>
+          <w:sz w:val="28"/>
+          <w:szCs w:val="28"/>
+          <w:lang w:bidi="fa-IR"/>
+        </w:rPr>
+      </w:pPr>
+      <w:r>
+        <w:rPr>
+          <w:rFonts w:ascii="Roboto" w:hAnsi="Roboto"/>
+          <w:b/>
+          <w:bCs/>
+          <w:sz w:val="28"/>
+          <w:szCs w:val="28"/>
+          <w:lang w:bidi="fa-IR"/>
+        </w:rPr>
+        <w:t>ONLINE</w:t>
+      </w:r>
+      <w:r>
+        <w:rPr>
+          <w:rFonts w:ascii="Roboto" w:hAnsi="Roboto"/>
+          <w:b/>
+          <w:bCs/>
+          <w:sz w:val="28"/>
+          <w:szCs w:val="28"/>
+          <w:lang w:bidi="fa-IR"/>
+        </w:rPr>
+        <w:t xml:space="preserve"> COURSES</w:t>
+      </w:r>
+    </w:p>
+    <w:p>
+      <w:pPr>
+        <w:spacing w:line="240" w:lineRule="auto"/>
+        <w:rPr>
+          <w:rFonts w:ascii="Roboto" w:hAnsi="Roboto"/>
+          <w:b/>
+          <w:bCs/>
+          <w:sz w:val="26"/>
+          <w:szCs w:val="26"/>
+        </w:rPr>
+      </w:pPr>
+      <w:r>
+        <w:rPr>
+          <w:rFonts w:ascii="Roboto" w:hAnsi="Roboto"/>
+        </w:rPr>
+        <w:t>Apr 2022</w:t>
+      </w:r>
+      <w:r>
+        <w:rPr>
+          <w:rFonts w:ascii="Roboto" w:hAnsi="Roboto"/>
           <w:sz w:val="24"/>
           <w:szCs w:val="24"/>
         </w:rPr>
-      </w:pPr>
-      <w:r>
-        <w:rPr>
-          <w:rFonts w:ascii="Roboto" w:hAnsi="Roboto"/>
-          <w:sz w:val="24"/>
-          <w:szCs w:val="24"/>
-        </w:rPr>
-        <w:t>Mar 2022</w:t>
-      </w:r>
-      <w:r>
-        <w:rPr>
-          <w:rFonts w:ascii="Roboto" w:hAnsi="Roboto"/>
-          <w:b/>
-          <w:bCs/>
-        </w:rPr>
-        <w:t xml:space="preserve"> </w:t>
-      </w:r>
-      <w:r>
-        <w:rPr>
-          <w:rFonts w:ascii="Roboto" w:hAnsi="Roboto"/>
-          <w:b/>
-          <w:bCs/>
-          <w:sz w:val="24"/>
-          <w:szCs w:val="24"/>
-        </w:rPr>
         <w:tab/>
-      </w:r>
-      <w:hyperlink r:id="rId15" w:history="1">
-        <w:r>
-          <w:rPr>
-            <w:rStyle w:val="Hyperlink"/>
-            <w:rFonts w:ascii="Roboto" w:hAnsi="Roboto"/>
-            <w:b/>
-            <w:bCs/>
-            <w:sz w:val="26"/>
-            <w:szCs w:val="26"/>
-            <w:u w:val="none"/>
-          </w:rPr>
-          <w:t>Object-Oriented Design</w:t>
-        </w:r>
-      </w:hyperlink>
-    </w:p>
-    <w:p>
-      <w:pPr>
-        <w:pStyle w:val="ListParagraph"/>
-        <w:tabs>
-          <w:tab w:val="left" w:pos="5280"/>
-        </w:tabs>
-        <w:spacing w:line="276" w:lineRule="auto"/>
-        <w:rPr>
-          <w:rFonts w:ascii="Roboto" w:hAnsi="Roboto"/>
-          <w:lang w:bidi="fa-IR"/>
-        </w:rPr>
-      </w:pPr>
-      <w:bookmarkStart w:id="1" w:name="_Hlk102394567"/>
-      <w:r>
-        <w:rPr>
-          <w:rFonts w:ascii="Roboto" w:hAnsi="Roboto"/>
-          <w:lang w:bidi="fa-IR"/>
-        </w:rPr>
-        <w:t xml:space="preserve">             </w:t>
-      </w:r>
-      <w:r>
-        <w:rPr>
-          <w:rFonts w:ascii="Roboto" w:hAnsi="Roboto"/>
-          <w:lang w:bidi="fa-IR"/>
-        </w:rPr>
-        <w:t>Coursera,</w:t>
-      </w:r>
-      <w:r>
-        <w:rPr>
-          <w:rFonts w:ascii="Roboto" w:hAnsi="Roboto"/>
-          <w:lang w:bidi="fa-IR"/>
-        </w:rPr>
-        <w:t xml:space="preserve"> University of </w:t>
-      </w:r>
-      <w:r>
-        <w:rPr>
-          <w:rFonts w:ascii="Roboto" w:hAnsi="Roboto"/>
-          <w:lang w:bidi="fa-IR"/>
-        </w:rPr>
-        <w:t>Alberta</w:t>
-      </w:r>
-      <w:r>
-        <w:rPr>
-          <w:rFonts w:ascii="Roboto" w:hAnsi="Roboto"/>
-          <w:lang w:bidi="fa-IR"/>
-        </w:rPr>
-        <w:t xml:space="preserve">, </w:t>
-      </w:r>
-      <w:r>
-        <w:rPr>
-          <w:rFonts w:ascii="Roboto" w:hAnsi="Roboto"/>
-          <w:lang w:bidi="fa-IR"/>
-        </w:rPr>
-        <w:t xml:space="preserve">Grade: </w:t>
-      </w:r>
-      <w:r>
-        <w:rPr>
-          <w:rFonts w:ascii="Roboto" w:hAnsi="Roboto"/>
-          <w:lang w:bidi="fa-IR"/>
-        </w:rPr>
-        <w:t>95.80</w:t>
-      </w:r>
-      <w:r>
-        <w:rPr>
-          <w:rFonts w:ascii="Roboto" w:hAnsi="Roboto"/>
-          <w:lang w:bidi="fa-IR"/>
-        </w:rPr>
-        <w:t>/100</w:t>
-      </w:r>
-    </w:p>
-    <w:bookmarkEnd w:id="1"/>
-    <w:p>
-      <w:pPr>
-        <w:spacing w:line="240" w:lineRule="auto"/>
-        <w:rPr>
-          <w:rFonts w:ascii="Roboto" w:hAnsi="Roboto"/>
-          <w:b/>
-          <w:bCs/>
-          <w:sz w:val="24"/>
-          <w:szCs w:val="24"/>
-        </w:rPr>
-      </w:pPr>
-      <w:r>
-        <w:rPr>
-          <w:rFonts w:ascii="Roboto" w:hAnsi="Roboto"/>
-          <w:sz w:val="24"/>
-          <w:szCs w:val="24"/>
-        </w:rPr>
-        <w:t>Mar 2022</w:t>
-      </w:r>
-      <w:r>
-        <w:rPr>
-          <w:rFonts w:ascii="Roboto" w:hAnsi="Roboto"/>
-          <w:b/>
-          <w:bCs/>
-        </w:rPr>
-        <w:t xml:space="preserve"> </w:t>
-      </w:r>
-      <w:r>
-        <w:rPr>
-          <w:rFonts w:ascii="Roboto" w:hAnsi="Roboto"/>
-          <w:b/>
-          <w:bCs/>
-          <w:sz w:val="24"/>
-          <w:szCs w:val="24"/>
-        </w:rPr>
-        <w:tab/>
-      </w:r>
-      <w:hyperlink r:id="rId16" w:history="1">
-        <w:r>
-          <w:rPr>
-            <w:rStyle w:val="Hyperlink"/>
-            <w:rFonts w:ascii="Roboto" w:hAnsi="Roboto"/>
-            <w:b/>
-            <w:bCs/>
-            <w:sz w:val="26"/>
-            <w:szCs w:val="26"/>
-            <w:u w:val="none"/>
-          </w:rPr>
-          <w:t>How to Manage a Remote Team</w:t>
-        </w:r>
-      </w:hyperlink>
-    </w:p>
-    <w:p>
-      <w:pPr>
-        <w:spacing w:line="240" w:lineRule="auto"/>
-        <w:ind w:left="1440"/>
-        <w:rPr>
-          <w:rFonts w:ascii="Roboto" w:hAnsi="Roboto"/>
-          <w:b/>
-          <w:bCs/>
-          <w:sz w:val="24"/>
-          <w:szCs w:val="24"/>
-        </w:rPr>
-      </w:pPr>
-      <w:r>
-        <w:rPr>
-          <w:rFonts w:ascii="Roboto" w:hAnsi="Roboto"/>
-          <w:lang w:bidi="fa-IR"/>
-        </w:rPr>
-        <w:t xml:space="preserve">Coursera, </w:t>
-      </w:r>
-      <w:r>
-        <w:rPr>
-          <w:rFonts w:ascii="Roboto" w:hAnsi="Roboto"/>
-          <w:lang w:bidi="fa-IR"/>
-        </w:rPr>
-        <w:t xml:space="preserve">GitLab, </w:t>
-      </w:r>
-      <w:r>
-        <w:rPr>
-          <w:rFonts w:ascii="Roboto" w:hAnsi="Roboto"/>
-          <w:lang w:bidi="fa-IR"/>
-        </w:rPr>
-        <w:t>Grade:</w:t>
-      </w:r>
-      <w:r>
-        <w:rPr>
-          <w:rFonts w:ascii="Roboto" w:hAnsi="Roboto"/>
-          <w:lang w:bidi="fa-IR"/>
-        </w:rPr>
-        <w:t xml:space="preserve"> </w:t>
-      </w:r>
-      <w:r>
-        <w:rPr>
-          <w:rFonts w:ascii="Roboto" w:hAnsi="Roboto"/>
-          <w:lang w:bidi="fa-IR"/>
-        </w:rPr>
-        <w:t>96.57</w:t>
-      </w:r>
-      <w:r>
-        <w:rPr>
-          <w:rFonts w:ascii="Roboto" w:hAnsi="Roboto"/>
-          <w:lang w:bidi="fa-IR"/>
-        </w:rPr>
-        <w:t>/100</w:t>
-      </w:r>
-    </w:p>
-    <w:p>
-      <w:pPr>
-        <w:tabs>
-          <w:tab w:val="left" w:pos="5280"/>
-        </w:tabs>
-        <w:spacing w:line="276" w:lineRule="auto"/>
-        <w:rPr>
-          <w:rFonts w:ascii="Roboto" w:hAnsi="Roboto"/>
-          <w:sz w:val="32"/>
-          <w:szCs w:val="32"/>
-          <w:lang w:bidi="fa-IR"/>
-        </w:rPr>
-      </w:pPr>
-      <w:r>
-        <w:rPr>
-          <w:rFonts w:ascii="Roboto" w:hAnsi="Roboto"/>
-          <w:sz w:val="24"/>
-          <w:szCs w:val="24"/>
-          <w:lang w:bidi="fa-IR"/>
-        </w:rPr>
-        <w:t>Feb 2022</w:t>
-      </w:r>
-      <w:r>
-        <w:rPr>
-          <w:rFonts w:ascii="Roboto" w:hAnsi="Roboto"/>
-          <w:sz w:val="24"/>
-          <w:szCs w:val="24"/>
-          <w:lang w:bidi="fa-IR"/>
-        </w:rPr>
-        <w:t xml:space="preserve">      </w:t>
       </w:r>
       <w:hyperlink r:id="rId17" w:history="1">
         <w:r>
@@ -2930,22 +1577,56 @@
             <w:rFonts w:ascii="Roboto" w:hAnsi="Roboto"/>
             <w:b/>
             <w:bCs/>
-            <w:sz w:val="26"/>
-            <w:szCs w:val="26"/>
             <w:u w:val="none"/>
           </w:rPr>
-          <w:t>Web Applications for Everybody Specialization</w:t>
+          <w:t>Machine Learning with Python</w:t>
         </w:r>
       </w:hyperlink>
     </w:p>
     <w:p>
       <w:pPr>
         <w:pStyle w:val="ListParagraph"/>
-        <w:numPr>
-          <w:ilvl w:val="0"/>
-          <w:numId w:val="9"/>
-        </w:numPr>
-        <w:spacing w:line="276" w:lineRule="auto"/>
+        <w:tabs>
+          <w:tab w:val="left" w:pos="5280"/>
+        </w:tabs>
+        <w:spacing w:line="240" w:lineRule="auto"/>
+        <w:rPr>
+          <w:rFonts w:ascii="Roboto" w:hAnsi="Roboto"/>
+          <w:lang w:bidi="fa-IR"/>
+        </w:rPr>
+      </w:pPr>
+      <w:r>
+        <w:rPr>
+          <w:rFonts w:ascii="Roboto" w:hAnsi="Roboto"/>
+          <w:lang w:bidi="fa-IR"/>
+        </w:rPr>
+        <w:t xml:space="preserve">             Maktabkhoone, </w:t>
+      </w:r>
+      <w:r>
+        <w:rPr>
+          <w:rFonts w:ascii="Roboto" w:hAnsi="Roboto"/>
+          <w:lang w:bidi="fa-IR"/>
+        </w:rPr>
+        <w:t xml:space="preserve">Grade: </w:t>
+      </w:r>
+      <w:r>
+        <w:rPr>
+          <w:rFonts w:ascii="Roboto" w:hAnsi="Roboto"/>
+          <w:lang w:bidi="fa-IR"/>
+        </w:rPr>
+        <w:t>95</w:t>
+      </w:r>
+      <w:r>
+        <w:rPr>
+          <w:rFonts w:ascii="Roboto" w:hAnsi="Roboto"/>
+          <w:lang w:bidi="fa-IR"/>
+        </w:rPr>
+        <w:t>/100</w:t>
+      </w:r>
+    </w:p>
+    <w:p>
+      <w:pPr>
+        <w:spacing w:line="240" w:lineRule="auto"/>
         <w:rPr>
           <w:rFonts w:ascii="Roboto" w:hAnsi="Roboto"/>
           <w:b/>
@@ -2958,13 +1639,15 @@
         <w:rPr>
           <w:rFonts w:ascii="Roboto" w:hAnsi="Roboto"/>
         </w:rPr>
-        <w:t>Feb 2022</w:t>
-      </w:r>
-      <w:r>
-        <w:rPr>
-          <w:rFonts w:ascii="Roboto" w:hAnsi="Roboto"/>
-          <w:b/>
-          <w:bCs/>
+        <w:t>Mar 2022</w:t>
+      </w:r>
+      <w:r>
+        <w:rPr>
+          <w:rFonts w:ascii="Roboto" w:hAnsi="Roboto"/>
+          <w:b/>
+          <w:bCs/>
+          <w:sz w:val="24"/>
+          <w:szCs w:val="24"/>
         </w:rPr>
         <w:t xml:space="preserve"> </w:t>
       </w:r>
@@ -2985,8 +1668,279 @@
             <w:rFonts w:ascii="Roboto" w:hAnsi="Roboto"/>
             <w:b/>
             <w:bCs/>
-            <w:sz w:val="24"/>
-            <w:szCs w:val="24"/>
+            <w:u w:val="none"/>
+          </w:rPr>
+          <w:t>Object-Oriented Design</w:t>
+        </w:r>
+      </w:hyperlink>
+    </w:p>
+    <w:p>
+      <w:pPr>
+        <w:pStyle w:val="ListParagraph"/>
+        <w:tabs>
+          <w:tab w:val="left" w:pos="5280"/>
+        </w:tabs>
+        <w:spacing w:line="240" w:lineRule="auto"/>
+        <w:rPr>
+          <w:rFonts w:ascii="Roboto" w:hAnsi="Roboto"/>
+          <w:lang w:bidi="fa-IR"/>
+        </w:rPr>
+      </w:pPr>
+      <w:bookmarkStart w:id="1" w:name="_Hlk102394567"/>
+      <w:r>
+        <w:rPr>
+          <w:rFonts w:ascii="Roboto" w:hAnsi="Roboto"/>
+          <w:lang w:bidi="fa-IR"/>
+        </w:rPr>
+        <w:t xml:space="preserve">             </w:t>
+      </w:r>
+      <w:r>
+        <w:rPr>
+          <w:rFonts w:ascii="Roboto" w:hAnsi="Roboto"/>
+          <w:lang w:bidi="fa-IR"/>
+        </w:rPr>
+        <w:t>Coursera,</w:t>
+      </w:r>
+      <w:r>
+        <w:rPr>
+          <w:rFonts w:ascii="Roboto" w:hAnsi="Roboto"/>
+          <w:lang w:bidi="fa-IR"/>
+        </w:rPr>
+        <w:t xml:space="preserve"> University of </w:t>
+      </w:r>
+      <w:r>
+        <w:rPr>
+          <w:rFonts w:ascii="Roboto" w:hAnsi="Roboto"/>
+          <w:lang w:bidi="fa-IR"/>
+        </w:rPr>
+        <w:t>Alberta</w:t>
+      </w:r>
+      <w:r>
+        <w:rPr>
+          <w:rFonts w:ascii="Roboto" w:hAnsi="Roboto"/>
+          <w:lang w:bidi="fa-IR"/>
+        </w:rPr>
+        <w:t xml:space="preserve">, </w:t>
+      </w:r>
+      <w:r>
+        <w:rPr>
+          <w:rFonts w:ascii="Roboto" w:hAnsi="Roboto"/>
+          <w:lang w:bidi="fa-IR"/>
+        </w:rPr>
+        <w:t xml:space="preserve">Grade: </w:t>
+      </w:r>
+      <w:r>
+        <w:rPr>
+          <w:rFonts w:ascii="Roboto" w:hAnsi="Roboto"/>
+          <w:lang w:bidi="fa-IR"/>
+        </w:rPr>
+        <w:t>95.80</w:t>
+      </w:r>
+      <w:r>
+        <w:rPr>
+          <w:rFonts w:ascii="Roboto" w:hAnsi="Roboto"/>
+          <w:lang w:bidi="fa-IR"/>
+        </w:rPr>
+        <w:t>/100</w:t>
+      </w:r>
+    </w:p>
+    <w:bookmarkEnd w:id="1"/>
+    <w:p>
+      <w:pPr>
+        <w:spacing w:line="240" w:lineRule="auto"/>
+        <w:rPr>
+          <w:rFonts w:ascii="Roboto" w:hAnsi="Roboto"/>
+          <w:b/>
+          <w:bCs/>
+          <w:sz w:val="24"/>
+          <w:szCs w:val="24"/>
+        </w:rPr>
+      </w:pPr>
+      <w:r>
+        <w:rPr>
+          <w:rFonts w:ascii="Roboto" w:hAnsi="Roboto"/>
+        </w:rPr>
+        <w:t>Mar 2022</w:t>
+      </w:r>
+      <w:r>
+        <w:rPr>
+          <w:rFonts w:ascii="Roboto" w:hAnsi="Roboto"/>
+          <w:b/>
+          <w:bCs/>
+          <w:sz w:val="24"/>
+          <w:szCs w:val="24"/>
+        </w:rPr>
+        <w:t xml:space="preserve"> </w:t>
+      </w:r>
+      <w:r>
+        <w:rPr>
+          <w:rFonts w:ascii="Roboto" w:hAnsi="Roboto"/>
+          <w:b/>
+          <w:bCs/>
+          <w:sz w:val="24"/>
+          <w:szCs w:val="24"/>
+        </w:rPr>
+        <w:tab/>
+      </w:r>
+      <w:hyperlink r:id="rId19" w:history="1">
+        <w:r>
+          <w:rPr>
+            <w:rStyle w:val="Hyperlink"/>
+            <w:rFonts w:ascii="Roboto" w:hAnsi="Roboto"/>
+            <w:b/>
+            <w:bCs/>
+            <w:u w:val="none"/>
+          </w:rPr>
+          <w:t>How to Manage a Remote Team</w:t>
+        </w:r>
+      </w:hyperlink>
+    </w:p>
+    <w:p>
+      <w:pPr>
+        <w:spacing w:line="240" w:lineRule="auto"/>
+        <w:ind w:left="1440"/>
+        <w:rPr>
+          <w:rFonts w:ascii="Roboto" w:hAnsi="Roboto"/>
+          <w:b/>
+          <w:bCs/>
+          <w:sz w:val="24"/>
+          <w:szCs w:val="24"/>
+        </w:rPr>
+      </w:pPr>
+      <w:r>
+        <w:rPr>
+          <w:rFonts w:ascii="Roboto" w:hAnsi="Roboto"/>
+          <w:lang w:bidi="fa-IR"/>
+        </w:rPr>
+        <w:t xml:space="preserve">Coursera, </w:t>
+      </w:r>
+      <w:r>
+        <w:rPr>
+          <w:rFonts w:ascii="Roboto" w:hAnsi="Roboto"/>
+          <w:lang w:bidi="fa-IR"/>
+        </w:rPr>
+        <w:t xml:space="preserve">GitLab, </w:t>
+      </w:r>
+      <w:r>
+        <w:rPr>
+          <w:rFonts w:ascii="Roboto" w:hAnsi="Roboto"/>
+          <w:lang w:bidi="fa-IR"/>
+        </w:rPr>
+        <w:t>Grade:</w:t>
+      </w:r>
+      <w:r>
+        <w:rPr>
+          <w:rFonts w:ascii="Roboto" w:hAnsi="Roboto"/>
+          <w:lang w:bidi="fa-IR"/>
+        </w:rPr>
+        <w:t xml:space="preserve"> </w:t>
+      </w:r>
+      <w:r>
+        <w:rPr>
+          <w:rFonts w:ascii="Roboto" w:hAnsi="Roboto"/>
+          <w:lang w:bidi="fa-IR"/>
+        </w:rPr>
+        <w:t>96.57</w:t>
+      </w:r>
+      <w:r>
+        <w:rPr>
+          <w:rFonts w:ascii="Roboto" w:hAnsi="Roboto"/>
+          <w:lang w:bidi="fa-IR"/>
+        </w:rPr>
+        <w:t>/100</w:t>
+      </w:r>
+    </w:p>
+    <w:p>
+      <w:pPr>
+        <w:tabs>
+          <w:tab w:val="left" w:pos="5280"/>
+        </w:tabs>
+        <w:spacing w:line="240" w:lineRule="auto"/>
+        <w:rPr>
+          <w:rFonts w:ascii="Roboto" w:hAnsi="Roboto"/>
+          <w:sz w:val="32"/>
+          <w:szCs w:val="32"/>
+          <w:lang w:bidi="fa-IR"/>
+        </w:rPr>
+      </w:pPr>
+      <w:r>
+        <w:rPr>
+          <w:rFonts w:ascii="Roboto" w:hAnsi="Roboto"/>
+          <w:lang w:bidi="fa-IR"/>
+        </w:rPr>
+        <w:t>Feb 2022</w:t>
+      </w:r>
+      <w:r>
+        <w:rPr>
+          <w:rFonts w:ascii="Roboto" w:hAnsi="Roboto"/>
+          <w:sz w:val="28"/>
+          <w:szCs w:val="28"/>
+          <w:lang w:bidi="fa-IR"/>
+        </w:rPr>
+        <w:t xml:space="preserve">      </w:t>
+      </w:r>
+      <w:hyperlink r:id="rId20" w:history="1">
+        <w:r>
+          <w:rPr>
+            <w:rStyle w:val="Hyperlink"/>
+            <w:rFonts w:ascii="Roboto" w:hAnsi="Roboto"/>
+            <w:b/>
+            <w:bCs/>
+            <w:u w:val="none"/>
+          </w:rPr>
+          <w:t>Web Applications for Everybody Specialization</w:t>
+        </w:r>
+      </w:hyperlink>
+    </w:p>
+    <w:p>
+      <w:pPr>
+        <w:pStyle w:val="ListParagraph"/>
+        <w:numPr>
+          <w:ilvl w:val="0"/>
+          <w:numId w:val="9"/>
+        </w:numPr>
+        <w:spacing w:line="240" w:lineRule="auto"/>
+        <w:rPr>
+          <w:rFonts w:ascii="Roboto" w:hAnsi="Roboto"/>
+          <w:b/>
+          <w:bCs/>
+          <w:sz w:val="24"/>
+          <w:szCs w:val="24"/>
+        </w:rPr>
+      </w:pPr>
+      <w:r>
+        <w:rPr>
+          <w:rFonts w:ascii="Roboto" w:hAnsi="Roboto"/>
+        </w:rPr>
+        <w:t>Feb 2022</w:t>
+      </w:r>
+      <w:r>
+        <w:rPr>
+          <w:rFonts w:ascii="Roboto" w:hAnsi="Roboto"/>
+          <w:b/>
+          <w:bCs/>
+          <w:sz w:val="24"/>
+          <w:szCs w:val="24"/>
+        </w:rPr>
+        <w:t xml:space="preserve"> </w:t>
+      </w:r>
+      <w:r>
+        <w:rPr>
+          <w:rFonts w:ascii="Roboto" w:hAnsi="Roboto"/>
+          <w:b/>
+          <w:bCs/>
+          <w:sz w:val="24"/>
+          <w:szCs w:val="24"/>
+        </w:rPr>
+        <w:tab/>
+      </w:r>
+      <w:hyperlink r:id="rId21" w:history="1">
+        <w:r>
+          <w:rPr>
+            <w:rStyle w:val="Hyperlink"/>
+            <w:rFonts w:ascii="Roboto" w:hAnsi="Roboto"/>
+            <w:b/>
+            <w:bCs/>
             <w:u w:val="none"/>
           </w:rPr>
           <w:t>JavaScript, JQuery, and J</w:t>
@@ -2997,8 +1951,6 @@
             <w:rFonts w:ascii="Roboto" w:hAnsi="Roboto"/>
             <w:b/>
             <w:bCs/>
-            <w:sz w:val="24"/>
-            <w:szCs w:val="24"/>
             <w:u w:val="none"/>
           </w:rPr>
           <w:t>SON</w:t>
@@ -3011,7 +1963,7 @@
         <w:tabs>
           <w:tab w:val="left" w:pos="5280"/>
         </w:tabs>
-        <w:spacing w:line="276" w:lineRule="auto"/>
+        <w:spacing w:line="240" w:lineRule="auto"/>
         <w:rPr>
           <w:rFonts w:ascii="Roboto" w:hAnsi="Roboto"/>
           <w:lang w:bidi="fa-IR"/>
@@ -3060,7 +2012,20 @@
           <w:ilvl w:val="0"/>
           <w:numId w:val="10"/>
         </w:numPr>
-        <w:spacing w:line="276" w:lineRule="auto"/>
+        <w:spacing w:line="240" w:lineRule="auto"/>
+        <w:rPr>
+          <w:rFonts w:ascii="Roboto" w:hAnsi="Roboto"/>
+          <w:b/>
+          <w:bCs/>
+        </w:rPr>
+      </w:pPr>
+      <w:r>
+        <w:rPr>
+          <w:rFonts w:ascii="Roboto" w:hAnsi="Roboto"/>
+        </w:rPr>
+        <w:t>Feb 2022</w:t>
+      </w:r>
+      <w:r>
         <w:rPr>
           <w:rFonts w:ascii="Roboto" w:hAnsi="Roboto"/>
           <w:b/>
@@ -3068,19 +2033,6 @@
           <w:sz w:val="24"/>
           <w:szCs w:val="24"/>
         </w:rPr>
-      </w:pPr>
-      <w:r>
-        <w:rPr>
-          <w:rFonts w:ascii="Roboto" w:hAnsi="Roboto"/>
-        </w:rPr>
-        <w:t>Feb 2022</w:t>
-      </w:r>
-      <w:r>
-        <w:rPr>
-          <w:rFonts w:ascii="Roboto" w:hAnsi="Roboto"/>
-          <w:b/>
-          <w:bCs/>
-        </w:rPr>
         <w:t xml:space="preserve"> </w:t>
       </w:r>
       <w:r>
@@ -3093,15 +2045,13 @@
         </w:rPr>
         <w:tab/>
       </w:r>
-      <w:hyperlink r:id="rId19" w:history="1">
+      <w:hyperlink r:id="rId22" w:history="1">
         <w:r>
           <w:rPr>
             <w:rStyle w:val="Hyperlink"/>
             <w:rFonts w:ascii="Roboto" w:hAnsi="Roboto"/>
             <w:b/>
             <w:bCs/>
-            <w:sz w:val="24"/>
-            <w:szCs w:val="24"/>
             <w:u w:val="none"/>
           </w:rPr>
           <w:t>Building Database Applications in PHP</w:t>
@@ -3114,7 +2064,7 @@
         <w:tabs>
           <w:tab w:val="left" w:pos="5280"/>
         </w:tabs>
-        <w:spacing w:line="276" w:lineRule="auto"/>
+        <w:spacing w:line="240" w:lineRule="auto"/>
         <w:rPr>
           <w:rFonts w:ascii="Roboto" w:hAnsi="Roboto"/>
           <w:lang w:bidi="fa-IR"/>
@@ -3156,7 +2106,20 @@
           <w:ilvl w:val="0"/>
           <w:numId w:val="10"/>
         </w:numPr>
-        <w:spacing w:line="276" w:lineRule="auto"/>
+        <w:spacing w:line="240" w:lineRule="auto"/>
+        <w:rPr>
+          <w:rFonts w:ascii="Roboto" w:hAnsi="Roboto"/>
+          <w:b/>
+          <w:bCs/>
+        </w:rPr>
+      </w:pPr>
+      <w:r>
+        <w:rPr>
+          <w:rFonts w:ascii="Roboto" w:hAnsi="Roboto"/>
+        </w:rPr>
+        <w:t>Dec 2021</w:t>
+      </w:r>
+      <w:r>
         <w:rPr>
           <w:rFonts w:ascii="Roboto" w:hAnsi="Roboto"/>
           <w:b/>
@@ -3164,19 +2127,6 @@
           <w:sz w:val="24"/>
           <w:szCs w:val="24"/>
         </w:rPr>
-      </w:pPr>
-      <w:r>
-        <w:rPr>
-          <w:rFonts w:ascii="Roboto" w:hAnsi="Roboto"/>
-        </w:rPr>
-        <w:t>Dec 2021</w:t>
-      </w:r>
-      <w:r>
-        <w:rPr>
-          <w:rFonts w:ascii="Roboto" w:hAnsi="Roboto"/>
-          <w:b/>
-          <w:bCs/>
-        </w:rPr>
         <w:t xml:space="preserve"> </w:t>
       </w:r>
       <w:r>
@@ -3189,15 +2139,13 @@
         </w:rPr>
         <w:tab/>
       </w:r>
-      <w:hyperlink r:id="rId20" w:history="1">
+      <w:hyperlink r:id="rId23" w:history="1">
         <w:r>
           <w:rPr>
             <w:rStyle w:val="Hyperlink"/>
             <w:rFonts w:ascii="Roboto" w:hAnsi="Roboto"/>
             <w:b/>
             <w:bCs/>
-            <w:sz w:val="24"/>
-            <w:szCs w:val="24"/>
             <w:u w:val="none"/>
           </w:rPr>
           <w:t xml:space="preserve">Introduction to Structed Query </w:t>
@@ -3208,8 +2156,6 @@
             <w:rFonts w:ascii="Roboto" w:hAnsi="Roboto"/>
             <w:b/>
             <w:bCs/>
-            <w:sz w:val="24"/>
-            <w:szCs w:val="24"/>
             <w:u w:val="none"/>
           </w:rPr>
           <w:t>Language (</w:t>
@@ -3220,8 +2166,6 @@
             <w:rFonts w:ascii="Roboto" w:hAnsi="Roboto"/>
             <w:b/>
             <w:bCs/>
-            <w:sz w:val="24"/>
-            <w:szCs w:val="24"/>
             <w:u w:val="none"/>
           </w:rPr>
           <w:t>SQL)</w:t>
@@ -3234,7 +2178,7 @@
         <w:tabs>
           <w:tab w:val="left" w:pos="5280"/>
         </w:tabs>
-        <w:spacing w:line="276" w:lineRule="auto"/>
+        <w:spacing w:line="240" w:lineRule="auto"/>
         <w:rPr>
           <w:rFonts w:ascii="Roboto" w:hAnsi="Roboto"/>
           <w:lang w:bidi="fa-IR"/>
@@ -3276,7 +2220,20 @@
           <w:ilvl w:val="0"/>
           <w:numId w:val="10"/>
         </w:numPr>
-        <w:spacing w:line="276" w:lineRule="auto"/>
+        <w:spacing w:line="240" w:lineRule="auto"/>
+        <w:rPr>
+          <w:rFonts w:ascii="Roboto" w:hAnsi="Roboto"/>
+          <w:b/>
+          <w:bCs/>
+        </w:rPr>
+      </w:pPr>
+      <w:r>
+        <w:rPr>
+          <w:rFonts w:ascii="Roboto" w:hAnsi="Roboto"/>
+        </w:rPr>
+        <w:t>Dec 2021</w:t>
+      </w:r>
+      <w:r>
         <w:rPr>
           <w:rFonts w:ascii="Roboto" w:hAnsi="Roboto"/>
           <w:b/>
@@ -3284,19 +2241,6 @@
           <w:sz w:val="24"/>
           <w:szCs w:val="24"/>
         </w:rPr>
-      </w:pPr>
-      <w:r>
-        <w:rPr>
-          <w:rFonts w:ascii="Roboto" w:hAnsi="Roboto"/>
-        </w:rPr>
-        <w:t>Dec 2021</w:t>
-      </w:r>
-      <w:r>
-        <w:rPr>
-          <w:rFonts w:ascii="Roboto" w:hAnsi="Roboto"/>
-          <w:b/>
-          <w:bCs/>
-        </w:rPr>
         <w:t xml:space="preserve"> </w:t>
       </w:r>
       <w:r>
@@ -3309,15 +2253,13 @@
         </w:rPr>
         <w:tab/>
       </w:r>
-      <w:hyperlink r:id="rId21" w:history="1">
+      <w:hyperlink r:id="rId24" w:history="1">
         <w:r>
           <w:rPr>
             <w:rStyle w:val="Hyperlink"/>
             <w:rFonts w:ascii="Roboto" w:hAnsi="Roboto"/>
             <w:b/>
             <w:bCs/>
-            <w:sz w:val="24"/>
-            <w:szCs w:val="24"/>
             <w:u w:val="none"/>
           </w:rPr>
           <w:t>Building Web Applications in PHP</w:t>
@@ -3330,7 +2272,7 @@
         <w:tabs>
           <w:tab w:val="left" w:pos="5280"/>
         </w:tabs>
-        <w:spacing w:line="276" w:lineRule="auto"/>
+        <w:spacing w:line="240" w:lineRule="auto"/>
         <w:rPr>
           <w:rFonts w:ascii="Roboto" w:hAnsi="Roboto"/>
           <w:lang w:bidi="fa-IR"/>
@@ -3387,24 +2329,22 @@
           <w:b/>
           <w:bCs/>
           <w:color w:val="0563C1" w:themeColor="hyperlink"/>
-          <w:sz w:val="26"/>
-          <w:szCs w:val="26"/>
-        </w:rPr>
-      </w:pPr>
-      <w:r>
-        <w:rPr>
-          <w:rFonts w:ascii="Roboto" w:hAnsi="Roboto"/>
+        </w:rPr>
+      </w:pPr>
+      <w:r>
+        <w:rPr>
+          <w:rFonts w:ascii="Roboto" w:hAnsi="Roboto"/>
+        </w:rPr>
+        <w:t>Dec 2021</w:t>
+      </w:r>
+      <w:r>
+        <w:rPr>
+          <w:rFonts w:ascii="Roboto" w:hAnsi="Roboto"/>
+          <w:b/>
+          <w:bCs/>
           <w:sz w:val="24"/>
           <w:szCs w:val="24"/>
         </w:rPr>
-        <w:t>Dec 2021</w:t>
-      </w:r>
-      <w:r>
-        <w:rPr>
-          <w:rFonts w:ascii="Roboto" w:hAnsi="Roboto"/>
-          <w:b/>
-          <w:bCs/>
-        </w:rPr>
         <w:t xml:space="preserve"> </w:t>
       </w:r>
       <w:r>
@@ -3417,15 +2357,13 @@
         </w:rPr>
         <w:tab/>
       </w:r>
-      <w:hyperlink r:id="rId22" w:history="1">
+      <w:hyperlink r:id="rId25" w:history="1">
         <w:r>
           <w:rPr>
             <w:rStyle w:val="Hyperlink"/>
             <w:rFonts w:ascii="Roboto" w:hAnsi="Roboto"/>
             <w:b/>
             <w:bCs/>
-            <w:sz w:val="26"/>
-            <w:szCs w:val="26"/>
             <w:u w:val="none"/>
           </w:rPr>
           <w:t>SQL for Data Science</w:t>
@@ -3503,8 +2441,6 @@
         <w:ind w:left="1440"/>
         <w:rPr>
           <w:rFonts w:ascii="Roboto" w:hAnsi="Roboto"/>
-          <w:sz w:val="24"/>
-          <w:szCs w:val="24"/>
           <w:lang w:bidi="fa-IR"/>
         </w:rPr>
       </w:pPr>
@@ -3585,7 +2521,7 @@
     <w:p>
       <w:pPr>
         <w:tabs>
-          <w:tab w:val="left" w:pos="1996"/>
+          <w:tab w:val="left" w:pos="5280"/>
         </w:tabs>
         <w:rPr>
           <w:rFonts w:ascii="Roboto" w:hAnsi="Roboto"/>
@@ -3605,7 +2541,636 @@
           <w:szCs w:val="28"/>
           <w:lang w:bidi="fa-IR"/>
         </w:rPr>
-        <w:t>PROJECTS</w:t>
+        <w:t>CORE COURSES</w:t>
+      </w:r>
+    </w:p>
+    <w:p>
+      <w:pPr>
+        <w:tabs>
+          <w:tab w:val="left" w:pos="5280"/>
+        </w:tabs>
+        <w:rPr>
+          <w:rFonts w:ascii="Roboto" w:hAnsi="Roboto"/>
+          <w:lang w:bidi="fa-IR"/>
+        </w:rPr>
+      </w:pPr>
+      <w:r>
+        <w:rPr>
+          <w:rFonts w:ascii="Roboto" w:hAnsi="Roboto"/>
+          <w:b/>
+          <w:bCs/>
+          <w:lang w:bidi="fa-IR"/>
+        </w:rPr>
+        <w:t>D</w:t>
+      </w:r>
+      <w:r>
+        <w:rPr>
+          <w:rFonts w:ascii="Roboto" w:hAnsi="Roboto"/>
+          <w:lang w:bidi="fa-IR"/>
+        </w:rPr>
+        <w:t>ata</w:t>
+      </w:r>
+      <w:r>
+        <w:rPr>
+          <w:rFonts w:ascii="Roboto" w:hAnsi="Roboto"/>
+          <w:b/>
+          <w:bCs/>
+          <w:lang w:bidi="fa-IR"/>
+        </w:rPr>
+        <w:t xml:space="preserve"> B</w:t>
+      </w:r>
+      <w:r>
+        <w:rPr>
+          <w:rFonts w:ascii="Roboto" w:hAnsi="Roboto"/>
+          <w:lang w:bidi="fa-IR"/>
+        </w:rPr>
+        <w:t>ase</w:t>
+      </w:r>
+      <w:r>
+        <w:rPr>
+          <w:rFonts w:ascii="Roboto" w:hAnsi="Roboto"/>
+          <w:b/>
+          <w:bCs/>
+          <w:lang w:bidi="fa-IR"/>
+        </w:rPr>
+        <w:t xml:space="preserve"> </w:t>
+      </w:r>
+      <w:r>
+        <w:rPr>
+          <w:rFonts w:ascii="Roboto" w:hAnsi="Roboto"/>
+          <w:lang w:bidi="fa-IR"/>
+        </w:rPr>
+        <w:t>(20)</w:t>
+      </w:r>
+      <w:r>
+        <w:rPr>
+          <w:rFonts w:ascii="Roboto" w:hAnsi="Roboto"/>
+          <w:b/>
+          <w:bCs/>
+          <w:lang w:bidi="fa-IR"/>
+        </w:rPr>
+        <w:t xml:space="preserve"> </w:t>
+      </w:r>
+      <w:r>
+        <w:rPr>
+          <w:rFonts w:ascii="Roboto" w:hAnsi="Roboto"/>
+          <w:b/>
+          <w:bCs/>
+        </w:rPr>
+        <w:t xml:space="preserve">• </w:t>
+      </w:r>
+      <w:r>
+        <w:rPr>
+          <w:rFonts w:ascii="Roboto" w:hAnsi="Roboto"/>
+          <w:b/>
+          <w:bCs/>
+          <w:lang w:bidi="fa-IR"/>
+        </w:rPr>
+        <w:t>D</w:t>
+      </w:r>
+      <w:r>
+        <w:rPr>
+          <w:rFonts w:ascii="Roboto" w:hAnsi="Roboto"/>
+          <w:lang w:bidi="fa-IR"/>
+        </w:rPr>
+        <w:t>igital</w:t>
+      </w:r>
+      <w:r>
+        <w:rPr>
+          <w:rFonts w:ascii="Roboto" w:hAnsi="Roboto"/>
+          <w:b/>
+          <w:bCs/>
+          <w:lang w:bidi="fa-IR"/>
+        </w:rPr>
+        <w:t xml:space="preserve"> L</w:t>
+      </w:r>
+      <w:r>
+        <w:rPr>
+          <w:rFonts w:ascii="Roboto" w:hAnsi="Roboto"/>
+          <w:lang w:bidi="fa-IR"/>
+        </w:rPr>
+        <w:t>ogic</w:t>
+      </w:r>
+      <w:r>
+        <w:rPr>
+          <w:rFonts w:ascii="Roboto" w:hAnsi="Roboto"/>
+          <w:b/>
+          <w:bCs/>
+          <w:lang w:bidi="fa-IR"/>
+        </w:rPr>
+        <w:t xml:space="preserve"> D</w:t>
+      </w:r>
+      <w:r>
+        <w:rPr>
+          <w:rFonts w:ascii="Roboto" w:hAnsi="Roboto"/>
+          <w:lang w:bidi="fa-IR"/>
+        </w:rPr>
+        <w:t>esign</w:t>
+      </w:r>
+      <w:r>
+        <w:rPr>
+          <w:rFonts w:ascii="Roboto" w:hAnsi="Roboto"/>
+          <w:b/>
+          <w:bCs/>
+          <w:lang w:bidi="fa-IR"/>
+        </w:rPr>
+        <w:t xml:space="preserve"> </w:t>
+      </w:r>
+      <w:r>
+        <w:rPr>
+          <w:rFonts w:ascii="Roboto" w:hAnsi="Roboto"/>
+          <w:lang w:bidi="fa-IR"/>
+        </w:rPr>
+        <w:t>(18.59)</w:t>
+      </w:r>
+      <w:r>
+        <w:rPr>
+          <w:rFonts w:ascii="Roboto" w:hAnsi="Roboto"/>
+          <w:b/>
+          <w:bCs/>
+          <w:lang w:bidi="fa-IR"/>
+        </w:rPr>
+        <w:t xml:space="preserve"> </w:t>
+      </w:r>
+      <w:r>
+        <w:rPr>
+          <w:rFonts w:ascii="Roboto" w:hAnsi="Roboto"/>
+          <w:b/>
+          <w:bCs/>
+        </w:rPr>
+        <w:t xml:space="preserve">• </w:t>
+      </w:r>
+      <w:r>
+        <w:rPr>
+          <w:rFonts w:ascii="Roboto" w:hAnsi="Roboto"/>
+          <w:b/>
+          <w:bCs/>
+          <w:lang w:bidi="fa-IR"/>
+        </w:rPr>
+        <w:t>C</w:t>
+      </w:r>
+      <w:r>
+        <w:rPr>
+          <w:rFonts w:ascii="Roboto" w:hAnsi="Roboto"/>
+          <w:lang w:bidi="fa-IR"/>
+        </w:rPr>
+        <w:t>omputer</w:t>
+      </w:r>
+      <w:r>
+        <w:rPr>
+          <w:rFonts w:ascii="Roboto" w:hAnsi="Roboto"/>
+          <w:b/>
+          <w:bCs/>
+          <w:lang w:bidi="fa-IR"/>
+        </w:rPr>
+        <w:t xml:space="preserve"> A</w:t>
+      </w:r>
+      <w:r>
+        <w:rPr>
+          <w:rFonts w:ascii="Roboto" w:hAnsi="Roboto"/>
+          <w:lang w:bidi="fa-IR"/>
+        </w:rPr>
+        <w:t>rchitecture</w:t>
+      </w:r>
+      <w:r>
+        <w:rPr>
+          <w:rFonts w:ascii="Roboto" w:hAnsi="Roboto"/>
+          <w:b/>
+          <w:bCs/>
+          <w:lang w:bidi="fa-IR"/>
+        </w:rPr>
+        <w:t xml:space="preserve"> </w:t>
+      </w:r>
+      <w:r>
+        <w:rPr>
+          <w:rFonts w:ascii="Roboto" w:hAnsi="Roboto"/>
+          <w:lang w:bidi="fa-IR"/>
+        </w:rPr>
+        <w:t>(20)</w:t>
+      </w:r>
+      <w:r>
+        <w:rPr>
+          <w:rFonts w:ascii="Roboto" w:hAnsi="Roboto"/>
+          <w:b/>
+          <w:bCs/>
+          <w:lang w:bidi="fa-IR"/>
+        </w:rPr>
+        <w:t xml:space="preserve"> </w:t>
+      </w:r>
+      <w:r>
+        <w:rPr>
+          <w:rFonts w:ascii="Roboto" w:hAnsi="Roboto"/>
+          <w:b/>
+          <w:bCs/>
+        </w:rPr>
+        <w:t xml:space="preserve">• </w:t>
+      </w:r>
+      <w:r>
+        <w:rPr>
+          <w:rFonts w:ascii="Roboto" w:hAnsi="Roboto"/>
+          <w:b/>
+          <w:bCs/>
+          <w:lang w:bidi="fa-IR"/>
+        </w:rPr>
+        <w:t>C</w:t>
+      </w:r>
+      <w:r>
+        <w:rPr>
+          <w:rFonts w:ascii="Roboto" w:hAnsi="Roboto"/>
+          <w:lang w:bidi="fa-IR"/>
+        </w:rPr>
+        <w:t>omputer</w:t>
+      </w:r>
+      <w:r>
+        <w:rPr>
+          <w:rFonts w:ascii="Roboto" w:hAnsi="Roboto"/>
+          <w:b/>
+          <w:bCs/>
+          <w:lang w:bidi="fa-IR"/>
+        </w:rPr>
+        <w:t xml:space="preserve"> N</w:t>
+      </w:r>
+      <w:r>
+        <w:rPr>
+          <w:rFonts w:ascii="Roboto" w:hAnsi="Roboto"/>
+          <w:lang w:bidi="fa-IR"/>
+        </w:rPr>
+        <w:t>etworks</w:t>
+      </w:r>
+      <w:r>
+        <w:rPr>
+          <w:rFonts w:ascii="Roboto" w:hAnsi="Roboto"/>
+          <w:b/>
+          <w:bCs/>
+          <w:lang w:bidi="fa-IR"/>
+        </w:rPr>
+        <w:t xml:space="preserve"> </w:t>
+      </w:r>
+      <w:r>
+        <w:rPr>
+          <w:rFonts w:ascii="Roboto" w:hAnsi="Roboto"/>
+          <w:lang w:bidi="fa-IR"/>
+        </w:rPr>
+        <w:t>(20)</w:t>
+      </w:r>
+      <w:r>
+        <w:rPr>
+          <w:rFonts w:ascii="Roboto" w:hAnsi="Roboto"/>
+          <w:b/>
+          <w:bCs/>
+          <w:lang w:bidi="fa-IR"/>
+        </w:rPr>
+        <w:t xml:space="preserve"> </w:t>
+      </w:r>
+      <w:r>
+        <w:rPr>
+          <w:rFonts w:ascii="Roboto" w:hAnsi="Roboto"/>
+          <w:b/>
+          <w:bCs/>
+        </w:rPr>
+        <w:t xml:space="preserve">• </w:t>
+      </w:r>
+      <w:r>
+        <w:rPr>
+          <w:rFonts w:ascii="Roboto" w:hAnsi="Roboto"/>
+          <w:b/>
+          <w:bCs/>
+          <w:lang w:bidi="fa-IR"/>
+        </w:rPr>
+        <w:t>A</w:t>
+      </w:r>
+      <w:r>
+        <w:rPr>
+          <w:rFonts w:ascii="Roboto" w:hAnsi="Roboto"/>
+          <w:lang w:bidi="fa-IR"/>
+        </w:rPr>
+        <w:t>rtificial</w:t>
+      </w:r>
+      <w:r>
+        <w:rPr>
+          <w:rFonts w:ascii="Roboto" w:hAnsi="Roboto"/>
+          <w:b/>
+          <w:bCs/>
+          <w:lang w:bidi="fa-IR"/>
+        </w:rPr>
+        <w:t xml:space="preserve"> I</w:t>
+      </w:r>
+      <w:r>
+        <w:rPr>
+          <w:rFonts w:ascii="Roboto" w:hAnsi="Roboto"/>
+          <w:lang w:bidi="fa-IR"/>
+        </w:rPr>
+        <w:t>ntelligence</w:t>
+      </w:r>
+      <w:r>
+        <w:rPr>
+          <w:rFonts w:ascii="Roboto" w:hAnsi="Roboto"/>
+          <w:b/>
+          <w:bCs/>
+          <w:lang w:bidi="fa-IR"/>
+        </w:rPr>
+        <w:t xml:space="preserve"> </w:t>
+      </w:r>
+      <w:r>
+        <w:rPr>
+          <w:rFonts w:ascii="Roboto" w:hAnsi="Roboto"/>
+          <w:lang w:bidi="fa-IR"/>
+        </w:rPr>
+        <w:t>and</w:t>
+      </w:r>
+      <w:r>
+        <w:rPr>
+          <w:rFonts w:ascii="Roboto" w:hAnsi="Roboto"/>
+          <w:b/>
+          <w:bCs/>
+          <w:lang w:bidi="fa-IR"/>
+        </w:rPr>
+        <w:t xml:space="preserve"> E</w:t>
+      </w:r>
+      <w:r>
+        <w:rPr>
+          <w:rFonts w:ascii="Roboto" w:hAnsi="Roboto"/>
+          <w:lang w:bidi="fa-IR"/>
+        </w:rPr>
+        <w:t>xpert</w:t>
+      </w:r>
+      <w:r>
+        <w:rPr>
+          <w:rFonts w:ascii="Roboto" w:hAnsi="Roboto"/>
+          <w:b/>
+          <w:bCs/>
+          <w:lang w:bidi="fa-IR"/>
+        </w:rPr>
+        <w:t xml:space="preserve"> S</w:t>
+      </w:r>
+      <w:r>
+        <w:rPr>
+          <w:rFonts w:ascii="Roboto" w:hAnsi="Roboto"/>
+          <w:lang w:bidi="fa-IR"/>
+        </w:rPr>
+        <w:t>ystems</w:t>
+      </w:r>
+      <w:r>
+        <w:rPr>
+          <w:rFonts w:ascii="Roboto" w:hAnsi="Roboto"/>
+          <w:b/>
+          <w:bCs/>
+          <w:lang w:bidi="fa-IR"/>
+        </w:rPr>
+        <w:t xml:space="preserve"> </w:t>
+      </w:r>
+      <w:r>
+        <w:rPr>
+          <w:rFonts w:ascii="Roboto" w:hAnsi="Roboto"/>
+          <w:lang w:bidi="fa-IR"/>
+        </w:rPr>
+        <w:t>(20)</w:t>
+      </w:r>
+      <w:r>
+        <w:rPr>
+          <w:rFonts w:ascii="Roboto" w:hAnsi="Roboto"/>
+          <w:b/>
+          <w:bCs/>
+          <w:lang w:bidi="fa-IR"/>
+        </w:rPr>
+        <w:t xml:space="preserve"> </w:t>
+      </w:r>
+      <w:r>
+        <w:rPr>
+          <w:rFonts w:ascii="Roboto" w:hAnsi="Roboto"/>
+          <w:b/>
+          <w:bCs/>
+        </w:rPr>
+        <w:t>• A</w:t>
+      </w:r>
+      <w:r>
+        <w:rPr>
+          <w:rFonts w:ascii="Roboto" w:hAnsi="Roboto"/>
+        </w:rPr>
+        <w:t>dvance</w:t>
+      </w:r>
+      <w:r>
+        <w:rPr>
+          <w:rFonts w:ascii="Roboto" w:hAnsi="Roboto"/>
+          <w:b/>
+          <w:bCs/>
+        </w:rPr>
+        <w:t xml:space="preserve"> P</w:t>
+      </w:r>
+      <w:r>
+        <w:rPr>
+          <w:rFonts w:ascii="Roboto" w:hAnsi="Roboto"/>
+        </w:rPr>
+        <w:t>rogramming</w:t>
+      </w:r>
+      <w:r>
+        <w:rPr>
+          <w:rFonts w:ascii="Roboto" w:hAnsi="Roboto"/>
+          <w:b/>
+          <w:bCs/>
+        </w:rPr>
+        <w:t xml:space="preserve"> </w:t>
+      </w:r>
+      <w:r>
+        <w:rPr>
+          <w:rFonts w:ascii="Roboto" w:hAnsi="Roboto"/>
+        </w:rPr>
+        <w:t>(20)</w:t>
+      </w:r>
+      <w:r>
+        <w:rPr>
+          <w:rFonts w:ascii="Roboto" w:hAnsi="Roboto"/>
+          <w:b/>
+          <w:bCs/>
+          <w:lang w:bidi="fa-IR"/>
+        </w:rPr>
+        <w:t xml:space="preserve"> </w:t>
+      </w:r>
+      <w:r>
+        <w:rPr>
+          <w:rFonts w:ascii="Roboto" w:hAnsi="Roboto"/>
+          <w:b/>
+          <w:bCs/>
+        </w:rPr>
+        <w:t>• D</w:t>
+      </w:r>
+      <w:r>
+        <w:rPr>
+          <w:rFonts w:ascii="Roboto" w:hAnsi="Roboto"/>
+        </w:rPr>
+        <w:t>esign</w:t>
+      </w:r>
+      <w:r>
+        <w:rPr>
+          <w:rFonts w:ascii="Roboto" w:hAnsi="Roboto"/>
+          <w:b/>
+          <w:bCs/>
+        </w:rPr>
+        <w:t xml:space="preserve"> P</w:t>
+      </w:r>
+      <w:r>
+        <w:rPr>
+          <w:rFonts w:ascii="Roboto" w:hAnsi="Roboto"/>
+        </w:rPr>
+        <w:t>rogramming</w:t>
+      </w:r>
+      <w:r>
+        <w:rPr>
+          <w:rFonts w:ascii="Roboto" w:hAnsi="Roboto"/>
+          <w:b/>
+          <w:bCs/>
+        </w:rPr>
+        <w:t xml:space="preserve"> L</w:t>
+      </w:r>
+      <w:r>
+        <w:rPr>
+          <w:rFonts w:ascii="Roboto" w:hAnsi="Roboto"/>
+        </w:rPr>
+        <w:t>anguages</w:t>
+      </w:r>
+      <w:r>
+        <w:rPr>
+          <w:rFonts w:ascii="Roboto" w:hAnsi="Roboto"/>
+          <w:b/>
+          <w:bCs/>
+        </w:rPr>
+        <w:t xml:space="preserve"> </w:t>
+      </w:r>
+      <w:r>
+        <w:rPr>
+          <w:rFonts w:ascii="Roboto" w:hAnsi="Roboto"/>
+        </w:rPr>
+        <w:t>(20)</w:t>
+      </w:r>
+      <w:r>
+        <w:rPr>
+          <w:rFonts w:ascii="Roboto" w:hAnsi="Roboto"/>
+          <w:b/>
+          <w:bCs/>
+          <w:lang w:bidi="fa-IR"/>
+        </w:rPr>
+        <w:t xml:space="preserve"> </w:t>
+      </w:r>
+      <w:r>
+        <w:rPr>
+          <w:rFonts w:ascii="Roboto" w:hAnsi="Roboto"/>
+          <w:b/>
+          <w:bCs/>
+        </w:rPr>
+        <w:t>• B</w:t>
+      </w:r>
+      <w:r>
+        <w:rPr>
+          <w:rFonts w:ascii="Roboto" w:hAnsi="Roboto"/>
+        </w:rPr>
+        <w:t xml:space="preserve">asics of </w:t>
+      </w:r>
+      <w:r>
+        <w:rPr>
+          <w:rFonts w:ascii="Roboto" w:hAnsi="Roboto"/>
+          <w:b/>
+          <w:bCs/>
+        </w:rPr>
+        <w:t>W</w:t>
+      </w:r>
+      <w:r>
+        <w:rPr>
+          <w:rFonts w:ascii="Roboto" w:hAnsi="Roboto"/>
+        </w:rPr>
+        <w:t xml:space="preserve">ireless </w:t>
+      </w:r>
+      <w:r>
+        <w:rPr>
+          <w:rFonts w:ascii="Roboto" w:hAnsi="Roboto"/>
+          <w:b/>
+          <w:bCs/>
+        </w:rPr>
+        <w:t>N</w:t>
+      </w:r>
+      <w:r>
+        <w:rPr>
+          <w:rFonts w:ascii="Roboto" w:hAnsi="Roboto"/>
+        </w:rPr>
+        <w:t>etworks (17)</w:t>
+      </w:r>
+      <w:r>
+        <w:rPr>
+          <w:rFonts w:ascii="Roboto" w:hAnsi="Roboto"/>
+          <w:b/>
+          <w:bCs/>
+          <w:lang w:bidi="fa-IR"/>
+        </w:rPr>
+        <w:t xml:space="preserve"> </w:t>
+      </w:r>
+      <w:r>
+        <w:rPr>
+          <w:rFonts w:ascii="Roboto" w:hAnsi="Roboto"/>
+          <w:b/>
+          <w:bCs/>
+        </w:rPr>
+        <w:t>• A</w:t>
+      </w:r>
+      <w:r>
+        <w:rPr>
+          <w:rFonts w:ascii="Roboto" w:hAnsi="Roboto"/>
+        </w:rPr>
+        <w:t xml:space="preserve">dvanced </w:t>
+      </w:r>
+      <w:r>
+        <w:rPr>
+          <w:rFonts w:ascii="Roboto" w:hAnsi="Roboto"/>
+          <w:b/>
+          <w:bCs/>
+        </w:rPr>
+        <w:t>D</w:t>
+      </w:r>
+      <w:r>
+        <w:rPr>
+          <w:rFonts w:ascii="Roboto" w:hAnsi="Roboto"/>
+        </w:rPr>
+        <w:t xml:space="preserve">atabase (18) </w:t>
+      </w:r>
+      <w:r>
+        <w:rPr>
+          <w:rFonts w:ascii="Roboto" w:hAnsi="Roboto"/>
+          <w:b/>
+          <w:bCs/>
+        </w:rPr>
+        <w:t>• L</w:t>
+      </w:r>
+      <w:r>
+        <w:rPr>
+          <w:rFonts w:ascii="Roboto" w:hAnsi="Roboto"/>
+        </w:rPr>
+        <w:t xml:space="preserve">atent and </w:t>
+      </w:r>
+      <w:r>
+        <w:rPr>
+          <w:rFonts w:ascii="Roboto" w:hAnsi="Roboto"/>
+          <w:b/>
+          <w:bCs/>
+        </w:rPr>
+        <w:t>R</w:t>
+      </w:r>
+      <w:r>
+        <w:rPr>
+          <w:rFonts w:ascii="Roboto" w:hAnsi="Roboto"/>
+        </w:rPr>
+        <w:t xml:space="preserve">eal-time </w:t>
+      </w:r>
+      <w:r>
+        <w:rPr>
+          <w:rFonts w:ascii="Roboto" w:hAnsi="Roboto"/>
+          <w:b/>
+          <w:bCs/>
+        </w:rPr>
+        <w:t>S</w:t>
+      </w:r>
+      <w:r>
+        <w:rPr>
+          <w:rFonts w:ascii="Roboto" w:hAnsi="Roboto"/>
+        </w:rPr>
+        <w:t>ystem (19)</w:t>
       </w:r>
     </w:p>
     <w:p>
@@ -3613,7 +3178,6 @@
         <w:tabs>
           <w:tab w:val="left" w:pos="1996"/>
         </w:tabs>
-        <w:spacing w:line="240" w:lineRule="auto"/>
         <w:rPr>
           <w:rFonts w:ascii="Roboto" w:hAnsi="Roboto"/>
           <w:b/>
@@ -3623,732 +3187,6 @@
           <w:lang w:bidi="fa-IR"/>
         </w:rPr>
       </w:pPr>
-      <w:r>
-        <w:rPr>
-          <w:rFonts w:ascii="Roboto" w:hAnsi="Roboto"/>
-          <w:lang w:bidi="fa-IR"/>
-        </w:rPr>
-        <w:t>Aug 2021-Dec 2021</w:t>
-      </w:r>
-      <w:r>
-        <w:rPr>
-          <w:rFonts w:ascii="Roboto" w:hAnsi="Roboto"/>
-          <w:b/>
-          <w:bCs/>
-          <w:sz w:val="28"/>
-          <w:szCs w:val="28"/>
-          <w:lang w:bidi="fa-IR"/>
-        </w:rPr>
-        <w:tab/>
-      </w:r>
-      <w:r>
-        <w:rPr>
-          <w:rFonts w:ascii="Roboto" w:hAnsi="Roboto"/>
-          <w:b/>
-          <w:bCs/>
-          <w:sz w:val="24"/>
-          <w:szCs w:val="24"/>
-          <w:lang w:bidi="fa-IR"/>
-        </w:rPr>
-        <w:t xml:space="preserve">Title: </w:t>
-      </w:r>
-      <w:hyperlink r:id="rId23" w:history="1">
-        <w:r>
-          <w:rPr>
-            <w:rStyle w:val="Hyperlink"/>
-            <w:rFonts w:ascii="Roboto" w:hAnsi="Roboto"/>
-            <w:b/>
-            <w:bCs/>
-            <w:sz w:val="24"/>
-            <w:szCs w:val="24"/>
-            <w:u w:val="none"/>
-            <w:lang w:bidi="fa-IR"/>
-          </w:rPr>
-          <w:t>Hotel Motel</w:t>
-        </w:r>
-      </w:hyperlink>
-      <w:r>
-        <w:rPr>
-          <w:rFonts w:ascii="Roboto" w:hAnsi="Roboto"/>
-          <w:sz w:val="24"/>
-          <w:szCs w:val="24"/>
-          <w:lang w:bidi="fa-IR"/>
-        </w:rPr>
-        <w:t xml:space="preserve">, </w:t>
-      </w:r>
-      <w:r>
-        <w:rPr>
-          <w:rFonts w:ascii="Roboto" w:hAnsi="Roboto"/>
-          <w:sz w:val="24"/>
-          <w:szCs w:val="24"/>
-          <w:lang w:bidi="fa-IR"/>
-        </w:rPr>
-        <w:t>Hotel Booking Application</w:t>
-      </w:r>
-    </w:p>
-    <w:p>
-      <w:pPr>
-        <w:tabs>
-          <w:tab w:val="left" w:pos="1996"/>
-        </w:tabs>
-        <w:spacing w:line="240" w:lineRule="auto"/>
-        <w:rPr>
-          <w:rFonts w:ascii="Roboto" w:hAnsi="Roboto"/>
-          <w:sz w:val="24"/>
-          <w:szCs w:val="24"/>
-          <w:lang w:bidi="fa-IR"/>
-        </w:rPr>
-      </w:pPr>
-      <w:r>
-        <w:rPr>
-          <w:rFonts w:ascii="Roboto" w:hAnsi="Roboto"/>
-          <w:b/>
-          <w:bCs/>
-          <w:sz w:val="28"/>
-          <w:szCs w:val="28"/>
-          <w:lang w:bidi="fa-IR"/>
-        </w:rPr>
-        <w:tab/>
-      </w:r>
-      <w:r>
-        <w:rPr>
-          <w:rFonts w:ascii="Roboto" w:hAnsi="Roboto"/>
-          <w:b/>
-          <w:bCs/>
-          <w:sz w:val="24"/>
-          <w:szCs w:val="24"/>
-          <w:lang w:bidi="fa-IR"/>
-        </w:rPr>
-        <w:t xml:space="preserve">Description: </w:t>
-      </w:r>
-      <w:r>
-        <w:rPr>
-          <w:rFonts w:ascii="Roboto" w:hAnsi="Roboto"/>
-          <w:sz w:val="24"/>
-          <w:szCs w:val="24"/>
-          <w:lang w:bidi="fa-IR"/>
-        </w:rPr>
-        <w:t>Bachelor’s Final Project</w:t>
-      </w:r>
-    </w:p>
-    <w:p>
-      <w:pPr>
-        <w:tabs>
-          <w:tab w:val="left" w:pos="1996"/>
-        </w:tabs>
-        <w:spacing w:line="240" w:lineRule="auto"/>
-        <w:rPr>
-          <w:rFonts w:ascii="Roboto" w:hAnsi="Roboto"/>
-          <w:lang w:bidi="fa-IR"/>
-        </w:rPr>
-      </w:pPr>
-      <w:r>
-        <w:rPr>
-          <w:rFonts w:ascii="Roboto" w:hAnsi="Roboto"/>
-          <w:lang w:bidi="fa-IR"/>
-        </w:rPr>
-        <w:lastRenderedPageBreak/>
-        <w:t>Apr 202</w:t>
-      </w:r>
-      <w:r>
-        <w:rPr>
-          <w:rFonts w:ascii="Roboto" w:hAnsi="Roboto"/>
-          <w:lang w:bidi="fa-IR"/>
-        </w:rPr>
-        <w:t>0</w:t>
-      </w:r>
-      <w:r>
-        <w:rPr>
-          <w:rFonts w:ascii="Roboto" w:hAnsi="Roboto"/>
-          <w:lang w:bidi="fa-IR"/>
-        </w:rPr>
-        <w:t>-</w:t>
-      </w:r>
-      <w:r>
-        <w:rPr>
-          <w:rFonts w:ascii="Roboto" w:hAnsi="Roboto"/>
-          <w:lang w:bidi="fa-IR"/>
-        </w:rPr>
-        <w:t xml:space="preserve"> </w:t>
-      </w:r>
-      <w:r>
-        <w:rPr>
-          <w:rFonts w:ascii="Roboto" w:hAnsi="Roboto"/>
-          <w:lang w:bidi="fa-IR"/>
-        </w:rPr>
-        <w:t>Apr 202</w:t>
-      </w:r>
-      <w:r>
-        <w:rPr>
-          <w:rFonts w:ascii="Roboto" w:hAnsi="Roboto"/>
-          <w:lang w:bidi="fa-IR"/>
-        </w:rPr>
-        <w:t>0</w:t>
-      </w:r>
-      <w:r>
-        <w:rPr>
-          <w:rFonts w:ascii="Roboto" w:hAnsi="Roboto"/>
-          <w:lang w:bidi="fa-IR"/>
-        </w:rPr>
-        <w:tab/>
-      </w:r>
-      <w:r>
-        <w:rPr>
-          <w:rFonts w:ascii="Roboto" w:hAnsi="Roboto"/>
-          <w:b/>
-          <w:bCs/>
-          <w:sz w:val="24"/>
-          <w:szCs w:val="24"/>
-          <w:lang w:bidi="fa-IR"/>
-        </w:rPr>
-        <w:t>Title</w:t>
-      </w:r>
-      <w:r>
-        <w:rPr>
-          <w:rFonts w:ascii="Roboto" w:hAnsi="Roboto"/>
-          <w:sz w:val="24"/>
-          <w:szCs w:val="24"/>
-          <w:lang w:bidi="fa-IR"/>
-        </w:rPr>
-        <w:t xml:space="preserve">: </w:t>
-      </w:r>
-      <w:hyperlink r:id="rId24" w:history="1">
-        <w:r>
-          <w:rPr>
-            <w:rStyle w:val="Hyperlink"/>
-            <w:rFonts w:ascii="Roboto" w:hAnsi="Roboto"/>
-            <w:b/>
-            <w:bCs/>
-            <w:sz w:val="24"/>
-            <w:szCs w:val="24"/>
-            <w:u w:val="none"/>
-            <w:lang w:bidi="fa-IR"/>
-          </w:rPr>
-          <w:t>Can</w:t>
-        </w:r>
-        <w:r>
-          <w:rPr>
-            <w:rStyle w:val="Hyperlink"/>
-            <w:rFonts w:ascii="Roboto" w:hAnsi="Roboto"/>
-            <w:b/>
-            <w:bCs/>
-            <w:sz w:val="24"/>
-            <w:szCs w:val="24"/>
-            <w:u w:val="none"/>
-            <w:lang w:bidi="fa-IR"/>
-          </w:rPr>
-          <w:t>S</w:t>
-        </w:r>
-        <w:r>
-          <w:rPr>
-            <w:rStyle w:val="Hyperlink"/>
-            <w:rFonts w:ascii="Roboto" w:hAnsi="Roboto"/>
-            <w:b/>
-            <w:bCs/>
-            <w:sz w:val="24"/>
-            <w:szCs w:val="24"/>
-            <w:u w:val="none"/>
-            <w:lang w:bidi="fa-IR"/>
-          </w:rPr>
-          <w:t>ell</w:t>
-        </w:r>
-      </w:hyperlink>
-      <w:r>
-        <w:rPr>
-          <w:rFonts w:ascii="Roboto" w:hAnsi="Roboto"/>
-          <w:sz w:val="24"/>
-          <w:szCs w:val="24"/>
-          <w:lang w:bidi="fa-IR"/>
-        </w:rPr>
-        <w:t xml:space="preserve">, Used Books </w:t>
-      </w:r>
-      <w:r>
-        <w:rPr>
-          <w:rFonts w:ascii="Roboto" w:hAnsi="Roboto"/>
-          <w:sz w:val="24"/>
-          <w:szCs w:val="24"/>
-          <w:lang w:bidi="fa-IR"/>
-        </w:rPr>
-        <w:t xml:space="preserve">Online </w:t>
-      </w:r>
-      <w:r>
-        <w:rPr>
-          <w:rFonts w:ascii="Roboto" w:hAnsi="Roboto"/>
-          <w:sz w:val="24"/>
-          <w:szCs w:val="24"/>
-          <w:lang w:bidi="fa-IR"/>
-        </w:rPr>
-        <w:t>Shop Application</w:t>
-      </w:r>
-    </w:p>
-    <w:p>
-      <w:pPr>
-        <w:tabs>
-          <w:tab w:val="left" w:pos="1996"/>
-        </w:tabs>
-        <w:spacing w:line="240" w:lineRule="auto"/>
-        <w:rPr>
-          <w:rFonts w:ascii="Roboto" w:hAnsi="Roboto"/>
-          <w:sz w:val="24"/>
-          <w:szCs w:val="24"/>
-          <w:lang w:bidi="fa-IR"/>
-        </w:rPr>
-      </w:pPr>
-      <w:r>
-        <w:rPr>
-          <w:rFonts w:ascii="Roboto" w:hAnsi="Roboto"/>
-          <w:lang w:bidi="fa-IR"/>
-        </w:rPr>
-        <w:tab/>
-      </w:r>
-      <w:r>
-        <w:rPr>
-          <w:rFonts w:ascii="Roboto" w:hAnsi="Roboto"/>
-          <w:b/>
-          <w:bCs/>
-          <w:sz w:val="24"/>
-          <w:szCs w:val="24"/>
-          <w:lang w:bidi="fa-IR"/>
-        </w:rPr>
-        <w:t>Description</w:t>
-      </w:r>
-      <w:r>
-        <w:rPr>
-          <w:rFonts w:ascii="Roboto" w:hAnsi="Roboto"/>
-          <w:sz w:val="24"/>
-          <w:szCs w:val="24"/>
-          <w:lang w:bidi="fa-IR"/>
-        </w:rPr>
-        <w:t xml:space="preserve">: </w:t>
-      </w:r>
-      <w:r>
-        <w:rPr>
-          <w:rFonts w:ascii="Roboto" w:hAnsi="Roboto"/>
-          <w:sz w:val="24"/>
-          <w:szCs w:val="24"/>
-          <w:lang w:bidi="fa-IR"/>
-        </w:rPr>
-        <w:t>P</w:t>
-      </w:r>
-      <w:r>
-        <w:rPr>
-          <w:rFonts w:ascii="Roboto" w:hAnsi="Roboto"/>
-          <w:sz w:val="24"/>
-          <w:szCs w:val="24"/>
-          <w:lang w:bidi="fa-IR"/>
-        </w:rPr>
-        <w:t>articipate</w:t>
-      </w:r>
-      <w:r>
-        <w:rPr>
-          <w:rFonts w:ascii="Roboto" w:hAnsi="Roboto"/>
-          <w:sz w:val="24"/>
-          <w:szCs w:val="24"/>
-          <w:lang w:bidi="fa-IR"/>
-        </w:rPr>
-        <w:t>d</w:t>
-      </w:r>
-      <w:r>
-        <w:rPr>
-          <w:rFonts w:ascii="Roboto" w:hAnsi="Roboto"/>
-          <w:sz w:val="24"/>
-          <w:szCs w:val="24"/>
-          <w:lang w:bidi="fa-IR"/>
-        </w:rPr>
-        <w:t xml:space="preserve"> in </w:t>
-      </w:r>
-      <w:r>
-        <w:rPr>
-          <w:rFonts w:ascii="Roboto" w:hAnsi="Roboto"/>
-          <w:sz w:val="24"/>
-          <w:szCs w:val="24"/>
-          <w:lang w:bidi="fa-IR"/>
-        </w:rPr>
-        <w:t>develop</w:t>
-      </w:r>
-      <w:r>
-        <w:rPr>
-          <w:rFonts w:ascii="Roboto" w:hAnsi="Roboto"/>
-          <w:sz w:val="24"/>
-          <w:szCs w:val="24"/>
-          <w:lang w:bidi="fa-IR"/>
-        </w:rPr>
-        <w:t>ing</w:t>
-      </w:r>
-      <w:r>
-        <w:rPr>
-          <w:rFonts w:ascii="Roboto" w:hAnsi="Roboto"/>
-          <w:sz w:val="24"/>
-          <w:szCs w:val="24"/>
-          <w:lang w:bidi="fa-IR"/>
-        </w:rPr>
-        <w:t xml:space="preserve"> </w:t>
-      </w:r>
-      <w:r>
-        <w:rPr>
-          <w:rFonts w:ascii="Roboto" w:hAnsi="Roboto"/>
-          <w:sz w:val="24"/>
-          <w:szCs w:val="24"/>
-          <w:lang w:bidi="fa-IR"/>
-        </w:rPr>
-        <w:t>API</w:t>
-      </w:r>
-    </w:p>
-    <w:p>
-      <w:pPr>
-        <w:tabs>
-          <w:tab w:val="left" w:pos="1996"/>
-        </w:tabs>
-        <w:spacing w:line="240" w:lineRule="auto"/>
-        <w:rPr>
-          <w:rFonts w:ascii="Roboto" w:hAnsi="Roboto"/>
-          <w:b/>
-          <w:bCs/>
-          <w:sz w:val="24"/>
-          <w:szCs w:val="24"/>
-          <w:lang w:bidi="fa-IR"/>
-        </w:rPr>
-      </w:pPr>
-      <w:r>
-        <w:rPr>
-          <w:rFonts w:ascii="Roboto" w:hAnsi="Roboto"/>
-          <w:lang w:bidi="fa-IR"/>
-        </w:rPr>
-        <w:t>Aug 20</w:t>
-      </w:r>
-      <w:r>
-        <w:rPr>
-          <w:rFonts w:ascii="Roboto" w:hAnsi="Roboto"/>
-          <w:lang w:bidi="fa-IR"/>
-        </w:rPr>
-        <w:t>18</w:t>
-      </w:r>
-      <w:r>
-        <w:rPr>
-          <w:rFonts w:ascii="Roboto" w:hAnsi="Roboto"/>
-          <w:lang w:bidi="fa-IR"/>
-        </w:rPr>
-        <w:t>-</w:t>
-      </w:r>
-      <w:r>
-        <w:rPr>
-          <w:rFonts w:ascii="Roboto" w:hAnsi="Roboto"/>
-          <w:lang w:bidi="fa-IR"/>
-        </w:rPr>
-        <w:t>Aug 2019</w:t>
-      </w:r>
-      <w:r>
-        <w:rPr>
-          <w:rFonts w:ascii="Roboto" w:hAnsi="Roboto"/>
-          <w:lang w:bidi="fa-IR"/>
-        </w:rPr>
-        <w:tab/>
-      </w:r>
-      <w:r>
-        <w:rPr>
-          <w:rFonts w:ascii="Roboto" w:hAnsi="Roboto"/>
-          <w:b/>
-          <w:bCs/>
-          <w:sz w:val="24"/>
-          <w:szCs w:val="24"/>
-          <w:lang w:bidi="fa-IR"/>
-        </w:rPr>
-        <w:t>Title</w:t>
-      </w:r>
-      <w:r>
-        <w:rPr>
-          <w:rFonts w:ascii="Roboto" w:hAnsi="Roboto"/>
-          <w:sz w:val="24"/>
-          <w:szCs w:val="24"/>
-          <w:lang w:bidi="fa-IR"/>
-        </w:rPr>
-        <w:t>:</w:t>
-      </w:r>
-      <w:r>
-        <w:rPr>
-          <w:rFonts w:ascii="Roboto" w:hAnsi="Roboto"/>
-          <w:lang w:bidi="fa-IR"/>
-        </w:rPr>
-        <w:t xml:space="preserve"> </w:t>
-      </w:r>
-      <w:hyperlink r:id="rId25" w:history="1">
-        <w:r>
-          <w:rPr>
-            <w:rStyle w:val="Hyperlink"/>
-            <w:rFonts w:ascii="Roboto" w:hAnsi="Roboto"/>
-            <w:b/>
-            <w:bCs/>
-            <w:sz w:val="24"/>
-            <w:szCs w:val="24"/>
-            <w:u w:val="none"/>
-            <w:lang w:bidi="fa-IR"/>
-          </w:rPr>
-          <w:t>Redis Admin</w:t>
-        </w:r>
-      </w:hyperlink>
-      <w:r>
-        <w:rPr>
-          <w:rFonts w:ascii="Roboto" w:hAnsi="Roboto"/>
-          <w:sz w:val="24"/>
-          <w:szCs w:val="24"/>
-          <w:lang w:bidi="fa-IR"/>
-        </w:rPr>
-        <w:t>,</w:t>
-      </w:r>
-      <w:r>
-        <w:rPr>
-          <w:rFonts w:ascii="Roboto" w:hAnsi="Roboto"/>
-          <w:sz w:val="24"/>
-          <w:szCs w:val="24"/>
-          <w:lang w:bidi="fa-IR"/>
-        </w:rPr>
-        <w:t xml:space="preserve"> Redis </w:t>
-      </w:r>
-      <w:r>
-        <w:rPr>
-          <w:rFonts w:ascii="Roboto" w:hAnsi="Roboto"/>
-          <w:sz w:val="24"/>
-          <w:szCs w:val="24"/>
-          <w:lang w:bidi="fa-IR"/>
-        </w:rPr>
-        <w:t>S</w:t>
-      </w:r>
-      <w:r>
-        <w:rPr>
-          <w:rFonts w:ascii="Roboto" w:hAnsi="Roboto"/>
-          <w:sz w:val="24"/>
-          <w:szCs w:val="24"/>
-          <w:lang w:bidi="fa-IR"/>
-        </w:rPr>
-        <w:t>erver</w:t>
-      </w:r>
-      <w:r>
-        <w:rPr>
-          <w:rFonts w:ascii="Roboto" w:hAnsi="Roboto"/>
-          <w:sz w:val="24"/>
-          <w:szCs w:val="24"/>
-          <w:lang w:bidi="fa-IR"/>
-        </w:rPr>
-        <w:t>s</w:t>
-      </w:r>
-      <w:r>
-        <w:rPr>
-          <w:rFonts w:ascii="Roboto" w:hAnsi="Roboto"/>
-          <w:sz w:val="24"/>
-          <w:szCs w:val="24"/>
-          <w:lang w:bidi="fa-IR"/>
-        </w:rPr>
-        <w:t xml:space="preserve"> GUI </w:t>
-      </w:r>
-      <w:r>
-        <w:rPr>
-          <w:rFonts w:ascii="Roboto" w:hAnsi="Roboto"/>
-          <w:sz w:val="24"/>
-          <w:szCs w:val="24"/>
-          <w:lang w:bidi="fa-IR"/>
-        </w:rPr>
-        <w:t>M</w:t>
-      </w:r>
-      <w:r>
-        <w:rPr>
-          <w:rFonts w:ascii="Roboto" w:hAnsi="Roboto"/>
-          <w:sz w:val="24"/>
-          <w:szCs w:val="24"/>
-          <w:lang w:bidi="fa-IR"/>
-        </w:rPr>
-        <w:t>anager</w:t>
-      </w:r>
-    </w:p>
-    <w:p>
-      <w:pPr>
-        <w:tabs>
-          <w:tab w:val="left" w:pos="1996"/>
-        </w:tabs>
-        <w:spacing w:line="240" w:lineRule="auto"/>
-        <w:ind w:left="1996"/>
-        <w:rPr>
-          <w:rFonts w:ascii="Roboto" w:hAnsi="Roboto"/>
-          <w:sz w:val="24"/>
-          <w:szCs w:val="24"/>
-          <w:lang w:bidi="fa-IR"/>
-        </w:rPr>
-      </w:pPr>
-      <w:r>
-        <w:rPr>
-          <w:b/>
-          <w:bCs/>
-          <w:noProof/>
-          <w:sz w:val="20"/>
-          <w:szCs w:val="20"/>
-        </w:rPr>
-        <mc:AlternateContent>
-          <mc:Choice Requires="wps">
-            <w:drawing>
-              <wp:anchor distT="0" distB="0" distL="114300" distR="114300" simplePos="0" relativeHeight="251679744" behindDoc="0" locked="0" layoutInCell="1" allowOverlap="1" wp14:anchorId="134CB454" wp14:editId="1F0DC272">
-                <wp:simplePos x="0" y="0"/>
-                <wp:positionH relativeFrom="column">
-                  <wp:posOffset>-346075</wp:posOffset>
-                </wp:positionH>
-                <wp:positionV relativeFrom="paragraph">
-                  <wp:posOffset>413566</wp:posOffset>
-                </wp:positionV>
-                <wp:extent cx="6638290" cy="0"/>
-                <wp:effectExtent l="0" t="0" r="0" b="0"/>
-                <wp:wrapNone/>
-                <wp:docPr id="9" name="Straight Connector 9"/>
-                <wp:cNvGraphicFramePr/>
-                <a:graphic xmlns:a="http://schemas.openxmlformats.org/drawingml/2006/main">
-                  <a:graphicData uri="http://schemas.microsoft.com/office/word/2010/wordprocessingShape">
-                    <wps:wsp>
-                      <wps:cNvCnPr/>
-                      <wps:spPr>
-                        <a:xfrm flipV="1">
-                          <a:off x="0" y="0"/>
-                          <a:ext cx="6638290" cy="0"/>
-                        </a:xfrm>
-                        <a:prstGeom prst="line">
-                          <a:avLst/>
-                        </a:prstGeom>
-                      </wps:spPr>
-                      <wps:style>
-                        <a:lnRef idx="1">
-                          <a:schemeClr val="dk1"/>
-                        </a:lnRef>
-                        <a:fillRef idx="0">
-                          <a:schemeClr val="dk1"/>
-                        </a:fillRef>
-                        <a:effectRef idx="0">
-                          <a:schemeClr val="dk1"/>
-                        </a:effectRef>
-                        <a:fontRef idx="minor">
-                          <a:schemeClr val="tx1"/>
-                        </a:fontRef>
-                      </wps:style>
-                      <wps:bodyPr/>
-                    </wps:wsp>
-                  </a:graphicData>
-                </a:graphic>
-                <wp14:sizeRelH relativeFrom="margin">
-                  <wp14:pctWidth>0</wp14:pctWidth>
-                </wp14:sizeRelH>
-                <wp14:sizeRelV relativeFrom="margin">
-                  <wp14:pctHeight>0</wp14:pctHeight>
-                </wp14:sizeRelV>
-              </wp:anchor>
-            </w:drawing>
-          </mc:Choice>
-          <mc:Fallback>
-            <w:pict>
-              <v:line w14:anchorId="6EF506B5" id="Straight Connector 9" o:spid="_x0000_s1026" style="position:absolute;flip:y;z-index:251679744;visibility:visible;mso-wrap-style:square;mso-width-percent:0;mso-height-percent:0;mso-wrap-distance-left:9pt;mso-wrap-distance-top:0;mso-wrap-distance-right:9pt;mso-wrap-distance-bottom:0;mso-position-horizontal:absolute;mso-position-horizontal-relative:text;mso-position-vertical:absolute;mso-position-vertical-relative:text;mso-width-percent:0;mso-height-percent:0;mso-width-relative:margin;mso-height-relative:margin" from="-27.25pt,32.55pt" to="495.45pt,32.55pt" o:gfxdata="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" strokecolor="black [3200]" strokeweight=".5pt">
-                <v:stroke joinstyle="miter"/>
-              </v:line>
-            </w:pict>
-          </mc:Fallback>
-        </mc:AlternateContent>
-      </w:r>
-      <w:r>
-        <w:rPr>
-          <w:rFonts w:ascii="Roboto" w:hAnsi="Roboto"/>
-          <w:b/>
-          <w:bCs/>
-          <w:sz w:val="24"/>
-          <w:szCs w:val="24"/>
-          <w:lang w:bidi="fa-IR"/>
-        </w:rPr>
-        <w:t>Description:</w:t>
-      </w:r>
-      <w:r>
-        <w:rPr>
-          <w:rFonts w:ascii="Roboto" w:hAnsi="Roboto"/>
-          <w:b/>
-          <w:bCs/>
-          <w:sz w:val="24"/>
-          <w:szCs w:val="24"/>
-          <w:lang w:bidi="fa-IR"/>
-        </w:rPr>
-        <w:t xml:space="preserve"> </w:t>
-      </w:r>
-      <w:r>
-        <w:rPr>
-          <w:rFonts w:ascii="Roboto" w:hAnsi="Roboto"/>
-          <w:sz w:val="24"/>
-          <w:szCs w:val="24"/>
-          <w:lang w:bidi="fa-IR"/>
-        </w:rPr>
-        <w:t>The</w:t>
-      </w:r>
-      <w:r>
-        <w:rPr>
-          <w:rFonts w:ascii="Roboto" w:hAnsi="Roboto"/>
-          <w:sz w:val="24"/>
-          <w:szCs w:val="24"/>
-          <w:lang w:bidi="fa-IR"/>
-        </w:rPr>
-        <w:t xml:space="preserve"> </w:t>
-      </w:r>
-      <w:r>
-        <w:rPr>
-          <w:rFonts w:ascii="Roboto" w:hAnsi="Roboto"/>
-          <w:sz w:val="24"/>
-          <w:szCs w:val="24"/>
-          <w:lang w:bidi="fa-IR"/>
-        </w:rPr>
-        <w:t>open-source</w:t>
-      </w:r>
-      <w:r>
-        <w:rPr>
-          <w:rFonts w:ascii="Roboto" w:hAnsi="Roboto"/>
-          <w:sz w:val="24"/>
-          <w:szCs w:val="24"/>
-          <w:lang w:bidi="fa-IR"/>
-        </w:rPr>
-        <w:t xml:space="preserve"> project that can helps developers or server </w:t>
-      </w:r>
-      <w:r>
-        <w:rPr>
-          <w:rFonts w:ascii="Roboto" w:hAnsi="Roboto"/>
-          <w:sz w:val="24"/>
-          <w:szCs w:val="24"/>
-          <w:lang w:bidi="fa-IR"/>
-        </w:rPr>
-        <w:t>administrator</w:t>
-      </w:r>
-      <w:r>
-        <w:rPr>
-          <w:rFonts w:ascii="Roboto" w:hAnsi="Roboto"/>
-          <w:sz w:val="24"/>
-          <w:szCs w:val="24"/>
-          <w:lang w:bidi="fa-IR"/>
-        </w:rPr>
-        <w:t xml:space="preserve">s to manage </w:t>
-      </w:r>
-      <w:r>
-        <w:rPr>
-          <w:rFonts w:ascii="Roboto" w:hAnsi="Roboto"/>
-          <w:sz w:val="24"/>
-          <w:szCs w:val="24"/>
-          <w:lang w:bidi="fa-IR"/>
-        </w:rPr>
-        <w:t>R</w:t>
-      </w:r>
-      <w:r>
-        <w:rPr>
-          <w:rFonts w:ascii="Roboto" w:hAnsi="Roboto"/>
-          <w:sz w:val="24"/>
-          <w:szCs w:val="24"/>
-          <w:lang w:bidi="fa-IR"/>
-        </w:rPr>
-        <w:t>edis server</w:t>
-      </w:r>
-      <w:r>
-        <w:rPr>
-          <w:rFonts w:ascii="Roboto" w:hAnsi="Roboto"/>
-          <w:sz w:val="24"/>
-          <w:szCs w:val="24"/>
-          <w:lang w:bidi="fa-IR"/>
-        </w:rPr>
-        <w:t>s</w:t>
-      </w:r>
     </w:p>
     <w:p>
       <w:pPr>
@@ -4390,18 +3228,14 @@
           <w:rFonts w:ascii="Roboto" w:hAnsi="Roboto"/>
           <w:b/>
           <w:bCs/>
-          <w:sz w:val="24"/>
-          <w:szCs w:val="24"/>
-          <w:lang w:bidi="fa-IR"/>
-        </w:rPr>
-      </w:pPr>
-      <w:r>
-        <w:rPr>
-          <w:rFonts w:ascii="Roboto" w:hAnsi="Roboto"/>
-          <w:b/>
-          <w:bCs/>
-          <w:sz w:val="24"/>
-          <w:szCs w:val="24"/>
+          <w:lang w:bidi="fa-IR"/>
+        </w:rPr>
+      </w:pPr>
+      <w:r>
+        <w:rPr>
+          <w:rFonts w:ascii="Roboto" w:hAnsi="Roboto"/>
+          <w:b/>
+          <w:bCs/>
           <w:lang w:bidi="fa-IR"/>
         </w:rPr>
         <w:t>Programming Languages: P</w:t>
@@ -4409,8 +3243,6 @@
       <w:r>
         <w:rPr>
           <w:rFonts w:ascii="Roboto" w:hAnsi="Roboto"/>
-          <w:sz w:val="24"/>
-          <w:szCs w:val="24"/>
           <w:lang w:bidi="fa-IR"/>
         </w:rPr>
         <w:t xml:space="preserve">HP, </w:t>
@@ -4420,8 +3252,6 @@
           <w:rFonts w:ascii="Roboto" w:hAnsi="Roboto"/>
           <w:b/>
           <w:bCs/>
-          <w:sz w:val="24"/>
-          <w:szCs w:val="24"/>
           <w:lang w:bidi="fa-IR"/>
         </w:rPr>
         <w:t>P</w:t>
@@ -4429,8 +3259,6 @@
       <w:r>
         <w:rPr>
           <w:rFonts w:ascii="Roboto" w:hAnsi="Roboto"/>
-          <w:sz w:val="24"/>
-          <w:szCs w:val="24"/>
           <w:lang w:bidi="fa-IR"/>
         </w:rPr>
         <w:t xml:space="preserve">ython, </w:t>
@@ -4440,8 +3268,6 @@
           <w:rFonts w:ascii="Roboto" w:hAnsi="Roboto"/>
           <w:b/>
           <w:bCs/>
-          <w:sz w:val="24"/>
-          <w:szCs w:val="24"/>
           <w:lang w:bidi="fa-IR"/>
         </w:rPr>
         <w:t>J</w:t>
@@ -4449,8 +3275,6 @@
       <w:r>
         <w:rPr>
           <w:rFonts w:ascii="Roboto" w:hAnsi="Roboto"/>
-          <w:sz w:val="24"/>
-          <w:szCs w:val="24"/>
           <w:lang w:bidi="fa-IR"/>
         </w:rPr>
         <w:t>ava</w:t>
@@ -4460,8 +3284,6 @@
           <w:rFonts w:ascii="Roboto" w:hAnsi="Roboto"/>
           <w:b/>
           <w:bCs/>
-          <w:sz w:val="24"/>
-          <w:szCs w:val="24"/>
           <w:lang w:bidi="fa-IR"/>
         </w:rPr>
         <w:t>S</w:t>
@@ -4469,8 +3291,6 @@
       <w:r>
         <w:rPr>
           <w:rFonts w:ascii="Roboto" w:hAnsi="Roboto"/>
-          <w:sz w:val="24"/>
-          <w:szCs w:val="24"/>
           <w:lang w:bidi="fa-IR"/>
         </w:rPr>
         <w:t>cript</w:t>
@@ -4478,8 +3298,6 @@
       <w:r>
         <w:rPr>
           <w:rFonts w:ascii="Roboto" w:hAnsi="Roboto"/>
-          <w:sz w:val="24"/>
-          <w:szCs w:val="24"/>
           <w:lang w:bidi="fa-IR"/>
         </w:rPr>
         <w:t xml:space="preserve">, </w:t>
@@ -4489,8 +3307,6 @@
           <w:rFonts w:ascii="Roboto" w:hAnsi="Roboto"/>
           <w:b/>
           <w:bCs/>
-          <w:sz w:val="24"/>
-          <w:szCs w:val="24"/>
           <w:lang w:bidi="fa-IR"/>
         </w:rPr>
         <w:t>M</w:t>
@@ -4498,8 +3314,6 @@
       <w:r>
         <w:rPr>
           <w:rFonts w:ascii="Roboto" w:hAnsi="Roboto"/>
-          <w:sz w:val="24"/>
-          <w:szCs w:val="24"/>
           <w:lang w:bidi="fa-IR"/>
         </w:rPr>
         <w:t>atlab</w:t>
@@ -4517,29 +3331,30 @@
         </w:tabs>
         <w:rPr>
           <w:rFonts w:ascii="Roboto" w:hAnsi="Roboto"/>
-          <w:sz w:val="24"/>
-          <w:szCs w:val="24"/>
-          <w:lang w:bidi="fa-IR"/>
-        </w:rPr>
-      </w:pPr>
-      <w:r>
-        <w:rPr>
-          <w:rFonts w:ascii="Roboto" w:hAnsi="Roboto"/>
-          <w:b/>
-          <w:bCs/>
-          <w:sz w:val="24"/>
-          <w:szCs w:val="24"/>
-          <w:lang w:bidi="fa-IR"/>
-        </w:rPr>
-        <w:t xml:space="preserve">Frameworks: </w:t>
-      </w:r>
-      <w:r>
-        <w:rPr>
-          <w:rFonts w:ascii="Roboto" w:hAnsi="Roboto"/>
-          <w:b/>
-          <w:bCs/>
-          <w:sz w:val="24"/>
-          <w:szCs w:val="24"/>
+          <w:lang w:bidi="fa-IR"/>
+        </w:rPr>
+      </w:pPr>
+      <w:r>
+        <w:rPr>
+          <w:rFonts w:ascii="Roboto" w:hAnsi="Roboto"/>
+          <w:b/>
+          <w:bCs/>
+          <w:lang w:bidi="fa-IR"/>
+        </w:rPr>
+        <w:t>Frameworks: L</w:t>
+      </w:r>
+      <w:r>
+        <w:rPr>
+          <w:rFonts w:ascii="Roboto" w:hAnsi="Roboto"/>
+          <w:lang w:bidi="fa-IR"/>
+        </w:rPr>
+        <w:t xml:space="preserve">aravel, </w:t>
+      </w:r>
+      <w:r>
+        <w:rPr>
+          <w:rFonts w:ascii="Roboto" w:hAnsi="Roboto"/>
+          <w:b/>
+          <w:bCs/>
           <w:lang w:bidi="fa-IR"/>
         </w:rPr>
         <w:t>L</w:t>
@@ -4547,28 +3362,6 @@
       <w:r>
         <w:rPr>
           <w:rFonts w:ascii="Roboto" w:hAnsi="Roboto"/>
-          <w:sz w:val="24"/>
-          <w:szCs w:val="24"/>
-          <w:lang w:bidi="fa-IR"/>
-        </w:rPr>
-        <w:t xml:space="preserve">aravel, </w:t>
-      </w:r>
-      <w:r>
-        <w:rPr>
-          <w:rFonts w:ascii="Roboto" w:hAnsi="Roboto"/>
-          <w:b/>
-          <w:bCs/>
-          <w:sz w:val="24"/>
-          <w:szCs w:val="24"/>
-          <w:lang w:bidi="fa-IR"/>
-        </w:rPr>
-        <w:t>L</w:t>
-      </w:r>
-      <w:r>
-        <w:rPr>
-          <w:rFonts w:ascii="Roboto" w:hAnsi="Roboto"/>
-          <w:sz w:val="24"/>
-          <w:szCs w:val="24"/>
           <w:lang w:bidi="fa-IR"/>
         </w:rPr>
         <w:t xml:space="preserve">umen, </w:t>
@@ -4578,8 +3371,6 @@
           <w:rFonts w:ascii="Roboto" w:hAnsi="Roboto"/>
           <w:b/>
           <w:bCs/>
-          <w:sz w:val="24"/>
-          <w:szCs w:val="24"/>
           <w:lang w:bidi="fa-IR"/>
         </w:rPr>
         <w:t>V</w:t>
@@ -4587,8 +3378,6 @@
       <w:r>
         <w:rPr>
           <w:rFonts w:ascii="Roboto" w:hAnsi="Roboto"/>
-          <w:sz w:val="24"/>
-          <w:szCs w:val="24"/>
           <w:lang w:bidi="fa-IR"/>
         </w:rPr>
         <w:t xml:space="preserve">ue.js, </w:t>
@@ -4598,8 +3387,6 @@
           <w:rFonts w:ascii="Roboto" w:hAnsi="Roboto"/>
           <w:b/>
           <w:bCs/>
-          <w:sz w:val="24"/>
-          <w:szCs w:val="24"/>
           <w:lang w:bidi="fa-IR"/>
         </w:rPr>
         <w:t>N</w:t>
@@ -4607,8 +3394,6 @@
       <w:r>
         <w:rPr>
           <w:rFonts w:ascii="Roboto" w:hAnsi="Roboto"/>
-          <w:sz w:val="24"/>
-          <w:szCs w:val="24"/>
           <w:lang w:bidi="fa-IR"/>
         </w:rPr>
         <w:t>uxt.js</w:t>
@@ -4628,8 +3413,6 @@
           <w:rFonts w:ascii="Roboto" w:hAnsi="Roboto"/>
           <w:b/>
           <w:bCs/>
-          <w:sz w:val="24"/>
-          <w:szCs w:val="24"/>
           <w:lang w:bidi="fa-IR"/>
         </w:rPr>
       </w:pPr>
@@ -4638,8 +3421,6 @@
           <w:b/>
           <w:bCs/>
           <w:noProof/>
-          <w:sz w:val="20"/>
-          <w:szCs w:val="20"/>
         </w:rPr>
         <mc:AlternateContent>
           <mc:Choice Requires="wps">
@@ -4711,28 +3492,13 @@
           <w:rFonts w:ascii="Roboto" w:hAnsi="Roboto"/>
           <w:b/>
           <w:bCs/>
-          <w:sz w:val="24"/>
-          <w:szCs w:val="24"/>
-          <w:lang w:bidi="fa-IR"/>
-        </w:rPr>
-        <w:t xml:space="preserve">Databases: </w:t>
-      </w:r>
-      <w:r>
-        <w:rPr>
-          <w:rFonts w:ascii="Roboto" w:hAnsi="Roboto"/>
-          <w:b/>
-          <w:bCs/>
-          <w:sz w:val="24"/>
-          <w:szCs w:val="24"/>
-          <w:lang w:bidi="fa-IR"/>
-        </w:rPr>
-        <w:t>M</w:t>
-      </w:r>
-      <w:r>
-        <w:rPr>
-          <w:rFonts w:ascii="Roboto" w:hAnsi="Roboto"/>
-          <w:sz w:val="24"/>
-          <w:szCs w:val="24"/>
+          <w:lang w:bidi="fa-IR"/>
+        </w:rPr>
+        <w:t>Databases: M</w:t>
+      </w:r>
+      <w:r>
+        <w:rPr>
+          <w:rFonts w:ascii="Roboto" w:hAnsi="Roboto"/>
           <w:lang w:bidi="fa-IR"/>
         </w:rPr>
         <w:t xml:space="preserve">ySQL, </w:t>
@@ -4742,8 +3508,6 @@
           <w:rFonts w:ascii="Roboto" w:hAnsi="Roboto"/>
           <w:b/>
           <w:bCs/>
-          <w:sz w:val="24"/>
-          <w:szCs w:val="24"/>
           <w:lang w:bidi="fa-IR"/>
         </w:rPr>
         <w:t>P</w:t>
@@ -4751,8 +3515,6 @@
       <w:r>
         <w:rPr>
           <w:rFonts w:ascii="Roboto" w:hAnsi="Roboto"/>
-          <w:sz w:val="24"/>
-          <w:szCs w:val="24"/>
           <w:lang w:bidi="fa-IR"/>
         </w:rPr>
         <w:t>ostgreSQL</w:t>
@@ -4760,8 +3522,6 @@
       <w:r>
         <w:rPr>
           <w:rFonts w:ascii="Roboto" w:hAnsi="Roboto"/>
-          <w:sz w:val="24"/>
-          <w:szCs w:val="24"/>
           <w:lang w:bidi="fa-IR"/>
         </w:rPr>
         <w:t xml:space="preserve">, </w:t>
@@ -4771,8 +3531,6 @@
           <w:rFonts w:ascii="Roboto" w:hAnsi="Roboto"/>
           <w:b/>
           <w:bCs/>
-          <w:sz w:val="24"/>
-          <w:szCs w:val="24"/>
           <w:lang w:bidi="fa-IR"/>
         </w:rPr>
         <w:t>R</w:t>
@@ -4780,8 +3538,6 @@
       <w:r>
         <w:rPr>
           <w:rFonts w:ascii="Roboto" w:hAnsi="Roboto"/>
-          <w:sz w:val="24"/>
-          <w:szCs w:val="24"/>
           <w:lang w:bidi="fa-IR"/>
         </w:rPr>
         <w:t>edis</w:t>
@@ -4826,38 +3582,15 @@
       <w:pPr>
         <w:rPr>
           <w:rFonts w:ascii="Roboto" w:hAnsi="Roboto"/>
-          <w:sz w:val="24"/>
-          <w:szCs w:val="24"/>
-          <w:lang w:bidi="fa-IR"/>
-        </w:rPr>
-      </w:pPr>
-      <w:r>
-        <w:rPr>
-          <w:rFonts w:ascii="Roboto" w:hAnsi="Roboto"/>
-          <w:lang w:bidi="fa-IR"/>
-        </w:rPr>
-        <w:t xml:space="preserve">Aug </w:t>
-      </w:r>
-      <w:r>
-        <w:rPr>
-          <w:rFonts w:ascii="Roboto" w:hAnsi="Roboto"/>
-          <w:lang w:bidi="fa-IR"/>
-        </w:rPr>
-        <w:t>2021</w:t>
-      </w:r>
-      <w:r>
-        <w:rPr>
-          <w:rFonts w:ascii="Roboto" w:hAnsi="Roboto"/>
-          <w:lang w:bidi="fa-IR"/>
-        </w:rPr>
-        <w:t>-</w:t>
-      </w:r>
-      <w:r>
-        <w:rPr>
-          <w:rFonts w:ascii="Roboto" w:hAnsi="Roboto"/>
-          <w:lang w:bidi="fa-IR"/>
-        </w:rPr>
-        <w:t>Oct 202</w:t>
+          <w:lang w:bidi="fa-IR"/>
+        </w:rPr>
+      </w:pPr>
+      <w:r>
+        <w:rPr>
+          <w:rFonts w:ascii="Roboto" w:hAnsi="Roboto"/>
+          <w:lang w:bidi="fa-IR"/>
+        </w:rPr>
+        <w:t>Aug 2021-Oct 202</w:t>
       </w:r>
       <w:r>
         <w:rPr>
@@ -4871,40 +3604,16 @@
           <w:rFonts w:ascii="Roboto" w:hAnsi="Roboto"/>
           <w:b/>
           <w:bCs/>
-          <w:sz w:val="24"/>
-          <w:szCs w:val="24"/>
-          <w:lang w:bidi="fa-IR"/>
-        </w:rPr>
-        <w:t>Intern</w:t>
-      </w:r>
-      <w:r>
-        <w:rPr>
-          <w:rFonts w:ascii="Roboto" w:hAnsi="Roboto"/>
-          <w:b/>
-          <w:bCs/>
-          <w:sz w:val="24"/>
-          <w:szCs w:val="24"/>
-          <w:lang w:bidi="fa-IR"/>
-        </w:rPr>
-        <w:t xml:space="preserve">, </w:t>
-      </w:r>
-      <w:r>
-        <w:rPr>
-          <w:rFonts w:ascii="Roboto" w:hAnsi="Roboto"/>
-          <w:sz w:val="24"/>
-          <w:szCs w:val="24"/>
+          <w:lang w:bidi="fa-IR"/>
+        </w:rPr>
+        <w:t xml:space="preserve">Intern, </w:t>
+      </w:r>
+      <w:r>
+        <w:rPr>
+          <w:rFonts w:ascii="Roboto" w:hAnsi="Roboto"/>
           <w:lang w:bidi="fa-IR"/>
         </w:rPr>
         <w:t>Sepah Bank</w:t>
-      </w:r>
-      <w:r>
-        <w:rPr>
-          <w:rFonts w:ascii="Roboto" w:hAnsi="Roboto"/>
-          <w:sz w:val="24"/>
-          <w:szCs w:val="24"/>
-          <w:lang w:bidi="fa-IR"/>
-        </w:rPr>
-        <w:t>,</w:t>
       </w:r>
     </w:p>
     <w:p>
@@ -5110,18 +3819,14 @@
         <w:spacing w:line="276" w:lineRule="auto"/>
         <w:rPr>
           <w:rFonts w:ascii="Roboto" w:hAnsi="Roboto"/>
-          <w:sz w:val="24"/>
-          <w:szCs w:val="24"/>
-          <w:lang w:bidi="fa-IR"/>
-        </w:rPr>
-      </w:pPr>
-      <w:r>
-        <w:rPr>
-          <w:rFonts w:ascii="Roboto" w:hAnsi="Roboto"/>
-          <w:b/>
-          <w:bCs/>
-          <w:sz w:val="24"/>
-          <w:szCs w:val="24"/>
+          <w:lang w:bidi="fa-IR"/>
+        </w:rPr>
+      </w:pPr>
+      <w:r>
+        <w:rPr>
+          <w:rFonts w:ascii="Roboto" w:hAnsi="Roboto"/>
+          <w:b/>
+          <w:bCs/>
           <w:lang w:bidi="fa-IR"/>
         </w:rPr>
         <w:t>Persian</w:t>
@@ -5131,8 +3836,6 @@
           <w:rFonts w:ascii="Roboto" w:hAnsi="Roboto"/>
           <w:b/>
           <w:bCs/>
-          <w:sz w:val="24"/>
-          <w:szCs w:val="24"/>
           <w:lang w:bidi="fa-IR"/>
         </w:rPr>
         <w:t xml:space="preserve">: </w:t>
@@ -5140,8 +3843,6 @@
       <w:r>
         <w:rPr>
           <w:rFonts w:ascii="Roboto" w:hAnsi="Roboto"/>
-          <w:sz w:val="24"/>
-          <w:szCs w:val="24"/>
           <w:lang w:bidi="fa-IR"/>
         </w:rPr>
         <w:t>Native</w:t>
@@ -5160,18 +3861,14 @@
         <w:spacing w:line="276" w:lineRule="auto"/>
         <w:rPr>
           <w:rFonts w:ascii="Roboto" w:hAnsi="Roboto"/>
-          <w:sz w:val="24"/>
-          <w:szCs w:val="24"/>
-          <w:lang w:bidi="fa-IR"/>
-        </w:rPr>
-      </w:pPr>
-      <w:r>
-        <w:rPr>
-          <w:rFonts w:ascii="Roboto" w:hAnsi="Roboto"/>
-          <w:b/>
-          <w:bCs/>
-          <w:sz w:val="24"/>
-          <w:szCs w:val="24"/>
+          <w:lang w:bidi="fa-IR"/>
+        </w:rPr>
+      </w:pPr>
+      <w:r>
+        <w:rPr>
+          <w:rFonts w:ascii="Roboto" w:hAnsi="Roboto"/>
+          <w:b/>
+          <w:bCs/>
           <w:lang w:bidi="fa-IR"/>
         </w:rPr>
         <w:t>English</w:t>
@@ -5181,8 +3878,6 @@
           <w:rFonts w:ascii="Roboto" w:hAnsi="Roboto"/>
           <w:b/>
           <w:bCs/>
-          <w:sz w:val="24"/>
-          <w:szCs w:val="24"/>
           <w:lang w:bidi="fa-IR"/>
         </w:rPr>
         <w:t>:</w:t>
@@ -5192,8 +3887,6 @@
           <w:rFonts w:ascii="Roboto" w:hAnsi="Roboto"/>
           <w:b/>
           <w:bCs/>
-          <w:sz w:val="24"/>
-          <w:szCs w:val="24"/>
           <w:lang w:bidi="fa-IR"/>
         </w:rPr>
         <w:t xml:space="preserve"> </w:t>
@@ -5201,8 +3894,6 @@
       <w:r>
         <w:rPr>
           <w:rFonts w:ascii="Roboto" w:hAnsi="Roboto"/>
-          <w:sz w:val="24"/>
-          <w:szCs w:val="24"/>
           <w:lang w:bidi="fa-IR"/>
         </w:rPr>
         <w:t xml:space="preserve">IELTS exam </w:t>
@@ -5210,8 +3901,6 @@
       <w:r>
         <w:rPr>
           <w:rFonts w:ascii="Roboto" w:hAnsi="Roboto"/>
-          <w:sz w:val="24"/>
-          <w:szCs w:val="24"/>
           <w:lang w:bidi="fa-IR"/>
         </w:rPr>
         <w:t>w</w:t>
@@ -5219,8 +3908,6 @@
       <w:r>
         <w:rPr>
           <w:rFonts w:ascii="Roboto" w:hAnsi="Roboto"/>
-          <w:sz w:val="24"/>
-          <w:szCs w:val="24"/>
           <w:lang w:bidi="fa-IR"/>
         </w:rPr>
         <w:t xml:space="preserve">ill be taken in </w:t>
@@ -5228,8 +3915,6 @@
       <w:r>
         <w:rPr>
           <w:rFonts w:ascii="Roboto" w:hAnsi="Roboto"/>
-          <w:sz w:val="24"/>
-          <w:szCs w:val="24"/>
           <w:lang w:bidi="fa-IR"/>
         </w:rPr>
         <w:t xml:space="preserve">the </w:t>
@@ -5237,8 +3922,6 @@
       <w:r>
         <w:rPr>
           <w:rFonts w:ascii="Roboto" w:hAnsi="Roboto"/>
-          <w:sz w:val="24"/>
-          <w:szCs w:val="24"/>
           <w:lang w:bidi="fa-IR"/>
         </w:rPr>
         <w:t>3</w:t>
@@ -5246,8 +3929,6 @@
       <w:r>
         <w:rPr>
           <w:rFonts w:ascii="Roboto" w:hAnsi="Roboto"/>
-          <w:sz w:val="24"/>
-          <w:szCs w:val="24"/>
           <w:vertAlign w:val="superscript"/>
           <w:lang w:bidi="fa-IR"/>
         </w:rPr>
@@ -5256,8 +3937,6 @@
       <w:r>
         <w:rPr>
           <w:rFonts w:ascii="Roboto" w:hAnsi="Roboto"/>
-          <w:sz w:val="24"/>
-          <w:szCs w:val="24"/>
           <w:lang w:bidi="fa-IR"/>
         </w:rPr>
         <w:t xml:space="preserve"> </w:t>
@@ -5265,8 +3944,6 @@
       <w:r>
         <w:rPr>
           <w:rFonts w:ascii="Roboto" w:hAnsi="Roboto"/>
-          <w:sz w:val="24"/>
-          <w:szCs w:val="24"/>
           <w:lang w:bidi="fa-IR"/>
         </w:rPr>
         <w:t xml:space="preserve">of </w:t>
@@ -5274,8 +3951,6 @@
       <w:r>
         <w:rPr>
           <w:rFonts w:ascii="Roboto" w:hAnsi="Roboto"/>
-          <w:sz w:val="24"/>
-          <w:szCs w:val="24"/>
           <w:lang w:bidi="fa-IR"/>
         </w:rPr>
         <w:t>September</w:t>
@@ -5397,8 +4072,6 @@
         </w:numPr>
         <w:rPr>
           <w:rFonts w:ascii="Roboto" w:hAnsi="Roboto"/>
-          <w:sz w:val="24"/>
-          <w:szCs w:val="24"/>
           <w:lang w:bidi="fa-IR"/>
         </w:rPr>
       </w:pPr>
@@ -5409,8 +4082,6 @@
             <w:rFonts w:ascii="Roboto" w:hAnsi="Roboto"/>
             <w:b/>
             <w:bCs/>
-            <w:sz w:val="24"/>
-            <w:szCs w:val="24"/>
             <w:u w:val="none"/>
             <w:lang w:bidi="fa-IR"/>
           </w:rPr>
@@ -5420,8 +4091,6 @@
       <w:r>
         <w:rPr>
           <w:rFonts w:ascii="Roboto" w:hAnsi="Roboto"/>
-          <w:sz w:val="24"/>
-          <w:szCs w:val="24"/>
           <w:lang w:bidi="fa-IR"/>
         </w:rPr>
         <w:t>,</w:t>
@@ -5431,8 +4100,6 @@
           <w:rFonts w:ascii="Roboto" w:hAnsi="Roboto"/>
           <w:b/>
           <w:bCs/>
-          <w:sz w:val="24"/>
-          <w:szCs w:val="24"/>
           <w:lang w:bidi="fa-IR"/>
         </w:rPr>
         <w:t xml:space="preserve"> </w:t>
@@ -5440,8 +4107,6 @@
       <w:r>
         <w:rPr>
           <w:rFonts w:ascii="Roboto" w:hAnsi="Roboto"/>
-          <w:sz w:val="24"/>
-          <w:szCs w:val="24"/>
           <w:lang w:bidi="fa-IR"/>
         </w:rPr>
         <w:t>Assistant Professor</w:t>
@@ -5451,8 +4116,6 @@
           <w:rFonts w:ascii="Roboto" w:hAnsi="Roboto"/>
           <w:b/>
           <w:bCs/>
-          <w:sz w:val="24"/>
-          <w:szCs w:val="24"/>
           <w:lang w:bidi="fa-IR"/>
         </w:rPr>
         <w:t xml:space="preserve">, </w:t>
@@ -5460,8 +4123,6 @@
       <w:r>
         <w:rPr>
           <w:rFonts w:ascii="Roboto" w:hAnsi="Roboto"/>
-          <w:sz w:val="24"/>
-          <w:szCs w:val="24"/>
           <w:lang w:bidi="fa-IR"/>
         </w:rPr>
         <w:t>Department of Computer, University of Zanjan</w:t>
@@ -5472,16 +4133,12 @@
         <w:pStyle w:val="ListParagraph"/>
         <w:rPr>
           <w:rFonts w:ascii="Roboto" w:hAnsi="Roboto"/>
-          <w:sz w:val="24"/>
-          <w:szCs w:val="24"/>
-          <w:lang w:bidi="fa-IR"/>
-        </w:rPr>
-      </w:pPr>
-      <w:r>
-        <w:rPr>
-          <w:rFonts w:ascii="Roboto" w:hAnsi="Roboto"/>
-          <w:sz w:val="24"/>
-          <w:szCs w:val="24"/>
+          <w:lang w:bidi="fa-IR"/>
+        </w:rPr>
+      </w:pPr>
+      <w:r>
+        <w:rPr>
+          <w:rFonts w:ascii="Roboto" w:hAnsi="Roboto"/>
           <w:lang w:bidi="fa-IR"/>
         </w:rPr>
         <w:t>Phone: (+98)</w:t>
@@ -5489,8 +4146,6 @@
       <w:r>
         <w:rPr>
           <w:rFonts w:ascii="Roboto" w:hAnsi="Roboto"/>
-          <w:sz w:val="24"/>
-          <w:szCs w:val="24"/>
           <w:lang w:bidi="fa-IR"/>
         </w:rPr>
         <w:t xml:space="preserve"> </w:t>
@@ -5498,8 +4153,6 @@
       <w:r>
         <w:rPr>
           <w:rFonts w:ascii="Roboto" w:hAnsi="Roboto"/>
-          <w:sz w:val="24"/>
-          <w:szCs w:val="24"/>
           <w:lang w:bidi="fa-IR"/>
         </w:rPr>
         <w:t>9356661037</w:t>
@@ -5508,18 +4161,15 @@
     <w:p>
       <w:pPr>
         <w:pStyle w:val="ListParagraph"/>
-        <w:rPr>
-          <w:rFonts w:ascii="Roboto" w:hAnsi="Roboto"/>
-          <w:sz w:val="24"/>
-          <w:szCs w:val="24"/>
-          <w:lang w:bidi="fa-IR"/>
-        </w:rPr>
-      </w:pPr>
-      <w:r>
-        <w:rPr>
-          <w:rFonts w:ascii="Roboto" w:hAnsi="Roboto"/>
-          <w:sz w:val="24"/>
-          <w:szCs w:val="24"/>
+        <w:spacing w:line="240" w:lineRule="auto"/>
+        <w:rPr>
+          <w:rFonts w:ascii="Roboto" w:hAnsi="Roboto"/>
+          <w:lang w:bidi="fa-IR"/>
+        </w:rPr>
+      </w:pPr>
+      <w:r>
+        <w:rPr>
+          <w:rFonts w:ascii="Roboto" w:hAnsi="Roboto"/>
           <w:lang w:bidi="fa-IR"/>
         </w:rPr>
         <w:t xml:space="preserve">Email: </w:t>
@@ -5529,8 +4179,6 @@
           <w:rPr>
             <w:rStyle w:val="Hyperlink"/>
             <w:rFonts w:ascii="Roboto" w:hAnsi="Roboto"/>
-            <w:sz w:val="24"/>
-            <w:szCs w:val="24"/>
             <w:u w:val="none"/>
             <w:lang w:bidi="fa-IR"/>
           </w:rPr>
@@ -5545,10 +4193,9 @@
           <w:ilvl w:val="0"/>
           <w:numId w:val="7"/>
         </w:numPr>
-        <w:rPr>
-          <w:rFonts w:ascii="Roboto" w:hAnsi="Roboto"/>
-          <w:sz w:val="24"/>
-          <w:szCs w:val="24"/>
+        <w:spacing w:line="240" w:lineRule="auto"/>
+        <w:rPr>
+          <w:rFonts w:ascii="Roboto" w:hAnsi="Roboto"/>
           <w:lang w:bidi="fa-IR"/>
         </w:rPr>
       </w:pPr>
@@ -5559,8 +4206,6 @@
             <w:rFonts w:ascii="Roboto" w:hAnsi="Roboto"/>
             <w:b/>
             <w:bCs/>
-            <w:sz w:val="24"/>
-            <w:szCs w:val="24"/>
             <w:u w:val="none"/>
             <w:lang w:bidi="fa-IR"/>
           </w:rPr>
@@ -5570,8 +4215,6 @@
       <w:r>
         <w:rPr>
           <w:rFonts w:ascii="Roboto" w:hAnsi="Roboto"/>
-          <w:sz w:val="24"/>
-          <w:szCs w:val="24"/>
           <w:lang w:bidi="fa-IR"/>
         </w:rPr>
         <w:t xml:space="preserve">, </w:t>
@@ -5579,8 +4222,6 @@
       <w:r>
         <w:rPr>
           <w:rFonts w:ascii="Roboto" w:hAnsi="Roboto"/>
-          <w:sz w:val="24"/>
-          <w:szCs w:val="24"/>
           <w:lang w:bidi="fa-IR"/>
         </w:rPr>
         <w:t>Assistant Professor</w:t>
@@ -5590,8 +4231,6 @@
           <w:rFonts w:ascii="Roboto" w:hAnsi="Roboto"/>
           <w:b/>
           <w:bCs/>
-          <w:sz w:val="24"/>
-          <w:szCs w:val="24"/>
           <w:lang w:bidi="fa-IR"/>
         </w:rPr>
         <w:t xml:space="preserve">, </w:t>
@@ -5599,20 +4238,9 @@
       <w:r>
         <w:rPr>
           <w:rFonts w:ascii="Roboto" w:hAnsi="Roboto"/>
-          <w:sz w:val="24"/>
-          <w:szCs w:val="24"/>
-          <w:lang w:bidi="fa-IR"/>
-        </w:rPr>
-        <w:t>Department of Computer</w:t>
-      </w:r>
-      <w:r>
-        <w:rPr>
-          <w:rFonts w:ascii="Roboto" w:hAnsi="Roboto"/>
-          <w:sz w:val="24"/>
-          <w:szCs w:val="24"/>
-          <w:lang w:bidi="fa-IR"/>
-        </w:rPr>
-        <w:t>, Islamic Azad University</w:t>
+          <w:lang w:bidi="fa-IR"/>
+        </w:rPr>
+        <w:t>Department of Computer, Islamic Azad University</w:t>
       </w:r>
     </w:p>
     <w:p>
@@ -5620,16 +4248,12 @@
         <w:pStyle w:val="ListParagraph"/>
         <w:rPr>
           <w:rFonts w:ascii="Roboto" w:hAnsi="Roboto"/>
-          <w:sz w:val="24"/>
-          <w:szCs w:val="24"/>
-          <w:lang w:bidi="fa-IR"/>
-        </w:rPr>
-      </w:pPr>
-      <w:r>
-        <w:rPr>
-          <w:rFonts w:ascii="Roboto" w:hAnsi="Roboto"/>
-          <w:sz w:val="24"/>
-          <w:szCs w:val="24"/>
+          <w:lang w:bidi="fa-IR"/>
+        </w:rPr>
+      </w:pPr>
+      <w:r>
+        <w:rPr>
+          <w:rFonts w:ascii="Roboto" w:hAnsi="Roboto"/>
           <w:lang w:bidi="fa-IR"/>
         </w:rPr>
         <w:t>Phone: (+98) 912</w:t>
@@ -5637,8 +4261,6 @@
       <w:r>
         <w:rPr>
           <w:rFonts w:ascii="Roboto" w:hAnsi="Roboto"/>
-          <w:sz w:val="24"/>
-          <w:szCs w:val="24"/>
           <w:lang w:bidi="fa-IR"/>
         </w:rPr>
         <w:t>3412431</w:t>
@@ -5649,16 +4271,12 @@
         <w:pStyle w:val="ListParagraph"/>
         <w:rPr>
           <w:rFonts w:ascii="Roboto" w:hAnsi="Roboto"/>
-          <w:sz w:val="24"/>
-          <w:szCs w:val="24"/>
-          <w:lang w:bidi="fa-IR"/>
-        </w:rPr>
-      </w:pPr>
-      <w:r>
-        <w:rPr>
-          <w:rFonts w:ascii="Roboto" w:hAnsi="Roboto"/>
-          <w:sz w:val="24"/>
-          <w:szCs w:val="24"/>
+          <w:lang w:bidi="fa-IR"/>
+        </w:rPr>
+      </w:pPr>
+      <w:r>
+        <w:rPr>
+          <w:rFonts w:ascii="Roboto" w:hAnsi="Roboto"/>
           <w:lang w:bidi="fa-IR"/>
         </w:rPr>
         <w:t xml:space="preserve">Email: </w:t>
@@ -5668,8 +4286,6 @@
           <w:rPr>
             <w:rStyle w:val="Hyperlink"/>
             <w:rFonts w:ascii="Roboto" w:hAnsi="Roboto"/>
-            <w:sz w:val="24"/>
-            <w:szCs w:val="24"/>
             <w:u w:val="none"/>
             <w:lang w:bidi="fa-IR"/>
           </w:rPr>
@@ -5688,8 +4304,6 @@
           <w:rFonts w:ascii="Roboto" w:hAnsi="Roboto"/>
           <w:b/>
           <w:bCs/>
-          <w:sz w:val="24"/>
-          <w:szCs w:val="24"/>
           <w:lang w:bidi="fa-IR"/>
         </w:rPr>
       </w:pPr>
@@ -5700,8 +4314,6 @@
             <w:rFonts w:ascii="Roboto" w:hAnsi="Roboto"/>
             <w:b/>
             <w:bCs/>
-            <w:sz w:val="24"/>
-            <w:szCs w:val="24"/>
             <w:u w:val="none"/>
             <w:lang w:bidi="fa-IR"/>
           </w:rPr>
@@ -5711,8 +4323,6 @@
       <w:r>
         <w:rPr>
           <w:rFonts w:ascii="Roboto" w:hAnsi="Roboto"/>
-          <w:sz w:val="24"/>
-          <w:szCs w:val="24"/>
           <w:lang w:bidi="fa-IR"/>
         </w:rPr>
         <w:t>,</w:t>
@@ -5722,8 +4332,6 @@
           <w:rFonts w:ascii="Roboto" w:hAnsi="Roboto"/>
           <w:b/>
           <w:bCs/>
-          <w:sz w:val="24"/>
-          <w:szCs w:val="24"/>
           <w:lang w:bidi="fa-IR"/>
         </w:rPr>
         <w:t xml:space="preserve"> </w:t>
@@ -5731,8 +4339,6 @@
       <w:r>
         <w:rPr>
           <w:rFonts w:ascii="Roboto" w:hAnsi="Roboto"/>
-          <w:sz w:val="24"/>
-          <w:szCs w:val="24"/>
           <w:lang w:bidi="fa-IR"/>
         </w:rPr>
         <w:t>Assistant Professor</w:t>
@@ -5742,8 +4348,6 @@
           <w:rFonts w:ascii="Roboto" w:hAnsi="Roboto"/>
           <w:b/>
           <w:bCs/>
-          <w:sz w:val="24"/>
-          <w:szCs w:val="24"/>
           <w:lang w:bidi="fa-IR"/>
         </w:rPr>
         <w:t xml:space="preserve">, </w:t>
@@ -5751,8 +4355,6 @@
       <w:r>
         <w:rPr>
           <w:rFonts w:ascii="Roboto" w:hAnsi="Roboto"/>
-          <w:sz w:val="24"/>
-          <w:szCs w:val="24"/>
           <w:lang w:bidi="fa-IR"/>
         </w:rPr>
         <w:t>Department of Computer, University of Zanjan</w:t>
@@ -5763,16 +4365,12 @@
         <w:pStyle w:val="ListParagraph"/>
         <w:rPr>
           <w:rFonts w:ascii="Roboto" w:hAnsi="Roboto"/>
-          <w:sz w:val="24"/>
-          <w:szCs w:val="24"/>
-          <w:lang w:bidi="fa-IR"/>
-        </w:rPr>
-      </w:pPr>
-      <w:r>
-        <w:rPr>
-          <w:rFonts w:ascii="Roboto" w:hAnsi="Roboto"/>
-          <w:sz w:val="24"/>
-          <w:szCs w:val="24"/>
+          <w:lang w:bidi="fa-IR"/>
+        </w:rPr>
+      </w:pPr>
+      <w:r>
+        <w:rPr>
+          <w:rFonts w:ascii="Roboto" w:hAnsi="Roboto"/>
           <w:lang w:bidi="fa-IR"/>
         </w:rPr>
         <w:t>Phone: (+98) 9127403049</w:t>
@@ -5783,36 +4381,21 @@
         <w:pStyle w:val="ListParagraph"/>
         <w:rPr>
           <w:rFonts w:ascii="Roboto" w:hAnsi="Roboto"/>
-          <w:sz w:val="24"/>
-          <w:szCs w:val="24"/>
-          <w:lang w:bidi="fa-IR"/>
-        </w:rPr>
-      </w:pPr>
-      <w:r>
-        <w:rPr>
-          <w:rFonts w:ascii="Roboto" w:hAnsi="Roboto"/>
-          <w:sz w:val="24"/>
-          <w:szCs w:val="24"/>
-          <w:lang w:bidi="fa-IR"/>
-        </w:rPr>
-        <w:t>Email:</w:t>
-      </w:r>
-      <w:r>
-        <w:rPr>
-          <w:rFonts w:ascii="Roboto" w:hAnsi="Roboto"/>
-          <w:sz w:val="24"/>
-          <w:szCs w:val="24"/>
-          <w:lang w:bidi="fa-IR"/>
-        </w:rPr>
-        <w:t xml:space="preserve"> </w:t>
+          <w:lang w:bidi="fa-IR"/>
+        </w:rPr>
+      </w:pPr>
+      <w:r>
+        <w:rPr>
+          <w:rFonts w:ascii="Roboto" w:hAnsi="Roboto"/>
+          <w:lang w:bidi="fa-IR"/>
+        </w:rPr>
+        <w:t xml:space="preserve">Email: </w:t>
       </w:r>
       <w:hyperlink r:id="rId31" w:history="1">
         <w:r>
           <w:rPr>
             <w:rStyle w:val="Hyperlink"/>
             <w:rFonts w:ascii="Roboto" w:hAnsi="Roboto"/>
-            <w:sz w:val="24"/>
-            <w:szCs w:val="24"/>
             <w:u w:val="none"/>
             <w:lang w:bidi="fa-IR"/>
           </w:rPr>

--- a/static/AcademicCV.docx
+++ b/static/AcademicCV.docx
@@ -597,7 +597,19 @@
         <w:rPr>
           <w:rFonts w:ascii="Roboto" w:hAnsi="Roboto"/>
         </w:rPr>
-        <w:t>Graded assignments and exams to provide tailored feedback based on course expectations and outcomes</w:t>
+        <w:t>Graded assignments and exams to provide tailored feedback</w:t>
+      </w:r>
+      <w:r>
+        <w:rPr>
+          <w:rFonts w:ascii="Roboto" w:hAnsi="Roboto"/>
+        </w:rPr>
+        <w:t xml:space="preserve"> </w:t>
+      </w:r>
+      <w:r>
+        <w:rPr>
+          <w:rFonts w:ascii="Roboto" w:hAnsi="Roboto"/>
+        </w:rPr>
+        <w:t>based on course expectations and outcomes</w:t>
       </w:r>
     </w:p>
     <w:p>
@@ -636,6 +648,111 @@
         </w:rPr>
         <w:t xml:space="preserve"> students</w:t>
       </w:r>
+    </w:p>
+    <w:p>
+      <w:pPr>
+        <w:pStyle w:val="Default"/>
+        <w:numPr>
+          <w:ilvl w:val="0"/>
+          <w:numId w:val="1"/>
+        </w:numPr>
+        <w:spacing w:line="276" w:lineRule="auto"/>
+        <w:rPr>
+          <w:rFonts w:ascii="Roboto" w:hAnsi="Roboto"/>
+        </w:rPr>
+      </w:pPr>
+      <w:r>
+        <w:rPr>
+          <w:rFonts w:ascii="Roboto" w:hAnsi="Roboto"/>
+          <w:color w:val="auto"/>
+          <w:sz w:val="22"/>
+          <w:szCs w:val="22"/>
+        </w:rPr>
+        <w:t>P</w:t>
+      </w:r>
+      <w:r>
+        <w:rPr>
+          <w:rFonts w:ascii="Roboto" w:hAnsi="Roboto"/>
+          <w:color w:val="auto"/>
+          <w:sz w:val="22"/>
+          <w:szCs w:val="22"/>
+        </w:rPr>
+        <w:t xml:space="preserve">rovided weekly online support for </w:t>
+      </w:r>
+      <w:r>
+        <w:rPr>
+          <w:rFonts w:ascii="Roboto" w:hAnsi="Roboto"/>
+          <w:color w:val="auto"/>
+          <w:sz w:val="22"/>
+          <w:szCs w:val="22"/>
+        </w:rPr>
+        <w:t>the class</w:t>
+      </w:r>
+      <w:r>
+        <w:rPr>
+          <w:rFonts w:ascii="Roboto" w:hAnsi="Roboto"/>
+          <w:color w:val="auto"/>
+          <w:sz w:val="22"/>
+          <w:szCs w:val="22"/>
+        </w:rPr>
+        <w:t xml:space="preserve"> to ensure student understanding and</w:t>
+      </w:r>
+      <w:r>
+        <w:rPr>
+          <w:rFonts w:ascii="Roboto" w:hAnsi="Roboto"/>
+          <w:color w:val="auto"/>
+          <w:sz w:val="22"/>
+          <w:szCs w:val="22"/>
+        </w:rPr>
+        <w:t xml:space="preserve"> </w:t>
+      </w:r>
+      <w:r>
+        <w:rPr>
+          <w:rFonts w:ascii="Roboto" w:hAnsi="Roboto"/>
+          <w:color w:val="auto"/>
+          <w:sz w:val="22"/>
+          <w:szCs w:val="22"/>
+        </w:rPr>
+        <w:t>learning of course materials</w:t>
+      </w:r>
+    </w:p>
+    <w:p>
+      <w:pPr>
+        <w:pStyle w:val="Default"/>
+        <w:numPr>
+          <w:ilvl w:val="0"/>
+          <w:numId w:val="1"/>
+        </w:numPr>
+        <w:spacing w:line="276" w:lineRule="auto"/>
+        <w:rPr>
+          <w:rFonts w:ascii="Roboto" w:hAnsi="Roboto"/>
+        </w:rPr>
+      </w:pPr>
+      <w:r>
+        <w:rPr>
+          <w:rFonts w:ascii="Roboto" w:hAnsi="Roboto"/>
+        </w:rPr>
+        <w:t xml:space="preserve">Prepare course assignments for the class </w:t>
+      </w:r>
+      <w:r>
+        <w:rPr>
+          <w:rFonts w:ascii="Roboto" w:hAnsi="Roboto"/>
+          <w:color w:val="auto"/>
+          <w:sz w:val="22"/>
+          <w:szCs w:val="22"/>
+        </w:rPr>
+        <w:t>in a practicum-based course to ensure practice-based learning prior to field placement</w:t>
+      </w:r>
+    </w:p>
+    <w:p>
+      <w:pPr>
+        <w:pStyle w:val="Default"/>
+        <w:spacing w:line="276" w:lineRule="auto"/>
+        <w:ind w:left="720"/>
+        <w:rPr>
+          <w:rFonts w:ascii="Roboto" w:hAnsi="Roboto"/>
+        </w:rPr>
+      </w:pPr>
     </w:p>
     <w:p>
       <w:pPr>
@@ -740,7 +857,31 @@
         <w:rPr>
           <w:rFonts w:ascii="Roboto" w:hAnsi="Roboto"/>
         </w:rPr>
-        <w:t>Graded assignments and exams to provide tailored feedback based on course expectations and outcomes</w:t>
+        <w:t xml:space="preserve">Graded </w:t>
+      </w:r>
+      <w:r>
+        <w:rPr>
+          <w:rFonts w:ascii="Roboto" w:hAnsi="Roboto"/>
+        </w:rPr>
+        <w:t>homework also the final project</w:t>
+      </w:r>
+      <w:r>
+        <w:rPr>
+          <w:rFonts w:ascii="Roboto" w:hAnsi="Roboto"/>
+        </w:rPr>
+        <w:t xml:space="preserve"> </w:t>
+      </w:r>
+      <w:r>
+        <w:rPr>
+          <w:rFonts w:ascii="Roboto" w:hAnsi="Roboto"/>
+        </w:rPr>
+        <w:t>in order to</w:t>
+      </w:r>
+      <w:r>
+        <w:rPr>
+          <w:rFonts w:ascii="Roboto" w:hAnsi="Roboto"/>
+        </w:rPr>
+        <w:t xml:space="preserve"> provide tailored feedback based on course expectations and outcomes</w:t>
       </w:r>
     </w:p>
     <w:p>
@@ -916,8 +1057,6 @@
       <w:r>
         <w:rPr>
           <w:rFonts w:ascii="Roboto" w:hAnsi="Roboto"/>
-          <w:b/>
-          <w:bCs/>
         </w:rPr>
         <w:t>D</w:t>
       </w:r>
@@ -930,8 +1069,6 @@
       <w:r>
         <w:rPr>
           <w:rFonts w:ascii="Roboto" w:hAnsi="Roboto"/>
-          <w:b/>
-          <w:bCs/>
           <w:lang w:bidi="fa-IR"/>
         </w:rPr>
         <w:t>A</w:t>
@@ -963,8 +1100,6 @@
       <w:r>
         <w:rPr>
           <w:rFonts w:ascii="Roboto" w:hAnsi="Roboto"/>
-          <w:b/>
-          <w:bCs/>
         </w:rPr>
         <w:t>M</w:t>
       </w:r>
@@ -980,7 +1115,13 @@
           <w:b/>
           <w:bCs/>
         </w:rPr>
-        <w:t xml:space="preserve"> L</w:t>
+        <w:t xml:space="preserve"> </w:t>
+      </w:r>
+      <w:r>
+        <w:rPr>
+          <w:rFonts w:ascii="Roboto" w:hAnsi="Roboto"/>
+        </w:rPr>
+        <w:t>L</w:t>
       </w:r>
       <w:r>
         <w:rPr>
@@ -1014,8 +1155,6 @@
       <w:r>
         <w:rPr>
           <w:rFonts w:ascii="Roboto" w:hAnsi="Roboto"/>
-          <w:b/>
-          <w:bCs/>
         </w:rPr>
         <w:t>S</w:t>
       </w:r>
@@ -1031,7 +1170,13 @@
           <w:b/>
           <w:bCs/>
         </w:rPr>
-        <w:t xml:space="preserve"> P</w:t>
+        <w:t xml:space="preserve"> </w:t>
+      </w:r>
+      <w:r>
+        <w:rPr>
+          <w:rFonts w:ascii="Roboto" w:hAnsi="Roboto"/>
+        </w:rPr>
+        <w:t>P</w:t>
       </w:r>
       <w:r>
         <w:rPr>
@@ -1053,7 +1198,13 @@
           <w:b/>
           <w:bCs/>
         </w:rPr>
-        <w:t>• D</w:t>
+        <w:t xml:space="preserve">• </w:t>
+      </w:r>
+      <w:r>
+        <w:rPr>
+          <w:rFonts w:ascii="Roboto" w:hAnsi="Roboto"/>
+        </w:rPr>
+        <w:t>D</w:t>
       </w:r>
       <w:r>
         <w:rPr>
@@ -1061,36 +1212,6 @@
         </w:rPr>
         <w:t>atabase</w:t>
       </w:r>
-    </w:p>
-    <w:p>
-      <w:pPr>
-        <w:rPr>
-          <w:rFonts w:ascii="Roboto" w:hAnsi="Roboto"/>
-          <w:sz w:val="24"/>
-          <w:szCs w:val="24"/>
-        </w:rPr>
-      </w:pPr>
-    </w:p>
-    <w:p>
-      <w:pPr>
-        <w:rPr>
-          <w:rFonts w:ascii="Roboto" w:hAnsi="Roboto"/>
-          <w:sz w:val="24"/>
-          <w:szCs w:val="24"/>
-        </w:rPr>
-      </w:pPr>
-    </w:p>
-    <w:p>
-      <w:pPr>
-        <w:tabs>
-          <w:tab w:val="left" w:pos="1996"/>
-        </w:tabs>
-        <w:rPr>
-          <w:rFonts w:ascii="Roboto" w:hAnsi="Roboto"/>
-          <w:sz w:val="24"/>
-          <w:szCs w:val="24"/>
-        </w:rPr>
-      </w:pPr>
     </w:p>
     <w:p>
       <w:pPr>
@@ -1154,8 +1275,6 @@
           <w:rPr>
             <w:rStyle w:val="Hyperlink"/>
             <w:rFonts w:ascii="Roboto" w:hAnsi="Roboto"/>
-            <w:b/>
-            <w:bCs/>
             <w:u w:val="none"/>
             <w:lang w:bidi="fa-IR"/>
           </w:rPr>
@@ -1196,7 +1315,7 @@
           <w:rFonts w:ascii="Roboto" w:hAnsi="Roboto"/>
           <w:lang w:bidi="fa-IR"/>
         </w:rPr>
-        <w:t>Bachelor’s Final Project</w:t>
+        <w:t>Bachelor Final Project</w:t>
       </w:r>
     </w:p>
     <w:p>
@@ -1245,8 +1364,6 @@
           <w:rPr>
             <w:rStyle w:val="Hyperlink"/>
             <w:rFonts w:ascii="Roboto" w:hAnsi="Roboto"/>
-            <w:b/>
-            <w:bCs/>
             <w:u w:val="none"/>
             <w:lang w:bidi="fa-IR"/>
           </w:rPr>
@@ -1344,8 +1461,6 @@
           <w:rPr>
             <w:rStyle w:val="Hyperlink"/>
             <w:rFonts w:ascii="Roboto" w:hAnsi="Roboto"/>
-            <w:b/>
-            <w:bCs/>
             <w:u w:val="none"/>
             <w:lang w:bidi="fa-IR"/>
           </w:rPr>
@@ -1575,8 +1690,6 @@
           <w:rPr>
             <w:rStyle w:val="Hyperlink"/>
             <w:rFonts w:ascii="Roboto" w:hAnsi="Roboto"/>
-            <w:b/>
-            <w:bCs/>
             <w:u w:val="none"/>
           </w:rPr>
           <w:t>Machine Learning with Python</w:t>
@@ -1666,8 +1779,6 @@
           <w:rPr>
             <w:rStyle w:val="Hyperlink"/>
             <w:rFonts w:ascii="Roboto" w:hAnsi="Roboto"/>
-            <w:b/>
-            <w:bCs/>
             <w:u w:val="none"/>
           </w:rPr>
           <w:t>Object-Oriented Design</w:t>
@@ -1750,8 +1861,6 @@
         <w:spacing w:line="240" w:lineRule="auto"/>
         <w:rPr>
           <w:rFonts w:ascii="Roboto" w:hAnsi="Roboto"/>
-          <w:b/>
-          <w:bCs/>
           <w:sz w:val="24"/>
           <w:szCs w:val="24"/>
         </w:rPr>
@@ -1787,8 +1896,6 @@
           <w:rPr>
             <w:rStyle w:val="Hyperlink"/>
             <w:rFonts w:ascii="Roboto" w:hAnsi="Roboto"/>
-            <w:b/>
-            <w:bCs/>
             <w:u w:val="none"/>
           </w:rPr>
           <w:t>How to Manage a Remote Team</w:t>
@@ -1884,8 +1991,6 @@
           <w:rPr>
             <w:rStyle w:val="Hyperlink"/>
             <w:rFonts w:ascii="Roboto" w:hAnsi="Roboto"/>
-            <w:b/>
-            <w:bCs/>
             <w:u w:val="none"/>
           </w:rPr>
           <w:t>Web Applications for Everybody Specialization</w:t>
@@ -1939,8 +2044,6 @@
           <w:rPr>
             <w:rStyle w:val="Hyperlink"/>
             <w:rFonts w:ascii="Roboto" w:hAnsi="Roboto"/>
-            <w:b/>
-            <w:bCs/>
             <w:u w:val="none"/>
           </w:rPr>
           <w:t>JavaScript, JQuery, and J</w:t>
@@ -1949,8 +2052,6 @@
           <w:rPr>
             <w:rStyle w:val="Hyperlink"/>
             <w:rFonts w:ascii="Roboto" w:hAnsi="Roboto"/>
-            <w:b/>
-            <w:bCs/>
             <w:u w:val="none"/>
           </w:rPr>
           <w:t>SON</w:t>
@@ -2050,8 +2151,6 @@
           <w:rPr>
             <w:rStyle w:val="Hyperlink"/>
             <w:rFonts w:ascii="Roboto" w:hAnsi="Roboto"/>
-            <w:b/>
-            <w:bCs/>
             <w:u w:val="none"/>
           </w:rPr>
           <w:t>Building Database Applications in PHP</w:t>
@@ -2109,8 +2208,6 @@
         <w:spacing w:line="240" w:lineRule="auto"/>
         <w:rPr>
           <w:rFonts w:ascii="Roboto" w:hAnsi="Roboto"/>
-          <w:b/>
-          <w:bCs/>
         </w:rPr>
       </w:pPr>
       <w:r>
@@ -2144,8 +2241,6 @@
           <w:rPr>
             <w:rStyle w:val="Hyperlink"/>
             <w:rFonts w:ascii="Roboto" w:hAnsi="Roboto"/>
-            <w:b/>
-            <w:bCs/>
             <w:u w:val="none"/>
           </w:rPr>
           <w:t xml:space="preserve">Introduction to Structed Query </w:t>
@@ -2154,8 +2249,6 @@
           <w:rPr>
             <w:rStyle w:val="Hyperlink"/>
             <w:rFonts w:ascii="Roboto" w:hAnsi="Roboto"/>
-            <w:b/>
-            <w:bCs/>
             <w:u w:val="none"/>
           </w:rPr>
           <w:t>Language (</w:t>
@@ -2164,8 +2257,6 @@
           <w:rPr>
             <w:rStyle w:val="Hyperlink"/>
             <w:rFonts w:ascii="Roboto" w:hAnsi="Roboto"/>
-            <w:b/>
-            <w:bCs/>
             <w:u w:val="none"/>
           </w:rPr>
           <w:t>SQL)</w:t>
@@ -2223,8 +2314,6 @@
         <w:spacing w:line="240" w:lineRule="auto"/>
         <w:rPr>
           <w:rFonts w:ascii="Roboto" w:hAnsi="Roboto"/>
-          <w:b/>
-          <w:bCs/>
         </w:rPr>
       </w:pPr>
       <w:r>
@@ -2258,8 +2347,6 @@
           <w:rPr>
             <w:rStyle w:val="Hyperlink"/>
             <w:rFonts w:ascii="Roboto" w:hAnsi="Roboto"/>
-            <w:b/>
-            <w:bCs/>
             <w:u w:val="none"/>
           </w:rPr>
           <w:t>Building Web Applications in PHP</w:t>
@@ -2326,8 +2413,6 @@
         <w:spacing w:line="240" w:lineRule="auto"/>
         <w:rPr>
           <w:rFonts w:ascii="Roboto" w:hAnsi="Roboto"/>
-          <w:b/>
-          <w:bCs/>
           <w:color w:val="0563C1" w:themeColor="hyperlink"/>
         </w:rPr>
       </w:pPr>
@@ -2362,8 +2447,6 @@
           <w:rPr>
             <w:rStyle w:val="Hyperlink"/>
             <w:rFonts w:ascii="Roboto" w:hAnsi="Roboto"/>
-            <w:b/>
-            <w:bCs/>
             <w:u w:val="none"/>
           </w:rPr>
           <w:t>SQL for Data Science</w:t>
@@ -2557,41 +2640,35 @@
       <w:r>
         <w:rPr>
           <w:rFonts w:ascii="Roboto" w:hAnsi="Roboto"/>
-          <w:b/>
-          <w:bCs/>
-          <w:lang w:bidi="fa-IR"/>
-        </w:rPr>
-        <w:t>D</w:t>
-      </w:r>
-      <w:r>
-        <w:rPr>
-          <w:rFonts w:ascii="Roboto" w:hAnsi="Roboto"/>
-          <w:lang w:bidi="fa-IR"/>
-        </w:rPr>
-        <w:t>ata</w:t>
-      </w:r>
-      <w:r>
-        <w:rPr>
-          <w:rFonts w:ascii="Roboto" w:hAnsi="Roboto"/>
-          <w:b/>
-          <w:bCs/>
-          <w:lang w:bidi="fa-IR"/>
-        </w:rPr>
-        <w:t xml:space="preserve"> B</w:t>
-      </w:r>
-      <w:r>
-        <w:rPr>
-          <w:rFonts w:ascii="Roboto" w:hAnsi="Roboto"/>
-          <w:lang w:bidi="fa-IR"/>
-        </w:rPr>
-        <w:t>ase</w:t>
-      </w:r>
-      <w:r>
-        <w:rPr>
-          <w:rFonts w:ascii="Roboto" w:hAnsi="Roboto"/>
-          <w:b/>
-          <w:bCs/>
-          <w:lang w:bidi="fa-IR"/>
+          <w:lang w:bidi="fa-IR"/>
+        </w:rPr>
+        <w:t xml:space="preserve">Data </w:t>
+      </w:r>
+      <w:r>
+        <w:rPr>
+          <w:rFonts w:ascii="Roboto" w:hAnsi="Roboto"/>
+          <w:lang w:bidi="fa-IR"/>
+        </w:rPr>
+        <w:t>Base (</w:t>
+      </w:r>
+      <w:r>
+        <w:rPr>
+          <w:rFonts w:ascii="Roboto" w:hAnsi="Roboto"/>
+          <w:lang w:bidi="fa-IR"/>
+        </w:rPr>
+        <w:t xml:space="preserve">20) </w:t>
+      </w:r>
+      <w:r>
+        <w:rPr>
+          <w:rFonts w:ascii="Roboto" w:hAnsi="Roboto"/>
+          <w:b/>
+          <w:bCs/>
+        </w:rPr>
+        <w:t>•</w:t>
+      </w:r>
+      <w:r>
+        <w:rPr>
+          <w:rFonts w:ascii="Roboto" w:hAnsi="Roboto"/>
         </w:rPr>
         <w:t xml:space="preserve"> </w:t>
       </w:r>
@@ -2600,20 +2677,199 @@
           <w:rFonts w:ascii="Roboto" w:hAnsi="Roboto"/>
           <w:lang w:bidi="fa-IR"/>
         </w:rPr>
-        <w:t>(20)</w:t>
-      </w:r>
-      <w:r>
-        <w:rPr>
-          <w:rFonts w:ascii="Roboto" w:hAnsi="Roboto"/>
-          <w:b/>
-          <w:bCs/>
-          <w:lang w:bidi="fa-IR"/>
+        <w:t xml:space="preserve">Digital Logic </w:t>
+      </w:r>
+      <w:r>
+        <w:rPr>
+          <w:rFonts w:ascii="Roboto" w:hAnsi="Roboto"/>
+          <w:lang w:bidi="fa-IR"/>
+        </w:rPr>
+        <w:t>Design (</w:t>
+      </w:r>
+      <w:r>
+        <w:rPr>
+          <w:rFonts w:ascii="Roboto" w:hAnsi="Roboto"/>
+          <w:lang w:bidi="fa-IR"/>
+        </w:rPr>
+        <w:t xml:space="preserve">18.59) </w:t>
+      </w:r>
+      <w:r>
+        <w:rPr>
+          <w:rFonts w:ascii="Roboto" w:hAnsi="Roboto"/>
+          <w:b/>
+          <w:bCs/>
+        </w:rPr>
+        <w:t>•</w:t>
+      </w:r>
+      <w:r>
+        <w:rPr>
+          <w:rFonts w:ascii="Roboto" w:hAnsi="Roboto"/>
         </w:rPr>
         <w:t xml:space="preserve"> </w:t>
       </w:r>
       <w:r>
         <w:rPr>
           <w:rFonts w:ascii="Roboto" w:hAnsi="Roboto"/>
+          <w:lang w:bidi="fa-IR"/>
+        </w:rPr>
+        <w:t xml:space="preserve">Computer </w:t>
+      </w:r>
+      <w:r>
+        <w:rPr>
+          <w:rFonts w:ascii="Roboto" w:hAnsi="Roboto"/>
+          <w:lang w:bidi="fa-IR"/>
+        </w:rPr>
+        <w:t>Architecture (</w:t>
+      </w:r>
+      <w:r>
+        <w:rPr>
+          <w:rFonts w:ascii="Roboto" w:hAnsi="Roboto"/>
+          <w:lang w:bidi="fa-IR"/>
+        </w:rPr>
+        <w:t xml:space="preserve">20) </w:t>
+      </w:r>
+      <w:r>
+        <w:rPr>
+          <w:rFonts w:ascii="Roboto" w:hAnsi="Roboto"/>
+          <w:b/>
+          <w:bCs/>
+        </w:rPr>
+        <w:t>•</w:t>
+      </w:r>
+      <w:r>
+        <w:rPr>
+          <w:rFonts w:ascii="Roboto" w:hAnsi="Roboto"/>
+        </w:rPr>
+        <w:t xml:space="preserve"> </w:t>
+      </w:r>
+      <w:r>
+        <w:rPr>
+          <w:rFonts w:ascii="Roboto" w:hAnsi="Roboto"/>
+          <w:lang w:bidi="fa-IR"/>
+        </w:rPr>
+        <w:t xml:space="preserve">Computer Networks (20) </w:t>
+      </w:r>
+      <w:r>
+        <w:rPr>
+          <w:rFonts w:ascii="Roboto" w:hAnsi="Roboto"/>
+          <w:b/>
+          <w:bCs/>
+        </w:rPr>
+        <w:t>•</w:t>
+      </w:r>
+      <w:r>
+        <w:rPr>
+          <w:rFonts w:ascii="Roboto" w:hAnsi="Roboto"/>
+        </w:rPr>
+        <w:t xml:space="preserve"> </w:t>
+      </w:r>
+      <w:r>
+        <w:rPr>
+          <w:rFonts w:ascii="Roboto" w:hAnsi="Roboto"/>
+          <w:lang w:bidi="fa-IR"/>
+        </w:rPr>
+        <w:t xml:space="preserve">Artificial Intelligence and Expert Systems (20) </w:t>
+      </w:r>
+      <w:r>
+        <w:rPr>
+          <w:rFonts w:ascii="Roboto" w:hAnsi="Roboto"/>
+          <w:b/>
+          <w:bCs/>
+        </w:rPr>
+        <w:t>•</w:t>
+      </w:r>
+      <w:r>
+        <w:rPr>
+          <w:rFonts w:ascii="Roboto" w:hAnsi="Roboto"/>
+        </w:rPr>
+        <w:t xml:space="preserve"> </w:t>
+      </w:r>
+      <w:r>
+        <w:rPr>
+          <w:rFonts w:ascii="Roboto" w:hAnsi="Roboto"/>
+        </w:rPr>
+        <w:t>Signals and Systems (</w:t>
+      </w:r>
+      <w:r>
+        <w:rPr>
+          <w:rFonts w:ascii="Roboto" w:hAnsi="Roboto"/>
+        </w:rPr>
+        <w:t>17)</w:t>
+      </w:r>
+      <w:r>
+        <w:rPr>
+          <w:rFonts w:ascii="Roboto" w:hAnsi="Roboto"/>
+          <w:b/>
+          <w:bCs/>
+        </w:rPr>
+        <w:t xml:space="preserve"> •</w:t>
+      </w:r>
+      <w:r>
+        <w:rPr>
+          <w:rFonts w:ascii="Roboto" w:hAnsi="Roboto"/>
+          <w:b/>
+          <w:bCs/>
+        </w:rPr>
+        <w:t xml:space="preserve"> </w:t>
+      </w:r>
+      <w:r>
+        <w:rPr>
+          <w:rFonts w:ascii="Roboto" w:hAnsi="Roboto"/>
+        </w:rPr>
+        <w:t>Advance Programming (20)</w:t>
+      </w:r>
+      <w:r>
+        <w:rPr>
+          <w:rFonts w:ascii="Roboto" w:hAnsi="Roboto"/>
+          <w:lang w:bidi="fa-IR"/>
+        </w:rPr>
+        <w:t xml:space="preserve"> </w:t>
+      </w:r>
+      <w:r>
+        <w:rPr>
+          <w:rFonts w:ascii="Roboto" w:hAnsi="Roboto"/>
+          <w:b/>
+          <w:bCs/>
+        </w:rPr>
+        <w:t>•</w:t>
+      </w:r>
+      <w:r>
+        <w:rPr>
+          <w:rFonts w:ascii="Roboto" w:hAnsi="Roboto"/>
+        </w:rPr>
+        <w:t xml:space="preserve"> Design Programming Languages (20)</w:t>
+      </w:r>
+      <w:r>
+        <w:rPr>
+          <w:rFonts w:ascii="Roboto" w:hAnsi="Roboto"/>
+          <w:lang w:bidi="fa-IR"/>
+        </w:rPr>
+        <w:t xml:space="preserve"> </w:t>
+      </w:r>
+      <w:r>
+        <w:rPr>
+          <w:rFonts w:ascii="Roboto" w:hAnsi="Roboto"/>
+          <w:b/>
+          <w:bCs/>
+        </w:rPr>
+        <w:t>•</w:t>
+      </w:r>
+      <w:r>
+        <w:rPr>
+          <w:rFonts w:ascii="Roboto" w:hAnsi="Roboto"/>
+        </w:rPr>
+        <w:t xml:space="preserve"> Basics of Wireless Networks (17)</w:t>
+      </w:r>
+      <w:r>
+        <w:rPr>
+          <w:rFonts w:ascii="Roboto" w:hAnsi="Roboto"/>
+          <w:lang w:bidi="fa-IR"/>
+        </w:rPr>
+        <w:t xml:space="preserve"> </w:t>
+      </w:r>
+      <w:r>
+        <w:rPr>
+          <w:rFonts w:ascii="Roboto" w:hAnsi="Roboto"/>
           <w:b/>
           <w:bCs/>
         </w:rPr>
@@ -2622,555 +2878,22 @@
       <w:r>
         <w:rPr>
           <w:rFonts w:ascii="Roboto" w:hAnsi="Roboto"/>
-          <w:b/>
-          <w:bCs/>
-          <w:lang w:bidi="fa-IR"/>
-        </w:rPr>
-        <w:t>D</w:t>
-      </w:r>
-      <w:r>
-        <w:rPr>
-          <w:rFonts w:ascii="Roboto" w:hAnsi="Roboto"/>
-          <w:lang w:bidi="fa-IR"/>
-        </w:rPr>
-        <w:t>igital</w:t>
-      </w:r>
-      <w:r>
-        <w:rPr>
-          <w:rFonts w:ascii="Roboto" w:hAnsi="Roboto"/>
-          <w:b/>
-          <w:bCs/>
-          <w:lang w:bidi="fa-IR"/>
-        </w:rPr>
-        <w:t xml:space="preserve"> L</w:t>
-      </w:r>
-      <w:r>
-        <w:rPr>
-          <w:rFonts w:ascii="Roboto" w:hAnsi="Roboto"/>
-          <w:lang w:bidi="fa-IR"/>
-        </w:rPr>
-        <w:t>ogic</w:t>
-      </w:r>
-      <w:r>
-        <w:rPr>
-          <w:rFonts w:ascii="Roboto" w:hAnsi="Roboto"/>
-          <w:b/>
-          <w:bCs/>
-          <w:lang w:bidi="fa-IR"/>
-        </w:rPr>
-        <w:t xml:space="preserve"> D</w:t>
-      </w:r>
-      <w:r>
-        <w:rPr>
-          <w:rFonts w:ascii="Roboto" w:hAnsi="Roboto"/>
-          <w:lang w:bidi="fa-IR"/>
-        </w:rPr>
-        <w:t>esign</w:t>
-      </w:r>
-      <w:r>
-        <w:rPr>
-          <w:rFonts w:ascii="Roboto" w:hAnsi="Roboto"/>
-          <w:b/>
-          <w:bCs/>
-          <w:lang w:bidi="fa-IR"/>
-        </w:rPr>
-        <w:t xml:space="preserve"> </w:t>
-      </w:r>
-      <w:r>
-        <w:rPr>
-          <w:rFonts w:ascii="Roboto" w:hAnsi="Roboto"/>
-          <w:lang w:bidi="fa-IR"/>
-        </w:rPr>
-        <w:t>(18.59)</w:t>
-      </w:r>
-      <w:r>
-        <w:rPr>
-          <w:rFonts w:ascii="Roboto" w:hAnsi="Roboto"/>
-          <w:b/>
-          <w:bCs/>
-          <w:lang w:bidi="fa-IR"/>
-        </w:rPr>
-        <w:t xml:space="preserve"> </w:t>
-      </w:r>
-      <w:r>
-        <w:rPr>
-          <w:rFonts w:ascii="Roboto" w:hAnsi="Roboto"/>
-          <w:b/>
-          <w:bCs/>
-        </w:rPr>
-        <w:t xml:space="preserve">• </w:t>
-      </w:r>
-      <w:r>
-        <w:rPr>
-          <w:rFonts w:ascii="Roboto" w:hAnsi="Roboto"/>
-          <w:b/>
-          <w:bCs/>
-          <w:lang w:bidi="fa-IR"/>
-        </w:rPr>
-        <w:t>C</w:t>
-      </w:r>
-      <w:r>
-        <w:rPr>
-          <w:rFonts w:ascii="Roboto" w:hAnsi="Roboto"/>
-          <w:lang w:bidi="fa-IR"/>
-        </w:rPr>
-        <w:t>omputer</w:t>
-      </w:r>
-      <w:r>
-        <w:rPr>
-          <w:rFonts w:ascii="Roboto" w:hAnsi="Roboto"/>
-          <w:b/>
-          <w:bCs/>
-          <w:lang w:bidi="fa-IR"/>
-        </w:rPr>
-        <w:t xml:space="preserve"> A</w:t>
-      </w:r>
-      <w:r>
-        <w:rPr>
-          <w:rFonts w:ascii="Roboto" w:hAnsi="Roboto"/>
-          <w:lang w:bidi="fa-IR"/>
-        </w:rPr>
-        <w:t>rchitecture</w:t>
-      </w:r>
-      <w:r>
-        <w:rPr>
-          <w:rFonts w:ascii="Roboto" w:hAnsi="Roboto"/>
-          <w:b/>
-          <w:bCs/>
-          <w:lang w:bidi="fa-IR"/>
-        </w:rPr>
-        <w:t xml:space="preserve"> </w:t>
-      </w:r>
-      <w:r>
-        <w:rPr>
-          <w:rFonts w:ascii="Roboto" w:hAnsi="Roboto"/>
-          <w:lang w:bidi="fa-IR"/>
-        </w:rPr>
-        <w:t>(20)</w:t>
-      </w:r>
-      <w:r>
-        <w:rPr>
-          <w:rFonts w:ascii="Roboto" w:hAnsi="Roboto"/>
-          <w:b/>
-          <w:bCs/>
-          <w:lang w:bidi="fa-IR"/>
-        </w:rPr>
-        <w:t xml:space="preserve"> </w:t>
-      </w:r>
-      <w:r>
-        <w:rPr>
-          <w:rFonts w:ascii="Roboto" w:hAnsi="Roboto"/>
-          <w:b/>
-          <w:bCs/>
-        </w:rPr>
-        <w:t xml:space="preserve">• </w:t>
-      </w:r>
-      <w:r>
-        <w:rPr>
-          <w:rFonts w:ascii="Roboto" w:hAnsi="Roboto"/>
-          <w:b/>
-          <w:bCs/>
-          <w:lang w:bidi="fa-IR"/>
-        </w:rPr>
-        <w:t>C</w:t>
-      </w:r>
-      <w:r>
-        <w:rPr>
-          <w:rFonts w:ascii="Roboto" w:hAnsi="Roboto"/>
-          <w:lang w:bidi="fa-IR"/>
-        </w:rPr>
-        <w:t>omputer</w:t>
-      </w:r>
-      <w:r>
-        <w:rPr>
-          <w:rFonts w:ascii="Roboto" w:hAnsi="Roboto"/>
-          <w:b/>
-          <w:bCs/>
-          <w:lang w:bidi="fa-IR"/>
-        </w:rPr>
-        <w:t xml:space="preserve"> N</w:t>
-      </w:r>
-      <w:r>
-        <w:rPr>
-          <w:rFonts w:ascii="Roboto" w:hAnsi="Roboto"/>
-          <w:lang w:bidi="fa-IR"/>
-        </w:rPr>
-        <w:t>etworks</w:t>
-      </w:r>
-      <w:r>
-        <w:rPr>
-          <w:rFonts w:ascii="Roboto" w:hAnsi="Roboto"/>
-          <w:b/>
-          <w:bCs/>
-          <w:lang w:bidi="fa-IR"/>
-        </w:rPr>
-        <w:t xml:space="preserve"> </w:t>
-      </w:r>
-      <w:r>
-        <w:rPr>
-          <w:rFonts w:ascii="Roboto" w:hAnsi="Roboto"/>
-          <w:lang w:bidi="fa-IR"/>
-        </w:rPr>
-        <w:t>(20)</w:t>
-      </w:r>
-      <w:r>
-        <w:rPr>
-          <w:rFonts w:ascii="Roboto" w:hAnsi="Roboto"/>
-          <w:b/>
-          <w:bCs/>
-          <w:lang w:bidi="fa-IR"/>
-        </w:rPr>
-        <w:t xml:space="preserve"> </w:t>
-      </w:r>
-      <w:r>
-        <w:rPr>
-          <w:rFonts w:ascii="Roboto" w:hAnsi="Roboto"/>
-          <w:b/>
-          <w:bCs/>
-        </w:rPr>
-        <w:t xml:space="preserve">• </w:t>
-      </w:r>
-      <w:r>
-        <w:rPr>
-          <w:rFonts w:ascii="Roboto" w:hAnsi="Roboto"/>
-          <w:b/>
-          <w:bCs/>
-          <w:lang w:bidi="fa-IR"/>
-        </w:rPr>
-        <w:t>A</w:t>
-      </w:r>
-      <w:r>
-        <w:rPr>
-          <w:rFonts w:ascii="Roboto" w:hAnsi="Roboto"/>
-          <w:lang w:bidi="fa-IR"/>
-        </w:rPr>
-        <w:t>rtificial</w:t>
-      </w:r>
-      <w:r>
-        <w:rPr>
-          <w:rFonts w:ascii="Roboto" w:hAnsi="Roboto"/>
-          <w:b/>
-          <w:bCs/>
-          <w:lang w:bidi="fa-IR"/>
-        </w:rPr>
-        <w:t xml:space="preserve"> I</w:t>
-      </w:r>
-      <w:r>
-        <w:rPr>
-          <w:rFonts w:ascii="Roboto" w:hAnsi="Roboto"/>
-          <w:lang w:bidi="fa-IR"/>
-        </w:rPr>
-        <w:t>ntelligence</w:t>
-      </w:r>
-      <w:r>
-        <w:rPr>
-          <w:rFonts w:ascii="Roboto" w:hAnsi="Roboto"/>
-          <w:b/>
-          <w:bCs/>
-          <w:lang w:bidi="fa-IR"/>
-        </w:rPr>
-        <w:t xml:space="preserve"> </w:t>
-      </w:r>
-      <w:r>
-        <w:rPr>
-          <w:rFonts w:ascii="Roboto" w:hAnsi="Roboto"/>
-          <w:lang w:bidi="fa-IR"/>
-        </w:rPr>
-        <w:t>and</w:t>
-      </w:r>
-      <w:r>
-        <w:rPr>
-          <w:rFonts w:ascii="Roboto" w:hAnsi="Roboto"/>
-          <w:b/>
-          <w:bCs/>
-          <w:lang w:bidi="fa-IR"/>
-        </w:rPr>
-        <w:t xml:space="preserve"> E</w:t>
-      </w:r>
-      <w:r>
-        <w:rPr>
-          <w:rFonts w:ascii="Roboto" w:hAnsi="Roboto"/>
-          <w:lang w:bidi="fa-IR"/>
-        </w:rPr>
-        <w:t>xpert</w:t>
-      </w:r>
-      <w:r>
-        <w:rPr>
-          <w:rFonts w:ascii="Roboto" w:hAnsi="Roboto"/>
-          <w:b/>
-          <w:bCs/>
-          <w:lang w:bidi="fa-IR"/>
-        </w:rPr>
-        <w:t xml:space="preserve"> S</w:t>
-      </w:r>
-      <w:r>
-        <w:rPr>
-          <w:rFonts w:ascii="Roboto" w:hAnsi="Roboto"/>
-          <w:lang w:bidi="fa-IR"/>
-        </w:rPr>
-        <w:t>ystems</w:t>
-      </w:r>
-      <w:r>
-        <w:rPr>
-          <w:rFonts w:ascii="Roboto" w:hAnsi="Roboto"/>
-          <w:b/>
-          <w:bCs/>
-          <w:lang w:bidi="fa-IR"/>
-        </w:rPr>
-        <w:t xml:space="preserve"> </w:t>
-      </w:r>
-      <w:r>
-        <w:rPr>
-          <w:rFonts w:ascii="Roboto" w:hAnsi="Roboto"/>
-          <w:lang w:bidi="fa-IR"/>
-        </w:rPr>
-        <w:t>(20)</w:t>
-      </w:r>
-      <w:r>
-        <w:rPr>
-          <w:rFonts w:ascii="Roboto" w:hAnsi="Roboto"/>
-          <w:b/>
-          <w:bCs/>
-          <w:lang w:bidi="fa-IR"/>
-        </w:rPr>
-        <w:t xml:space="preserve"> </w:t>
-      </w:r>
-      <w:r>
-        <w:rPr>
-          <w:rFonts w:ascii="Roboto" w:hAnsi="Roboto"/>
-          <w:b/>
-          <w:bCs/>
-        </w:rPr>
-        <w:t>• A</w:t>
-      </w:r>
-      <w:r>
-        <w:rPr>
-          <w:rFonts w:ascii="Roboto" w:hAnsi="Roboto"/>
-        </w:rPr>
-        <w:t>dvance</w:t>
-      </w:r>
-      <w:r>
-        <w:rPr>
-          <w:rFonts w:ascii="Roboto" w:hAnsi="Roboto"/>
-          <w:b/>
-          <w:bCs/>
-        </w:rPr>
-        <w:t xml:space="preserve"> P</w:t>
-      </w:r>
-      <w:r>
-        <w:rPr>
-          <w:rFonts w:ascii="Roboto" w:hAnsi="Roboto"/>
-        </w:rPr>
-        <w:t>rogramming</w:t>
-      </w:r>
-      <w:r>
-        <w:rPr>
-          <w:rFonts w:ascii="Roboto" w:hAnsi="Roboto"/>
-          <w:b/>
-          <w:bCs/>
-        </w:rPr>
-        <w:t xml:space="preserve"> </w:t>
-      </w:r>
-      <w:r>
-        <w:rPr>
-          <w:rFonts w:ascii="Roboto" w:hAnsi="Roboto"/>
-        </w:rPr>
-        <w:t>(20)</w:t>
-      </w:r>
-      <w:r>
-        <w:rPr>
-          <w:rFonts w:ascii="Roboto" w:hAnsi="Roboto"/>
-          <w:b/>
-          <w:bCs/>
-          <w:lang w:bidi="fa-IR"/>
-        </w:rPr>
-        <w:t xml:space="preserve"> </w:t>
-      </w:r>
-      <w:r>
-        <w:rPr>
-          <w:rFonts w:ascii="Roboto" w:hAnsi="Roboto"/>
-          <w:b/>
-          <w:bCs/>
-        </w:rPr>
-        <w:t>• D</w:t>
-      </w:r>
-      <w:r>
-        <w:rPr>
-          <w:rFonts w:ascii="Roboto" w:hAnsi="Roboto"/>
-        </w:rPr>
-        <w:t>esign</w:t>
-      </w:r>
-      <w:r>
-        <w:rPr>
-          <w:rFonts w:ascii="Roboto" w:hAnsi="Roboto"/>
-          <w:b/>
-          <w:bCs/>
-        </w:rPr>
-        <w:t xml:space="preserve"> P</w:t>
-      </w:r>
-      <w:r>
-        <w:rPr>
-          <w:rFonts w:ascii="Roboto" w:hAnsi="Roboto"/>
-        </w:rPr>
-        <w:t>rogramming</w:t>
-      </w:r>
-      <w:r>
-        <w:rPr>
-          <w:rFonts w:ascii="Roboto" w:hAnsi="Roboto"/>
-          <w:b/>
-          <w:bCs/>
-        </w:rPr>
-        <w:t xml:space="preserve"> L</w:t>
-      </w:r>
-      <w:r>
-        <w:rPr>
-          <w:rFonts w:ascii="Roboto" w:hAnsi="Roboto"/>
-        </w:rPr>
-        <w:t>anguages</w:t>
-      </w:r>
-      <w:r>
-        <w:rPr>
-          <w:rFonts w:ascii="Roboto" w:hAnsi="Roboto"/>
-          <w:b/>
-          <w:bCs/>
-        </w:rPr>
-        <w:t xml:space="preserve"> </w:t>
-      </w:r>
-      <w:r>
-        <w:rPr>
-          <w:rFonts w:ascii="Roboto" w:hAnsi="Roboto"/>
-        </w:rPr>
-        <w:t>(20)</w:t>
-      </w:r>
-      <w:r>
-        <w:rPr>
-          <w:rFonts w:ascii="Roboto" w:hAnsi="Roboto"/>
-          <w:b/>
-          <w:bCs/>
-          <w:lang w:bidi="fa-IR"/>
-        </w:rPr>
-        <w:t xml:space="preserve"> </w:t>
-      </w:r>
-      <w:r>
-        <w:rPr>
-          <w:rFonts w:ascii="Roboto" w:hAnsi="Roboto"/>
-          <w:b/>
-          <w:bCs/>
-        </w:rPr>
-        <w:t>• B</w:t>
-      </w:r>
-      <w:r>
-        <w:rPr>
-          <w:rFonts w:ascii="Roboto" w:hAnsi="Roboto"/>
-        </w:rPr>
-        <w:t xml:space="preserve">asics of </w:t>
-      </w:r>
-      <w:r>
-        <w:rPr>
-          <w:rFonts w:ascii="Roboto" w:hAnsi="Roboto"/>
-          <w:b/>
-          <w:bCs/>
-        </w:rPr>
-        <w:t>W</w:t>
-      </w:r>
-      <w:r>
-        <w:rPr>
-          <w:rFonts w:ascii="Roboto" w:hAnsi="Roboto"/>
-        </w:rPr>
-        <w:t xml:space="preserve">ireless </w:t>
-      </w:r>
-      <w:r>
-        <w:rPr>
-          <w:rFonts w:ascii="Roboto" w:hAnsi="Roboto"/>
-          <w:b/>
-          <w:bCs/>
-        </w:rPr>
-        <w:t>N</w:t>
-      </w:r>
-      <w:r>
-        <w:rPr>
-          <w:rFonts w:ascii="Roboto" w:hAnsi="Roboto"/>
-        </w:rPr>
-        <w:t>etworks (17)</w:t>
-      </w:r>
-      <w:r>
-        <w:rPr>
-          <w:rFonts w:ascii="Roboto" w:hAnsi="Roboto"/>
-          <w:b/>
-          <w:bCs/>
-          <w:lang w:bidi="fa-IR"/>
-        </w:rPr>
-        <w:t xml:space="preserve"> </w:t>
-      </w:r>
-      <w:r>
-        <w:rPr>
-          <w:rFonts w:ascii="Roboto" w:hAnsi="Roboto"/>
-          <w:b/>
-          <w:bCs/>
-        </w:rPr>
-        <w:t>• A</w:t>
-      </w:r>
-      <w:r>
-        <w:rPr>
-          <w:rFonts w:ascii="Roboto" w:hAnsi="Roboto"/>
-        </w:rPr>
-        <w:t xml:space="preserve">dvanced </w:t>
-      </w:r>
-      <w:r>
-        <w:rPr>
-          <w:rFonts w:ascii="Roboto" w:hAnsi="Roboto"/>
-          <w:b/>
-          <w:bCs/>
-        </w:rPr>
-        <w:t>D</w:t>
-      </w:r>
-      <w:r>
-        <w:rPr>
-          <w:rFonts w:ascii="Roboto" w:hAnsi="Roboto"/>
-        </w:rPr>
-        <w:t xml:space="preserve">atabase (18) </w:t>
-      </w:r>
-      <w:r>
-        <w:rPr>
-          <w:rFonts w:ascii="Roboto" w:hAnsi="Roboto"/>
-          <w:b/>
-          <w:bCs/>
-        </w:rPr>
-        <w:t>• L</w:t>
-      </w:r>
-      <w:r>
-        <w:rPr>
-          <w:rFonts w:ascii="Roboto" w:hAnsi="Roboto"/>
-        </w:rPr>
-        <w:t xml:space="preserve">atent and </w:t>
-      </w:r>
-      <w:r>
-        <w:rPr>
-          <w:rFonts w:ascii="Roboto" w:hAnsi="Roboto"/>
-          <w:b/>
-          <w:bCs/>
-        </w:rPr>
-        <w:t>R</w:t>
-      </w:r>
-      <w:r>
-        <w:rPr>
-          <w:rFonts w:ascii="Roboto" w:hAnsi="Roboto"/>
-        </w:rPr>
-        <w:t xml:space="preserve">eal-time </w:t>
-      </w:r>
-      <w:r>
-        <w:rPr>
-          <w:rFonts w:ascii="Roboto" w:hAnsi="Roboto"/>
-          <w:b/>
-          <w:bCs/>
-        </w:rPr>
-        <w:t>S</w:t>
-      </w:r>
-      <w:r>
-        <w:rPr>
-          <w:rFonts w:ascii="Roboto" w:hAnsi="Roboto"/>
-        </w:rPr>
-        <w:t>ystem (19)</w:t>
+        </w:rPr>
+        <w:t xml:space="preserve">Advanced Database (18) </w:t>
+      </w:r>
+      <w:r>
+        <w:rPr>
+          <w:rFonts w:ascii="Roboto" w:hAnsi="Roboto"/>
+          <w:b/>
+          <w:bCs/>
+        </w:rPr>
+        <w:t>•</w:t>
+      </w:r>
+      <w:r>
+        <w:rPr>
+          <w:rFonts w:ascii="Roboto" w:hAnsi="Roboto"/>
+        </w:rPr>
+        <w:t xml:space="preserve"> Latent and Real-time System (19)</w:t>
       </w:r>
     </w:p>
     <w:p>
@@ -3187,12 +2910,7 @@
           <w:lang w:bidi="fa-IR"/>
         </w:rPr>
       </w:pPr>
-    </w:p>
-    <w:p>
-      <w:pPr>
-        <w:tabs>
-          <w:tab w:val="left" w:pos="1996"/>
-        </w:tabs>
+      <w:r>
         <w:rPr>
           <w:rFonts w:ascii="Roboto" w:hAnsi="Roboto"/>
           <w:b/>
@@ -3201,16 +2919,7 @@
           <w:szCs w:val="28"/>
           <w:lang w:bidi="fa-IR"/>
         </w:rPr>
-      </w:pPr>
-      <w:r>
-        <w:rPr>
-          <w:rFonts w:ascii="Roboto" w:hAnsi="Roboto"/>
-          <w:b/>
-          <w:bCs/>
-          <w:sz w:val="28"/>
-          <w:szCs w:val="28"/>
-          <w:lang w:bidi="fa-IR"/>
-        </w:rPr>
+        <w:lastRenderedPageBreak/>
         <w:t>TECHNICAL SKILLS</w:t>
       </w:r>
     </w:p>
@@ -3226,97 +2935,31 @@
         </w:tabs>
         <w:rPr>
           <w:rFonts w:ascii="Roboto" w:hAnsi="Roboto"/>
-          <w:b/>
-          <w:bCs/>
-          <w:lang w:bidi="fa-IR"/>
-        </w:rPr>
-      </w:pPr>
-      <w:r>
-        <w:rPr>
-          <w:rFonts w:ascii="Roboto" w:hAnsi="Roboto"/>
-          <w:b/>
-          <w:bCs/>
-          <w:lang w:bidi="fa-IR"/>
-        </w:rPr>
-        <w:t>Programming Languages: P</w:t>
-      </w:r>
-      <w:r>
-        <w:rPr>
-          <w:rFonts w:ascii="Roboto" w:hAnsi="Roboto"/>
-          <w:lang w:bidi="fa-IR"/>
-        </w:rPr>
-        <w:t xml:space="preserve">HP, </w:t>
-      </w:r>
-      <w:r>
-        <w:rPr>
-          <w:rFonts w:ascii="Roboto" w:hAnsi="Roboto"/>
-          <w:b/>
-          <w:bCs/>
-          <w:lang w:bidi="fa-IR"/>
-        </w:rPr>
-        <w:t>P</w:t>
-      </w:r>
-      <w:r>
-        <w:rPr>
-          <w:rFonts w:ascii="Roboto" w:hAnsi="Roboto"/>
-          <w:lang w:bidi="fa-IR"/>
-        </w:rPr>
-        <w:t xml:space="preserve">ython, </w:t>
-      </w:r>
-      <w:r>
-        <w:rPr>
-          <w:rFonts w:ascii="Roboto" w:hAnsi="Roboto"/>
-          <w:b/>
-          <w:bCs/>
-          <w:lang w:bidi="fa-IR"/>
-        </w:rPr>
-        <w:t>J</w:t>
-      </w:r>
-      <w:r>
-        <w:rPr>
-          <w:rFonts w:ascii="Roboto" w:hAnsi="Roboto"/>
-          <w:lang w:bidi="fa-IR"/>
-        </w:rPr>
-        <w:t>ava</w:t>
-      </w:r>
-      <w:r>
-        <w:rPr>
-          <w:rFonts w:ascii="Roboto" w:hAnsi="Roboto"/>
-          <w:b/>
-          <w:bCs/>
-          <w:lang w:bidi="fa-IR"/>
-        </w:rPr>
-        <w:t>S</w:t>
-      </w:r>
-      <w:r>
-        <w:rPr>
-          <w:rFonts w:ascii="Roboto" w:hAnsi="Roboto"/>
-          <w:lang w:bidi="fa-IR"/>
-        </w:rPr>
-        <w:t>cript</w:t>
-      </w:r>
-      <w:r>
-        <w:rPr>
-          <w:rFonts w:ascii="Roboto" w:hAnsi="Roboto"/>
-          <w:lang w:bidi="fa-IR"/>
-        </w:rPr>
-        <w:t xml:space="preserve">, </w:t>
-      </w:r>
-      <w:r>
-        <w:rPr>
-          <w:rFonts w:ascii="Roboto" w:hAnsi="Roboto"/>
-          <w:b/>
-          <w:bCs/>
-          <w:lang w:bidi="fa-IR"/>
-        </w:rPr>
-        <w:t>M</w:t>
-      </w:r>
-      <w:r>
-        <w:rPr>
-          <w:rFonts w:ascii="Roboto" w:hAnsi="Roboto"/>
-          <w:lang w:bidi="fa-IR"/>
-        </w:rPr>
-        <w:t>atlab</w:t>
+          <w:lang w:bidi="fa-IR"/>
+        </w:rPr>
+      </w:pPr>
+      <w:r>
+        <w:rPr>
+          <w:rFonts w:ascii="Roboto" w:hAnsi="Roboto"/>
+          <w:b/>
+          <w:bCs/>
+          <w:lang w:bidi="fa-IR"/>
+        </w:rPr>
+        <w:t xml:space="preserve">Programming Languages: </w:t>
+      </w:r>
+      <w:r>
+        <w:rPr>
+          <w:rFonts w:ascii="Roboto" w:hAnsi="Roboto"/>
+          <w:lang w:bidi="fa-IR"/>
+        </w:rPr>
+        <w:t>PHP, Python, JavaScript</w:t>
+      </w:r>
+      <w:r>
+        <w:rPr>
+          <w:rFonts w:ascii="Roboto" w:hAnsi="Roboto"/>
+          <w:lang w:bidi="fa-IR"/>
+        </w:rPr>
+        <w:t>, Matlab</w:t>
       </w:r>
     </w:p>
     <w:p>
@@ -3341,62 +2984,14 @@
           <w:bCs/>
           <w:lang w:bidi="fa-IR"/>
         </w:rPr>
-        <w:t>Frameworks: L</w:t>
-      </w:r>
-      <w:r>
-        <w:rPr>
-          <w:rFonts w:ascii="Roboto" w:hAnsi="Roboto"/>
-          <w:lang w:bidi="fa-IR"/>
-        </w:rPr>
-        <w:t xml:space="preserve">aravel, </w:t>
-      </w:r>
-      <w:r>
-        <w:rPr>
-          <w:rFonts w:ascii="Roboto" w:hAnsi="Roboto"/>
-          <w:b/>
-          <w:bCs/>
-          <w:lang w:bidi="fa-IR"/>
-        </w:rPr>
-        <w:t>L</w:t>
-      </w:r>
-      <w:r>
-        <w:rPr>
-          <w:rFonts w:ascii="Roboto" w:hAnsi="Roboto"/>
-          <w:lang w:bidi="fa-IR"/>
-        </w:rPr>
-        <w:t xml:space="preserve">umen, </w:t>
-      </w:r>
-      <w:r>
-        <w:rPr>
-          <w:rFonts w:ascii="Roboto" w:hAnsi="Roboto"/>
-          <w:b/>
-          <w:bCs/>
-          <w:lang w:bidi="fa-IR"/>
-        </w:rPr>
-        <w:t>V</w:t>
-      </w:r>
-      <w:r>
-        <w:rPr>
-          <w:rFonts w:ascii="Roboto" w:hAnsi="Roboto"/>
-          <w:lang w:bidi="fa-IR"/>
-        </w:rPr>
-        <w:t xml:space="preserve">ue.js, </w:t>
-      </w:r>
-      <w:r>
-        <w:rPr>
-          <w:rFonts w:ascii="Roboto" w:hAnsi="Roboto"/>
-          <w:b/>
-          <w:bCs/>
-          <w:lang w:bidi="fa-IR"/>
-        </w:rPr>
-        <w:t>N</w:t>
-      </w:r>
-      <w:r>
-        <w:rPr>
-          <w:rFonts w:ascii="Roboto" w:hAnsi="Roboto"/>
-          <w:lang w:bidi="fa-IR"/>
-        </w:rPr>
-        <w:t>uxt.js</w:t>
+        <w:t xml:space="preserve">Frameworks: </w:t>
+      </w:r>
+      <w:r>
+        <w:rPr>
+          <w:rFonts w:ascii="Roboto" w:hAnsi="Roboto"/>
+          <w:lang w:bidi="fa-IR"/>
+        </w:rPr>
+        <w:t>Laravel, Lumen, Vue.js, Nuxt.js</w:t>
       </w:r>
     </w:p>
     <w:p>
@@ -3411,8 +3006,6 @@
         </w:tabs>
         <w:rPr>
           <w:rFonts w:ascii="Roboto" w:hAnsi="Roboto"/>
-          <w:b/>
-          <w:bCs/>
           <w:lang w:bidi="fa-IR"/>
         </w:rPr>
       </w:pPr>
@@ -3494,53 +3087,21 @@
           <w:bCs/>
           <w:lang w:bidi="fa-IR"/>
         </w:rPr>
-        <w:t>Databases: M</w:t>
-      </w:r>
-      <w:r>
-        <w:rPr>
-          <w:rFonts w:ascii="Roboto" w:hAnsi="Roboto"/>
-          <w:lang w:bidi="fa-IR"/>
-        </w:rPr>
-        <w:t xml:space="preserve">ySQL, </w:t>
-      </w:r>
-      <w:r>
-        <w:rPr>
-          <w:rFonts w:ascii="Roboto" w:hAnsi="Roboto"/>
-          <w:b/>
-          <w:bCs/>
-          <w:lang w:bidi="fa-IR"/>
-        </w:rPr>
-        <w:t>P</w:t>
-      </w:r>
-      <w:r>
-        <w:rPr>
-          <w:rFonts w:ascii="Roboto" w:hAnsi="Roboto"/>
-          <w:lang w:bidi="fa-IR"/>
-        </w:rPr>
-        <w:t>ostgreSQL</w:t>
-      </w:r>
-      <w:r>
-        <w:rPr>
-          <w:rFonts w:ascii="Roboto" w:hAnsi="Roboto"/>
-          <w:lang w:bidi="fa-IR"/>
-        </w:rPr>
-        <w:t xml:space="preserve">, </w:t>
-      </w:r>
-      <w:r>
-        <w:rPr>
-          <w:rFonts w:ascii="Roboto" w:hAnsi="Roboto"/>
-          <w:b/>
-          <w:bCs/>
-          <w:lang w:bidi="fa-IR"/>
-        </w:rPr>
-        <w:t>R</w:t>
-      </w:r>
-      <w:r>
-        <w:rPr>
-          <w:rFonts w:ascii="Roboto" w:hAnsi="Roboto"/>
-          <w:lang w:bidi="fa-IR"/>
-        </w:rPr>
-        <w:t>edis</w:t>
+        <w:t xml:space="preserve">Databases: </w:t>
+      </w:r>
+      <w:r>
+        <w:rPr>
+          <w:rFonts w:ascii="Roboto" w:hAnsi="Roboto"/>
+          <w:lang w:bidi="fa-IR"/>
+        </w:rPr>
+        <w:t>MySQL, PostgreSQL</w:t>
+      </w:r>
+      <w:r>
+        <w:rPr>
+          <w:rFonts w:ascii="Roboto" w:hAnsi="Roboto"/>
+          <w:lang w:bidi="fa-IR"/>
+        </w:rPr>
+        <w:t>, Redis</w:t>
       </w:r>
     </w:p>
     <w:p>
@@ -4080,8 +3641,6 @@
           <w:rPr>
             <w:rStyle w:val="Hyperlink"/>
             <w:rFonts w:ascii="Roboto" w:hAnsi="Roboto"/>
-            <w:b/>
-            <w:bCs/>
             <w:u w:val="none"/>
             <w:lang w:bidi="fa-IR"/>
           </w:rPr>
@@ -4204,8 +3763,6 @@
           <w:rPr>
             <w:rStyle w:val="Hyperlink"/>
             <w:rFonts w:ascii="Roboto" w:hAnsi="Roboto"/>
-            <w:b/>
-            <w:bCs/>
             <w:u w:val="none"/>
             <w:lang w:bidi="fa-IR"/>
           </w:rPr>
@@ -4269,8 +3826,10 @@
     <w:p>
       <w:pPr>
         <w:pStyle w:val="ListParagraph"/>
-        <w:rPr>
-          <w:rFonts w:ascii="Roboto" w:hAnsi="Roboto"/>
+        <w:spacing w:line="240" w:lineRule="auto"/>
+        <w:rPr>
+          <w:rFonts w:ascii="Roboto" w:hAnsi="Roboto"/>
+          <w:color w:val="0563C1" w:themeColor="hyperlink"/>
           <w:lang w:bidi="fa-IR"/>
         </w:rPr>
       </w:pPr>
@@ -4300,6 +3859,7 @@
           <w:ilvl w:val="0"/>
           <w:numId w:val="7"/>
         </w:numPr>
+        <w:spacing w:line="240" w:lineRule="auto"/>
         <w:rPr>
           <w:rFonts w:ascii="Roboto" w:hAnsi="Roboto"/>
           <w:b/>
@@ -4312,8 +3872,6 @@
           <w:rPr>
             <w:rStyle w:val="Hyperlink"/>
             <w:rFonts w:ascii="Roboto" w:hAnsi="Roboto"/>
-            <w:b/>
-            <w:bCs/>
             <w:u w:val="none"/>
             <w:lang w:bidi="fa-IR"/>
           </w:rPr>
@@ -6356,6 +5914,22 @@
       <w:u w:val="single"/>
     </w:rPr>
   </w:style>
+  <w:style w:type="paragraph" w:customStyle="1" w:styleId="Default">
+    <w:name w:val="Default"/>
+    <w:rsid w:val="00D373F8"/>
+    <w:pPr>
+      <w:autoSpaceDE w:val="0"/>
+      <w:autoSpaceDN w:val="0"/>
+      <w:adjustRightInd w:val="0"/>
+      <w:spacing w:after="0" w:line="240" w:lineRule="auto"/>
+    </w:pPr>
+    <w:rPr>
+      <w:rFonts w:ascii="Arial" w:hAnsi="Arial" w:cs="Arial"/>
+      <w:color w:val="000000"/>
+      <w:sz w:val="24"/>
+      <w:szCs w:val="24"/>
+    </w:rPr>
+  </w:style>
 </w:styles>
 </file>
 
